--- a/pc_package/PCP-010_ufdf.docx
+++ b/pc_package/PCP-010_ufdf.docx
@@ -814,49 +814,49 @@
         <w:pStyle w:val="FirstParagraph"/>
       </w:pPr>
       <w:r>
-        <w:t xml:space="preserve">ALCOA+, attributable, legible, contemporaneous, original, accurate, and complete,</w:t>
-      </w:r>
-      <w:r>
-        <w:t xml:space="preserve"> </w:t>
-      </w:r>
-      <w:r>
-        <w:t xml:space="preserve">consistent, enduring, available; AMV, analytical method validation; CEX, cation</w:t>
-      </w:r>
-      <w:r>
-        <w:t xml:space="preserve"> </w:t>
-      </w:r>
-      <w:r>
-        <w:t xml:space="preserve">exchange chromatography; CQA, critical quality attribute; DS, drug substance; DV,</w:t>
-      </w:r>
-      <w:r>
-        <w:t xml:space="preserve"> </w:t>
-      </w:r>
-      <w:r>
-        <w:t xml:space="preserve">diavolume; HMW, high molecular weight species; icIEF, imaged capillary isoelectric</w:t>
-      </w:r>
-      <w:r>
-        <w:t xml:space="preserve"> </w:t>
-      </w:r>
-      <w:r>
-        <w:t xml:space="preserve">focusing; KPP, key process parameter; MSAT, Manufacturing Science and Technology; NOR,</w:t>
-      </w:r>
-      <w:r>
-        <w:t xml:space="preserve"> </w:t>
-      </w:r>
-      <w:r>
-        <w:t xml:space="preserve">normal operating range; PAR, proven acceptable range; PCP, Process Characterization</w:t>
-      </w:r>
-      <w:r>
-        <w:t xml:space="preserve"> </w:t>
-      </w:r>
-      <w:r>
-        <w:t xml:space="preserve">Plan; PCR, Process Characterization Report; SEC, size exclusion chromatography; SOP,</w:t>
-      </w:r>
-      <w:r>
-        <w:t xml:space="preserve"> </w:t>
-      </w:r>
-      <w:r>
-        <w:t xml:space="preserve">standard operating procedure.</w:t>
+        <w:t xml:space="preserve">AMV, analytical method validation; CQA, critical</w:t>
+      </w:r>
+      <w:r>
+        <w:t xml:space="preserve"> </w:t>
+      </w:r>
+      <w:r>
+        <w:t xml:space="preserve">quality attribute; CPP, critical process parameter; DF, diafiltration; DS, drug substance;</w:t>
+      </w:r>
+      <w:r>
+        <w:t xml:space="preserve"> </w:t>
+      </w:r>
+      <w:r>
+        <w:t xml:space="preserve">DV, diavolume; GPP, general process parameter; HMW, high molecular weight; icIEF, imaged</w:t>
+      </w:r>
+      <w:r>
+        <w:t xml:space="preserve"> </w:t>
+      </w:r>
+      <w:r>
+        <w:t xml:space="preserve">capillary isoelectric focusing; KPP, key process parameter; MSAT, Manufacturing Science and</w:t>
+      </w:r>
+      <w:r>
+        <w:t xml:space="preserve"> </w:t>
+      </w:r>
+      <w:r>
+        <w:t xml:space="preserve">Technology; NOR, normal operating range; PAR, proven acceptable range; RPN, risk priority</w:t>
+      </w:r>
+      <w:r>
+        <w:t xml:space="preserve"> </w:t>
+      </w:r>
+      <w:r>
+        <w:t xml:space="preserve">number; SEC, size exclusion chromatography; SOP, standard operating procedure; TFF,</w:t>
+      </w:r>
+      <w:r>
+        <w:t xml:space="preserve"> </w:t>
+      </w:r>
+      <w:r>
+        <w:t xml:space="preserve">tangential flow filtration; TMP, transmembrane pressure; UF, ultrafiltration; UV,</w:t>
+      </w:r>
+      <w:r>
+        <w:t xml:space="preserve"> </w:t>
+      </w:r>
+      <w:r>
+        <w:t xml:space="preserve">ultraviolet; WC-CPP, well controlled critical process parameter.</w:t>
       </w:r>
     </w:p>
     <w:p>
@@ -865,7 +865,7 @@
       </w:r>
     </w:p>
     <w:bookmarkEnd w:id="11"/>
-    <w:bookmarkStart w:id="12" w:name="sec-purpose"/>
+    <w:bookmarkStart w:id="12" w:name="purpose-and-scope"/>
     <w:p>
       <w:pPr>
         <w:pStyle w:val="Heading1"/>
@@ -879,37 +879,43 @@
         <w:pStyle w:val="FirstParagraph"/>
       </w:pPr>
       <w:r>
-        <w:t xml:space="preserve">This plan defines the process characterization study for the ultrafiltration and</w:t>
-      </w:r>
-      <w:r>
-        <w:t xml:space="preserve"> </w:t>
-      </w:r>
-      <w:r>
-        <w:t xml:space="preserve">diafiltration step of the A-Mab drug substance process. The step concentrates the</w:t>
-      </w:r>
-      <w:r>
-        <w:t xml:space="preserve"> </w:t>
-      </w:r>
-      <w:r>
-        <w:t xml:space="preserve">virus-filtered pool, exchanges it into the formulation buffer, and delivers the drug</w:t>
-      </w:r>
-      <w:r>
-        <w:t xml:space="preserve"> </w:t>
-      </w:r>
-      <w:r>
-        <w:t xml:space="preserve">substance at its target concentration of 75 g/L. It</w:t>
-      </w:r>
-      <w:r>
-        <w:t xml:space="preserve"> </w:t>
-      </w:r>
-      <w:r>
-        <w:t xml:space="preserve">is the last unit operation of the drug substance process, and the material it delivers</w:t>
-      </w:r>
-      <w:r>
-        <w:t xml:space="preserve"> </w:t>
-      </w:r>
-      <w:r>
-        <w:t xml:space="preserve">is the material that is filled and released.</w:t>
+        <w:t xml:space="preserve">Ultrafiltration and diafiltration is the last operation of the A-Mab drug substance</w:t>
+      </w:r>
+      <w:r>
+        <w:t xml:space="preserve"> </w:t>
+      </w:r>
+      <w:r>
+        <w:t xml:space="preserve">process. It concentrates the filtrate of the small virus retentive filtration step,</w:t>
+      </w:r>
+      <w:r>
+        <w:t xml:space="preserve"> </w:t>
+      </w:r>
+      <w:r>
+        <w:t xml:space="preserve">exchanges it into the formulation buffer and delivers the drug substance at its target</w:t>
+      </w:r>
+      <w:r>
+        <w:t xml:space="preserve"> </w:t>
+      </w:r>
+      <w:r>
+        <w:t xml:space="preserve">concentration of 75 g/L. This plan defines the characterization</w:t>
+      </w:r>
+      <w:r>
+        <w:t xml:space="preserve"> </w:t>
+      </w:r>
+      <w:r>
+        <w:t xml:space="preserve">study for that operation. It states which parameters will be studied, over which ranges,</w:t>
+      </w:r>
+      <w:r>
+        <w:t xml:space="preserve"> </w:t>
+      </w:r>
+      <w:r>
+        <w:t xml:space="preserve">on which scale-down system, and how the outcome will be judged. It is written before the</w:t>
+      </w:r>
+      <w:r>
+        <w:t xml:space="preserve"> </w:t>
+      </w:r>
+      <w:r>
+        <w:t xml:space="preserve">study is executed and it reports no results.</w:t>
       </w:r>
     </w:p>
     <w:p>
@@ -917,51 +923,13 @@
         <w:pStyle w:val="BodyText"/>
       </w:pPr>
       <w:r>
-        <w:t xml:space="preserve">The step forms no critical quality attribute, and no clearance claim is made for it.</w:t>
-      </w:r>
-      <w:r>
-        <w:t xml:space="preserve"> </w:t>
-      </w:r>
-      <w:r>
-        <w:t xml:space="preserve">Its parameters are key process parameters (KPP), and the purpose of characterizing them</w:t>
-      </w:r>
-      <w:r>
-        <w:t xml:space="preserve"> </w:t>
-      </w:r>
-      <w:r>
-        <w:t xml:space="preserve">is to bound process performance and batch consistency and not to control a quality</w:t>
-      </w:r>
-      <w:r>
-        <w:t xml:space="preserve"> </w:t>
-      </w:r>
-      <w:r>
-        <w:t xml:space="preserve">attribute. That changes what this study has to establish, because everything it has to</w:t>
-      </w:r>
-      <w:r>
-        <w:t xml:space="preserve"> </w:t>
-      </w:r>
-      <w:r>
-        <w:t xml:space="preserve">establish is a property of the operation itself. Buffer exchange must be complete, the</w:t>
-      </w:r>
-      <w:r>
-        <w:t xml:space="preserve"> </w:t>
-      </w:r>
-      <w:r>
-        <w:t xml:space="preserve">target concentration must be met, the product mass must be accounted for, and the</w:t>
-      </w:r>
-      <w:r>
-        <w:t xml:space="preserve"> </w:t>
-      </w:r>
-      <w:r>
-        <w:t xml:space="preserve">product must leave the step in the state in which it entered.</w:t>
-      </w:r>
-    </w:p>
-    <w:p>
-      <w:pPr>
-        <w:pStyle w:val="BodyText"/>
-      </w:pPr>
-      <w:r>
-        <w:t xml:space="preserve">The plan covers the scale-down system, the 3 parameters listed in</w:t>
+        <w:t xml:space="preserve">The study covers all 3 operating parameters of the step, each</w:t>
+      </w:r>
+      <w:r>
+        <w:t xml:space="preserve"> </w:t>
+      </w:r>
+      <w:r>
+        <w:t xml:space="preserve">assessed one at a time over the range given in</w:t>
       </w:r>
       <w:r>
         <w:t xml:space="preserve"> </w:t>
@@ -971,47 +939,47 @@
           <w:rPr>
             <w:rStyle w:val="Hyperlink"/>
           </w:rPr>
-          <w:t xml:space="preserve">Table 5</w:t>
+          <w:t xml:space="preserve">Table 7</w:t>
         </w:r>
       </w:hyperlink>
       <w:r>
-        <w:t xml:space="preserve">, the process performance responses associated with them, and the</w:t>
-      </w:r>
-      <w:r>
-        <w:t xml:space="preserve"> </w:t>
-      </w:r>
-      <w:r>
-        <w:t xml:space="preserve">confirmatory monitoring of the two drug substance attributes (aggregate content and</w:t>
-      </w:r>
-      <w:r>
-        <w:t xml:space="preserve"> </w:t>
-      </w:r>
-      <w:r>
-        <w:t xml:space="preserve">charge variants) that a concentration operation could plausibly affect. The study will</w:t>
-      </w:r>
-      <w:r>
-        <w:t xml:space="preserve"> </w:t>
-      </w:r>
-      <w:r>
-        <w:t xml:space="preserve">be executed at Novacyte Biologics on a</w:t>
-      </w:r>
-      <w:r>
-        <w:t xml:space="preserve"> </w:t>
-      </w:r>
-      <w:r>
-        <w:t xml:space="preserve">qualified scale-down model, under the operating procedure for the step (SOP-2013) and</w:t>
-      </w:r>
-      <w:r>
-        <w:t xml:space="preserve"> </w:t>
-      </w:r>
-      <w:r>
-        <w:t xml:space="preserve">the scale-down qualification procedure (SOP-1001), in support of the technology</w:t>
-      </w:r>
-      <w:r>
-        <w:t xml:space="preserve"> </w:t>
-      </w:r>
-      <w:r>
-        <w:t xml:space="preserve">transfer described in PTP-001.</w:t>
+        <w:t xml:space="preserve">. Membrane selection, formulation</w:t>
+      </w:r>
+      <w:r>
+        <w:t xml:space="preserve"> </w:t>
+      </w:r>
+      <w:r>
+        <w:t xml:space="preserve">buffer composition and the drug product operations that follow the step are outside the</w:t>
+      </w:r>
+      <w:r>
+        <w:t xml:space="preserve"> </w:t>
+      </w:r>
+      <w:r>
+        <w:t xml:space="preserve">scope of this plan and of the drug substance characterization package. No quality attribute</w:t>
+      </w:r>
+      <w:r>
+        <w:t xml:space="preserve"> </w:t>
+      </w:r>
+      <w:r>
+        <w:t xml:space="preserve">in the drug substance register is assigned to this step, and no viral clearance or impurity</w:t>
+      </w:r>
+      <w:r>
+        <w:t xml:space="preserve"> </w:t>
+      </w:r>
+      <w:r>
+        <w:t xml:space="preserve">clearance is claimed for it. The step is characterized because it sets the concentration</w:t>
+      </w:r>
+      <w:r>
+        <w:t xml:space="preserve"> </w:t>
+      </w:r>
+      <w:r>
+        <w:t xml:space="preserve">and the buffer of the drug substance, and because its operating ranges have to be justified</w:t>
+      </w:r>
+      <w:r>
+        <w:t xml:space="preserve"> </w:t>
+      </w:r>
+      <w:r>
+        <w:t xml:space="preserve">before the process is transferred to the receiving site, Novacyte Biologics — Grafton, WI (Commercial DS).</w:t>
       </w:r>
     </w:p>
     <w:p>
@@ -1019,47 +987,71 @@
         <w:pStyle w:val="BodyText"/>
       </w:pPr>
       <w:r>
-        <w:t xml:space="preserve">Formulation characterization is out of scope. The identity and composition of the</w:t>
-      </w:r>
-      <w:r>
-        <w:t xml:space="preserve"> </w:t>
-      </w:r>
-      <w:r>
-        <w:t xml:space="preserve">diafiltration buffer are set by the drug product development programme, and they are</w:t>
-      </w:r>
-      <w:r>
-        <w:t xml:space="preserve"> </w:t>
-      </w:r>
-      <w:r>
-        <w:t xml:space="preserve">controlled at this step by SOP-2013. Excipient levels, pH, viscosity and the stability</w:t>
-      </w:r>
-      <w:r>
-        <w:t xml:space="preserve"> </w:t>
-      </w:r>
-      <w:r>
-        <w:t xml:space="preserve">of the formulated drug substance are characterized and reported in the drug product</w:t>
-      </w:r>
-      <w:r>
-        <w:t xml:space="preserve"> </w:t>
-      </w:r>
-      <w:r>
-        <w:t xml:space="preserve">package, and this plan takes the formulation as given. Commercial-scale process</w:t>
-      </w:r>
-      <w:r>
-        <w:t xml:space="preserve"> </w:t>
-      </w:r>
-      <w:r>
-        <w:t xml:space="preserve">performance qualification is also out of scope, and the 5</w:t>
-      </w:r>
-      <w:r>
-        <w:t xml:space="preserve"> </w:t>
-      </w:r>
-      <w:r>
-        <w:t xml:space="preserve">qualification batches are planned separately under PTP-001.</w:t>
+        <w:t xml:space="preserve">The plan is written under the lifecycle approach to process validation</w:t>
+      </w:r>
+      <w:r>
+        <w:t xml:space="preserve"> </w:t>
+      </w:r>
+      <w:r>
+        <w:t xml:space="preserve">(U.S. Food and Drug Administration 2011)</w:t>
+      </w:r>
+      <w:r>
+        <w:t xml:space="preserve"> </w:t>
+      </w:r>
+      <w:r>
+        <w:t xml:space="preserve">and the</w:t>
+      </w:r>
+      <w:r>
+        <w:t xml:space="preserve"> </w:t>
+      </w:r>
+      <w:r>
+        <w:t xml:space="preserve">enhanced development approach of ICH Q8, Q9 and Q11</w:t>
+      </w:r>
+      <w:r>
+        <w:t xml:space="preserve"> </w:t>
+      </w:r>
+      <w:r>
+        <w:t xml:space="preserve">(International Council for Harmonisation 2009, 2023b, 2012)</w:t>
+      </w:r>
+      <w:r>
+        <w:t xml:space="preserve">. Its content</w:t>
+      </w:r>
+      <w:r>
+        <w:t xml:space="preserve"> </w:t>
+      </w:r>
+      <w:r>
+        <w:t xml:space="preserve">belongs to Stage 1, process design. The A-Mab case study treats this operation as part of</w:t>
+      </w:r>
+      <w:r>
+        <w:t xml:space="preserve"> </w:t>
+      </w:r>
+      <w:r>
+        <w:t xml:space="preserve">the formulation and reports it with the drug product</w:t>
+      </w:r>
+      <w:r>
+        <w:t xml:space="preserve"> </w:t>
+      </w:r>
+      <w:r>
+        <w:t xml:space="preserve">(CMC Biotech Working Group 2009)</w:t>
+      </w:r>
+      <w:r>
+        <w:t xml:space="preserve">, and the position taken</w:t>
+      </w:r>
+      <w:r>
+        <w:t xml:space="preserve"> </w:t>
+      </w:r>
+      <w:r>
+        <w:t xml:space="preserve">here is the same in substance. The step is included in the drug substance package for</w:t>
+      </w:r>
+      <w:r>
+        <w:t xml:space="preserve"> </w:t>
+      </w:r>
+      <w:r>
+        <w:t xml:space="preserve">completeness of the transfer, not because a drug substance attribute depends on it.</w:t>
       </w:r>
     </w:p>
     <w:bookmarkEnd w:id="12"/>
-    <w:bookmarkStart w:id="13" w:name="sec-objectives"/>
+    <w:bookmarkStart w:id="13" w:name="objectives"/>
     <w:p>
       <w:pPr>
         <w:pStyle w:val="Heading1"/>
@@ -1085,19 +1077,13 @@
         </w:numPr>
       </w:pPr>
       <w:r>
-        <w:t xml:space="preserve">Qualify the scale-down ultrafiltration and diafiltration system against</w:t>
-      </w:r>
-      <w:r>
-        <w:t xml:space="preserve"> </w:t>
-      </w:r>
-      <w:r>
-        <w:t xml:space="preserve">commercial-scale performance, so that ranges established on it can be applied to the</w:t>
-      </w:r>
-      <w:r>
-        <w:t xml:space="preserve"> </w:t>
-      </w:r>
-      <w:r>
-        <w:t xml:space="preserve">commercial process.</w:t>
+        <w:t xml:space="preserve">Confirm that the size variant and charge variant content of the pool is unchanged across</w:t>
+      </w:r>
+      <w:r>
+        <w:t xml:space="preserve"> </w:t>
+      </w:r>
+      <w:r>
+        <w:t xml:space="preserve">the step, over the ranges studied and within the precision of the methods used.</w:t>
       </w:r>
     </w:p>
     <w:p>
@@ -1109,36 +1095,13 @@
         </w:numPr>
       </w:pPr>
       <w:r>
-        <w:t xml:space="preserve">Quantify the effect of each parameter in</w:t>
-      </w:r>
-      <w:r>
-        <w:t xml:space="preserve"> </w:t>
-      </w:r>
-      <w:hyperlink w:anchor="tbl-params">
-        <w:r>
-          <w:rPr>
-            <w:rStyle w:val="Hyperlink"/>
-          </w:rPr>
-          <w:t xml:space="preserve">Table 5</w:t>
-        </w:r>
-      </w:hyperlink>
-      <w:r>
-        <w:t xml:space="preserve"> </w:t>
-      </w:r>
-      <w:r>
-        <w:t xml:space="preserve">on the process performance</w:t>
-      </w:r>
-      <w:r>
-        <w:t xml:space="preserve"> </w:t>
-      </w:r>
-      <w:r>
-        <w:t xml:space="preserve">responses (buffer exchange, final concentration, step yield and mass balance) across</w:t>
-      </w:r>
-      <w:r>
-        <w:t xml:space="preserve"> </w:t>
-      </w:r>
-      <w:r>
-        <w:t xml:space="preserve">the characterization ranges.</w:t>
+        <w:t xml:space="preserve">Establish the range of each parameter over which product quality remains acceptable and</w:t>
+      </w:r>
+      <w:r>
+        <w:t xml:space="preserve"> </w:t>
+      </w:r>
+      <w:r>
+        <w:t xml:space="preserve">the operation performs as intended, with the other parameters at their set-points.</w:t>
       </w:r>
     </w:p>
     <w:p>
@@ -1150,27 +1113,19 @@
         </w:numPr>
       </w:pPr>
       <w:r>
-        <w:t xml:space="preserve">Establish a proven acceptable range for each parameter against the acceptance</w:t>
-      </w:r>
-      <w:r>
-        <w:t xml:space="preserve"> </w:t>
-      </w:r>
-      <w:r>
-        <w:t xml:space="preserve">criteria of</w:t>
-      </w:r>
-      <w:r>
-        <w:t xml:space="preserve"> </w:t>
-      </w:r>
-      <w:hyperlink w:anchor="sec-acceptance">
-        <w:r>
-          <w:rPr>
-            <w:rStyle w:val="Hyperlink"/>
-          </w:rPr>
-          <w:t xml:space="preserve">Section 7</w:t>
-        </w:r>
-      </w:hyperlink>
-      <w:r>
-        <w:t xml:space="preserve">.</w:t>
+        <w:t xml:space="preserve">Confirm that the step delivers drug substance at the target concentration, and that the</w:t>
+      </w:r>
+      <w:r>
+        <w:t xml:space="preserve"> </w:t>
+      </w:r>
+      <w:r>
+        <w:t xml:space="preserve">number of diavolumes applied in each run is verified against the mass of permeate</w:t>
+      </w:r>
+      <w:r>
+        <w:t xml:space="preserve"> </w:t>
+      </w:r>
+      <w:r>
+        <w:t xml:space="preserve">collected.</w:t>
       </w:r>
     </w:p>
     <w:p>
@@ -1182,19 +1137,7 @@
         </w:numPr>
       </w:pPr>
       <w:r>
-        <w:t xml:space="preserve">Confirm that aggregate content and charge variant distribution are unchanged across</w:t>
-      </w:r>
-      <w:r>
-        <w:t xml:space="preserve"> </w:t>
-      </w:r>
-      <w:r>
-        <w:t xml:space="preserve">the step, within the precision of the methods used to measure them (AMV-3011 and</w:t>
-      </w:r>
-      <w:r>
-        <w:t xml:space="preserve"> </w:t>
-      </w:r>
-      <w:r>
-        <w:t xml:space="preserve">AMV-3013).</w:t>
+        <w:t xml:space="preserve">Classify each parameter under SOP-4001, with the evidence on which the class rests.</w:t>
       </w:r>
     </w:p>
     <w:p>
@@ -1206,23 +1149,23 @@
         </w:numPr>
       </w:pPr>
       <w:r>
-        <w:t xml:space="preserve">Confirm the key process parameter classification of all 3</w:t>
-      </w:r>
-      <w:r>
-        <w:t xml:space="preserve"> </w:t>
-      </w:r>
-      <w:r>
-        <w:t xml:space="preserve">parameters, and provide the operating ranges that the control strategy will carry</w:t>
-      </w:r>
-      <w:r>
-        <w:t xml:space="preserve"> </w:t>
-      </w:r>
-      <w:r>
-        <w:t xml:space="preserve">into Stage 2.</w:t>
+        <w:t xml:space="preserve">Provide the operating ranges, in-process controls and monitoring that the control</w:t>
+      </w:r>
+      <w:r>
+        <w:t xml:space="preserve"> </w:t>
+      </w:r>
+      <w:r>
+        <w:t xml:space="preserve">strategy requires, and the process understanding the receiving site needs to run the</w:t>
+      </w:r>
+      <w:r>
+        <w:t xml:space="preserve"> </w:t>
+      </w:r>
+      <w:r>
+        <w:t xml:space="preserve">step.</w:t>
       </w:r>
     </w:p>
     <w:bookmarkEnd w:id="13"/>
-    <w:bookmarkStart w:id="16" w:name="sec-related"/>
+    <w:bookmarkStart w:id="16" w:name="related-documents"/>
     <w:p>
       <w:pPr>
         <w:pStyle w:val="Heading1"/>
@@ -1236,7 +1179,13 @@
         <w:pStyle w:val="FirstParagraph"/>
       </w:pPr>
       <w:r>
-        <w:t xml:space="preserve">This plan sits inside the characterization package summarized in</w:t>
+        <w:t xml:space="preserve">This plan sits under the transfer plan, the master plan and the risk assessment, and it</w:t>
+      </w:r>
+      <w:r>
+        <w:t xml:space="preserve"> </w:t>
+      </w:r>
+      <w:r>
+        <w:t xml:space="preserve">produces one report. Those documents are listed in</w:t>
       </w:r>
       <w:r>
         <w:t xml:space="preserve"> </w:t>
@@ -1250,25 +1199,7 @@
         </w:r>
       </w:hyperlink>
       <w:r>
-        <w:t xml:space="preserve">. Its</w:t>
-      </w:r>
-      <w:r>
-        <w:t xml:space="preserve"> </w:t>
-      </w:r>
-      <w:r>
-        <w:t xml:space="preserve">parents define the transfer scope (PTP-001), the risk basis for the study scope</w:t>
-      </w:r>
-      <w:r>
-        <w:t xml:space="preserve"> </w:t>
-      </w:r>
-      <w:r>
-        <w:t xml:space="preserve">(RA-001) and the campaign-level approach (PCMP-001). The executed study will be</w:t>
-      </w:r>
-      <w:r>
-        <w:t xml:space="preserve"> </w:t>
-      </w:r>
-      <w:r>
-        <w:t xml:space="preserve">reported in PCR-010 and will roll up into PCMR-001.</w:t>
+        <w:t xml:space="preserve">.</w:t>
       </w:r>
     </w:p>
     <w:tbl>
@@ -1295,7 +1226,7 @@
               <w:pStyle w:val="ImageCaption"/>
             </w:pPr>
             <w:r>
-              <w:t xml:space="preserve">Table 2: Related documents in the A-Mab characterization package.</w:t>
+              <w:t xml:space="preserve">Table 2: Documents related to this plan.</w:t>
             </w:r>
           </w:p>
           <w:tbl>
@@ -1570,18 +1501,12 @@
         <w:pStyle w:val="BodyText"/>
       </w:pPr>
       <w:r>
-        <w:t xml:space="preserve">The controlled procedures and validated analytical methods that govern the study are</w:t>
-      </w:r>
-      <w:r>
-        <w:t xml:space="preserve"> </w:t>
-      </w:r>
-      <w:r>
-        <w:t xml:space="preserve">listed in</w:t>
-      </w:r>
-      <w:r>
-        <w:t xml:space="preserve"> </w:t>
-      </w:r>
-      <w:hyperlink w:anchor="tbl-sop">
+        <w:t xml:space="preserve">The procedures and validated methods that govern the study are listed in</w:t>
+      </w:r>
+      <w:r>
+        <w:t xml:space="preserve"> </w:t>
+      </w:r>
+      <w:hyperlink w:anchor="tbl-refs">
         <w:r>
           <w:rPr>
             <w:rStyle w:val="Hyperlink"/>
@@ -1590,13 +1515,13 @@
         </w:r>
       </w:hyperlink>
       <w:r>
-        <w:t xml:space="preserve">. All numbers in that table are placeholders for a synthetic</w:t>
-      </w:r>
-      <w:r>
-        <w:t xml:space="preserve"> </w:t>
-      </w:r>
-      <w:r>
-        <w:t xml:space="preserve">document set.</w:t>
+        <w:t xml:space="preserve">. The</w:t>
+      </w:r>
+      <w:r>
+        <w:t xml:space="preserve"> </w:t>
+      </w:r>
+      <w:r>
+        <w:t xml:space="preserve">controlled document numbers in this corpus are placeholders.</w:t>
       </w:r>
     </w:p>
     <w:tbl>
@@ -1612,7 +1537,7 @@
       <w:tr>
         <w:tc>
           <w:tcPr/>
-          <w:bookmarkStart w:id="15" w:name="tbl-sop"/>
+          <w:bookmarkStart w:id="15" w:name="tbl-refs"/>
           <w:p>
             <w:pPr>
               <w:jc w:val="center"/>
@@ -1623,7 +1548,7 @@
               <w:pStyle w:val="ImageCaption"/>
             </w:pPr>
             <w:r>
-              <w:t xml:space="preserve">Table 3: Controlled procedures and validated methods for the step.</w:t>
+              <w:t xml:space="preserve">Table 3: Controlled procedures and validated analytical methods for the step.</w:t>
             </w:r>
           </w:p>
           <w:tbl>
@@ -1935,7 +1860,7 @@
       </w:tr>
     </w:tbl>
     <w:bookmarkEnd w:id="16"/>
-    <w:bookmarkStart w:id="21" w:name="sec-prior"/>
+    <w:bookmarkStart w:id="22" w:name="prior-knowledge-and-quality-risk-basis"/>
     <w:p>
       <w:pPr>
         <w:pStyle w:val="Heading1"/>
@@ -1950,7 +1875,7 @@
         <w:pStyle w:val="Heading2"/>
       </w:pPr>
       <w:r>
-        <w:t xml:space="preserve">4.1 Unit-operation description and prior knowledge</w:t>
+        <w:t xml:space="preserve">4.1 Unit operation description and prior knowledge</w:t>
       </w:r>
     </w:p>
     <w:p>
@@ -1958,31 +1883,40 @@
         <w:pStyle w:val="FirstParagraph"/>
       </w:pPr>
       <w:r>
-        <w:t xml:space="preserve">The step is operated as tangential flow filtration in three phases. The virus-filtered</w:t>
-      </w:r>
-      <w:r>
-        <w:t xml:space="preserve"> </w:t>
-      </w:r>
-      <w:r>
-        <w:t xml:space="preserve">pool is first concentrated against a retentive membrane, then diafiltered at constant</w:t>
-      </w:r>
-      <w:r>
-        <w:t xml:space="preserve"> </w:t>
-      </w:r>
-      <w:r>
-        <w:t xml:space="preserve">volume against the formulation buffer, and finally concentrated to the target before</w:t>
-      </w:r>
-      <w:r>
-        <w:t xml:space="preserve"> </w:t>
-      </w:r>
-      <w:r>
-        <w:t xml:space="preserve">the system hold-up volume is recovered by a buffer flush. Product is retained by the</w:t>
-      </w:r>
-      <w:r>
-        <w:t xml:space="preserve"> </w:t>
-      </w:r>
-      <w:r>
-        <w:t xml:space="preserve">membrane throughout, and buffer species pass into the permeate.</w:t>
+        <w:t xml:space="preserve">Tangential flow filtration is a platform operation at Novacyte Biologics. It has been used</w:t>
+      </w:r>
+      <w:r>
+        <w:t xml:space="preserve"> </w:t>
+      </w:r>
+      <w:r>
+        <w:t xml:space="preserve">for three earlier humanized IgG1 antibodies (X-Mab, Y-Mab and Z-Mab) and throughout A-Mab</w:t>
+      </w:r>
+      <w:r>
+        <w:t xml:space="preserve"> </w:t>
+      </w:r>
+      <w:r>
+        <w:t xml:space="preserve">clinical manufacture, on the same membrane chemistry and the same operating sequence</w:t>
+      </w:r>
+      <w:r>
+        <w:t xml:space="preserve"> </w:t>
+      </w:r>
+      <w:r>
+        <w:t xml:space="preserve">(CMC Biotech Working Group 2009)</w:t>
+      </w:r>
+      <w:r>
+        <w:t xml:space="preserve">. The study bounds ranges that are already in routine use. It is not expected to</w:t>
+      </w:r>
+      <w:r>
+        <w:t xml:space="preserve"> </w:t>
+      </w:r>
+      <w:r>
+        <w:t xml:space="preserve">discover new behaviour, and it is not designed to. The type of study the step receives</w:t>
+      </w:r>
+      <w:r>
+        <w:t xml:space="preserve"> </w:t>
+      </w:r>
+      <w:r>
+        <w:t xml:space="preserve">follows from the risk assessment and is given in §4.3.</w:t>
       </w:r>
     </w:p>
     <w:p>
@@ -1990,31 +1924,79 @@
         <w:pStyle w:val="BodyText"/>
       </w:pPr>
       <w:r>
-        <w:t xml:space="preserve">Retention is by size, and for an antibody it is close to quantitative. Monomer,</w:t>
-      </w:r>
-      <w:r>
-        <w:t xml:space="preserve"> </w:t>
-      </w:r>
-      <w:r>
-        <w:t xml:space="preserve">aggregate, charge variants and glycoforms are retained together, so the step</w:t>
-      </w:r>
-      <w:r>
-        <w:t xml:space="preserve"> </w:t>
-      </w:r>
-      <w:r>
-        <w:t xml:space="preserve">concentrates the product without fractionating it. This is the mechanistic reason that</w:t>
-      </w:r>
-      <w:r>
-        <w:t xml:space="preserve"> </w:t>
-      </w:r>
-      <w:r>
-        <w:t xml:space="preserve">the step forms and clears no quality attribute, and it is why the parameters of the</w:t>
-      </w:r>
-      <w:r>
-        <w:t xml:space="preserve"> </w:t>
-      </w:r>
-      <w:r>
-        <w:t xml:space="preserve">step are classified for process performance.</w:t>
+        <w:t xml:space="preserve">The operation runs in three phases, of which the first concentrates the feed against an</w:t>
+      </w:r>
+      <w:r>
+        <w:t xml:space="preserve"> </w:t>
+      </w:r>
+      <w:r>
+        <w:t xml:space="preserve">ultrafiltration membrane whose nominal cut-off retains the antibody and passes the buffer</w:t>
+      </w:r>
+      <w:r>
+        <w:t xml:space="preserve"> </w:t>
+      </w:r>
+      <w:r>
+        <w:t xml:space="preserve">species (salts, small ions, excipients of the preceding buffer and other low molecular</w:t>
+      </w:r>
+      <w:r>
+        <w:t xml:space="preserve"> </w:t>
+      </w:r>
+      <w:r>
+        <w:t xml:space="preserve">weight solutes). The retentate is then diafiltered at constant volume against the formulation</w:t>
+      </w:r>
+      <w:r>
+        <w:t xml:space="preserve"> </w:t>
+      </w:r>
+      <w:r>
+        <w:t xml:space="preserve">buffer, so that the species present at the start are washed out exponentially with the</w:t>
+      </w:r>
+      <w:r>
+        <w:t xml:space="preserve"> </w:t>
+      </w:r>
+      <w:r>
+        <w:t xml:space="preserve">number of diavolumes applied. A final concentration phase brings the pool to the drug</w:t>
+      </w:r>
+      <w:r>
+        <w:t xml:space="preserve"> </w:t>
+      </w:r>
+      <w:r>
+        <w:t xml:space="preserve">substance target, after which the retentate is recovered from the system by a buffer flush.</w:t>
+      </w:r>
+      <w:r>
+        <w:t xml:space="preserve"> </w:t>
+      </w:r>
+      <w:r>
+        <w:t xml:space="preserve">Platform experience gives a step yield of about 96.0% with a</w:t>
+      </w:r>
+      <w:r>
+        <w:t xml:space="preserve"> </w:t>
+      </w:r>
+      <w:r>
+        <w:t xml:space="preserve">coefficient of variation of 1.5%. The product that is not recovered is</w:t>
+      </w:r>
+      <w:r>
+        <w:t xml:space="preserve"> </w:t>
+      </w:r>
+      <w:r>
+        <w:t xml:space="preserve">held up in the membrane and in the flow path, and the study does not sample that volume, so</w:t>
+      </w:r>
+      <w:r>
+        <w:t xml:space="preserve"> </w:t>
+      </w:r>
+      <w:r>
+        <w:t xml:space="preserve">it makes no statement about the fate of the material left behind. What it does establish is</w:t>
+      </w:r>
+      <w:r>
+        <w:t xml:space="preserve"> </w:t>
+      </w:r>
+      <w:r>
+        <w:t xml:space="preserve">whether the material that is recovered has changed, from the comparison of final pool against</w:t>
+      </w:r>
+      <w:r>
+        <w:t xml:space="preserve"> </w:t>
+      </w:r>
+      <w:r>
+        <w:t xml:space="preserve">feed described in §5.4.</w:t>
       </w:r>
     </w:p>
     <w:p>
@@ -2022,179 +2004,55 @@
         <w:pStyle w:val="BodyText"/>
       </w:pPr>
       <w:r>
-        <w:t xml:space="preserve">Some low molecular weight species pass into the permeate. No impurity clearance is</w:t>
-      </w:r>
-      <w:r>
-        <w:t xml:space="preserve"> </w:t>
-      </w:r>
-      <w:r>
-        <w:t xml:space="preserve">claimed for this step, because the clearance that matters is delivered upstream and is</w:t>
-      </w:r>
-      <w:r>
-        <w:t xml:space="preserve"> </w:t>
-      </w:r>
-      <w:r>
-        <w:t xml:space="preserve">credited there. Host cell protein, residual DNA and leached Protein A are cleared by</w:t>
-      </w:r>
-      <w:r>
-        <w:t xml:space="preserve"> </w:t>
-      </w:r>
-      <w:r>
-        <w:t xml:space="preserve">the chromatographic steps and are reported in PCR-005, PCR-007 and PCR-008. No viral</w:t>
-      </w:r>
-      <w:r>
-        <w:t xml:space="preserve"> </w:t>
-      </w:r>
-      <w:r>
-        <w:t xml:space="preserve">clearance claim is made for this step either. The modular clearance claim rests on the</w:t>
-      </w:r>
-      <w:r>
-        <w:t xml:space="preserve"> </w:t>
-      </w:r>
-      <w:r>
-        <w:t xml:space="preserve">low-pH hold, the anion exchange step and the small virus retentive filtration step</w:t>
-      </w:r>
-      <w:r>
-        <w:t xml:space="preserve"> </w:t>
-      </w:r>
-      <w:r>
-        <w:t xml:space="preserve">(PCR-006, PCR-008 and PCR-009), and it is consolidated in PCMR-001</w:t>
-      </w:r>
-      <w:r>
-        <w:t xml:space="preserve"> </w:t>
-      </w:r>
-      <w:r>
-        <w:t xml:space="preserve">(International Council for Harmonisation 2023)</w:t>
-      </w:r>
-      <w:r>
-        <w:t xml:space="preserve">.</w:t>
-      </w:r>
-    </w:p>
-    <w:p>
-      <w:pPr>
-        <w:pStyle w:val="BodyText"/>
-      </w:pPr>
-      <w:r>
-        <w:t xml:space="preserve">Ultrafiltration and diafiltration is a platform operation at Novacyte Biologics. The</w:t>
-      </w:r>
-      <w:r>
-        <w:t xml:space="preserve"> </w:t>
-      </w:r>
-      <w:r>
-        <w:t xml:space="preserve">same membrane chemistry, the same crossflow and pressure window, and the same</w:t>
-      </w:r>
-      <w:r>
-        <w:t xml:space="preserve"> </w:t>
-      </w:r>
-      <w:r>
-        <w:t xml:space="preserve">diafiltration strategy have been used for three earlier humanized IgG1 antibodies</w:t>
-      </w:r>
-      <w:r>
-        <w:t xml:space="preserve"> </w:t>
-      </w:r>
-      <w:r>
-        <w:t xml:space="preserve">(X-Mab, Y-Mab and Z-Mab) and throughout A-Mab clinical manufacture, and the membrane</w:t>
-      </w:r>
-      <w:r>
-        <w:t xml:space="preserve"> </w:t>
-      </w:r>
-      <w:r>
-        <w:t xml:space="preserve">retained all of those products quantitatively, so no product-specific difference in</w:t>
-      </w:r>
-      <w:r>
-        <w:t xml:space="preserve"> </w:t>
-      </w:r>
-      <w:r>
-        <w:t xml:space="preserve">retention is expected for A-Mab. This prior knowledge is why the step is characterized</w:t>
-      </w:r>
-      <w:r>
-        <w:t xml:space="preserve"> </w:t>
-      </w:r>
-      <w:r>
-        <w:t xml:space="preserve">univariately and at a smaller scale of effort than the chromatographic steps</w:t>
-      </w:r>
-      <w:r>
-        <w:t xml:space="preserve"> </w:t>
-      </w:r>
-      <w:r>
-        <w:t xml:space="preserve">(CMC Biotech Working Group 2009)</w:t>
-      </w:r>
-      <w:r>
-        <w:t xml:space="preserve">.</w:t>
-      </w:r>
-    </w:p>
-    <w:p>
-      <w:pPr>
-        <w:pStyle w:val="BodyText"/>
-      </w:pPr>
-      <w:r>
-        <w:t xml:space="preserve">Three mechanisms are known from that platform experience to matter, and the study is</w:t>
-      </w:r>
-      <w:r>
-        <w:t xml:space="preserve"> </w:t>
-      </w:r>
-      <w:r>
-        <w:t xml:space="preserve">designed around them. Incomplete buffer exchange at a low number of diavolumes leaves</w:t>
-      </w:r>
-      <w:r>
-        <w:t xml:space="preserve"> </w:t>
-      </w:r>
-      <w:r>
-        <w:t xml:space="preserve">residual feed buffer in the drug substance, which shifts the conductivity and osmolality</w:t>
-      </w:r>
-      <w:r>
-        <w:t xml:space="preserve"> </w:t>
-      </w:r>
-      <w:r>
-        <w:t xml:space="preserve">of the final pool away from the values of the formulation buffer and is seen in process</w:t>
-      </w:r>
-      <w:r>
-        <w:t xml:space="preserve"> </w:t>
-      </w:r>
-      <w:r>
-        <w:t xml:space="preserve">before the batch is filtered into its container. High transmembrane pressure raises the</w:t>
-      </w:r>
-      <w:r>
-        <w:t xml:space="preserve"> </w:t>
-      </w:r>
-      <w:r>
-        <w:t xml:space="preserve">protein concentration at the membrane surface, which is the condition under which</w:t>
-      </w:r>
-      <w:r>
-        <w:t xml:space="preserve"> </w:t>
-      </w:r>
-      <w:r>
-        <w:t xml:space="preserve">aggregation is most likely during a concentration operation (the size-variant assay</w:t>
-      </w:r>
-      <w:r>
-        <w:t xml:space="preserve"> </w:t>
-      </w:r>
-      <w:r>
-        <w:t xml:space="preserve">AMV-3011 is the readout). A high final concentration raises viscosity, lengthens the</w:t>
-      </w:r>
-      <w:r>
-        <w:t xml:space="preserve"> </w:t>
-      </w:r>
-      <w:r>
-        <w:t xml:space="preserve">final concentration phase, and increases both the shear history of the product and the</w:t>
-      </w:r>
-      <w:r>
-        <w:t xml:space="preserve"> </w:t>
-      </w:r>
-      <w:r>
-        <w:t xml:space="preserve">fraction of the batch retained in the system. Each of these acts through hydraulics and</w:t>
-      </w:r>
-      <w:r>
-        <w:t xml:space="preserve"> </w:t>
-      </w:r>
-      <w:r>
-        <w:t xml:space="preserve">mass balance, and none of them acts through the chemistry that forms a quality</w:t>
-      </w:r>
-      <w:r>
-        <w:t xml:space="preserve"> </w:t>
-      </w:r>
-      <w:r>
-        <w:t xml:space="preserve">attribute.</w:t>
+        <w:t xml:space="preserve">Two mechanisms could change product quality across the step, and both are the reason the</w:t>
+      </w:r>
+      <w:r>
+        <w:t xml:space="preserve"> </w:t>
+      </w:r>
+      <w:r>
+        <w:t xml:space="preserve">study is run. High transmembrane pressure raises the flux, and with it the degree of</w:t>
+      </w:r>
+      <w:r>
+        <w:t xml:space="preserve"> </w:t>
+      </w:r>
+      <w:r>
+        <w:t xml:space="preserve">concentration polarization at the membrane surface, where the protein is exposed to shear</w:t>
+      </w:r>
+      <w:r>
+        <w:t xml:space="preserve"> </w:t>
+      </w:r>
+      <w:r>
+        <w:t xml:space="preserve">and to an interface, while a high final concentration raises the frequency of self</w:t>
+      </w:r>
+      <w:r>
+        <w:t xml:space="preserve"> </w:t>
+      </w:r>
+      <w:r>
+        <w:t xml:space="preserve">association in the bulk.</w:t>
+      </w:r>
+      <w:r>
+        <w:t xml:space="preserve"> </w:t>
+      </w:r>
+      <w:r>
+        <w:t xml:space="preserve">Both act on the size variant distribution, which is why aggregate is the attribute followed</w:t>
+      </w:r>
+      <w:r>
+        <w:t xml:space="preserve"> </w:t>
+      </w:r>
+      <w:r>
+        <w:t xml:space="preserve">most closely here. The charge variant distribution is followed as well, because the pool is</w:t>
+      </w:r>
+      <w:r>
+        <w:t xml:space="preserve"> </w:t>
+      </w:r>
+      <w:r>
+        <w:t xml:space="preserve">held at its highest concentration during the last phase of the operation and deamidation</w:t>
+      </w:r>
+      <w:r>
+        <w:t xml:space="preserve"> </w:t>
+      </w:r>
+      <w:r>
+        <w:t xml:space="preserve">depends on time.</w:t>
       </w:r>
     </w:p>
     <w:bookmarkEnd w:id="17"/>
@@ -2212,19 +2070,19 @@
         <w:pStyle w:val="FirstParagraph"/>
       </w:pPr>
       <w:r>
-        <w:t xml:space="preserve">No drug substance attribute is formed or cleared at this step, so the step is assigned</w:t>
-      </w:r>
-      <w:r>
-        <w:t xml:space="preserve"> </w:t>
-      </w:r>
-      <w:r>
-        <w:t xml:space="preserve">none in the quality attribute register. Two attributes are nevertheless monitored</w:t>
-      </w:r>
-      <w:r>
-        <w:t xml:space="preserve"> </w:t>
-      </w:r>
-      <w:r>
-        <w:t xml:space="preserve">across it, and they are given in</w:t>
+        <w:t xml:space="preserve">No drug substance quality attribute is formed or cleared at this step. Three attributes are</w:t>
+      </w:r>
+      <w:r>
+        <w:t xml:space="preserve"> </w:t>
+      </w:r>
+      <w:r>
+        <w:t xml:space="preserve">nevertheless in scope, because the pool carries them into the drug substance and the</w:t>
+      </w:r>
+      <w:r>
+        <w:t xml:space="preserve"> </w:t>
+      </w:r>
+      <w:r>
+        <w:t xml:space="preserve">operation could in principle change two of them. They are given in</w:t>
       </w:r>
       <w:r>
         <w:t xml:space="preserve"> </w:t>
@@ -2238,31 +2096,22 @@
         </w:r>
       </w:hyperlink>
       <w:r>
-        <w:t xml:space="preserve">. Aggregate content is monitored because</w:t>
-      </w:r>
-      <w:r>
-        <w:t xml:space="preserve"> </w:t>
-      </w:r>
-      <w:r>
-        <w:t xml:space="preserve">concentration and shear are the plausible routes by which a size variant could be</w:t>
-      </w:r>
-      <w:r>
-        <w:t xml:space="preserve"> </w:t>
-      </w:r>
-      <w:r>
-        <w:t xml:space="preserve">generated this late in the process. Charge variants are monitored because the product</w:t>
-      </w:r>
-      <w:r>
-        <w:t xml:space="preserve"> </w:t>
-      </w:r>
-      <w:r>
-        <w:t xml:space="preserve">is held in the formulation buffer at the end of the step, and deamidation is a pH-</w:t>
-      </w:r>
-      <w:r>
-        <w:t xml:space="preserve"> </w:t>
-      </w:r>
-      <w:r>
-        <w:t xml:space="preserve">and time-dependent reaction.</w:t>
+        <w:t xml:space="preserve"> </w:t>
+      </w:r>
+      <w:r>
+        <w:t xml:space="preserve">with their</w:t>
+      </w:r>
+      <w:r>
+        <w:t xml:space="preserve"> </w:t>
+      </w:r>
+      <w:r>
+        <w:t xml:space="preserve">acceptance criteria, their criticality and the Tool #1 score (impact × uncertainty) from</w:t>
+      </w:r>
+      <w:r>
+        <w:t xml:space="preserve"> </w:t>
+      </w:r>
+      <w:r>
+        <w:t xml:space="preserve">which the criticality level follows.</w:t>
       </w:r>
     </w:p>
     <w:tbl>
@@ -2289,7 +2138,7 @@
               <w:pStyle w:val="ImageCaption"/>
             </w:pPr>
             <w:r>
-              <w:t xml:space="preserve">Table 4: Drug substance attributes monitored across the step. Neither is set nor cleared here; both are measured to confirm that the step does not change them.</w:t>
+              <w:t xml:space="preserve">Table 4: Drug substance quality attributes carried into the step.</w:t>
             </w:r>
           </w:p>
           <w:tbl>
@@ -2300,11 +2149,11 @@
               <w:tblLook w:firstRow="1" w:lastRow="0" w:firstColumn="0" w:lastColumn="0" w:noHBand="0" w:noVBand="0" w:val="0020"/>
             </w:tblPr>
             <w:tblGrid>
-              <w:gridCol w:w="2979"/>
-              <w:gridCol w:w="1254"/>
-              <w:gridCol w:w="1646"/>
-              <w:gridCol w:w="1176"/>
-              <w:gridCol w:w="862"/>
+              <w:gridCol w:w="2921"/>
+              <w:gridCol w:w="1384"/>
+              <w:gridCol w:w="1614"/>
+              <w:gridCol w:w="1153"/>
+              <w:gridCol w:w="845"/>
             </w:tblGrid>
             <w:tr>
               <w:trPr>
@@ -2506,6 +2355,73 @@
                   </w:pPr>
                   <w:r>
                     <w:t xml:space="preserve">4</w:t>
+                  </w:r>
+                </w:p>
+              </w:tc>
+            </w:tr>
+            <w:tr>
+              <w:tc>
+                <w:tcPr/>
+                <w:p>
+                  <w:pPr>
+                    <w:pStyle w:val="Compact"/>
+                    <w:jc w:val="left"/>
+                    <w:jc w:val="center"/>
+                  </w:pPr>
+                  <w:r>
+                    <w:t xml:space="preserve">Residual DNA</w:t>
+                  </w:r>
+                </w:p>
+              </w:tc>
+              <w:tc>
+                <w:tcPr/>
+                <w:p>
+                  <w:pPr>
+                    <w:pStyle w:val="Compact"/>
+                    <w:jc w:val="left"/>
+                    <w:jc w:val="center"/>
+                  </w:pPr>
+                  <w:r>
+                    <w:t xml:space="preserve">process impurity</w:t>
+                  </w:r>
+                </w:p>
+              </w:tc>
+              <w:tc>
+                <w:tcPr/>
+                <w:p>
+                  <w:pPr>
+                    <w:pStyle w:val="Compact"/>
+                    <w:jc w:val="left"/>
+                    <w:jc w:val="center"/>
+                  </w:pPr>
+                  <w:r>
+                    <w:t xml:space="preserve">0–0.001 ng/dose</w:t>
+                  </w:r>
+                </w:p>
+              </w:tc>
+              <w:tc>
+                <w:tcPr/>
+                <w:p>
+                  <w:pPr>
+                    <w:pStyle w:val="Compact"/>
+                    <w:jc w:val="left"/>
+                    <w:jc w:val="center"/>
+                  </w:pPr>
+                  <w:r>
+                    <w:t xml:space="preserve">VL</w:t>
+                  </w:r>
+                </w:p>
+              </w:tc>
+              <w:tc>
+                <w:tcPr/>
+                <w:p>
+                  <w:pPr>
+                    <w:pStyle w:val="Compact"/>
+                    <w:jc w:val="right"/>
+                    <w:jc w:val="center"/>
+                  </w:pPr>
+                  <w:r>
+                    <w:t xml:space="preserve">6</w:t>
                   </w:r>
                 </w:p>
               </w:tc>
@@ -2521,54 +2437,55 @@
         <w:pStyle w:val="BodyText"/>
       </w:pPr>
       <w:r>
-        <w:t xml:space="preserve">Both attributes are set upstream. Aggregate is formed in the production bioreactor</w:t>
-      </w:r>
-      <w:r>
-        <w:t xml:space="preserve"> </w:t>
-      </w:r>
-      <w:r>
-        <w:t xml:space="preserve">(PCR-003) and reduced principally by cation exchange (PCR-007), and it carries high</w:t>
-      </w:r>
-      <w:r>
-        <w:t xml:space="preserve"> </w:t>
-      </w:r>
-      <w:r>
-        <w:t xml:space="preserve">criticality. Acidic charge variants are also formed upstream and are of very low</w:t>
-      </w:r>
-      <w:r>
-        <w:t xml:space="preserve"> </w:t>
-      </w:r>
-      <w:r>
-        <w:t xml:space="preserve">criticality. The acceptance criteria in</w:t>
-      </w:r>
-      <w:r>
-        <w:t xml:space="preserve"> </w:t>
-      </w:r>
-      <w:hyperlink w:anchor="tbl-cqa">
-        <w:r>
-          <w:rPr>
-            <w:rStyle w:val="Hyperlink"/>
-          </w:rPr>
-          <w:t xml:space="preserve">Table 4</w:t>
-        </w:r>
-      </w:hyperlink>
-      <w:r>
-        <w:t xml:space="preserve"> </w:t>
-      </w:r>
-      <w:r>
-        <w:t xml:space="preserve">are the drug substance criteria that</w:t>
-      </w:r>
-      <w:r>
-        <w:t xml:space="preserve"> </w:t>
-      </w:r>
-      <w:r>
-        <w:t xml:space="preserve">the final pool has to meet in any case, so the study measures a change across the step</w:t>
-      </w:r>
-      <w:r>
-        <w:t xml:space="preserve"> </w:t>
-      </w:r>
-      <w:r>
-        <w:t xml:space="preserve">against them and does not set a limit of its own.</w:t>
+        <w:t xml:space="preserve">Aggregate is the attribute at risk. It is of high criticality, its acceptance criterion is</w:t>
+      </w:r>
+      <w:r>
+        <w:t xml:space="preserve"> </w:t>
+      </w:r>
+      <w:r>
+        <w:t xml:space="preserve">an upper limit, and both of the mechanisms described in §4.1 act on it. Acidic charge</w:t>
+      </w:r>
+      <w:r>
+        <w:t xml:space="preserve"> </w:t>
+      </w:r>
+      <w:r>
+        <w:t xml:space="preserve">variants are of very low criticality and have a wide acceptance range, so they are measured</w:t>
+      </w:r>
+      <w:r>
+        <w:t xml:space="preserve"> </w:t>
+      </w:r>
+      <w:r>
+        <w:t xml:space="preserve">as confirmation and not as a limit the step is expected to approach. Residual DNA is in the</w:t>
+      </w:r>
+      <w:r>
+        <w:t xml:space="preserve"> </w:t>
+      </w:r>
+      <w:r>
+        <w:t xml:space="preserve">table for a different reason. Its acceptance criterion is expressed per dose, and this step</w:t>
+      </w:r>
+      <w:r>
+        <w:t xml:space="preserve"> </w:t>
+      </w:r>
+      <w:r>
+        <w:t xml:space="preserve">brings the drug substance to the concentration on which a dose is based, but the membrane</w:t>
+      </w:r>
+      <w:r>
+        <w:t xml:space="preserve"> </w:t>
+      </w:r>
+      <w:r>
+        <w:t xml:space="preserve">retains residual DNA together with the antibody, so concentrating the pool changes neither</w:t>
+      </w:r>
+      <w:r>
+        <w:t xml:space="preserve"> </w:t>
+      </w:r>
+      <w:r>
+        <w:t xml:space="preserve">quantity relative to the other. The amount per dose is set by the clearance achieved</w:t>
+      </w:r>
+      <w:r>
+        <w:t xml:space="preserve"> </w:t>
+      </w:r>
+      <w:r>
+        <w:t xml:space="preserve">upstream (PCR-005, PCR-007 and PCR-008).</w:t>
       </w:r>
     </w:p>
     <w:p>
@@ -2576,35 +2493,44 @@
         <w:pStyle w:val="BodyText"/>
       </w:pPr>
       <w:r>
-        <w:t xml:space="preserve">Glycosylation, host cell protein, residual DNA, leached Protein A and viral clearance</w:t>
-      </w:r>
-      <w:r>
-        <w:t xml:space="preserve"> </w:t>
-      </w:r>
-      <w:r>
-        <w:t xml:space="preserve">are not measured across this step, because a size-based concentration and buffer</w:t>
-      </w:r>
-      <w:r>
-        <w:t xml:space="preserve"> </w:t>
-      </w:r>
-      <w:r>
-        <w:t xml:space="preserve">exchange operation has no mechanism by which it could alter them. Each of them is</w:t>
-      </w:r>
-      <w:r>
-        <w:t xml:space="preserve"> </w:t>
-      </w:r>
-      <w:r>
-        <w:t xml:space="preserve">already characterized in the report of the step that governs it (PCR-003 for the</w:t>
-      </w:r>
-      <w:r>
-        <w:t xml:space="preserve"> </w:t>
-      </w:r>
-      <w:r>
-        <w:t xml:space="preserve">glycans, PCR-005 to PCR-009 for the impurities and the viral clearance).</w:t>
+        <w:t xml:space="preserve">Every attribute in the register is set at an earlier step: Production Bioreactor, Protein A Chromatography, Low-pH Viral Inactivation and Anion Exchange Chromatography. Each is</w:t>
+      </w:r>
+      <w:r>
+        <w:t xml:space="preserve"> </w:t>
+      </w:r>
+      <w:r>
+        <w:t xml:space="preserve">characterized in the plan and report pair for the step that sets it, and the clearance</w:t>
+      </w:r>
+      <w:r>
+        <w:t xml:space="preserve"> </w:t>
+      </w:r>
+      <w:r>
+        <w:t xml:space="preserve">credited to the purification steps is consolidated in PCMR-001. This step is credited with</w:t>
+      </w:r>
+      <w:r>
+        <w:t xml:space="preserve"> </w:t>
+      </w:r>
+      <w:r>
+        <w:t xml:space="preserve">none of that clearance and takes no part in the viral safety argument</w:t>
+      </w:r>
+      <w:r>
+        <w:t xml:space="preserve"> </w:t>
+      </w:r>
+      <w:r>
+        <w:t xml:space="preserve">(International Council for Harmonisation 2023a)</w:t>
+      </w:r>
+      <w:r>
+        <w:t xml:space="preserve">. What it</w:t>
+      </w:r>
+      <w:r>
+        <w:t xml:space="preserve"> </w:t>
+      </w:r>
+      <w:r>
+        <w:t xml:space="preserve">must show is that it does not undo the work of the steps before it.</w:t>
       </w:r>
     </w:p>
     <w:bookmarkEnd w:id="19"/>
-    <w:bookmarkStart w:id="20" w:name="risk-based-prioritization-of-parameters"/>
+    <w:bookmarkStart w:id="21" w:name="risk-based-prioritization-of-parameters"/>
     <w:p>
       <w:pPr>
         <w:pStyle w:val="Heading2"/>
@@ -2618,65 +2544,18 @@
         <w:pStyle w:val="FirstParagraph"/>
       </w:pPr>
       <w:r>
-        <w:t xml:space="preserve">RA-001 ranked the parameters of this step before the study was designed and assigned</w:t>
-      </w:r>
-      <w:r>
-        <w:t xml:space="preserve"> </w:t>
-      </w:r>
-      <w:r>
-        <w:t xml:space="preserve">all of them to univariate assessment. The ranking is driven by its severity axis.</w:t>
-      </w:r>
-      <w:r>
-        <w:t xml:space="preserve"> </w:t>
-      </w:r>
-      <w:r>
-        <w:t xml:space="preserve">Because no critical quality attribute is at risk here, no parameter of the step scores</w:t>
-      </w:r>
-      <w:r>
-        <w:t xml:space="preserve"> </w:t>
-      </w:r>
-      <w:r>
-        <w:t xml:space="preserve">high enough to require a multivariate design, and the interaction ranking that would</w:t>
-      </w:r>
-      <w:r>
-        <w:t xml:space="preserve"> </w:t>
-      </w:r>
-      <w:r>
-        <w:t xml:space="preserve">otherwise justify one is low as well. The risk these parameters carry is to process</w:t>
-      </w:r>
-      <w:r>
-        <w:t xml:space="preserve"> </w:t>
-      </w:r>
-      <w:r>
-        <w:t xml:space="preserve">performance and to batch-to-batch consistency, which is what makes them key process</w:t>
-      </w:r>
-      <w:r>
-        <w:t xml:space="preserve"> </w:t>
-      </w:r>
-      <w:r>
-        <w:t xml:space="preserve">parameters and not critical process parameters</w:t>
-      </w:r>
-      <w:r>
-        <w:t xml:space="preserve"> </w:t>
-      </w:r>
-      <w:r>
-        <w:t xml:space="preserve">(CMC Biotech Working Group 2009)</w:t>
-      </w:r>
-      <w:r>
-        <w:t xml:space="preserve">.</w:t>
-      </w:r>
-    </w:p>
-    <w:p>
-      <w:pPr>
-        <w:pStyle w:val="BodyText"/>
-      </w:pPr>
-      <w:r>
-        <w:t xml:space="preserve">The characterization ranges in</w:t>
-      </w:r>
-      <w:r>
-        <w:t xml:space="preserve"> </w:t>
-      </w:r>
-      <w:hyperlink w:anchor="tbl-params">
+        <w:t xml:space="preserve">RA-001 carried all 3 parameters of this step into the</w:t>
+      </w:r>
+      <w:r>
+        <w:t xml:space="preserve"> </w:t>
+      </w:r>
+      <w:r>
+        <w:t xml:space="preserve">pre-characterization assessment and assigned every one of them to univariate study. The rows are given in</w:t>
+      </w:r>
+      <w:r>
+        <w:t xml:space="preserve"> </w:t>
+      </w:r>
+      <w:hyperlink w:anchor="tbl-ra">
         <w:r>
           <w:rPr>
             <w:rStyle w:val="Hyperlink"/>
@@ -2685,652 +2564,7 @@
         </w:r>
       </w:hyperlink>
       <w:r>
-        <w:t xml:space="preserve"> </w:t>
-      </w:r>
-      <w:r>
-        <w:t xml:space="preserve">are wider than the normal operating ranges,</w:t>
-      </w:r>
-      <w:r>
-        <w:t xml:space="preserve"> </w:t>
-      </w:r>
-      <w:r>
-        <w:t xml:space="preserve">so that the study bounds excursions as well as routine operation. The diavolume and</w:t>
-      </w:r>
-      <w:r>
-        <w:t xml:space="preserve"> </w:t>
-      </w:r>
-      <w:r>
-        <w:t xml:space="preserve">pressure ranges extend above the normal operating range and share its lower edge, and</w:t>
-      </w:r>
-      <w:r>
-        <w:t xml:space="preserve"> </w:t>
-      </w:r>
-      <w:r>
-        <w:t xml:space="preserve">the final concentration range extends beyond the normal operating range in both</w:t>
-      </w:r>
-      <w:r>
-        <w:t xml:space="preserve"> </w:t>
-      </w:r>
-      <w:r>
-        <w:t xml:space="preserve">directions. The low edge of the diavolume range is the edge at which buffer exchange</w:t>
-      </w:r>
-      <w:r>
-        <w:t xml:space="preserve"> </w:t>
-      </w:r>
-      <w:r>
-        <w:t xml:space="preserve">becomes measurably incomplete, and it is included for that reason. The pressure range</w:t>
-      </w:r>
-      <w:r>
-        <w:t xml:space="preserve"> </w:t>
-      </w:r>
-      <w:r>
-        <w:t xml:space="preserve">is extended upward because that is the direction in which concentration polarization</w:t>
-      </w:r>
-      <w:r>
-        <w:t xml:space="preserve"> </w:t>
-      </w:r>
-      <w:r>
-        <w:t xml:space="preserve">and aggregation risk increase, and the final concentration range is challenged on both</w:t>
-      </w:r>
-      <w:r>
-        <w:t xml:space="preserve"> </w:t>
-      </w:r>
-      <w:r>
-        <w:t xml:space="preserve">sides, because its low edge carries a fill volume consequence and its high edge carries</w:t>
-      </w:r>
-      <w:r>
-        <w:t xml:space="preserve"> </w:t>
-      </w:r>
-      <w:r>
-        <w:t xml:space="preserve">the viscosity and aggregation consequence.</w:t>
-      </w:r>
-    </w:p>
-    <w:bookmarkEnd w:id="20"/>
-    <w:bookmarkEnd w:id="21"/>
-    <w:bookmarkStart w:id="27" w:name="sec-mm"/>
-    <w:p>
-      <w:pPr>
-        <w:pStyle w:val="Heading1"/>
-      </w:pPr>
-      <w:r>
-        <w:t xml:space="preserve">5. Materials and methods</w:t>
-      </w:r>
-    </w:p>
-    <w:bookmarkStart w:id="22" w:name="sec-sdm"/>
-    <w:p>
-      <w:pPr>
-        <w:pStyle w:val="Heading2"/>
-      </w:pPr>
-      <w:r>
-        <w:t xml:space="preserve">5.1 Scale-down model and its qualification</w:t>
-      </w:r>
-    </w:p>
-    <w:p>
-      <w:pPr>
-        <w:pStyle w:val="FirstParagraph"/>
-      </w:pPr>
-      <w:r>
-        <w:t xml:space="preserve">The study will be run on a scale-down tangential flow filtration system that reproduces</w:t>
-      </w:r>
-      <w:r>
-        <w:t xml:space="preserve"> </w:t>
-      </w:r>
-      <w:r>
-        <w:t xml:space="preserve">the commercial step on the variables that govern its performance. The model uses the</w:t>
-      </w:r>
-      <w:r>
-        <w:t xml:space="preserve"> </w:t>
-      </w:r>
-      <w:r>
-        <w:t xml:space="preserve">same membrane chemistry and channel geometry as the commercial cassettes, and it is</w:t>
-      </w:r>
-      <w:r>
-        <w:t xml:space="preserve"> </w:t>
-      </w:r>
-      <w:r>
-        <w:t xml:space="preserve">operated at the same membrane loading, the same crossflow per unit channel height, the</w:t>
-      </w:r>
-      <w:r>
-        <w:t xml:space="preserve"> </w:t>
-      </w:r>
-      <w:r>
-        <w:t xml:space="preserve">same transmembrane pressure and the same number of diavolumes. One scale-dependent</w:t>
-      </w:r>
-      <w:r>
-        <w:t xml:space="preserve"> </w:t>
-      </w:r>
-      <w:r>
-        <w:t xml:space="preserve">quantity cannot be matched. The ratio of system hold-up volume to batch volume is</w:t>
-      </w:r>
-      <w:r>
-        <w:t xml:space="preserve"> </w:t>
-      </w:r>
-      <w:r>
-        <w:t xml:space="preserve">larger at small scale, and its consequence for the study is stated in</w:t>
-      </w:r>
-      <w:r>
-        <w:t xml:space="preserve"> </w:t>
-      </w:r>
-      <w:hyperlink w:anchor="sec-risks">
-        <w:r>
-          <w:rPr>
-            <w:rStyle w:val="Hyperlink"/>
-          </w:rPr>
-          <w:t xml:space="preserve">Section 12</w:t>
-        </w:r>
-      </w:hyperlink>
-      <w:r>
         <w:t xml:space="preserve">.</w:t>
-      </w:r>
-    </w:p>
-    <w:p>
-      <w:pPr>
-        <w:pStyle w:val="BodyText"/>
-      </w:pPr>
-      <w:r>
-        <w:t xml:space="preserve">Qualification will follow SOP-1001. The set-point condition will be run in</w:t>
-      </w:r>
-      <w:r>
-        <w:t xml:space="preserve"> </w:t>
-      </w:r>
-      <w:r>
-        <w:t xml:space="preserve">3 replicates, and the flux profile, the step yield, the final</w:t>
-      </w:r>
-      <w:r>
-        <w:t xml:space="preserve"> </w:t>
-      </w:r>
-      <w:r>
-        <w:t xml:space="preserve">concentration and the two monitored attributes will be compared with the corresponding</w:t>
-      </w:r>
-      <w:r>
-        <w:t xml:space="preserve"> </w:t>
-      </w:r>
-      <w:r>
-        <w:t xml:space="preserve">commercial-scale records. The model will be accepted as qualified when the scale-down</w:t>
-      </w:r>
-      <w:r>
-        <w:t xml:space="preserve"> </w:t>
-      </w:r>
-      <w:r>
-        <w:t xml:space="preserve">values agree with the commercial-scale values within the reproducibility band</w:t>
-      </w:r>
-      <w:r>
-        <w:t xml:space="preserve"> </w:t>
-      </w:r>
-      <w:r>
-        <w:t xml:space="preserve">established by those replicates, and when the flux profile has the same shape. The</w:t>
-      </w:r>
-      <w:r>
-        <w:t xml:space="preserve"> </w:t>
-      </w:r>
-      <w:r>
-        <w:t xml:space="preserve">qualification data will be reported in PCR-010 alongside the study results.</w:t>
-      </w:r>
-    </w:p>
-    <w:bookmarkEnd w:id="22"/>
-    <w:bookmarkStart w:id="23" w:name="operation"/>
-    <w:p>
-      <w:pPr>
-        <w:pStyle w:val="Heading2"/>
-      </w:pPr>
-      <w:r>
-        <w:t xml:space="preserve">5.2 Operation</w:t>
-      </w:r>
-    </w:p>
-    <w:p>
-      <w:pPr>
-        <w:pStyle w:val="FirstParagraph"/>
-      </w:pPr>
-      <w:r>
-        <w:t xml:space="preserve">The feed to the step is the filtrate of the small virus retentive filtration step</w:t>
-      </w:r>
-      <w:r>
-        <w:t xml:space="preserve"> </w:t>
-      </w:r>
-      <w:r>
-        <w:t xml:space="preserve">(Step 9, PCR-009). Every run will follow SOP-2013, with only the parameter under study</w:t>
-      </w:r>
-      <w:r>
-        <w:t xml:space="preserve"> </w:t>
-      </w:r>
-      <w:r>
-        <w:t xml:space="preserve">moved away from its set-point. The pool is concentrated to an intermediate</w:t>
-      </w:r>
-      <w:r>
-        <w:t xml:space="preserve"> </w:t>
-      </w:r>
-      <w:r>
-        <w:t xml:space="preserve">concentration, diafiltered at constant volume against the formulation buffer for the</w:t>
-      </w:r>
-      <w:r>
-        <w:t xml:space="preserve"> </w:t>
-      </w:r>
-      <w:r>
-        <w:t xml:space="preserve">number of diavolumes set for the run (</w:t>
-      </w:r>
-      <w:hyperlink w:anchor="tbl-design">
-        <w:r>
-          <w:rPr>
-            <w:rStyle w:val="Hyperlink"/>
-          </w:rPr>
-          <w:t xml:space="preserve">Table 6</w:t>
-        </w:r>
-      </w:hyperlink>
-      <w:r>
-        <w:t xml:space="preserve">), and then concentrated to the final</w:t>
-      </w:r>
-      <w:r>
-        <w:t xml:space="preserve"> </w:t>
-      </w:r>
-      <w:r>
-        <w:t xml:space="preserve">target, after which the system is flushed with formulation buffer to recover the</w:t>
-      </w:r>
-      <w:r>
-        <w:t xml:space="preserve"> </w:t>
-      </w:r>
-      <w:r>
-        <w:t xml:space="preserve">hold-up volume. The recovered material is pooled with the retentate and filtered into</w:t>
-      </w:r>
-      <w:r>
-        <w:t xml:space="preserve"> </w:t>
-      </w:r>
-      <w:r>
-        <w:t xml:space="preserve">the drug substance container.</w:t>
-      </w:r>
-    </w:p>
-    <w:p>
-      <w:pPr>
-        <w:pStyle w:val="BodyText"/>
-      </w:pPr>
-      <w:r>
-        <w:t xml:space="preserve">Membrane lot, buffer lots and system hold-up volume are controlled to platform</w:t>
-      </w:r>
-      <w:r>
-        <w:t xml:space="preserve"> </w:t>
-      </w:r>
-      <w:r>
-        <w:t xml:space="preserve">specification under SOP-2013. They are identity and quality controlled inputs to the</w:t>
-      </w:r>
-      <w:r>
-        <w:t xml:space="preserve"> </w:t>
-      </w:r>
-      <w:r>
-        <w:t xml:space="preserve">study, and they are not characterized by it.</w:t>
-      </w:r>
-    </w:p>
-    <w:bookmarkEnd w:id="23"/>
-    <w:bookmarkStart w:id="24" w:name="analytical-methods"/>
-    <w:p>
-      <w:pPr>
-        <w:pStyle w:val="Heading2"/>
-      </w:pPr>
-      <w:r>
-        <w:t xml:space="preserve">5.3 Analytical methods</w:t>
-      </w:r>
-    </w:p>
-    <w:p>
-      <w:pPr>
-        <w:pStyle w:val="FirstParagraph"/>
-      </w:pPr>
-      <w:hyperlink w:anchor="tbl-sop">
-        <w:r>
-          <w:rPr>
-            <w:rStyle w:val="Hyperlink"/>
-          </w:rPr>
-          <w:t xml:space="preserve">Table 3</w:t>
-        </w:r>
-      </w:hyperlink>
-      <w:r>
-        <w:t xml:space="preserve"> </w:t>
-      </w:r>
-      <w:r>
-        <w:t xml:space="preserve">lists the validated methods. Protein concentration is measured by absorbance</w:t>
-      </w:r>
-      <w:r>
-        <w:t xml:space="preserve"> </w:t>
-      </w:r>
-      <w:r>
-        <w:t xml:space="preserve">at 280 nm (AMV-3019), and it is the basis of both the final concentration result and</w:t>
-      </w:r>
-      <w:r>
-        <w:t xml:space="preserve"> </w:t>
-      </w:r>
-      <w:r>
-        <w:t xml:space="preserve">the mass balance. Size variants are measured by size exclusion chromatography</w:t>
-      </w:r>
-      <w:r>
-        <w:t xml:space="preserve"> </w:t>
-      </w:r>
-      <w:r>
-        <w:t xml:space="preserve">(AMV-3011), and charge variants by imaged capillary isoelectric focusing (AMV-3013).</w:t>
-      </w:r>
-      <w:r>
-        <w:t xml:space="preserve"> </w:t>
-      </w:r>
-      <w:r>
-        <w:t xml:space="preserve">Conductivity and osmolality are in-process measurements taken under SOP-2013, and they</w:t>
-      </w:r>
-      <w:r>
-        <w:t xml:space="preserve"> </w:t>
-      </w:r>
-      <w:r>
-        <w:t xml:space="preserve">are the direct readout of buffer exchange.</w:t>
-      </w:r>
-    </w:p>
-    <w:p>
-      <w:pPr>
-        <w:pStyle w:val="BodyText"/>
-      </w:pPr>
-      <w:r>
-        <w:t xml:space="preserve">Method performance is defined in the validation reports and is not restated here. The</w:t>
-      </w:r>
-      <w:r>
-        <w:t xml:space="preserve"> </w:t>
-      </w:r>
-      <w:r>
-        <w:t xml:space="preserve">intermediate precision of AMV-3019 is 1.2 % relative</w:t>
-      </w:r>
-      <w:r>
-        <w:t xml:space="preserve"> </w:t>
-      </w:r>
-      <w:r>
-        <w:t xml:space="preserve">standard deviation, which sets the resolution at which a difference in final</w:t>
-      </w:r>
-      <w:r>
-        <w:t xml:space="preserve"> </w:t>
-      </w:r>
-      <w:r>
-        <w:t xml:space="preserve">concentration or in recovered mass can be claimed. The corresponding figures for the</w:t>
-      </w:r>
-      <w:r>
-        <w:t xml:space="preserve"> </w:t>
-      </w:r>
-      <w:r>
-        <w:t xml:space="preserve">size-variant and charge-variant methods are given in AMV-3011 and AMV-3013.</w:t>
-      </w:r>
-    </w:p>
-    <w:bookmarkEnd w:id="24"/>
-    <w:bookmarkStart w:id="25" w:name="sampling-plan"/>
-    <w:p>
-      <w:pPr>
-        <w:pStyle w:val="Heading2"/>
-      </w:pPr>
-      <w:r>
-        <w:t xml:space="preserve">5.4 Sampling plan</w:t>
-      </w:r>
-    </w:p>
-    <w:p>
-      <w:pPr>
-        <w:pStyle w:val="FirstParagraph"/>
-      </w:pPr>
-      <w:r>
-        <w:t xml:space="preserve">Samples will be taken at five points in every run. These are the feed pool, the end of</w:t>
-      </w:r>
-      <w:r>
-        <w:t xml:space="preserve"> </w:t>
-      </w:r>
-      <w:r>
-        <w:t xml:space="preserve">the concentration phase, each whole diavolume of the diafiltration, the final</w:t>
-      </w:r>
-      <w:r>
-        <w:t xml:space="preserve"> </w:t>
-      </w:r>
-      <w:r>
-        <w:t xml:space="preserve">concentrate before the recovery flush, and the pooled drug substance after it.</w:t>
-      </w:r>
-    </w:p>
-    <w:p>
-      <w:pPr>
-        <w:pStyle w:val="BodyText"/>
-      </w:pPr>
-      <w:r>
-        <w:t xml:space="preserve">Conductivity and osmolality will be measured on every diavolume sample, so that the</w:t>
-      </w:r>
-      <w:r>
-        <w:t xml:space="preserve"> </w:t>
-      </w:r>
-      <w:r>
-        <w:t xml:space="preserve">approach of the retentate to the formulation buffer is followed across the whole</w:t>
-      </w:r>
-      <w:r>
-        <w:t xml:space="preserve"> </w:t>
-      </w:r>
-      <w:r>
-        <w:t xml:space="preserve">diafiltration and not read off its endpoint alone. Protein concentration (AMV-3019)</w:t>
-      </w:r>
-      <w:r>
-        <w:t xml:space="preserve"> </w:t>
-      </w:r>
-      <w:r>
-        <w:t xml:space="preserve">will be measured on every sample and on the pooled permeate and flush volumes, which is</w:t>
-      </w:r>
-      <w:r>
-        <w:t xml:space="preserve"> </w:t>
-      </w:r>
-      <w:r>
-        <w:t xml:space="preserve">what closes the mass balance, while size variants (AMV-3011) and charge variants</w:t>
-      </w:r>
-      <w:r>
-        <w:t xml:space="preserve"> </w:t>
-      </w:r>
-      <w:r>
-        <w:t xml:space="preserve">(AMV-3013) are measured on the feed pool and on the pooled drug substance of every run.</w:t>
-      </w:r>
-      <w:r>
-        <w:t xml:space="preserve"> </w:t>
-      </w:r>
-      <w:r>
-        <w:t xml:space="preserve">The intermediate samples of the worst-case run are analysed as well.</w:t>
-      </w:r>
-    </w:p>
-    <w:bookmarkEnd w:id="25"/>
-    <w:bookmarkStart w:id="26" w:name="statistical-methods"/>
-    <w:p>
-      <w:pPr>
-        <w:pStyle w:val="Heading2"/>
-      </w:pPr>
-      <w:r>
-        <w:t xml:space="preserve">5.5 Statistical methods</w:t>
-      </w:r>
-    </w:p>
-    <w:p>
-      <w:pPr>
-        <w:pStyle w:val="FirstParagraph"/>
-      </w:pPr>
-      <w:r>
-        <w:t xml:space="preserve">The planned analysis is descriptive, because no response model will be fitted at this</w:t>
-      </w:r>
-      <w:r>
-        <w:t xml:space="preserve"> </w:t>
-      </w:r>
-      <w:r>
-        <w:t xml:space="preserve">step. Each parameter is varied one at a time with the other two at their set-points, so</w:t>
-      </w:r>
-      <w:r>
-        <w:t xml:space="preserve"> </w:t>
-      </w:r>
-      <w:r>
-        <w:t xml:space="preserve">the design supports a statement about each parameter on its own but not about</w:t>
-      </w:r>
-      <w:r>
-        <w:t xml:space="preserve"> </w:t>
-      </w:r>
-      <w:r>
-        <w:t xml:space="preserve">interactions between them, and the combined run of</w:t>
-      </w:r>
-      <w:r>
-        <w:t xml:space="preserve"> </w:t>
-      </w:r>
-      <w:hyperlink w:anchor="sec-design">
-        <w:r>
-          <w:rPr>
-            <w:rStyle w:val="Hyperlink"/>
-          </w:rPr>
-          <w:t xml:space="preserve">Section 6</w:t>
-        </w:r>
-      </w:hyperlink>
-      <w:r>
-        <w:t xml:space="preserve"> </w:t>
-      </w:r>
-      <w:r>
-        <w:t xml:space="preserve">is the only condition at</w:t>
-      </w:r>
-      <w:r>
-        <w:t xml:space="preserve"> </w:t>
-      </w:r>
-      <w:r>
-        <w:t xml:space="preserve">which more than one parameter moves. The set-point replicates give the reproducibility</w:t>
-      </w:r>
-      <w:r>
-        <w:t xml:space="preserve"> </w:t>
-      </w:r>
-      <w:r>
-        <w:t xml:space="preserve">of every response as a mean and a coefficient of variation, and that band is the</w:t>
-      </w:r>
-      <w:r>
-        <w:t xml:space="preserve"> </w:t>
-      </w:r>
-      <w:r>
-        <w:t xml:space="preserve">reference against which each edge condition is judged.</w:t>
-      </w:r>
-    </w:p>
-    <w:p>
-      <w:pPr>
-        <w:pStyle w:val="BodyText"/>
-      </w:pPr>
-      <w:r>
-        <w:t xml:space="preserve">A parameter will be reported as having an effect on a response when the value at the</w:t>
-      </w:r>
-      <w:r>
-        <w:t xml:space="preserve"> </w:t>
-      </w:r>
-      <w:r>
-        <w:t xml:space="preserve">edge condition falls outside the set-point band and the difference is larger than the</w:t>
-      </w:r>
-      <w:r>
-        <w:t xml:space="preserve"> </w:t>
-      </w:r>
-      <w:r>
-        <w:t xml:space="preserve">precision of the method used to measure it. Change in a monitored attribute across the</w:t>
-      </w:r>
-      <w:r>
-        <w:t xml:space="preserve"> </w:t>
-      </w:r>
-      <w:r>
-        <w:t xml:space="preserve">step will be judged the same way. With 3 replicates the</w:t>
-      </w:r>
-      <w:r>
-        <w:t xml:space="preserve"> </w:t>
-      </w:r>
-      <w:r>
-        <w:t xml:space="preserve">reproducibility estimate is itself imprecise, and the study is not powered to detect a</w:t>
-      </w:r>
-      <w:r>
-        <w:t xml:space="preserve"> </w:t>
-      </w:r>
-      <w:r>
-        <w:t xml:space="preserve">small effect. It is powered to detect the effects that matter here, which are</w:t>
-      </w:r>
-      <w:r>
-        <w:t xml:space="preserve"> </w:t>
-      </w:r>
-      <w:r>
-        <w:t xml:space="preserve">incomplete buffer exchange and a loss of product mass, and both of those are large when</w:t>
-      </w:r>
-      <w:r>
-        <w:t xml:space="preserve"> </w:t>
-      </w:r>
-      <w:r>
-        <w:t xml:space="preserve">they occur.</w:t>
-      </w:r>
-    </w:p>
-    <w:p>
-      <w:pPr>
-        <w:pStyle w:val="BodyText"/>
-      </w:pPr>
-      <w:r>
-        <w:t xml:space="preserve">No commercial-scale capability estimate will be produced for this step. Capability is</w:t>
-      </w:r>
-      <w:r>
-        <w:t xml:space="preserve"> </w:t>
-      </w:r>
-      <w:r>
-        <w:t xml:space="preserve">estimated for the attributes that a step governs, and this step governs none. The</w:t>
-      </w:r>
-      <w:r>
-        <w:t xml:space="preserve"> </w:t>
-      </w:r>
-      <w:r>
-        <w:t xml:space="preserve">Monte-Carlo estimates over 2,000 simulated batches are</w:t>
-      </w:r>
-      <w:r>
-        <w:t xml:space="preserve"> </w:t>
-      </w:r>
-      <w:r>
-        <w:t xml:space="preserve">reported in the documents of the steps that set each attribute, and they are</w:t>
-      </w:r>
-      <w:r>
-        <w:t xml:space="preserve"> </w:t>
-      </w:r>
-      <w:r>
-        <w:t xml:space="preserve">consolidated in PCMR-001.</w:t>
-      </w:r>
-    </w:p>
-    <w:bookmarkEnd w:id="26"/>
-    <w:bookmarkEnd w:id="27"/>
-    <w:bookmarkStart w:id="32" w:name="sec-design"/>
-    <w:p>
-      <w:pPr>
-        <w:pStyle w:val="Heading1"/>
-      </w:pPr>
-      <w:r>
-        <w:t xml:space="preserve">6. Study design</w:t>
-      </w:r>
-    </w:p>
-    <w:bookmarkStart w:id="29" w:name="factors-ranges-and-study-type"/>
-    <w:p>
-      <w:pPr>
-        <w:pStyle w:val="Heading2"/>
-      </w:pPr>
-      <w:r>
-        <w:t xml:space="preserve">6.1 Factors, ranges and study type</w:t>
-      </w:r>
-    </w:p>
-    <w:p>
-      <w:pPr>
-        <w:pStyle w:val="FirstParagraph"/>
-      </w:pPr>
-      <w:hyperlink w:anchor="tbl-params">
-        <w:r>
-          <w:rPr>
-            <w:rStyle w:val="Hyperlink"/>
-          </w:rPr>
-          <w:t xml:space="preserve">Table 5</w:t>
-        </w:r>
-      </w:hyperlink>
-      <w:r>
-        <w:t xml:space="preserve"> </w:t>
-      </w:r>
-      <w:r>
-        <w:t xml:space="preserve">gives the parameters, their set-points, the ranges to be studied, the</w:t>
-      </w:r>
-      <w:r>
-        <w:t xml:space="preserve"> </w:t>
-      </w:r>
-      <w:r>
-        <w:t xml:space="preserve">normal operating ranges and the study type assigned to each. All of them are assigned</w:t>
-      </w:r>
-      <w:r>
-        <w:t xml:space="preserve"> </w:t>
-      </w:r>
-      <w:r>
-        <w:t xml:space="preserve">to univariate assessment, and no parameter of this step is carried into a multivariate</w:t>
-      </w:r>
-      <w:r>
-        <w:t xml:space="preserve"> </w:t>
-      </w:r>
-      <w:r>
-        <w:t xml:space="preserve">design.</w:t>
       </w:r>
     </w:p>
     <w:tbl>
@@ -3346,7 +2580,7 @@
       <w:tr>
         <w:tc>
           <w:tcPr/>
-          <w:bookmarkStart w:id="28" w:name="tbl-params"/>
+          <w:bookmarkStart w:id="20" w:name="tbl-ra"/>
           <w:p>
             <w:pPr>
               <w:jc w:val="center"/>
@@ -3357,7 +2591,1544 @@
               <w:pStyle w:val="ImageCaption"/>
             </w:pPr>
             <w:r>
-              <w:t xml:space="preserve">Table 5: Parameters to be studied, with set-points, characterization ranges and normal operating ranges.</w:t>
+              <w:t xml:space="preserve">Table 5: RA-001 pre-characterization risk rows for the step.</w:t>
+            </w:r>
+          </w:p>
+          <w:tbl>
+            <w:tblPr>
+              <w:tblStyle w:val="Table"/>
+              <w:tblW w:type="pct" w:w="5000"/>
+              <w:tblLayout w:type="fixed"/>
+              <w:tblLook w:firstRow="1" w:lastRow="0" w:firstColumn="0" w:lastColumn="0" w:noHBand="0" w:noVBand="0" w:val="0020"/>
+            </w:tblPr>
+            <w:tblGrid>
+              <w:gridCol w:w="918"/>
+              <w:gridCol w:w="1492"/>
+              <w:gridCol w:w="2869"/>
+              <w:gridCol w:w="306"/>
+              <w:gridCol w:w="306"/>
+              <w:gridCol w:w="306"/>
+              <w:gridCol w:w="573"/>
+              <w:gridCol w:w="688"/>
+              <w:gridCol w:w="459"/>
+            </w:tblGrid>
+            <w:tr>
+              <w:trPr>
+                <w:tblHeader w:val="on"/>
+              </w:trPr>
+              <w:tc>
+                <w:tcPr/>
+                <w:p>
+                  <w:pPr>
+                    <w:pStyle w:val="Compact"/>
+                    <w:jc w:val="left"/>
+                    <w:jc w:val="center"/>
+                  </w:pPr>
+                  <w:r>
+                    <w:t xml:space="preserve">Parameter</w:t>
+                  </w:r>
+                </w:p>
+              </w:tc>
+              <w:tc>
+                <w:tcPr/>
+                <w:p>
+                  <w:pPr>
+                    <w:pStyle w:val="Compact"/>
+                    <w:jc w:val="left"/>
+                    <w:jc w:val="center"/>
+                  </w:pPr>
+                  <w:r>
+                    <w:t xml:space="preserve">Prospective failure mode</w:t>
+                  </w:r>
+                </w:p>
+              </w:tc>
+              <w:tc>
+                <w:tcPr/>
+                <w:p>
+                  <w:pPr>
+                    <w:pStyle w:val="Compact"/>
+                    <w:jc w:val="left"/>
+                    <w:jc w:val="center"/>
+                  </w:pPr>
+                  <w:r>
+                    <w:t xml:space="preserve">Effect</w:t>
+                  </w:r>
+                </w:p>
+              </w:tc>
+              <w:tc>
+                <w:tcPr/>
+                <w:p>
+                  <w:pPr>
+                    <w:pStyle w:val="Compact"/>
+                    <w:jc w:val="right"/>
+                    <w:jc w:val="center"/>
+                  </w:pPr>
+                  <w:r>
+                    <w:t xml:space="preserve">Sev.</w:t>
+                  </w:r>
+                </w:p>
+              </w:tc>
+              <w:tc>
+                <w:tcPr/>
+                <w:p>
+                  <w:pPr>
+                    <w:pStyle w:val="Compact"/>
+                    <w:jc w:val="right"/>
+                    <w:jc w:val="center"/>
+                  </w:pPr>
+                  <w:r>
+                    <w:t xml:space="preserve">Occ.</w:t>
+                  </w:r>
+                </w:p>
+              </w:tc>
+              <w:tc>
+                <w:tcPr/>
+                <w:p>
+                  <w:pPr>
+                    <w:pStyle w:val="Compact"/>
+                    <w:jc w:val="right"/>
+                    <w:jc w:val="center"/>
+                  </w:pPr>
+                  <w:r>
+                    <w:t xml:space="preserve">Det.</w:t>
+                  </w:r>
+                </w:p>
+              </w:tc>
+              <w:tc>
+                <w:tcPr/>
+                <w:p>
+                  <w:pPr>
+                    <w:pStyle w:val="Compact"/>
+                    <w:jc w:val="right"/>
+                    <w:jc w:val="center"/>
+                  </w:pPr>
+                  <w:r>
+                    <w:t xml:space="preserve">Initial RPN</w:t>
+                  </w:r>
+                </w:p>
+              </w:tc>
+              <w:tc>
+                <w:tcPr/>
+                <w:p>
+                  <w:pPr>
+                    <w:pStyle w:val="Compact"/>
+                    <w:jc w:val="left"/>
+                    <w:jc w:val="center"/>
+                  </w:pPr>
+                  <w:r>
+                    <w:t xml:space="preserve">Assigned study</w:t>
+                  </w:r>
+                </w:p>
+              </w:tc>
+              <w:tc>
+                <w:tcPr/>
+                <w:p>
+                  <w:pPr>
+                    <w:pStyle w:val="Compact"/>
+                    <w:jc w:val="left"/>
+                    <w:jc w:val="center"/>
+                  </w:pPr>
+                  <w:r>
+                    <w:t xml:space="preserve">Priority</w:t>
+                  </w:r>
+                </w:p>
+              </w:tc>
+            </w:tr>
+            <w:tr>
+              <w:tc>
+                <w:tcPr/>
+                <w:p>
+                  <w:pPr>
+                    <w:pStyle w:val="Compact"/>
+                    <w:jc w:val="left"/>
+                    <w:jc w:val="center"/>
+                  </w:pPr>
+                  <w:r>
+                    <w:t xml:space="preserve">Number of diavolumes</w:t>
+                  </w:r>
+                </w:p>
+              </w:tc>
+              <w:tc>
+                <w:tcPr/>
+                <w:p>
+                  <w:pPr>
+                    <w:pStyle w:val="Compact"/>
+                    <w:jc w:val="left"/>
+                    <w:jc w:val="center"/>
+                  </w:pPr>
+                  <w:r>
+                    <w:t xml:space="preserve">Diavolumes &lt; 7</w:t>
+                  </w:r>
+                </w:p>
+              </w:tc>
+              <w:tc>
+                <w:tcPr/>
+                <w:p>
+                  <w:pPr>
+                    <w:pStyle w:val="Compact"/>
+                    <w:jc w:val="left"/>
+                    <w:jc w:val="center"/>
+                  </w:pPr>
+                  <w:r>
+                    <w:t xml:space="preserve">Incomplete buffer exchange (formulation; not part of DS characterization)</w:t>
+                  </w:r>
+                </w:p>
+              </w:tc>
+              <w:tc>
+                <w:tcPr/>
+                <w:p>
+                  <w:pPr>
+                    <w:pStyle w:val="Compact"/>
+                    <w:jc w:val="right"/>
+                    <w:jc w:val="center"/>
+                  </w:pPr>
+                  <w:r>
+                    <w:t xml:space="preserve">4</w:t>
+                  </w:r>
+                </w:p>
+              </w:tc>
+              <w:tc>
+                <w:tcPr/>
+                <w:p>
+                  <w:pPr>
+                    <w:pStyle w:val="Compact"/>
+                    <w:jc w:val="right"/>
+                    <w:jc w:val="center"/>
+                  </w:pPr>
+                  <w:r>
+                    <w:t xml:space="preserve">4</w:t>
+                  </w:r>
+                </w:p>
+              </w:tc>
+              <w:tc>
+                <w:tcPr/>
+                <w:p>
+                  <w:pPr>
+                    <w:pStyle w:val="Compact"/>
+                    <w:jc w:val="right"/>
+                    <w:jc w:val="center"/>
+                  </w:pPr>
+                  <w:r>
+                    <w:t xml:space="preserve">6</w:t>
+                  </w:r>
+                </w:p>
+              </w:tc>
+              <w:tc>
+                <w:tcPr/>
+                <w:p>
+                  <w:pPr>
+                    <w:pStyle w:val="Compact"/>
+                    <w:jc w:val="right"/>
+                    <w:jc w:val="center"/>
+                  </w:pPr>
+                  <w:r>
+                    <w:t xml:space="preserve">96</w:t>
+                  </w:r>
+                </w:p>
+              </w:tc>
+              <w:tc>
+                <w:tcPr/>
+                <w:p>
+                  <w:pPr>
+                    <w:pStyle w:val="Compact"/>
+                    <w:jc w:val="left"/>
+                    <w:jc w:val="center"/>
+                  </w:pPr>
+                  <w:r>
+                    <w:t xml:space="preserve">univariate</w:t>
+                  </w:r>
+                </w:p>
+              </w:tc>
+              <w:tc>
+                <w:tcPr/>
+                <w:p>
+                  <w:pPr>
+                    <w:pStyle w:val="Compact"/>
+                    <w:jc w:val="left"/>
+                    <w:jc w:val="center"/>
+                  </w:pPr>
+                  <w:r>
+                    <w:t xml:space="preserve">Low</w:t>
+                  </w:r>
+                </w:p>
+              </w:tc>
+            </w:tr>
+            <w:tr>
+              <w:tc>
+                <w:tcPr/>
+                <w:p>
+                  <w:pPr>
+                    <w:pStyle w:val="Compact"/>
+                    <w:jc w:val="left"/>
+                    <w:jc w:val="center"/>
+                  </w:pPr>
+                  <w:r>
+                    <w:t xml:space="preserve">Transmembrane pressure</w:t>
+                  </w:r>
+                </w:p>
+              </w:tc>
+              <w:tc>
+                <w:tcPr/>
+                <w:p>
+                  <w:pPr>
+                    <w:pStyle w:val="Compact"/>
+                    <w:jc w:val="left"/>
+                    <w:jc w:val="center"/>
+                  </w:pPr>
+                  <w:r>
+                    <w:t xml:space="preserve">TMP outside 10-15 psi</w:t>
+                  </w:r>
+                </w:p>
+              </w:tc>
+              <w:tc>
+                <w:tcPr/>
+                <w:p>
+                  <w:pPr>
+                    <w:pStyle w:val="Compact"/>
+                    <w:jc w:val="left"/>
+                    <w:jc w:val="center"/>
+                  </w:pPr>
+                  <w:r>
+                    <w:t xml:space="preserve">Affects flux/processing (formulation)</w:t>
+                  </w:r>
+                </w:p>
+              </w:tc>
+              <w:tc>
+                <w:tcPr/>
+                <w:p>
+                  <w:pPr>
+                    <w:pStyle w:val="Compact"/>
+                    <w:jc w:val="right"/>
+                    <w:jc w:val="center"/>
+                  </w:pPr>
+                  <w:r>
+                    <w:t xml:space="preserve">4</w:t>
+                  </w:r>
+                </w:p>
+              </w:tc>
+              <w:tc>
+                <w:tcPr/>
+                <w:p>
+                  <w:pPr>
+                    <w:pStyle w:val="Compact"/>
+                    <w:jc w:val="right"/>
+                    <w:jc w:val="center"/>
+                  </w:pPr>
+                  <w:r>
+                    <w:t xml:space="preserve">4</w:t>
+                  </w:r>
+                </w:p>
+              </w:tc>
+              <w:tc>
+                <w:tcPr/>
+                <w:p>
+                  <w:pPr>
+                    <w:pStyle w:val="Compact"/>
+                    <w:jc w:val="right"/>
+                    <w:jc w:val="center"/>
+                  </w:pPr>
+                  <w:r>
+                    <w:t xml:space="preserve">6</w:t>
+                  </w:r>
+                </w:p>
+              </w:tc>
+              <w:tc>
+                <w:tcPr/>
+                <w:p>
+                  <w:pPr>
+                    <w:pStyle w:val="Compact"/>
+                    <w:jc w:val="right"/>
+                    <w:jc w:val="center"/>
+                  </w:pPr>
+                  <w:r>
+                    <w:t xml:space="preserve">96</w:t>
+                  </w:r>
+                </w:p>
+              </w:tc>
+              <w:tc>
+                <w:tcPr/>
+                <w:p>
+                  <w:pPr>
+                    <w:pStyle w:val="Compact"/>
+                    <w:jc w:val="left"/>
+                    <w:jc w:val="center"/>
+                  </w:pPr>
+                  <w:r>
+                    <w:t xml:space="preserve">univariate</w:t>
+                  </w:r>
+                </w:p>
+              </w:tc>
+              <w:tc>
+                <w:tcPr/>
+                <w:p>
+                  <w:pPr>
+                    <w:pStyle w:val="Compact"/>
+                    <w:jc w:val="left"/>
+                    <w:jc w:val="center"/>
+                  </w:pPr>
+                  <w:r>
+                    <w:t xml:space="preserve">Low</w:t>
+                  </w:r>
+                </w:p>
+              </w:tc>
+            </w:tr>
+            <w:tr>
+              <w:tc>
+                <w:tcPr/>
+                <w:p>
+                  <w:pPr>
+                    <w:pStyle w:val="Compact"/>
+                    <w:jc w:val="left"/>
+                    <w:jc w:val="center"/>
+                  </w:pPr>
+                  <w:r>
+                    <w:t xml:space="preserve">Final DS concentration</w:t>
+                  </w:r>
+                </w:p>
+              </w:tc>
+              <w:tc>
+                <w:tcPr/>
+                <w:p>
+                  <w:pPr>
+                    <w:pStyle w:val="Compact"/>
+                    <w:jc w:val="left"/>
+                    <w:jc w:val="center"/>
+                  </w:pPr>
+                  <w:r>
+                    <w:t xml:space="preserve">Final concentration outside 65-85 g/L</w:t>
+                  </w:r>
+                </w:p>
+              </w:tc>
+              <w:tc>
+                <w:tcPr/>
+                <w:p>
+                  <w:pPr>
+                    <w:pStyle w:val="Compact"/>
+                    <w:jc w:val="left"/>
+                    <w:jc w:val="center"/>
+                  </w:pPr>
+                  <w:r>
+                    <w:t xml:space="preserve">DS concentration spec (formulation)</w:t>
+                  </w:r>
+                </w:p>
+              </w:tc>
+              <w:tc>
+                <w:tcPr/>
+                <w:p>
+                  <w:pPr>
+                    <w:pStyle w:val="Compact"/>
+                    <w:jc w:val="right"/>
+                    <w:jc w:val="center"/>
+                  </w:pPr>
+                  <w:r>
+                    <w:t xml:space="preserve">4</w:t>
+                  </w:r>
+                </w:p>
+              </w:tc>
+              <w:tc>
+                <w:tcPr/>
+                <w:p>
+                  <w:pPr>
+                    <w:pStyle w:val="Compact"/>
+                    <w:jc w:val="right"/>
+                    <w:jc w:val="center"/>
+                  </w:pPr>
+                  <w:r>
+                    <w:t xml:space="preserve">4</w:t>
+                  </w:r>
+                </w:p>
+              </w:tc>
+              <w:tc>
+                <w:tcPr/>
+                <w:p>
+                  <w:pPr>
+                    <w:pStyle w:val="Compact"/>
+                    <w:jc w:val="right"/>
+                    <w:jc w:val="center"/>
+                  </w:pPr>
+                  <w:r>
+                    <w:t xml:space="preserve">6</w:t>
+                  </w:r>
+                </w:p>
+              </w:tc>
+              <w:tc>
+                <w:tcPr/>
+                <w:p>
+                  <w:pPr>
+                    <w:pStyle w:val="Compact"/>
+                    <w:jc w:val="right"/>
+                    <w:jc w:val="center"/>
+                  </w:pPr>
+                  <w:r>
+                    <w:t xml:space="preserve">96</w:t>
+                  </w:r>
+                </w:p>
+              </w:tc>
+              <w:tc>
+                <w:tcPr/>
+                <w:p>
+                  <w:pPr>
+                    <w:pStyle w:val="Compact"/>
+                    <w:jc w:val="left"/>
+                    <w:jc w:val="center"/>
+                  </w:pPr>
+                  <w:r>
+                    <w:t xml:space="preserve">univariate</w:t>
+                  </w:r>
+                </w:p>
+              </w:tc>
+              <w:tc>
+                <w:tcPr/>
+                <w:p>
+                  <w:pPr>
+                    <w:pStyle w:val="Compact"/>
+                    <w:jc w:val="left"/>
+                    <w:jc w:val="center"/>
+                  </w:pPr>
+                  <w:r>
+                    <w:t xml:space="preserve">Low</w:t>
+                  </w:r>
+                </w:p>
+              </w:tc>
+            </w:tr>
+          </w:tbl>
+          <w:bookmarkEnd w:id="20"/>
+          <w:p/>
+        </w:tc>
+      </w:tr>
+    </w:tbl>
+    <w:p>
+      <w:pPr>
+        <w:pStyle w:val="BodyText"/>
+      </w:pPr>
+      <w:r>
+        <w:t xml:space="preserve">All 3 parameters carry the same severity score of</w:t>
+      </w:r>
+      <w:r>
+        <w:t xml:space="preserve"> </w:t>
+      </w:r>
+      <w:r>
+        <w:t xml:space="preserve">4, which the</w:t>
+      </w:r>
+      <w:r>
+        <w:t xml:space="preserve"> </w:t>
+      </w:r>
+      <w:r>
+        <w:t xml:space="preserve">RA-001 scale calls slight. Their failure modes act on buffer exchange, on</w:t>
+      </w:r>
+      <w:r>
+        <w:t xml:space="preserve"> </w:t>
+      </w:r>
+      <w:r>
+        <w:t xml:space="preserve">flux and on the concentration of the delivered drug substance, and none of those is a</w:t>
+      </w:r>
+      <w:r>
+        <w:t xml:space="preserve"> </w:t>
+      </w:r>
+      <w:r>
+        <w:t xml:space="preserve">quality attribute. Occurrence is scored 4, which the scale calls</w:t>
+      </w:r>
+      <w:r>
+        <w:t xml:space="preserve"> </w:t>
+      </w:r>
+      <w:r>
+        <w:t xml:space="preserve">low, on the ground that the skid controls each of them directly.</w:t>
+      </w:r>
+      <w:r>
+        <w:t xml:space="preserve"> </w:t>
+      </w:r>
+      <w:r>
+        <w:t xml:space="preserve">Detection is scored 6, the score the scale gives to a failure that is</w:t>
+      </w:r>
+      <w:r>
+        <w:t xml:space="preserve"> </w:t>
+      </w:r>
+      <w:r>
+        <w:t xml:space="preserve">seen after the operation and before release, and not during it. The initial risk priority</w:t>
+      </w:r>
+      <w:r>
+        <w:t xml:space="preserve"> </w:t>
+      </w:r>
+      <w:r>
+        <w:t xml:space="preserve">number is 96 for each parameter and each was ranked at</w:t>
+      </w:r>
+      <w:r>
+        <w:t xml:space="preserve"> </w:t>
+      </w:r>
+      <w:r>
+        <w:t xml:space="preserve">low priority.</w:t>
+      </w:r>
+    </w:p>
+    <w:p>
+      <w:pPr>
+        <w:pStyle w:val="BodyText"/>
+      </w:pPr>
+      <w:r>
+        <w:t xml:space="preserve">Two consequences follow for the design of this study. RA-001 assigned no parameter of the</w:t>
+      </w:r>
+      <w:r>
+        <w:t xml:space="preserve"> </w:t>
+      </w:r>
+      <w:r>
+        <w:t xml:space="preserve">step to a designed experiment, and the scores above are the whole basis of that assignment.</w:t>
+      </w:r>
+      <w:r>
+        <w:t xml:space="preserve"> </w:t>
+      </w:r>
+      <w:r>
+        <w:t xml:space="preserve">The ranges must nonetheless be bounded, because the concentration of the drug substance is confirmed by</w:t>
+      </w:r>
+      <w:r>
+        <w:t xml:space="preserve"> </w:t>
+      </w:r>
+      <w:r>
+        <w:t xml:space="preserve">release testing and this step is the last chance to set it. The parameters are studied one at</w:t>
+      </w:r>
+      <w:r>
+        <w:t xml:space="preserve"> </w:t>
+      </w:r>
+      <w:r>
+        <w:t xml:space="preserve">a time, over ranges wider than the ranges in which the step will routinely run.</w:t>
+      </w:r>
+    </w:p>
+    <w:bookmarkEnd w:id="21"/>
+    <w:bookmarkEnd w:id="22"/>
+    <w:bookmarkStart w:id="29" w:name="materials-and-methods"/>
+    <w:p>
+      <w:pPr>
+        <w:pStyle w:val="Heading1"/>
+      </w:pPr>
+      <w:r>
+        <w:t xml:space="preserve">5. Materials and methods</w:t>
+      </w:r>
+    </w:p>
+    <w:bookmarkStart w:id="23" w:name="scale-down-model-and-its-qualification"/>
+    <w:p>
+      <w:pPr>
+        <w:pStyle w:val="Heading2"/>
+      </w:pPr>
+      <w:r>
+        <w:t xml:space="preserve">5.1 Scale-down model and its qualification</w:t>
+      </w:r>
+    </w:p>
+    <w:p>
+      <w:pPr>
+        <w:pStyle w:val="FirstParagraph"/>
+      </w:pPr>
+      <w:r>
+        <w:t xml:space="preserve">The study will be run on a scale-down tangential flow filtration system that reproduces the</w:t>
+      </w:r>
+      <w:r>
+        <w:t xml:space="preserve"> </w:t>
+      </w:r>
+      <w:r>
+        <w:t xml:space="preserve">commercial operation, and no study run may start before that system has been qualified under</w:t>
+      </w:r>
+      <w:r>
+        <w:t xml:space="preserve"> </w:t>
+      </w:r>
+      <w:r>
+        <w:t xml:space="preserve">SOP-1001. The scale-independent parameters are those in</w:t>
+      </w:r>
+      <w:r>
+        <w:t xml:space="preserve"> </w:t>
+      </w:r>
+      <w:hyperlink w:anchor="tbl-params">
+        <w:r>
+          <w:rPr>
+            <w:rStyle w:val="Hyperlink"/>
+          </w:rPr>
+          <w:t xml:space="preserve">Table 7</w:t>
+        </w:r>
+      </w:hyperlink>
+      <w:r>
+        <w:t xml:space="preserve">, and they are</w:t>
+      </w:r>
+      <w:r>
+        <w:t xml:space="preserve"> </w:t>
+      </w:r>
+      <w:r>
+        <w:t xml:space="preserve">operated at the values proposed for commercial manufacture. The scale-dependent quantities</w:t>
+      </w:r>
+      <w:r>
+        <w:t xml:space="preserve"> </w:t>
+      </w:r>
+      <w:r>
+        <w:t xml:space="preserve">are membrane area, crossflow rate and hold-up volume. These are set so that the small system</w:t>
+      </w:r>
+      <w:r>
+        <w:t xml:space="preserve"> </w:t>
+      </w:r>
+      <w:r>
+        <w:t xml:space="preserve">matches the commercial system on the quantities that govern the operation: membrane chemistry</w:t>
+      </w:r>
+      <w:r>
+        <w:t xml:space="preserve"> </w:t>
+      </w:r>
+      <w:r>
+        <w:t xml:space="preserve">and channel geometry, protein loading per unit membrane area, and crossflow per unit membrane</w:t>
+      </w:r>
+      <w:r>
+        <w:t xml:space="preserve"> </w:t>
+      </w:r>
+      <w:r>
+        <w:t xml:space="preserve">area.</w:t>
+      </w:r>
+    </w:p>
+    <w:p>
+      <w:pPr>
+        <w:pStyle w:val="BodyText"/>
+      </w:pPr>
+      <w:r>
+        <w:t xml:space="preserve">Qualification compares the small system with commercial and pilot data on flux, on process</w:t>
+      </w:r>
+      <w:r>
+        <w:t xml:space="preserve"> </w:t>
+      </w:r>
+      <w:r>
+        <w:t xml:space="preserve">time per diavolume and on the quality of the pool. Step yield is recorded at both scales but</w:t>
+      </w:r>
+      <w:r>
+        <w:t xml:space="preserve"> </w:t>
+      </w:r>
+      <w:r>
+        <w:t xml:space="preserve">is not one of the quantities compared, because hold-up volume makes recovery scale</w:t>
+      </w:r>
+      <w:r>
+        <w:t xml:space="preserve"> </w:t>
+      </w:r>
+      <w:r>
+        <w:t xml:space="preserve">dependent. The acceptance criteria for</w:t>
+      </w:r>
+      <w:r>
+        <w:t xml:space="preserve"> </w:t>
+      </w:r>
+      <w:r>
+        <w:t xml:space="preserve">that comparison are defined in SOP-1001 and are not restated here. The comparison is made at</w:t>
+      </w:r>
+      <w:r>
+        <w:t xml:space="preserve"> </w:t>
+      </w:r>
+      <w:r>
+        <w:t xml:space="preserve">the set-point condition, which is the condition at which the two scales are expected to agree</w:t>
+      </w:r>
+      <w:r>
+        <w:t xml:space="preserve"> </w:t>
+      </w:r>
+      <w:r>
+        <w:t xml:space="preserve">most closely, and it is repeated after any change to the membrane lot or the flow path.</w:t>
+      </w:r>
+    </w:p>
+    <w:p>
+      <w:pPr>
+        <w:pStyle w:val="BodyText"/>
+      </w:pPr>
+      <w:r>
+        <w:t xml:space="preserve">One difference between the scales cannot be removed. The hold-up volume of a small system is</w:t>
+      </w:r>
+      <w:r>
+        <w:t xml:space="preserve"> </w:t>
+      </w:r>
+      <w:r>
+        <w:t xml:space="preserve">a larger fraction of the batch than at commercial scale, so recovery from the final flush is</w:t>
+      </w:r>
+      <w:r>
+        <w:t xml:space="preserve"> </w:t>
+      </w:r>
+      <w:r>
+        <w:t xml:space="preserve">not directly comparable between the two. Step yield at small scale will therefore be reported</w:t>
+      </w:r>
+      <w:r>
+        <w:t xml:space="preserve"> </w:t>
+      </w:r>
+      <w:r>
+        <w:t xml:space="preserve">as an indicator of consistent operation and will not be used to set the commercial yield</w:t>
+      </w:r>
+      <w:r>
+        <w:t xml:space="preserve"> </w:t>
+      </w:r>
+      <w:r>
+        <w:t xml:space="preserve">expectation. This limitation is carried as a study risk in §12. The skid used for the</w:t>
+      </w:r>
+      <w:r>
+        <w:t xml:space="preserve"> </w:t>
+      </w:r>
+      <w:r>
+        <w:t xml:space="preserve">study (EQ-TFF-142) is under calibration and change control, and its calibration status at</w:t>
+      </w:r>
+      <w:r>
+        <w:t xml:space="preserve"> </w:t>
+      </w:r>
+      <w:r>
+        <w:t xml:space="preserve">execution will be recorded in PCR-010.</w:t>
+      </w:r>
+    </w:p>
+    <w:bookmarkEnd w:id="23"/>
+    <w:bookmarkStart w:id="24" w:name="operation"/>
+    <w:p>
+      <w:pPr>
+        <w:pStyle w:val="Heading2"/>
+      </w:pPr>
+      <w:r>
+        <w:t xml:space="preserve">5.2 Operation</w:t>
+      </w:r>
+    </w:p>
+    <w:p>
+      <w:pPr>
+        <w:pStyle w:val="FirstParagraph"/>
+      </w:pPr>
+      <w:r>
+        <w:t xml:space="preserve">The step is operated under SOP-2013. The feed is the filtrate of the small virus retentive</w:t>
+      </w:r>
+      <w:r>
+        <w:t xml:space="preserve"> </w:t>
+      </w:r>
+      <w:r>
+        <w:t xml:space="preserve">filtration step, which is characterized in PCP-009 and PCR-009. Feed material for the study</w:t>
+      </w:r>
+      <w:r>
+        <w:t xml:space="preserve"> </w:t>
+      </w:r>
+      <w:r>
+        <w:t xml:space="preserve">is drawn from runs of the preceding steps at their set-points, so that the input state of</w:t>
+      </w:r>
+      <w:r>
+        <w:t xml:space="preserve"> </w:t>
+      </w:r>
+      <w:r>
+        <w:t xml:space="preserve">each attribute in</w:t>
+      </w:r>
+      <w:r>
+        <w:t xml:space="preserve"> </w:t>
+      </w:r>
+      <w:hyperlink w:anchor="tbl-cqa">
+        <w:r>
+          <w:rPr>
+            <w:rStyle w:val="Hyperlink"/>
+          </w:rPr>
+          <w:t xml:space="preserve">Table 4</w:t>
+        </w:r>
+      </w:hyperlink>
+      <w:r>
+        <w:t xml:space="preserve"> </w:t>
+      </w:r>
+      <w:r>
+        <w:t xml:space="preserve">is representative of routine operation.</w:t>
+      </w:r>
+    </w:p>
+    <w:p>
+      <w:pPr>
+        <w:pStyle w:val="BodyText"/>
+      </w:pPr>
+      <w:r>
+        <w:t xml:space="preserve">Each run follows the commercial sequence. The feed is concentrated to the concentration at</w:t>
+      </w:r>
+      <w:r>
+        <w:t xml:space="preserve"> </w:t>
+      </w:r>
+      <w:r>
+        <w:t xml:space="preserve">which diafiltration begins, diafiltered at constant volume against formulation buffer for the</w:t>
+      </w:r>
+      <w:r>
+        <w:t xml:space="preserve"> </w:t>
+      </w:r>
+      <w:r>
+        <w:t xml:space="preserve">number of diavolumes under study, concentrated to 75 g/L unless</w:t>
+      </w:r>
+      <w:r>
+        <w:t xml:space="preserve"> </w:t>
+      </w:r>
+      <w:r>
+        <w:t xml:space="preserve">final concentration is itself the parameter being varied, and then recovered by a buffer</w:t>
+      </w:r>
+      <w:r>
+        <w:t xml:space="preserve"> </w:t>
+      </w:r>
+      <w:r>
+        <w:t xml:space="preserve">flush. Transmembrane pressure is controlled by the skid throughout the concentration and</w:t>
+      </w:r>
+      <w:r>
+        <w:t xml:space="preserve"> </w:t>
+      </w:r>
+      <w:r>
+        <w:t xml:space="preserve">diafiltration phases. The diavolume count is controlled by the recipe and confirmed against</w:t>
+      </w:r>
+      <w:r>
+        <w:t xml:space="preserve"> </w:t>
+      </w:r>
+      <w:r>
+        <w:t xml:space="preserve">the mass of permeate collected.</w:t>
+      </w:r>
+    </w:p>
+    <w:p>
+      <w:pPr>
+        <w:pStyle w:val="BodyText"/>
+      </w:pPr>
+      <w:r>
+        <w:t xml:space="preserve">Materials that are controlled to platform specification are identity checked and released</w:t>
+      </w:r>
+      <w:r>
+        <w:t xml:space="preserve"> </w:t>
+      </w:r>
+      <w:r>
+        <w:t xml:space="preserve">before use, and are not study variables. These are the membrane cassettes, the formulation</w:t>
+      </w:r>
+      <w:r>
+        <w:t xml:space="preserve"> </w:t>
+      </w:r>
+      <w:r>
+        <w:t xml:space="preserve">buffer and the flush buffer. A single membrane lot will be used for the study wherever the</w:t>
+      </w:r>
+      <w:r>
+        <w:t xml:space="preserve"> </w:t>
+      </w:r>
+      <w:r>
+        <w:t xml:space="preserve">schedule allows, so that a lot change cannot be confounded with a parameter effect.</w:t>
+      </w:r>
+    </w:p>
+    <w:bookmarkEnd w:id="24"/>
+    <w:bookmarkStart w:id="26" w:name="analytical-methods"/>
+    <w:p>
+      <w:pPr>
+        <w:pStyle w:val="Heading2"/>
+      </w:pPr>
+      <w:r>
+        <w:t xml:space="preserve">5.3 Analytical methods</w:t>
+      </w:r>
+    </w:p>
+    <w:p>
+      <w:pPr>
+        <w:pStyle w:val="FirstParagraph"/>
+      </w:pPr>
+      <w:r>
+        <w:t xml:space="preserve">The study is supported by 3 validated methods, each listed</w:t>
+      </w:r>
+      <w:r>
+        <w:t xml:space="preserve"> </w:t>
+      </w:r>
+      <w:r>
+        <w:t xml:space="preserve">with its validation reference</w:t>
+      </w:r>
+      <w:r>
+        <w:t xml:space="preserve"> </w:t>
+      </w:r>
+      <w:r>
+        <w:t xml:space="preserve">in</w:t>
+      </w:r>
+      <w:r>
+        <w:t xml:space="preserve"> </w:t>
+      </w:r>
+      <w:hyperlink w:anchor="tbl-refs">
+        <w:r>
+          <w:rPr>
+            <w:rStyle w:val="Hyperlink"/>
+          </w:rPr>
+          <w:t xml:space="preserve">Table 3</w:t>
+        </w:r>
+      </w:hyperlink>
+      <w:r>
+        <w:t xml:space="preserve">. Aggregate is measured by size exclusion chromatography (AMV-3011) and reported</w:t>
+      </w:r>
+      <w:r>
+        <w:t xml:space="preserve"> </w:t>
+      </w:r>
+      <w:r>
+        <w:t xml:space="preserve">as the percentage of high molecular weight species. Charge variants are measured by imaged</w:t>
+      </w:r>
+      <w:r>
+        <w:t xml:space="preserve"> </w:t>
+      </w:r>
+      <w:r>
+        <w:t xml:space="preserve">capillary isoelectric focusing (AMV-3013) and reported as the acidic variant percentage.</w:t>
+      </w:r>
+      <w:r>
+        <w:t xml:space="preserve"> </w:t>
+      </w:r>
+      <w:r>
+        <w:t xml:space="preserve">Protein concentration is measured by ultraviolet absorbance (AMV-3019), which is also the</w:t>
+      </w:r>
+      <w:r>
+        <w:t xml:space="preserve"> </w:t>
+      </w:r>
+      <w:r>
+        <w:t xml:space="preserve">method that decides whether a run met the concentration target.</w:t>
+      </w:r>
+    </w:p>
+    <w:tbl>
+      <w:tblPr>
+        <w:tblStyle w:val="Table"/>
+        <w:tblW w:type="pct" w:w="5000"/>
+        <w:tblLayout w:type="fixed"/>
+        <w:tblLook w:firstRow="0" w:lastRow="0" w:firstColumn="0" w:lastColumn="0" w:noHBand="0" w:noVBand="0" w:val="0000"/>
+      </w:tblPr>
+      <w:tblGrid>
+        <w:gridCol w:w="7920"/>
+      </w:tblGrid>
+      <w:tr>
+        <w:tc>
+          <w:tcPr/>
+          <w:bookmarkStart w:id="25" w:name="tbl-methods"/>
+          <w:p>
+            <w:pPr>
+              <w:jc w:val="center"/>
+            </w:pPr>
+            <w:pPr>
+              <w:jc w:val="left"/>
+              <w:spacing w:before="200"/>
+              <w:pStyle w:val="ImageCaption"/>
+            </w:pPr>
+            <w:r>
+              <w:t xml:space="preserve">Table 6: Validated performance of the concentration method.</w:t>
+            </w:r>
+          </w:p>
+          <w:tbl>
+            <w:tblPr>
+              <w:tblStyle w:val="Table"/>
+              <w:tblW w:type="pct" w:w="5000"/>
+              <w:tblLayout w:type="fixed"/>
+              <w:tblLook w:firstRow="1" w:lastRow="0" w:firstColumn="0" w:lastColumn="0" w:noHBand="0" w:noVBand="0" w:val="0020"/>
+            </w:tblPr>
+            <w:tblGrid>
+              <w:gridCol w:w="688"/>
+              <w:gridCol w:w="2479"/>
+              <w:gridCol w:w="1790"/>
+              <w:gridCol w:w="619"/>
+              <w:gridCol w:w="1101"/>
+              <w:gridCol w:w="1239"/>
+            </w:tblGrid>
+            <w:tr>
+              <w:trPr>
+                <w:tblHeader w:val="on"/>
+              </w:trPr>
+              <w:tc>
+                <w:tcPr/>
+                <w:p>
+                  <w:pPr>
+                    <w:pStyle w:val="Compact"/>
+                    <w:jc w:val="left"/>
+                    <w:jc w:val="center"/>
+                  </w:pPr>
+                  <w:r>
+                    <w:t xml:space="preserve">Method</w:t>
+                  </w:r>
+                </w:p>
+              </w:tc>
+              <w:tc>
+                <w:tcPr/>
+                <w:p>
+                  <w:pPr>
+                    <w:pStyle w:val="Compact"/>
+                    <w:jc w:val="left"/>
+                    <w:jc w:val="center"/>
+                  </w:pPr>
+                  <w:r>
+                    <w:t xml:space="preserve">Title</w:t>
+                  </w:r>
+                </w:p>
+              </w:tc>
+              <w:tc>
+                <w:tcPr/>
+                <w:p>
+                  <w:pPr>
+                    <w:pStyle w:val="Compact"/>
+                    <w:jc w:val="left"/>
+                    <w:jc w:val="center"/>
+                  </w:pPr>
+                  <w:r>
+                    <w:t xml:space="preserve">Intermediate precision</w:t>
+                  </w:r>
+                </w:p>
+              </w:tc>
+              <w:tc>
+                <w:tcPr/>
+                <w:p>
+                  <w:pPr>
+                    <w:pStyle w:val="Compact"/>
+                    <w:jc w:val="left"/>
+                    <w:jc w:val="center"/>
+                  </w:pPr>
+                  <w:r>
+                    <w:t xml:space="preserve">LOQ</w:t>
+                  </w:r>
+                </w:p>
+              </w:tc>
+              <w:tc>
+                <w:tcPr/>
+                <w:p>
+                  <w:pPr>
+                    <w:pStyle w:val="Compact"/>
+                    <w:jc w:val="right"/>
+                    <w:jc w:val="center"/>
+                  </w:pPr>
+                  <w:r>
+                    <w:t xml:space="preserve">Accuracy (%)</w:t>
+                  </w:r>
+                </w:p>
+              </w:tc>
+              <w:tc>
+                <w:tcPr/>
+                <w:p>
+                  <w:pPr>
+                    <w:pStyle w:val="Compact"/>
+                    <w:jc w:val="right"/>
+                    <w:jc w:val="center"/>
+                  </w:pPr>
+                  <w:r>
+                    <w:t xml:space="preserve">Variance share</w:t>
+                  </w:r>
+                </w:p>
+              </w:tc>
+            </w:tr>
+            <w:tr>
+              <w:tc>
+                <w:tcPr/>
+                <w:p>
+                  <w:pPr>
+                    <w:pStyle w:val="Compact"/>
+                    <w:jc w:val="left"/>
+                    <w:jc w:val="center"/>
+                  </w:pPr>
+                  <w:r>
+                    <w:t xml:space="preserve">AMV-3019</w:t>
+                  </w:r>
+                </w:p>
+              </w:tc>
+              <w:tc>
+                <w:tcPr/>
+                <w:p>
+                  <w:pPr>
+                    <w:pStyle w:val="Compact"/>
+                    <w:jc w:val="left"/>
+                    <w:jc w:val="center"/>
+                  </w:pPr>
+                  <w:r>
+                    <w:t xml:space="preserve">Protein Concentration by A280 (UV)</w:t>
+                  </w:r>
+                </w:p>
+              </w:tc>
+              <w:tc>
+                <w:tcPr/>
+                <w:p>
+                  <w:pPr>
+                    <w:pStyle w:val="Compact"/>
+                    <w:jc w:val="left"/>
+                    <w:jc w:val="center"/>
+                  </w:pPr>
+                  <w:r>
+                    <w:t xml:space="preserve">1.2 %RSD</w:t>
+                  </w:r>
+                </w:p>
+              </w:tc>
+              <w:tc>
+                <w:tcPr/>
+                <w:p>
+                  <w:pPr>
+                    <w:pStyle w:val="Compact"/>
+                    <w:jc w:val="left"/>
+                    <w:jc w:val="center"/>
+                  </w:pPr>
+                  <w:r>
+                    <w:t xml:space="preserve">0.5 g/L</w:t>
+                  </w:r>
+                </w:p>
+              </w:tc>
+              <w:tc>
+                <w:tcPr/>
+                <w:p>
+                  <w:pPr>
+                    <w:pStyle w:val="Compact"/>
+                    <w:jc w:val="right"/>
+                    <w:jc w:val="center"/>
+                  </w:pPr>
+                  <w:r>
+                    <w:t xml:space="preserve">99.6</w:t>
+                  </w:r>
+                </w:p>
+              </w:tc>
+              <w:tc>
+                <w:tcPr/>
+                <w:p>
+                  <w:pPr>
+                    <w:pStyle w:val="Compact"/>
+                    <w:jc w:val="right"/>
+                    <w:jc w:val="center"/>
+                  </w:pPr>
+                  <w:r>
+                    <w:t xml:space="preserve">0.22</w:t>
+                  </w:r>
+                </w:p>
+              </w:tc>
+            </w:tr>
+          </w:tbl>
+          <w:bookmarkEnd w:id="25"/>
+          <w:p/>
+        </w:tc>
+      </w:tr>
+    </w:tbl>
+    <w:p>
+      <w:pPr>
+        <w:pStyle w:val="BodyText"/>
+      </w:pPr>
+      <w:hyperlink w:anchor="tbl-methods">
+        <w:r>
+          <w:rPr>
+            <w:rStyle w:val="Hyperlink"/>
+          </w:rPr>
+          <w:t xml:space="preserve">Table 6</w:t>
+        </w:r>
+      </w:hyperlink>
+      <w:r>
+        <w:t xml:space="preserve"> </w:t>
+      </w:r>
+      <w:r>
+        <w:t xml:space="preserve">gives the validated performance of the concentration method. Its intermediate</w:t>
+      </w:r>
+      <w:r>
+        <w:t xml:space="preserve"> </w:t>
+      </w:r>
+      <w:r>
+        <w:t xml:space="preserve">precision is 1.2 %RSD and its limit of quantitation is 0.5 g/L, so it</w:t>
+      </w:r>
+      <w:r>
+        <w:t xml:space="preserve"> </w:t>
+      </w:r>
+      <w:r>
+        <w:t xml:space="preserve">resolves differences that are far smaller than the width of the range studied for that</w:t>
+      </w:r>
+      <w:r>
+        <w:t xml:space="preserve"> </w:t>
+      </w:r>
+      <w:r>
+        <w:t xml:space="preserve">parameter. The validated performance of the size variant and charge variant methods is</w:t>
+      </w:r>
+      <w:r>
+        <w:t xml:space="preserve"> </w:t>
+      </w:r>
+      <w:r>
+        <w:t xml:space="preserve">recorded in the validation reports for AMV-3011 and AMV-3013, and is not reproduced here.</w:t>
+      </w:r>
+      <w:r>
+        <w:t xml:space="preserve"> </w:t>
+      </w:r>
+      <w:r>
+        <w:t xml:space="preserve">The precision of those two methods matters to this study, because it sets the smallest</w:t>
+      </w:r>
+      <w:r>
+        <w:t xml:space="preserve"> </w:t>
+      </w:r>
+      <w:r>
+        <w:t xml:space="preserve">change in an attribute that can be attributed to a parameter rather than to the assay (§5.5).</w:t>
+      </w:r>
+    </w:p>
+    <w:bookmarkEnd w:id="26"/>
+    <w:bookmarkStart w:id="27" w:name="sampling-plan"/>
+    <w:p>
+      <w:pPr>
+        <w:pStyle w:val="Heading2"/>
+      </w:pPr>
+      <w:r>
+        <w:t xml:space="preserve">5.4 Sampling plan</w:t>
+      </w:r>
+    </w:p>
+    <w:p>
+      <w:pPr>
+        <w:pStyle w:val="FirstParagraph"/>
+      </w:pPr>
+      <w:r>
+        <w:t xml:space="preserve">Each run is sampled at four points: the feed, the retentate at the end of diafiltration, the</w:t>
+      </w:r>
+      <w:r>
+        <w:t xml:space="preserve"> </w:t>
+      </w:r>
+      <w:r>
+        <w:t xml:space="preserve">final pool after the last concentration phase, and the permeate. The feed sample establishes</w:t>
+      </w:r>
+      <w:r>
+        <w:t xml:space="preserve"> </w:t>
+      </w:r>
+      <w:r>
+        <w:t xml:space="preserve">the input state of every attribute in</w:t>
+      </w:r>
+      <w:r>
+        <w:t xml:space="preserve"> </w:t>
+      </w:r>
+      <w:hyperlink w:anchor="tbl-cqa">
+        <w:r>
+          <w:rPr>
+            <w:rStyle w:val="Hyperlink"/>
+          </w:rPr>
+          <w:t xml:space="preserve">Table 4</w:t>
+        </w:r>
+      </w:hyperlink>
+      <w:r>
+        <w:t xml:space="preserve"> </w:t>
+      </w:r>
+      <w:r>
+        <w:t xml:space="preserve">for that run, and the comparison that answers the</w:t>
+      </w:r>
+      <w:r>
+        <w:t xml:space="preserve"> </w:t>
+      </w:r>
+      <w:r>
+        <w:t xml:space="preserve">first objective is the final pool against the feed of the same run. The retentate sample</w:t>
+      </w:r>
+      <w:r>
+        <w:t xml:space="preserve"> </w:t>
+      </w:r>
+      <w:r>
+        <w:t xml:space="preserve">records the protein concentration at which diafiltration ended. The permeate is assayed for</w:t>
+      </w:r>
+      <w:r>
+        <w:t xml:space="preserve"> </w:t>
+      </w:r>
+      <w:r>
+        <w:t xml:space="preserve">protein by ultraviolet absorbance to confirm that the membrane retained the antibody.</w:t>
+      </w:r>
+    </w:p>
+    <w:p>
+      <w:pPr>
+        <w:pStyle w:val="BodyText"/>
+      </w:pPr>
+      <w:r>
+        <w:t xml:space="preserve">Aggregate and charge variants are measured on the feed and on the final pool. Protein</w:t>
+      </w:r>
+      <w:r>
+        <w:t xml:space="preserve"> </w:t>
+      </w:r>
+      <w:r>
+        <w:t xml:space="preserve">concentration is measured on all four samples. Retains of every final pool are held under the</w:t>
+      </w:r>
+      <w:r>
+        <w:t xml:space="preserve"> </w:t>
+      </w:r>
+      <w:r>
+        <w:t xml:space="preserve">conditions defined in SOP-2013, so that an unexpected result can be re-tested on the original</w:t>
+      </w:r>
+      <w:r>
+        <w:t xml:space="preserve"> </w:t>
+      </w:r>
+      <w:r>
+        <w:t xml:space="preserve">material instead of on a repeat run.</w:t>
+      </w:r>
+    </w:p>
+    <w:bookmarkEnd w:id="27"/>
+    <w:bookmarkStart w:id="28" w:name="statistical-methods"/>
+    <w:p>
+      <w:pPr>
+        <w:pStyle w:val="Heading2"/>
+      </w:pPr>
+      <w:r>
+        <w:t xml:space="preserve">5.5 Statistical methods</w:t>
+      </w:r>
+    </w:p>
+    <w:p>
+      <w:pPr>
+        <w:pStyle w:val="FirstParagraph"/>
+      </w:pPr>
+      <w:r>
+        <w:t xml:space="preserve">The planned analysis is descriptive. Each condition is compared with the set-point runs</w:t>
+      </w:r>
+      <w:r>
+        <w:t xml:space="preserve"> </w:t>
+      </w:r>
+      <w:r>
+        <w:t xml:space="preserve">executed on the same feed, and each result is compared with the acceptance criteria in §7. A</w:t>
+      </w:r>
+      <w:r>
+        <w:t xml:space="preserve"> </w:t>
+      </w:r>
+      <w:r>
+        <w:t xml:space="preserve">difference between a condition and the set-point runs is reported as real only when it</w:t>
+      </w:r>
+      <w:r>
+        <w:t xml:space="preserve"> </w:t>
+      </w:r>
+      <w:r>
+        <w:t xml:space="preserve">exceeds the intermediate precision of the method that measured it and the scatter of the</w:t>
+      </w:r>
+      <w:r>
+        <w:t xml:space="preserve"> </w:t>
+      </w:r>
+      <w:r>
+        <w:t xml:space="preserve">set-point runs themselves. Each edge condition is executed once (§6.2), which is too few for</w:t>
+      </w:r>
+      <w:r>
+        <w:t xml:space="preserve"> </w:t>
+      </w:r>
+      <w:r>
+        <w:t xml:space="preserve">a significance test, and none is planned. The number of runs behind every comparison the</w:t>
+      </w:r>
+      <w:r>
+        <w:t xml:space="preserve"> </w:t>
+      </w:r>
+      <w:r>
+        <w:t xml:space="preserve">report makes is stated with the comparison.</w:t>
+      </w:r>
+    </w:p>
+    <w:p>
+      <w:pPr>
+        <w:pStyle w:val="BodyText"/>
+      </w:pPr>
+      <w:r>
+        <w:t xml:space="preserve">No designed experiment is run at this step and no model is fitted to its data. At the steps</w:t>
+      </w:r>
+      <w:r>
+        <w:t xml:space="preserve"> </w:t>
+      </w:r>
+      <w:r>
+        <w:t xml:space="preserve">that do carry a designed experiment, the screening design identifies which parameters matter</w:t>
+      </w:r>
+      <w:r>
+        <w:t xml:space="preserve"> </w:t>
+      </w:r>
+      <w:r>
+        <w:t xml:space="preserve">and the response surface model is the predictive model on which the design space rests.</w:t>
+      </w:r>
+      <w:r>
+        <w:t xml:space="preserve"> </w:t>
+      </w:r>
+      <w:r>
+        <w:t xml:space="preserve">Neither exists here. The outcome of this study is a set of univariate acceptable ranges and a</w:t>
+      </w:r>
+      <w:r>
+        <w:t xml:space="preserve"> </w:t>
+      </w:r>
+      <w:r>
+        <w:t xml:space="preserve">classification for each parameter. It is not a multivariate design space, and this plan</w:t>
+      </w:r>
+      <w:r>
+        <w:t xml:space="preserve"> </w:t>
+      </w:r>
+      <w:r>
+        <w:t xml:space="preserve">claims nothing more for it.</w:t>
+      </w:r>
+    </w:p>
+    <w:p>
+      <w:pPr>
+        <w:pStyle w:val="BodyText"/>
+      </w:pPr>
+      <w:r>
+        <w:t xml:space="preserve">Commercial-scale capability is not estimated from this step. Capability for the drug</w:t>
+      </w:r>
+      <w:r>
+        <w:t xml:space="preserve"> </w:t>
+      </w:r>
+      <w:r>
+        <w:t xml:space="preserve">substance attributes is estimated by Monte-Carlo simulation of</w:t>
+      </w:r>
+      <w:r>
+        <w:t xml:space="preserve"> </w:t>
+      </w:r>
+      <w:r>
+        <w:t xml:space="preserve">2,000 batches from the qualified models of the steps that set</w:t>
+      </w:r>
+      <w:r>
+        <w:t xml:space="preserve"> </w:t>
+      </w:r>
+      <w:r>
+        <w:t xml:space="preserve">those attributes, and the result is consolidated in PCMR-001. This step contributes the</w:t>
+      </w:r>
+      <w:r>
+        <w:t xml:space="preserve"> </w:t>
+      </w:r>
+      <w:r>
+        <w:t xml:space="preserve">concentration at which the drug substance is expressed, and nothing else, to that</w:t>
+      </w:r>
+      <w:r>
+        <w:t xml:space="preserve"> </w:t>
+      </w:r>
+      <w:r>
+        <w:t xml:space="preserve">calculation.</w:t>
+      </w:r>
+    </w:p>
+    <w:bookmarkEnd w:id="28"/>
+    <w:bookmarkEnd w:id="29"/>
+    <w:bookmarkStart w:id="33" w:name="study-design"/>
+    <w:p>
+      <w:pPr>
+        <w:pStyle w:val="Heading1"/>
+      </w:pPr>
+      <w:r>
+        <w:t xml:space="preserve">6. Study design</w:t>
+      </w:r>
+    </w:p>
+    <w:bookmarkStart w:id="31" w:name="factors-ranges-and-study-type"/>
+    <w:p>
+      <w:pPr>
+        <w:pStyle w:val="Heading2"/>
+      </w:pPr>
+      <w:r>
+        <w:t xml:space="preserve">6.1 Factors, ranges and study type</w:t>
+      </w:r>
+    </w:p>
+    <w:p>
+      <w:pPr>
+        <w:pStyle w:val="FirstParagraph"/>
+      </w:pPr>
+      <w:r>
+        <w:t xml:space="preserve">The design is univariate. Each of the step’s 3 parameters is studied</w:t>
+      </w:r>
+      <w:r>
+        <w:t xml:space="preserve"> </w:t>
+      </w:r>
+      <w:r>
+        <w:t xml:space="preserve">across a range wider than the range in which the step will routinely operate, with the other</w:t>
+      </w:r>
+      <w:r>
+        <w:t xml:space="preserve"> </w:t>
+      </w:r>
+      <w:r>
+        <w:t xml:space="preserve">parameters at their set-points.</w:t>
+      </w:r>
+      <w:r>
+        <w:t xml:space="preserve"> </w:t>
+      </w:r>
+      <w:hyperlink w:anchor="tbl-params">
+        <w:r>
+          <w:rPr>
+            <w:rStyle w:val="Hyperlink"/>
+          </w:rPr>
+          <w:t xml:space="preserve">Table 7</w:t>
+        </w:r>
+      </w:hyperlink>
+      <w:r>
+        <w:t xml:space="preserve"> </w:t>
+      </w:r>
+      <w:r>
+        <w:t xml:space="preserve">gives the set-point, the range studied, the normal</w:t>
+      </w:r>
+      <w:r>
+        <w:t xml:space="preserve"> </w:t>
+      </w:r>
+      <w:r>
+        <w:t xml:space="preserve">operating range and the study type for each.</w:t>
+      </w:r>
+    </w:p>
+    <w:tbl>
+      <w:tblPr>
+        <w:tblStyle w:val="Table"/>
+        <w:tblW w:type="pct" w:w="5000"/>
+        <w:tblLayout w:type="fixed"/>
+        <w:tblLook w:firstRow="0" w:lastRow="0" w:firstColumn="0" w:lastColumn="0" w:noHBand="0" w:noVBand="0" w:val="0000"/>
+      </w:tblPr>
+      <w:tblGrid>
+        <w:gridCol w:w="7920"/>
+      </w:tblGrid>
+      <w:tr>
+        <w:tc>
+          <w:tcPr/>
+          <w:bookmarkStart w:id="30" w:name="tbl-params"/>
+          <w:p>
+            <w:pPr>
+              <w:jc w:val="center"/>
+            </w:pPr>
+            <w:pPr>
+              <w:jc w:val="left"/>
+              <w:spacing w:before="200"/>
+              <w:pStyle w:val="ImageCaption"/>
+            </w:pPr>
+            <w:r>
+              <w:t xml:space="preserve">Table 7: Parameters, ranges and study type for the step.</w:t>
             </w:r>
           </w:p>
           <w:tbl>
@@ -3699,118 +4470,859 @@
               </w:tc>
             </w:tr>
           </w:tbl>
-          <w:bookmarkEnd w:id="28"/>
+          <w:bookmarkEnd w:id="30"/>
           <w:p/>
         </w:tc>
       </w:tr>
     </w:tbl>
-    <w:bookmarkEnd w:id="29"/>
-    <w:bookmarkStart w:id="31" w:name="univariate-assessment"/>
-    <w:p>
-      <w:pPr>
-        <w:pStyle w:val="Heading2"/>
-      </w:pPr>
-      <w:r>
-        <w:t xml:space="preserve">6.2 Univariate assessment</w:t>
-      </w:r>
-    </w:p>
-    <w:p>
-      <w:pPr>
-        <w:pStyle w:val="FirstParagraph"/>
-      </w:pPr>
-      <w:r>
-        <w:t xml:space="preserve">No screening design and no response-surface design is planned for this step. There is</w:t>
-      </w:r>
-      <w:r>
-        <w:t xml:space="preserve"> </w:t>
-      </w:r>
-      <w:r>
-        <w:t xml:space="preserve">no quality attribute response to model, and the 3 parameters act</w:t>
-      </w:r>
-      <w:r>
-        <w:t xml:space="preserve"> </w:t>
-      </w:r>
-      <w:r>
-        <w:t xml:space="preserve">through hydraulics and mass balance and not through a reaction whose rate they could</w:t>
-      </w:r>
-      <w:r>
-        <w:t xml:space="preserve"> </w:t>
-      </w:r>
-      <w:r>
-        <w:t xml:space="preserve">jointly control,</w:t>
-      </w:r>
-      <w:r>
-        <w:t xml:space="preserve"> </w:t>
-      </w:r>
-      <w:r>
-        <w:t xml:space="preserve">which is the condition under which a multivariate design earns its cost. The designs</w:t>
-      </w:r>
-      <w:r>
-        <w:t xml:space="preserve"> </w:t>
-      </w:r>
-      <w:r>
-        <w:t xml:space="preserve">used at the bioreactor and at the chromatographic and filtration steps (PCP-003,</w:t>
-      </w:r>
-      <w:r>
-        <w:t xml:space="preserve"> </w:t>
-      </w:r>
-      <w:r>
-        <w:t xml:space="preserve">PCP-005 to PCP-009) are therefore not applied here, and no design space will be claimed</w:t>
-      </w:r>
-      <w:r>
-        <w:t xml:space="preserve"> </w:t>
-      </w:r>
-      <w:r>
-        <w:t xml:space="preserve">for this step. The outcome of the study is a set of proven acceptable ranges (PAR) and</w:t>
-      </w:r>
-      <w:r>
-        <w:t xml:space="preserve"> </w:t>
-      </w:r>
-      <w:r>
-        <w:t xml:space="preserve">a confirmed classification, which is what a key process parameter needs.</w:t>
-      </w:r>
-    </w:p>
     <w:p>
       <w:pPr>
         <w:pStyle w:val="BodyText"/>
       </w:pPr>
       <w:r>
-        <w:t xml:space="preserve">The planned run list is given in</w:t>
-      </w:r>
-      <w:r>
-        <w:t xml:space="preserve"> </w:t>
-      </w:r>
-      <w:hyperlink w:anchor="tbl-design">
+        <w:t xml:space="preserve">The number of diavolumes is studied over 7–10 DV against a normal</w:t>
+      </w:r>
+      <w:r>
+        <w:t xml:space="preserve"> </w:t>
+      </w:r>
+      <w:r>
+        <w:t xml:space="preserve">operating range of 7–9 DV. The range is extended upward only.</w:t>
+      </w:r>
+      <w:r>
+        <w:t xml:space="preserve"> </w:t>
+      </w:r>
+      <w:r>
+        <w:t xml:space="preserve">Buffer exchange improves as diavolumes are added, so the risk lies at the low edge,</w:t>
+      </w:r>
+      <w:r>
+        <w:t xml:space="preserve"> </w:t>
+      </w:r>
+      <w:r>
+        <w:t xml:space="preserve">and the upper edge is studied to show that the additional process time (the pool spends</w:t>
+      </w:r>
+      <w:r>
+        <w:t xml:space="preserve"> </w:t>
+      </w:r>
+      <w:r>
+        <w:t xml:space="preserve">longer in the system, at its highest concentration) does not change the product. The low edge of the range studied is the low edge of the normal operating range, so</w:t>
+      </w:r>
+      <w:r>
+        <w:t xml:space="preserve"> </w:t>
+      </w:r>
+      <w:r>
+        <w:t xml:space="preserve">this study does not bound an excursion below it. Applying fewer diavolumes than that is</w:t>
+      </w:r>
+      <w:r>
+        <w:t xml:space="preserve"> </w:t>
+      </w:r>
+      <w:r>
+        <w:t xml:space="preserve">prevented by the recipe and detected by the permeate mass check described in §5.2.</w:t>
+      </w:r>
+      <w:r>
+        <w:t xml:space="preserve"> </w:t>
+      </w:r>
+      <w:r>
+        <w:t xml:space="preserve">Completeness of the exchange itself belongs to the formulation and is not characterized here</w:t>
+      </w:r>
+      <w:r>
+        <w:t xml:space="preserve"> </w:t>
+      </w:r>
+      <w:r>
+        <w:t xml:space="preserve">(</w:t>
+      </w:r>
+      <w:hyperlink w:anchor="tbl-ra">
         <w:r>
           <w:rPr>
             <w:rStyle w:val="Hyperlink"/>
           </w:rPr>
-          <w:t xml:space="preserve">Table 6</w:t>
+          <w:t xml:space="preserve">Table 5</w:t>
         </w:r>
       </w:hyperlink>
       <w:r>
-        <w:t xml:space="preserve"> </w:t>
-      </w:r>
-      <w:r>
-        <w:t xml:space="preserve">and contains 10 runs. Each</w:t>
-      </w:r>
-      <w:r>
-        <w:t xml:space="preserve"> </w:t>
-      </w:r>
-      <w:r>
-        <w:t xml:space="preserve">parameter is run at both edges of its characterization range with the other two at</w:t>
-      </w:r>
-      <w:r>
-        <w:t xml:space="preserve"> </w:t>
-      </w:r>
-      <w:r>
-        <w:t xml:space="preserve">their set-points, the set-point condition is run in 3 replicates, and</w:t>
-      </w:r>
-      <w:r>
-        <w:t xml:space="preserve"> </w:t>
-      </w:r>
-      <w:r>
-        <w:t xml:space="preserve">one further run combines the worst case of all 3 parameters.</w:t>
+        <w:t xml:space="preserve">), and both bounds will be stated again in PCR-010.</w:t>
+      </w:r>
+    </w:p>
+    <w:p>
+      <w:pPr>
+        <w:pStyle w:val="BodyText"/>
+      </w:pPr>
+      <w:r>
+        <w:t xml:space="preserve">Transmembrane pressure is studied over 10–15 psi against a normal</w:t>
+      </w:r>
+      <w:r>
+        <w:t xml:space="preserve"> </w:t>
+      </w:r>
+      <w:r>
+        <w:t xml:space="preserve">operating range of 10–14 psi. The range is extended above the</w:t>
+      </w:r>
+      <w:r>
+        <w:t xml:space="preserve"> </w:t>
+      </w:r>
+      <w:r>
+        <w:t xml:space="preserve">normal operating range because the risk lies there. Shear and concentration polarization both</w:t>
+      </w:r>
+      <w:r>
+        <w:t xml:space="preserve"> </w:t>
+      </w:r>
+      <w:r>
+        <w:t xml:space="preserve">rise with pressure. Below the normal range the consequence is a longer process time and not a</w:t>
+      </w:r>
+      <w:r>
+        <w:t xml:space="preserve"> </w:t>
+      </w:r>
+      <w:r>
+        <w:t xml:space="preserve">change in product quality, which is why the low edge of the studied range and of the normal</w:t>
+      </w:r>
+      <w:r>
+        <w:t xml:space="preserve"> </w:t>
+      </w:r>
+      <w:r>
+        <w:t xml:space="preserve">operating range are the same.</w:t>
+      </w:r>
+    </w:p>
+    <w:p>
+      <w:pPr>
+        <w:pStyle w:val="BodyText"/>
+      </w:pPr>
+      <w:r>
+        <w:t xml:space="preserve">Final drug substance concentration is studied over 65–85 g/L against a</w:t>
+      </w:r>
+      <w:r>
+        <w:t xml:space="preserve"> </w:t>
+      </w:r>
+      <w:r>
+        <w:t xml:space="preserve">normal operating range of 70–80 g/L and a target of</w:t>
+      </w:r>
+      <w:r>
+        <w:t xml:space="preserve"> </w:t>
+      </w:r>
+      <w:r>
+        <w:t xml:space="preserve">75 g/L. This range is extended in both directions, because both edges</w:t>
+      </w:r>
+      <w:r>
+        <w:t xml:space="preserve"> </w:t>
+      </w:r>
+      <w:r>
+        <w:t xml:space="preserve">carry a consequence. The low edge delivers drug substance below the concentration the process</w:t>
+      </w:r>
+      <w:r>
+        <w:t xml:space="preserve"> </w:t>
+      </w:r>
+      <w:r>
+        <w:t xml:space="preserve">is required to reach, and the high edge is where self association is most likely. The range studied</w:t>
+      </w:r>
+      <w:r>
+        <w:t xml:space="preserve"> </w:t>
+      </w:r>
+      <w:r>
+        <w:t xml:space="preserve">extends beyond the normal operating range on both sides of the target, which follows the</w:t>
+      </w:r>
+      <w:r>
+        <w:t xml:space="preserve"> </w:t>
+      </w:r>
+      <w:r>
+        <w:t xml:space="preserve">practice applied to the characterized steps of this process (PCMP-001) and the enhanced</w:t>
+      </w:r>
+      <w:r>
+        <w:t xml:space="preserve"> </w:t>
+      </w:r>
+      <w:r>
+        <w:t xml:space="preserve">development approach of the case study</w:t>
+      </w:r>
+      <w:r>
+        <w:t xml:space="preserve"> </w:t>
+      </w:r>
+      <w:r>
+        <w:t xml:space="preserve">(CMC Biotech Working Group 2009)</w:t>
+      </w:r>
+      <w:r>
+        <w:t xml:space="preserve">.</w:t>
+      </w:r>
+    </w:p>
+    <w:bookmarkEnd w:id="31"/>
+    <w:bookmarkStart w:id="32" w:name="univariate-assessment"/>
+    <w:p>
+      <w:pPr>
+        <w:pStyle w:val="Heading2"/>
+      </w:pPr>
+      <w:r>
+        <w:t xml:space="preserve">6.2 Univariate assessment</w:t>
+      </w:r>
+    </w:p>
+    <w:p>
+      <w:pPr>
+        <w:pStyle w:val="FirstParagraph"/>
+      </w:pPr>
+      <w:r>
+        <w:t xml:space="preserve">Each parameter is taken to the low and high levels of its characterization range with the</w:t>
+      </w:r>
+      <w:r>
+        <w:t xml:space="preserve"> </w:t>
+      </w:r>
+      <w:r>
+        <w:t xml:space="preserve">other parameters at their set-points, and the set-point condition itself is executed once as</w:t>
+      </w:r>
+      <w:r>
+        <w:t xml:space="preserve"> </w:t>
+      </w:r>
+      <w:r>
+        <w:t xml:space="preserve">the reference for each parameter. The study is 9 runs in total:</w:t>
+      </w:r>
+      <w:r>
+        <w:t xml:space="preserve"> </w:t>
+      </w:r>
+      <w:r>
+        <w:t xml:space="preserve">6 runs at an edge and 3 at the set-point,</w:t>
+      </w:r>
+      <w:r>
+        <w:t xml:space="preserve"> </w:t>
+      </w:r>
+      <w:r>
+        <w:t xml:space="preserve">with the runs for a given parameter executed on the same feed. No edge condition is</w:t>
+      </w:r>
+      <w:r>
+        <w:t xml:space="preserve"> </w:t>
+      </w:r>
+      <w:r>
+        <w:t xml:space="preserve">replicated, so the scatter of the set-point runs</w:t>
+      </w:r>
+      <w:r>
+        <w:t xml:space="preserve"> </w:t>
+      </w:r>
+      <w:r>
+        <w:t xml:space="preserve">is the only estimate of run-to-run variability the study produces, and §5.5 states how that</w:t>
+      </w:r>
+      <w:r>
+        <w:t xml:space="preserve"> </w:t>
+      </w:r>
+      <w:r>
+        <w:t xml:space="preserve">scatter is used. The schedule is given in Appendix A. This design was chosen over a factorial</w:t>
+      </w:r>
+      <w:r>
+        <w:t xml:space="preserve"> </w:t>
+      </w:r>
+      <w:r>
+        <w:t xml:space="preserve">for the reason given in §4.3, and the choice is a decision about scope and not about effort.</w:t>
+      </w:r>
+      <w:r>
+        <w:t xml:space="preserve"> </w:t>
+      </w:r>
+      <w:r>
+        <w:t xml:space="preserve">A factorial would have to be justified against the risk RA-001 recorded for the step, and</w:t>
+      </w:r>
+      <w:r>
+        <w:t xml:space="preserve"> </w:t>
+      </w:r>
+      <w:r>
+        <w:t xml:space="preserve">that assessment assigned every parameter to univariate study instead.</w:t>
+      </w:r>
+    </w:p>
+    <w:p>
+      <w:pPr>
+        <w:pStyle w:val="BodyText"/>
+      </w:pPr>
+      <w:r>
+        <w:t xml:space="preserve">The assessment is conditional. It establishes how the step behaves when one parameter is at</w:t>
+      </w:r>
+      <w:r>
+        <w:t xml:space="preserve"> </w:t>
+      </w:r>
+      <w:r>
+        <w:t xml:space="preserve">an edge and the others are at their set-points, and it does not establish how the step</w:t>
+      </w:r>
+      <w:r>
+        <w:t xml:space="preserve"> </w:t>
+      </w:r>
+      <w:r>
+        <w:t xml:space="preserve">behaves at a corner where two parameters are at their edges together. That limitation is</w:t>
+      </w:r>
+      <w:r>
+        <w:t xml:space="preserve"> </w:t>
+      </w:r>
+      <w:r>
+        <w:t xml:space="preserve">accepted here, and it is the reason the control strategy will propose the normal operating</w:t>
+      </w:r>
+      <w:r>
+        <w:t xml:space="preserve"> </w:t>
+      </w:r>
+      <w:r>
+        <w:t xml:space="preserve">ranges as the routine limits for the step, rather than the wider ranges studied.</w:t>
+      </w:r>
+    </w:p>
+    <w:bookmarkEnd w:id="32"/>
+    <w:bookmarkEnd w:id="33"/>
+    <w:bookmarkStart w:id="34" w:name="acceptance-and-decision-criteria"/>
+    <w:p>
+      <w:pPr>
+        <w:pStyle w:val="Heading1"/>
+      </w:pPr>
+      <w:r>
+        <w:t xml:space="preserve">7. Acceptance and decision criteria</w:t>
+      </w:r>
+    </w:p>
+    <w:p>
+      <w:pPr>
+        <w:pStyle w:val="FirstParagraph"/>
+      </w:pPr>
+      <w:r>
+        <w:t xml:space="preserve">Four criteria decide the outcome of the study, and all four are fixed before any data are</w:t>
+      </w:r>
+      <w:r>
+        <w:t xml:space="preserve"> </w:t>
+      </w:r>
+      <w:r>
+        <w:t xml:space="preserve">seen.</w:t>
+      </w:r>
+    </w:p>
+    <w:p>
+      <w:pPr>
+        <w:pStyle w:val="BodyText"/>
+      </w:pPr>
+      <w:r>
+        <w:t xml:space="preserve">The first is the scale-down model. The model is qualified when the comparison required by</w:t>
+      </w:r>
+      <w:r>
+        <w:t xml:space="preserve"> </w:t>
+      </w:r>
+      <w:r>
+        <w:t xml:space="preserve">SOP-1001 is complete and meets the acceptance criteria stated there. Data generated on an</w:t>
+      </w:r>
+      <w:r>
+        <w:t xml:space="preserve"> </w:t>
+      </w:r>
+      <w:r>
+        <w:t xml:space="preserve">unqualified system are not reportable, and the runs affected will be repeated.</w:t>
+      </w:r>
+    </w:p>
+    <w:p>
+      <w:pPr>
+        <w:pStyle w:val="BodyText"/>
+      </w:pPr>
+      <w:r>
+        <w:t xml:space="preserve">The second is product quality. At every condition, aggregate and acidic charge variants in</w:t>
+      </w:r>
+      <w:r>
+        <w:t xml:space="preserve"> </w:t>
+      </w:r>
+      <w:r>
+        <w:t xml:space="preserve">the final pool must be within the drug substance acceptance criteria in</w:t>
+      </w:r>
+      <w:r>
+        <w:t xml:space="preserve"> </w:t>
+      </w:r>
+      <w:hyperlink w:anchor="tbl-cqa">
+        <w:r>
+          <w:rPr>
+            <w:rStyle w:val="Hyperlink"/>
+          </w:rPr>
+          <w:t xml:space="preserve">Table 4</w:t>
+        </w:r>
+      </w:hyperlink>
+      <w:r>
+        <w:t xml:space="preserve">. In</w:t>
+      </w:r>
+      <w:r>
+        <w:t xml:space="preserve"> </w:t>
+      </w:r>
+      <w:r>
+        <w:t xml:space="preserve">addition, the change across the step is assessed: a difference between the final pool and its</w:t>
+      </w:r>
+      <w:r>
+        <w:t xml:space="preserve"> </w:t>
+      </w:r>
+      <w:r>
+        <w:t xml:space="preserve">feed that exceeds the intermediate precision of the method is reported as a real change,</w:t>
+      </w:r>
+      <w:r>
+        <w:t xml:space="preserve"> </w:t>
+      </w:r>
+      <w:r>
+        <w:t xml:space="preserve">investigated, and carried into the classification of the parameter that produced it.</w:t>
+      </w:r>
+    </w:p>
+    <w:p>
+      <w:pPr>
+        <w:pStyle w:val="BodyText"/>
+      </w:pPr>
+      <w:r>
+        <w:t xml:space="preserve">The third is process performance, and it is stated separately for the two kinds of run. A run</w:t>
+      </w:r>
+      <w:r>
+        <w:t xml:space="preserve"> </w:t>
+      </w:r>
+      <w:r>
+        <w:t xml:space="preserve">at the set-point condition must deliver a final pool within the normal operating range of the</w:t>
+      </w:r>
+      <w:r>
+        <w:t xml:space="preserve"> </w:t>
+      </w:r>
+      <w:r>
+        <w:t xml:space="preserve">final concentration parameter (70–80 g/L). Its step yield must</w:t>
+      </w:r>
+      <w:r>
+        <w:t xml:space="preserve"> </w:t>
+      </w:r>
+      <w:r>
+        <w:t xml:space="preserve">agree with the yield of the other set-point runs of the study, within the run-to-run scatter</w:t>
+      </w:r>
+      <w:r>
+        <w:t xml:space="preserve"> </w:t>
+      </w:r>
+      <w:r>
+        <w:t xml:space="preserve">recorded when the system was qualified. That comparison stays inside the small scale, for the</w:t>
+      </w:r>
+      <w:r>
+        <w:t xml:space="preserve"> </w:t>
+      </w:r>
+      <w:r>
+        <w:t xml:space="preserve">reason given in §5.1. A run at a deliberately varied condition must complete, and the</w:t>
+      </w:r>
+      <w:r>
+        <w:t xml:space="preserve"> </w:t>
+      </w:r>
+      <w:r>
+        <w:t xml:space="preserve">condition intended for it must be achieved and verified: the mass of permeate collected for</w:t>
+      </w:r>
+      <w:r>
+        <w:t xml:space="preserve"> </w:t>
+      </w:r>
+      <w:r>
+        <w:t xml:space="preserve">the number of diavolumes, the skid record for transmembrane pressure, and the concentration</w:t>
+      </w:r>
+      <w:r>
+        <w:t xml:space="preserve"> </w:t>
+      </w:r>
+      <w:r>
+        <w:t xml:space="preserve">assay for the final concentration. Such a run is judged on product quality and on execution,</w:t>
+      </w:r>
+      <w:r>
+        <w:t xml:space="preserve"> </w:t>
+      </w:r>
+      <w:r>
+        <w:t xml:space="preserve">and not on whether it reached the target concentration.</w:t>
+      </w:r>
+    </w:p>
+    <w:p>
+      <w:pPr>
+        <w:pStyle w:val="BodyText"/>
+      </w:pPr>
+      <w:r>
+        <w:t xml:space="preserve">The fourth is the decision rule for a parameter range. The acceptable range of a parameter is</w:t>
+      </w:r>
+      <w:r>
+        <w:t xml:space="preserve"> </w:t>
+      </w:r>
+      <w:r>
+        <w:t xml:space="preserve">the widest contiguous span of the levels studied at which the product quality criterion is met</w:t>
+      </w:r>
+      <w:r>
+        <w:t xml:space="preserve"> </w:t>
+      </w:r>
+      <w:r>
+        <w:t xml:space="preserve">and the run was executed at its intended condition, with the other parameters at their</w:t>
+      </w:r>
+      <w:r>
+        <w:t xml:space="preserve"> </w:t>
+      </w:r>
+      <w:r>
+        <w:t xml:space="preserve">set-points. The process performance criterion enters through the set-point runs, which fix the</w:t>
+      </w:r>
+      <w:r>
+        <w:t xml:space="preserve"> </w:t>
+      </w:r>
+      <w:r>
+        <w:t xml:space="preserve">reference the levels are compared against. Where every level studied meets those criteria, the</w:t>
+      </w:r>
+      <w:r>
+        <w:t xml:space="preserve"> </w:t>
+      </w:r>
+      <w:r>
+        <w:t xml:space="preserve">whole characterization range is reported as acceptable, and the normal operating range sits</w:t>
+      </w:r>
+      <w:r>
+        <w:t xml:space="preserve"> </w:t>
+      </w:r>
+      <w:r>
+        <w:t xml:space="preserve">inside it with margin on both sides.</w:t>
+      </w:r>
+    </w:p>
+    <w:p>
+      <w:pPr>
+        <w:pStyle w:val="BodyText"/>
+      </w:pPr>
+      <w:r>
+        <w:t xml:space="preserve">Classification follows from the same evidence, under SOP-4001. A parameter with a</w:t>
+      </w:r>
+      <w:r>
+        <w:t xml:space="preserve"> </w:t>
+      </w:r>
+      <w:r>
+        <w:t xml:space="preserve">demonstrated effect on a drug substance quality attribute is classified as a critical process</w:t>
+      </w:r>
+      <w:r>
+        <w:t xml:space="preserve"> </w:t>
+      </w:r>
+      <w:r>
+        <w:t xml:space="preserve">parameter (CPP), or as a well controlled critical process parameter (WC-CPP) where the control</w:t>
+      </w:r>
+      <w:r>
+        <w:t xml:space="preserve"> </w:t>
+      </w:r>
+      <w:r>
+        <w:t xml:space="preserve">capability makes an excursion unlikely. A parameter with no demonstrated effect on a quality</w:t>
+      </w:r>
+      <w:r>
+        <w:t xml:space="preserve"> </w:t>
+      </w:r>
+      <w:r>
+        <w:t xml:space="preserve">attribute, which must nonetheless be held for the process to perform consistently, is</w:t>
+      </w:r>
+      <w:r>
+        <w:t xml:space="preserve"> </w:t>
+      </w:r>
+      <w:r>
+        <w:t xml:space="preserve">classified as a key process parameter (KPP). A parameter with neither property is a general</w:t>
+      </w:r>
+      <w:r>
+        <w:t xml:space="preserve"> </w:t>
+      </w:r>
+      <w:r>
+        <w:t xml:space="preserve">process parameter (GPP). The class is an outcome of the study and is not pre-judged in this</w:t>
+      </w:r>
+      <w:r>
+        <w:t xml:space="preserve"> </w:t>
+      </w:r>
+      <w:r>
+        <w:t xml:space="preserve">plan.</w:t>
+      </w:r>
+    </w:p>
+    <w:p>
+      <w:pPr>
+        <w:pStyle w:val="BodyText"/>
+      </w:pPr>
+      <w:r>
+        <w:t xml:space="preserve">A result that fails one of these criteria is not a failure of the plan. It is recorded,</w:t>
+      </w:r>
+      <w:r>
+        <w:t xml:space="preserve"> </w:t>
+      </w:r>
+      <w:r>
+        <w:t xml:space="preserve">investigated under the site quality system, and reported in PCR-010 together with its effect</w:t>
+      </w:r>
+      <w:r>
+        <w:t xml:space="preserve"> </w:t>
+      </w:r>
+      <w:r>
+        <w:t xml:space="preserve">on the ranges proposed for the control strategy.</w:t>
+      </w:r>
+    </w:p>
+    <w:bookmarkEnd w:id="34"/>
+    <w:bookmarkStart w:id="35" w:name="X6e399b04be57e9d5f909b4238f9408193405dfd"/>
+    <w:p>
+      <w:pPr>
+        <w:pStyle w:val="Heading1"/>
+      </w:pPr>
+      <w:r>
+        <w:t xml:space="preserve">8. Proven acceptable ranges (planned analysis)</w:t>
+      </w:r>
+    </w:p>
+    <w:p>
+      <w:pPr>
+        <w:pStyle w:val="FirstParagraph"/>
+      </w:pPr>
+      <w:r>
+        <w:t xml:space="preserve">The report will state a proven acceptable range (PAR) for each parameter, against the two</w:t>
+      </w:r>
+      <w:r>
+        <w:t xml:space="preserve"> </w:t>
+      </w:r>
+      <w:r>
+        <w:t xml:space="preserve">attributes measured across the step, which are aggregate and acidic charge variants. Residual</w:t>
+      </w:r>
+      <w:r>
+        <w:t xml:space="preserve"> </w:t>
+      </w:r>
+      <w:r>
+        <w:t xml:space="preserve">DNA appears in</w:t>
+      </w:r>
+      <w:r>
+        <w:t xml:space="preserve"> </w:t>
+      </w:r>
+      <w:hyperlink w:anchor="tbl-cqa">
+        <w:r>
+          <w:rPr>
+            <w:rStyle w:val="Hyperlink"/>
+          </w:rPr>
+          <w:t xml:space="preserve">Table 4</w:t>
+        </w:r>
+      </w:hyperlink>
+      <w:r>
+        <w:t xml:space="preserve"> </w:t>
+      </w:r>
+      <w:r>
+        <w:t xml:space="preserve">because the step fixes the concentration on which a dose is based, and</w:t>
+      </w:r>
+      <w:r>
+        <w:t xml:space="preserve"> </w:t>
+      </w:r>
+      <w:r>
+        <w:t xml:space="preserve">it is not assayed in this study, so no range is stated against it (§4.2). The acceptance basis</w:t>
+      </w:r>
+      <w:r>
+        <w:t xml:space="preserve"> </w:t>
+      </w:r>
+      <w:r>
+        <w:t xml:space="preserve">is the drug substance specification, which is the set of criteria</w:t>
+      </w:r>
+      <w:r>
+        <w:t xml:space="preserve"> </w:t>
+      </w:r>
+      <w:r>
+        <w:t xml:space="preserve">in</w:t>
+      </w:r>
+      <w:r>
+        <w:t xml:space="preserve"> </w:t>
+      </w:r>
+      <w:hyperlink w:anchor="tbl-cqa">
+        <w:r>
+          <w:rPr>
+            <w:rStyle w:val="Hyperlink"/>
+          </w:rPr>
+          <w:t xml:space="preserve">Table 4</w:t>
+        </w:r>
+      </w:hyperlink>
+      <w:r>
+        <w:t xml:space="preserve">; those are the criteria the drug substance is released against. No viral clearance</w:t>
+      </w:r>
+      <w:r>
+        <w:t xml:space="preserve"> </w:t>
+      </w:r>
+      <w:r>
+        <w:t xml:space="preserve">attribute is in scope at this step, so no step-level clearance contribution has to be</w:t>
+      </w:r>
+      <w:r>
+        <w:t xml:space="preserve"> </w:t>
+      </w:r>
+      <w:r>
+        <w:t xml:space="preserve">back-calculated from a cumulative requirement, as it is for the steps that carry a clearance</w:t>
+      </w:r>
+      <w:r>
+        <w:t xml:space="preserve"> </w:t>
+      </w:r>
+      <w:r>
+        <w:t xml:space="preserve">claim.</w:t>
+      </w:r>
+    </w:p>
+    <w:p>
+      <w:pPr>
+        <w:pStyle w:val="BodyText"/>
+      </w:pPr>
+      <w:r>
+        <w:t xml:space="preserve">The analysis has one form here and not two. Each parameter is evaluated at the levels at which</w:t>
+      </w:r>
+      <w:r>
+        <w:t xml:space="preserve"> </w:t>
+      </w:r>
+      <w:r>
+        <w:t xml:space="preserve">it was actually run, with the other parameters at their set-points, and the PAR</w:t>
+      </w:r>
+      <w:r>
+        <w:t xml:space="preserve"> </w:t>
+      </w:r>
+      <w:r>
+        <w:t xml:space="preserve">is the span of those levels over which the monitored attributes remain within their</w:t>
+      </w:r>
+      <w:r>
+        <w:t xml:space="preserve"> </w:t>
+      </w:r>
+      <w:r>
+        <w:t xml:space="preserve">acceptance criteria. The second analysis used at the designed steps has no counterpart at this</w:t>
+      </w:r>
+      <w:r>
+        <w:t xml:space="preserve"> </w:t>
+      </w:r>
+      <w:r>
+        <w:t xml:space="preserve">one. There the remaining parameters are varied within their normal operating ranges by</w:t>
+      </w:r>
+      <w:r>
+        <w:t xml:space="preserve"> </w:t>
+      </w:r>
+      <w:r>
+        <w:t xml:space="preserve">Monte-Carlo simulation of the fitted response surface model, and here there is no fitted model</w:t>
+      </w:r>
+      <w:r>
+        <w:t xml:space="preserve"> </w:t>
+      </w:r>
+      <w:r>
+        <w:t xml:space="preserve">to propagate. The consequence is stated plainly in the report: every range it gives is</w:t>
+      </w:r>
+      <w:r>
+        <w:t xml:space="preserve"> </w:t>
+      </w:r>
+      <w:r>
+        <w:t xml:space="preserve">conditional on the other parameters sitting at their set-points.</w:t>
+      </w:r>
+    </w:p>
+    <w:p>
+      <w:pPr>
+        <w:pStyle w:val="BodyText"/>
+      </w:pPr>
+      <w:r>
+        <w:t xml:space="preserve">The ranges will be reported as a table of the levels run against the attributes measured, with</w:t>
+      </w:r>
+      <w:r>
+        <w:t xml:space="preserve"> </w:t>
+      </w:r>
+      <w:r>
+        <w:t xml:space="preserve">the acceptance limit for each attribute stated alongside, so that a reader can see the margin</w:t>
+      </w:r>
+      <w:r>
+        <w:t xml:space="preserve"> </w:t>
+      </w:r>
+      <w:r>
+        <w:t xml:space="preserve">between the measured value and its limit at every level executed. The shaded acceptable-region plots</w:t>
+      </w:r>
+      <w:r>
+        <w:t xml:space="preserve"> </w:t>
+      </w:r>
+      <w:r>
+        <w:t xml:space="preserve">used in the reports for the characterized steps are not available here, for the same reason:</w:t>
+      </w:r>
+      <w:r>
+        <w:t xml:space="preserve"> </w:t>
+      </w:r>
+      <w:r>
+        <w:t xml:space="preserve">they are drawn from a fitted model. Two bounds therefore apply to every PAR</w:t>
+      </w:r>
+      <w:r>
+        <w:t xml:space="preserve"> </w:t>
+      </w:r>
+      <w:r>
+        <w:t xml:space="preserve">this study can produce. It is bounded by the levels actually executed, and it is bounded</w:t>
+      </w:r>
+      <w:r>
+        <w:t xml:space="preserve"> </w:t>
+      </w:r>
+      <w:r>
+        <w:t xml:space="preserve">by the assumption that the other parameters are at their set-points. Neither this plan nor its</w:t>
+      </w:r>
+      <w:r>
+        <w:t xml:space="preserve"> </w:t>
+      </w:r>
+      <w:r>
+        <w:t xml:space="preserve">report will describe the result as a design space.</w:t>
+      </w:r>
+    </w:p>
+    <w:bookmarkEnd w:id="35"/>
+    <w:bookmarkStart w:id="36" w:name="data-management-and-integrity"/>
+    <w:p>
+      <w:pPr>
+        <w:pStyle w:val="Heading1"/>
+      </w:pPr>
+      <w:r>
+        <w:t xml:space="preserve">9. Data management and integrity</w:t>
+      </w:r>
+    </w:p>
+    <w:p>
+      <w:pPr>
+        <w:pStyle w:val="FirstParagraph"/>
+      </w:pPr>
+      <w:r>
+        <w:t xml:space="preserve">Study data are recorded contemporaneously in the electronic batch record for the scale-down</w:t>
+      </w:r>
+      <w:r>
+        <w:t xml:space="preserve"> </w:t>
+      </w:r>
+      <w:r>
+        <w:t xml:space="preserve">run and in the validated laboratory systems that hold the analytical results. Records follow</w:t>
+      </w:r>
+      <w:r>
+        <w:t xml:space="preserve"> </w:t>
+      </w:r>
+      <w:r>
+        <w:t xml:space="preserve">the ALCOA+ principles: attributable, legible, contemporaneous, original, accurate, complete,</w:t>
+      </w:r>
+      <w:r>
+        <w:t xml:space="preserve"> </w:t>
+      </w:r>
+      <w:r>
+        <w:t xml:space="preserve">consistent, enduring and available. Instrument output is retained in its original form with</w:t>
+      </w:r>
+      <w:r>
+        <w:t xml:space="preserve"> </w:t>
+      </w:r>
+      <w:r>
+        <w:t xml:space="preserve">audit trails enabled.</w:t>
+      </w:r>
+    </w:p>
+    <w:p>
+      <w:pPr>
+        <w:pStyle w:val="BodyText"/>
+      </w:pPr>
+      <w:r>
+        <w:t xml:space="preserve">Every data set used in PCR-010 is subject to second-person review before it is used. The</w:t>
+      </w:r>
+      <w:r>
+        <w:t xml:space="preserve"> </w:t>
+      </w:r>
+      <w:r>
+        <w:t xml:space="preserve">review confirms that the run was executed at the intended condition, that the sample identity</w:t>
+      </w:r>
+      <w:r>
+        <w:t xml:space="preserve"> </w:t>
+      </w:r>
+      <w:r>
+        <w:t xml:space="preserve">is traceable, and that the analytical result was accepted by the method’s own system</w:t>
+      </w:r>
+      <w:r>
+        <w:t xml:space="preserve"> </w:t>
+      </w:r>
+      <w:r>
+        <w:t xml:space="preserve">suitability criteria. Any departure from this plan is documented under the site quality</w:t>
+      </w:r>
+      <w:r>
+        <w:t xml:space="preserve"> </w:t>
+      </w:r>
+      <w:r>
+        <w:t xml:space="preserve">system at the time it happens and reported in PCR-010.</w:t>
+      </w:r>
+    </w:p>
+    <w:bookmarkEnd w:id="36"/>
+    <w:bookmarkStart w:id="38" w:name="roles-and-responsibilities"/>
+    <w:p>
+      <w:pPr>
+        <w:pStyle w:val="Heading1"/>
+      </w:pPr>
+      <w:r>
+        <w:t xml:space="preserve">10. Roles and responsibilities</w:t>
+      </w:r>
+    </w:p>
+    <w:p>
+      <w:pPr>
+        <w:pStyle w:val="FirstParagraph"/>
+      </w:pPr>
+      <w:r>
+        <w:t xml:space="preserve">The functions responsible for the study and its deliverables are given in</w:t>
+      </w:r>
+      <w:r>
+        <w:t xml:space="preserve"> </w:t>
+      </w:r>
+      <w:hyperlink w:anchor="tbl-roles">
+        <w:r>
+          <w:rPr>
+            <w:rStyle w:val="Hyperlink"/>
+          </w:rPr>
+          <w:t xml:space="preserve">Table 8</w:t>
+        </w:r>
+      </w:hyperlink>
+      <w:r>
+        <w:t xml:space="preserve">. The</w:t>
+      </w:r>
+      <w:r>
+        <w:t xml:space="preserve"> </w:t>
+      </w:r>
+      <w:r>
+        <w:t xml:space="preserve">approval record at the front of this plan names the functions that approve it.</w:t>
       </w:r>
     </w:p>
     <w:tbl>
@@ -3826,7 +5338,7 @@
       <w:tr>
         <w:tc>
           <w:tcPr/>
-          <w:bookmarkStart w:id="30" w:name="tbl-design"/>
+          <w:bookmarkStart w:id="37" w:name="tbl-roles"/>
           <w:p>
             <w:pPr>
               <w:jc w:val="center"/>
@@ -3837,21 +5349,7 @@
               <w:pStyle w:val="ImageCaption"/>
             </w:pPr>
             <w:r>
-              <w:t xml:space="preserve">Table 6: Planned univariate run list. Levels are the set-points and the characterization-range edges of</w:t>
-            </w:r>
-            <w:r>
-              <w:t xml:space="preserve"> </w:t>
-            </w:r>
-            <w:hyperlink w:anchor="tbl-params">
-              <w:r>
-                <w:rPr>
-                  <w:rStyle w:val="Hyperlink"/>
-                </w:rPr>
-                <w:t xml:space="preserve">Table 5</w:t>
-              </w:r>
-            </w:hyperlink>
-            <w:r>
-              <w:t xml:space="preserve">.</w:t>
+              <w:t xml:space="preserve">Table 8: Roles and responsibilities for the study.</w:t>
             </w:r>
           </w:p>
           <w:tbl>
@@ -3862,11 +5360,8 @@
               <w:tblLook w:firstRow="1" w:lastRow="0" w:firstColumn="0" w:lastColumn="0" w:noHBand="0" w:noVBand="0" w:val="0020"/>
             </w:tblPr>
             <w:tblGrid>
-              <w:gridCol w:w="413"/>
-              <w:gridCol w:w="1714"/>
-              <w:gridCol w:w="1891"/>
-              <w:gridCol w:w="1891"/>
-              <w:gridCol w:w="2009"/>
+              <w:gridCol w:w="3960"/>
+              <w:gridCol w:w="3960"/>
             </w:tblGrid>
             <w:tr>
               <w:trPr>
@@ -3877,63 +5372,22 @@
                 <w:p>
                   <w:pPr>
                     <w:pStyle w:val="Compact"/>
-                    <w:jc w:val="right"/>
-                    <w:jc w:val="center"/>
-                  </w:pPr>
-                  <w:r>
-                    <w:t xml:space="preserve">Run</w:t>
-                  </w:r>
-                </w:p>
-              </w:tc>
-              <w:tc>
-                <w:tcPr/>
-                <w:p>
-                  <w:pPr>
-                    <w:pStyle w:val="Compact"/>
-                    <w:jc w:val="right"/>
-                    <w:jc w:val="center"/>
-                  </w:pPr>
-                  <w:r>
-                    <w:t xml:space="preserve">Number of diavolumes (DV)</w:t>
-                  </w:r>
-                </w:p>
-              </w:tc>
-              <w:tc>
-                <w:tcPr/>
-                <w:p>
-                  <w:pPr>
-                    <w:pStyle w:val="Compact"/>
-                    <w:jc w:val="right"/>
-                    <w:jc w:val="center"/>
-                  </w:pPr>
-                  <w:r>
-                    <w:t xml:space="preserve">Transmembrane pressure (psi)</w:t>
-                  </w:r>
-                </w:p>
-              </w:tc>
-              <w:tc>
-                <w:tcPr/>
-                <w:p>
-                  <w:pPr>
-                    <w:pStyle w:val="Compact"/>
-                    <w:jc w:val="right"/>
-                    <w:jc w:val="center"/>
-                  </w:pPr>
-                  <w:r>
-                    <w:t xml:space="preserve">Final DS concentration (g/L)</w:t>
-                  </w:r>
-                </w:p>
-              </w:tc>
-              <w:tc>
-                <w:tcPr/>
-                <w:p>
-                  <w:pPr>
-                    <w:pStyle w:val="Compact"/>
-                    <w:jc w:val="left"/>
-                    <w:jc w:val="center"/>
-                  </w:pPr>
-                  <w:r>
-                    <w:t xml:space="preserve">Condition</w:t>
+                    <w:jc w:val="center"/>
+                  </w:pPr>
+                  <w:r>
+                    <w:t xml:space="preserve">Function</w:t>
+                  </w:r>
+                </w:p>
+              </w:tc>
+              <w:tc>
+                <w:tcPr/>
+                <w:p>
+                  <w:pPr>
+                    <w:pStyle w:val="Compact"/>
+                    <w:jc w:val="center"/>
+                  </w:pPr>
+                  <w:r>
+                    <w:t xml:space="preserve">Responsibility</w:t>
                   </w:r>
                 </w:p>
               </w:tc>
@@ -3944,63 +5398,22 @@
                 <w:p>
                   <w:pPr>
                     <w:pStyle w:val="Compact"/>
-                    <w:jc w:val="right"/>
-                    <w:jc w:val="center"/>
-                  </w:pPr>
-                  <w:r>
-                    <w:t xml:space="preserve">1</w:t>
-                  </w:r>
-                </w:p>
-              </w:tc>
-              <w:tc>
-                <w:tcPr/>
-                <w:p>
-                  <w:pPr>
-                    <w:pStyle w:val="Compact"/>
-                    <w:jc w:val="right"/>
-                    <w:jc w:val="center"/>
-                  </w:pPr>
-                  <w:r>
-                    <w:t xml:space="preserve">7</w:t>
-                  </w:r>
-                </w:p>
-              </w:tc>
-              <w:tc>
-                <w:tcPr/>
-                <w:p>
-                  <w:pPr>
-                    <w:pStyle w:val="Compact"/>
-                    <w:jc w:val="right"/>
-                    <w:jc w:val="center"/>
-                  </w:pPr>
-                  <w:r>
-                    <w:t xml:space="preserve">12</w:t>
-                  </w:r>
-                </w:p>
-              </w:tc>
-              <w:tc>
-                <w:tcPr/>
-                <w:p>
-                  <w:pPr>
-                    <w:pStyle w:val="Compact"/>
-                    <w:jc w:val="right"/>
-                    <w:jc w:val="center"/>
-                  </w:pPr>
-                  <w:r>
-                    <w:t xml:space="preserve">75</w:t>
-                  </w:r>
-                </w:p>
-              </w:tc>
-              <w:tc>
-                <w:tcPr/>
-                <w:p>
-                  <w:pPr>
-                    <w:pStyle w:val="Compact"/>
-                    <w:jc w:val="left"/>
-                    <w:jc w:val="center"/>
-                  </w:pPr>
-                  <w:r>
-                    <w:t xml:space="preserve">Number of diavolumes low edge</w:t>
+                    <w:jc w:val="center"/>
+                  </w:pPr>
+                  <w:r>
+                    <w:t xml:space="preserve">Process Development / MSAT</w:t>
+                  </w:r>
+                </w:p>
+              </w:tc>
+              <w:tc>
+                <w:tcPr/>
+                <w:p>
+                  <w:pPr>
+                    <w:pStyle w:val="Compact"/>
+                    <w:jc w:val="center"/>
+                  </w:pPr>
+                  <w:r>
+                    <w:t xml:space="preserve">Owns the plan, qualifies the scale-down system, executes the runs and authors PCR-010</w:t>
                   </w:r>
                 </w:p>
               </w:tc>
@@ -4011,63 +5424,22 @@
                 <w:p>
                   <w:pPr>
                     <w:pStyle w:val="Compact"/>
-                    <w:jc w:val="right"/>
-                    <w:jc w:val="center"/>
-                  </w:pPr>
-                  <w:r>
-                    <w:t xml:space="preserve">2</w:t>
-                  </w:r>
-                </w:p>
-              </w:tc>
-              <w:tc>
-                <w:tcPr/>
-                <w:p>
-                  <w:pPr>
-                    <w:pStyle w:val="Compact"/>
-                    <w:jc w:val="right"/>
-                    <w:jc w:val="center"/>
-                  </w:pPr>
-                  <w:r>
-                    <w:t xml:space="preserve">10</w:t>
-                  </w:r>
-                </w:p>
-              </w:tc>
-              <w:tc>
-                <w:tcPr/>
-                <w:p>
-                  <w:pPr>
-                    <w:pStyle w:val="Compact"/>
-                    <w:jc w:val="right"/>
-                    <w:jc w:val="center"/>
-                  </w:pPr>
-                  <w:r>
-                    <w:t xml:space="preserve">12</w:t>
-                  </w:r>
-                </w:p>
-              </w:tc>
-              <w:tc>
-                <w:tcPr/>
-                <w:p>
-                  <w:pPr>
-                    <w:pStyle w:val="Compact"/>
-                    <w:jc w:val="right"/>
-                    <w:jc w:val="center"/>
-                  </w:pPr>
-                  <w:r>
-                    <w:t xml:space="preserve">75</w:t>
-                  </w:r>
-                </w:p>
-              </w:tc>
-              <w:tc>
-                <w:tcPr/>
-                <w:p>
-                  <w:pPr>
-                    <w:pStyle w:val="Compact"/>
-                    <w:jc w:val="left"/>
-                    <w:jc w:val="center"/>
-                  </w:pPr>
-                  <w:r>
-                    <w:t xml:space="preserve">Number of diavolumes high edge</w:t>
+                    <w:jc w:val="center"/>
+                  </w:pPr>
+                  <w:r>
+                    <w:t xml:space="preserve">Analytical Development</w:t>
+                  </w:r>
+                </w:p>
+              </w:tc>
+              <w:tc>
+                <w:tcPr/>
+                <w:p>
+                  <w:pPr>
+                    <w:pStyle w:val="Compact"/>
+                    <w:jc w:val="center"/>
+                  </w:pPr>
+                  <w:r>
+                    <w:t xml:space="preserve">Performs the validated methods, releases the analytical data and owns method performance</w:t>
                   </w:r>
                 </w:p>
               </w:tc>
@@ -4078,63 +5450,22 @@
                 <w:p>
                   <w:pPr>
                     <w:pStyle w:val="Compact"/>
-                    <w:jc w:val="right"/>
-                    <w:jc w:val="center"/>
-                  </w:pPr>
-                  <w:r>
-                    <w:t xml:space="preserve">3</w:t>
-                  </w:r>
-                </w:p>
-              </w:tc>
-              <w:tc>
-                <w:tcPr/>
-                <w:p>
-                  <w:pPr>
-                    <w:pStyle w:val="Compact"/>
-                    <w:jc w:val="right"/>
-                    <w:jc w:val="center"/>
-                  </w:pPr>
-                  <w:r>
-                    <w:t xml:space="preserve">8</w:t>
-                  </w:r>
-                </w:p>
-              </w:tc>
-              <w:tc>
-                <w:tcPr/>
-                <w:p>
-                  <w:pPr>
-                    <w:pStyle w:val="Compact"/>
-                    <w:jc w:val="right"/>
-                    <w:jc w:val="center"/>
-                  </w:pPr>
-                  <w:r>
-                    <w:t xml:space="preserve">10</w:t>
-                  </w:r>
-                </w:p>
-              </w:tc>
-              <w:tc>
-                <w:tcPr/>
-                <w:p>
-                  <w:pPr>
-                    <w:pStyle w:val="Compact"/>
-                    <w:jc w:val="right"/>
-                    <w:jc w:val="center"/>
-                  </w:pPr>
-                  <w:r>
-                    <w:t xml:space="preserve">75</w:t>
-                  </w:r>
-                </w:p>
-              </w:tc>
-              <w:tc>
-                <w:tcPr/>
-                <w:p>
-                  <w:pPr>
-                    <w:pStyle w:val="Compact"/>
-                    <w:jc w:val="left"/>
-                    <w:jc w:val="center"/>
-                  </w:pPr>
-                  <w:r>
-                    <w:t xml:space="preserve">Transmembrane pressure low edge</w:t>
+                    <w:jc w:val="center"/>
+                  </w:pPr>
+                  <w:r>
+                    <w:t xml:space="preserve">Manufacturing Science</w:t>
+                  </w:r>
+                </w:p>
+              </w:tc>
+              <w:tc>
+                <w:tcPr/>
+                <w:p>
+                  <w:pPr>
+                    <w:pStyle w:val="Compact"/>
+                    <w:jc w:val="center"/>
+                  </w:pPr>
+                  <w:r>
+                    <w:t xml:space="preserve">Confirms that the study conditions represent commercial operation and receives the ranges</w:t>
                   </w:r>
                 </w:p>
               </w:tc>
@@ -4145,63 +5476,22 @@
                 <w:p>
                   <w:pPr>
                     <w:pStyle w:val="Compact"/>
-                    <w:jc w:val="right"/>
-                    <w:jc w:val="center"/>
-                  </w:pPr>
-                  <w:r>
-                    <w:t xml:space="preserve">4</w:t>
-                  </w:r>
-                </w:p>
-              </w:tc>
-              <w:tc>
-                <w:tcPr/>
-                <w:p>
-                  <w:pPr>
-                    <w:pStyle w:val="Compact"/>
-                    <w:jc w:val="right"/>
-                    <w:jc w:val="center"/>
-                  </w:pPr>
-                  <w:r>
-                    <w:t xml:space="preserve">8</w:t>
-                  </w:r>
-                </w:p>
-              </w:tc>
-              <w:tc>
-                <w:tcPr/>
-                <w:p>
-                  <w:pPr>
-                    <w:pStyle w:val="Compact"/>
-                    <w:jc w:val="right"/>
-                    <w:jc w:val="center"/>
-                  </w:pPr>
-                  <w:r>
-                    <w:t xml:space="preserve">15</w:t>
-                  </w:r>
-                </w:p>
-              </w:tc>
-              <w:tc>
-                <w:tcPr/>
-                <w:p>
-                  <w:pPr>
-                    <w:pStyle w:val="Compact"/>
-                    <w:jc w:val="right"/>
-                    <w:jc w:val="center"/>
-                  </w:pPr>
-                  <w:r>
-                    <w:t xml:space="preserve">75</w:t>
-                  </w:r>
-                </w:p>
-              </w:tc>
-              <w:tc>
-                <w:tcPr/>
-                <w:p>
-                  <w:pPr>
-                    <w:pStyle w:val="Compact"/>
-                    <w:jc w:val="left"/>
-                    <w:jc w:val="center"/>
-                  </w:pPr>
-                  <w:r>
-                    <w:t xml:space="preserve">Transmembrane pressure high edge</w:t>
+                    <w:jc w:val="center"/>
+                  </w:pPr>
+                  <w:r>
+                    <w:t xml:space="preserve">Statistics</w:t>
+                  </w:r>
+                </w:p>
+              </w:tc>
+              <w:tc>
+                <w:tcPr/>
+                <w:p>
+                  <w:pPr>
+                    <w:pStyle w:val="Compact"/>
+                    <w:jc w:val="center"/>
+                  </w:pPr>
+                  <w:r>
+                    <w:t xml:space="preserve">Reviews the analysis and the comparisons made against the reference condition</w:t>
                   </w:r>
                 </w:p>
               </w:tc>
@@ -4212,461 +5502,102 @@
                 <w:p>
                   <w:pPr>
                     <w:pStyle w:val="Compact"/>
-                    <w:jc w:val="right"/>
-                    <w:jc w:val="center"/>
-                  </w:pPr>
-                  <w:r>
-                    <w:t xml:space="preserve">5</w:t>
-                  </w:r>
-                </w:p>
-              </w:tc>
-              <w:tc>
-                <w:tcPr/>
-                <w:p>
-                  <w:pPr>
-                    <w:pStyle w:val="Compact"/>
-                    <w:jc w:val="right"/>
-                    <w:jc w:val="center"/>
-                  </w:pPr>
-                  <w:r>
-                    <w:t xml:space="preserve">8</w:t>
-                  </w:r>
-                </w:p>
-              </w:tc>
-              <w:tc>
-                <w:tcPr/>
-                <w:p>
-                  <w:pPr>
-                    <w:pStyle w:val="Compact"/>
-                    <w:jc w:val="right"/>
-                    <w:jc w:val="center"/>
-                  </w:pPr>
-                  <w:r>
-                    <w:t xml:space="preserve">12</w:t>
-                  </w:r>
-                </w:p>
-              </w:tc>
-              <w:tc>
-                <w:tcPr/>
-                <w:p>
-                  <w:pPr>
-                    <w:pStyle w:val="Compact"/>
-                    <w:jc w:val="right"/>
-                    <w:jc w:val="center"/>
-                  </w:pPr>
-                  <w:r>
-                    <w:t xml:space="preserve">65</w:t>
-                  </w:r>
-                </w:p>
-              </w:tc>
-              <w:tc>
-                <w:tcPr/>
-                <w:p>
-                  <w:pPr>
-                    <w:pStyle w:val="Compact"/>
-                    <w:jc w:val="left"/>
-                    <w:jc w:val="center"/>
-                  </w:pPr>
-                  <w:r>
-                    <w:t xml:space="preserve">Final DS concentration low edge</w:t>
-                  </w:r>
-                </w:p>
-              </w:tc>
-            </w:tr>
-            <w:tr>
-              <w:tc>
-                <w:tcPr/>
-                <w:p>
-                  <w:pPr>
-                    <w:pStyle w:val="Compact"/>
-                    <w:jc w:val="right"/>
-                    <w:jc w:val="center"/>
-                  </w:pPr>
-                  <w:r>
-                    <w:t xml:space="preserve">6</w:t>
-                  </w:r>
-                </w:p>
-              </w:tc>
-              <w:tc>
-                <w:tcPr/>
-                <w:p>
-                  <w:pPr>
-                    <w:pStyle w:val="Compact"/>
-                    <w:jc w:val="right"/>
-                    <w:jc w:val="center"/>
-                  </w:pPr>
-                  <w:r>
-                    <w:t xml:space="preserve">8</w:t>
-                  </w:r>
-                </w:p>
-              </w:tc>
-              <w:tc>
-                <w:tcPr/>
-                <w:p>
-                  <w:pPr>
-                    <w:pStyle w:val="Compact"/>
-                    <w:jc w:val="right"/>
-                    <w:jc w:val="center"/>
-                  </w:pPr>
-                  <w:r>
-                    <w:t xml:space="preserve">12</w:t>
-                  </w:r>
-                </w:p>
-              </w:tc>
-              <w:tc>
-                <w:tcPr/>
-                <w:p>
-                  <w:pPr>
-                    <w:pStyle w:val="Compact"/>
-                    <w:jc w:val="right"/>
-                    <w:jc w:val="center"/>
-                  </w:pPr>
-                  <w:r>
-                    <w:t xml:space="preserve">85</w:t>
-                  </w:r>
-                </w:p>
-              </w:tc>
-              <w:tc>
-                <w:tcPr/>
-                <w:p>
-                  <w:pPr>
-                    <w:pStyle w:val="Compact"/>
-                    <w:jc w:val="left"/>
-                    <w:jc w:val="center"/>
-                  </w:pPr>
-                  <w:r>
-                    <w:t xml:space="preserve">Final DS concentration high edge</w:t>
-                  </w:r>
-                </w:p>
-              </w:tc>
-            </w:tr>
-            <w:tr>
-              <w:tc>
-                <w:tcPr/>
-                <w:p>
-                  <w:pPr>
-                    <w:pStyle w:val="Compact"/>
-                    <w:jc w:val="right"/>
-                    <w:jc w:val="center"/>
-                  </w:pPr>
-                  <w:r>
-                    <w:t xml:space="preserve">7</w:t>
-                  </w:r>
-                </w:p>
-              </w:tc>
-              <w:tc>
-                <w:tcPr/>
-                <w:p>
-                  <w:pPr>
-                    <w:pStyle w:val="Compact"/>
-                    <w:jc w:val="right"/>
-                    <w:jc w:val="center"/>
-                  </w:pPr>
-                  <w:r>
-                    <w:t xml:space="preserve">8</w:t>
-                  </w:r>
-                </w:p>
-              </w:tc>
-              <w:tc>
-                <w:tcPr/>
-                <w:p>
-                  <w:pPr>
-                    <w:pStyle w:val="Compact"/>
-                    <w:jc w:val="right"/>
-                    <w:jc w:val="center"/>
-                  </w:pPr>
-                  <w:r>
-                    <w:t xml:space="preserve">12</w:t>
-                  </w:r>
-                </w:p>
-              </w:tc>
-              <w:tc>
-                <w:tcPr/>
-                <w:p>
-                  <w:pPr>
-                    <w:pStyle w:val="Compact"/>
-                    <w:jc w:val="right"/>
-                    <w:jc w:val="center"/>
-                  </w:pPr>
-                  <w:r>
-                    <w:t xml:space="preserve">75</w:t>
-                  </w:r>
-                </w:p>
-              </w:tc>
-              <w:tc>
-                <w:tcPr/>
-                <w:p>
-                  <w:pPr>
-                    <w:pStyle w:val="Compact"/>
-                    <w:jc w:val="left"/>
-                    <w:jc w:val="center"/>
-                  </w:pPr>
-                  <w:r>
-                    <w:t xml:space="preserve">Set-point replicate</w:t>
-                  </w:r>
-                </w:p>
-              </w:tc>
-            </w:tr>
-            <w:tr>
-              <w:tc>
-                <w:tcPr/>
-                <w:p>
-                  <w:pPr>
-                    <w:pStyle w:val="Compact"/>
-                    <w:jc w:val="right"/>
-                    <w:jc w:val="center"/>
-                  </w:pPr>
-                  <w:r>
-                    <w:t xml:space="preserve">8</w:t>
-                  </w:r>
-                </w:p>
-              </w:tc>
-              <w:tc>
-                <w:tcPr/>
-                <w:p>
-                  <w:pPr>
-                    <w:pStyle w:val="Compact"/>
-                    <w:jc w:val="right"/>
-                    <w:jc w:val="center"/>
-                  </w:pPr>
-                  <w:r>
-                    <w:t xml:space="preserve">8</w:t>
-                  </w:r>
-                </w:p>
-              </w:tc>
-              <w:tc>
-                <w:tcPr/>
-                <w:p>
-                  <w:pPr>
-                    <w:pStyle w:val="Compact"/>
-                    <w:jc w:val="right"/>
-                    <w:jc w:val="center"/>
-                  </w:pPr>
-                  <w:r>
-                    <w:t xml:space="preserve">12</w:t>
-                  </w:r>
-                </w:p>
-              </w:tc>
-              <w:tc>
-                <w:tcPr/>
-                <w:p>
-                  <w:pPr>
-                    <w:pStyle w:val="Compact"/>
-                    <w:jc w:val="right"/>
-                    <w:jc w:val="center"/>
-                  </w:pPr>
-                  <w:r>
-                    <w:t xml:space="preserve">75</w:t>
-                  </w:r>
-                </w:p>
-              </w:tc>
-              <w:tc>
-                <w:tcPr/>
-                <w:p>
-                  <w:pPr>
-                    <w:pStyle w:val="Compact"/>
-                    <w:jc w:val="left"/>
-                    <w:jc w:val="center"/>
-                  </w:pPr>
-                  <w:r>
-                    <w:t xml:space="preserve">Set-point replicate</w:t>
-                  </w:r>
-                </w:p>
-              </w:tc>
-            </w:tr>
-            <w:tr>
-              <w:tc>
-                <w:tcPr/>
-                <w:p>
-                  <w:pPr>
-                    <w:pStyle w:val="Compact"/>
-                    <w:jc w:val="right"/>
-                    <w:jc w:val="center"/>
-                  </w:pPr>
-                  <w:r>
-                    <w:t xml:space="preserve">9</w:t>
-                  </w:r>
-                </w:p>
-              </w:tc>
-              <w:tc>
-                <w:tcPr/>
-                <w:p>
-                  <w:pPr>
-                    <w:pStyle w:val="Compact"/>
-                    <w:jc w:val="right"/>
-                    <w:jc w:val="center"/>
-                  </w:pPr>
-                  <w:r>
-                    <w:t xml:space="preserve">8</w:t>
-                  </w:r>
-                </w:p>
-              </w:tc>
-              <w:tc>
-                <w:tcPr/>
-                <w:p>
-                  <w:pPr>
-                    <w:pStyle w:val="Compact"/>
-                    <w:jc w:val="right"/>
-                    <w:jc w:val="center"/>
-                  </w:pPr>
-                  <w:r>
-                    <w:t xml:space="preserve">12</w:t>
-                  </w:r>
-                </w:p>
-              </w:tc>
-              <w:tc>
-                <w:tcPr/>
-                <w:p>
-                  <w:pPr>
-                    <w:pStyle w:val="Compact"/>
-                    <w:jc w:val="right"/>
-                    <w:jc w:val="center"/>
-                  </w:pPr>
-                  <w:r>
-                    <w:t xml:space="preserve">75</w:t>
-                  </w:r>
-                </w:p>
-              </w:tc>
-              <w:tc>
-                <w:tcPr/>
-                <w:p>
-                  <w:pPr>
-                    <w:pStyle w:val="Compact"/>
-                    <w:jc w:val="left"/>
-                    <w:jc w:val="center"/>
-                  </w:pPr>
-                  <w:r>
-                    <w:t xml:space="preserve">Set-point replicate</w:t>
-                  </w:r>
-                </w:p>
-              </w:tc>
-            </w:tr>
-            <w:tr>
-              <w:tc>
-                <w:tcPr/>
-                <w:p>
-                  <w:pPr>
-                    <w:pStyle w:val="Compact"/>
-                    <w:jc w:val="right"/>
-                    <w:jc w:val="center"/>
-                  </w:pPr>
-                  <w:r>
-                    <w:t xml:space="preserve">10</w:t>
-                  </w:r>
-                </w:p>
-              </w:tc>
-              <w:tc>
-                <w:tcPr/>
-                <w:p>
-                  <w:pPr>
-                    <w:pStyle w:val="Compact"/>
-                    <w:jc w:val="right"/>
-                    <w:jc w:val="center"/>
-                  </w:pPr>
-                  <w:r>
-                    <w:t xml:space="preserve">7</w:t>
-                  </w:r>
-                </w:p>
-              </w:tc>
-              <w:tc>
-                <w:tcPr/>
-                <w:p>
-                  <w:pPr>
-                    <w:pStyle w:val="Compact"/>
-                    <w:jc w:val="right"/>
-                    <w:jc w:val="center"/>
-                  </w:pPr>
-                  <w:r>
-                    <w:t xml:space="preserve">15</w:t>
-                  </w:r>
-                </w:p>
-              </w:tc>
-              <w:tc>
-                <w:tcPr/>
-                <w:p>
-                  <w:pPr>
-                    <w:pStyle w:val="Compact"/>
-                    <w:jc w:val="right"/>
-                    <w:jc w:val="center"/>
-                  </w:pPr>
-                  <w:r>
-                    <w:t xml:space="preserve">85</w:t>
-                  </w:r>
-                </w:p>
-              </w:tc>
-              <w:tc>
-                <w:tcPr/>
-                <w:p>
-                  <w:pPr>
-                    <w:pStyle w:val="Compact"/>
-                    <w:jc w:val="left"/>
-                    <w:jc w:val="center"/>
-                  </w:pPr>
-                  <w:r>
-                    <w:t xml:space="preserve">Combined worst case</w:t>
+                    <w:jc w:val="center"/>
+                  </w:pPr>
+                  <w:r>
+                    <w:t xml:space="preserve">Quality Assurance</w:t>
+                  </w:r>
+                </w:p>
+              </w:tc>
+              <w:tc>
+                <w:tcPr/>
+                <w:p>
+                  <w:pPr>
+                    <w:pStyle w:val="Compact"/>
+                    <w:jc w:val="center"/>
+                  </w:pPr>
+                  <w:r>
+                    <w:t xml:space="preserve">Approves the plan and the report, and owns the handling of any departure from either</w:t>
                   </w:r>
                 </w:p>
               </w:tc>
             </w:tr>
           </w:tbl>
-          <w:bookmarkEnd w:id="30"/>
+          <w:bookmarkEnd w:id="37"/>
           <w:p/>
         </w:tc>
       </w:tr>
     </w:tbl>
+    <w:bookmarkEnd w:id="38"/>
+    <w:bookmarkStart w:id="39" w:name="deliverables-and-schedule"/>
+    <w:p>
+      <w:pPr>
+        <w:pStyle w:val="Heading1"/>
+      </w:pPr>
+      <w:r>
+        <w:t xml:space="preserve">11. Deliverables and schedule</w:t>
+      </w:r>
+    </w:p>
+    <w:p>
+      <w:pPr>
+        <w:pStyle w:val="FirstParagraph"/>
+      </w:pPr>
+      <w:r>
+        <w:t xml:space="preserve">The deliverable of this plan is one report, PCR-010, which contains the executed conditions,</w:t>
+      </w:r>
+      <w:r>
+        <w:t xml:space="preserve"> </w:t>
+      </w:r>
+      <w:r>
+        <w:t xml:space="preserve">the analytical results, the acceptable range of each parameter, the classification of each</w:t>
+      </w:r>
+      <w:r>
+        <w:t xml:space="preserve"> </w:t>
+      </w:r>
+      <w:r>
+        <w:t xml:space="preserve">parameter and any departures from this plan. PCR-010 rolls up into PCMR-001.</w:t>
+      </w:r>
+    </w:p>
     <w:p>
       <w:pPr>
         <w:pStyle w:val="BodyText"/>
       </w:pPr>
       <w:r>
-        <w:t xml:space="preserve">The combined run is the worst case for this step. It sets pressure and final</w:t>
-      </w:r>
-      <w:r>
-        <w:t xml:space="preserve"> </w:t>
-      </w:r>
-      <w:r>
-        <w:t xml:space="preserve">concentration at their high edges and the number of diavolumes at its low edge, so</w:t>
-      </w:r>
-      <w:r>
-        <w:t xml:space="preserve"> </w:t>
-      </w:r>
-      <w:r>
-        <w:t xml:space="preserve">aggregation risk and hold-up losses are at their highest while buffer exchange is at</w:t>
-      </w:r>
-      <w:r>
-        <w:t xml:space="preserve"> </w:t>
-      </w:r>
-      <w:r>
-        <w:t xml:space="preserve">its least complete. Meeting the acceptance criteria at that condition, as well as at</w:t>
-      </w:r>
-      <w:r>
-        <w:t xml:space="preserve"> </w:t>
-      </w:r>
-      <w:r>
-        <w:t xml:space="preserve">every single-parameter edge, is what allows the univariate ranges to be read together</w:t>
-      </w:r>
-      <w:r>
-        <w:t xml:space="preserve"> </w:t>
-      </w:r>
-      <w:r>
-        <w:t xml:space="preserve">with some confidence. It is a check on independence and it is not an interaction</w:t>
-      </w:r>
-      <w:r>
-        <w:t xml:space="preserve"> </w:t>
-      </w:r>
-      <w:r>
-        <w:t xml:space="preserve">estimate.</w:t>
-      </w:r>
-    </w:p>
-    <w:bookmarkEnd w:id="31"/>
-    <w:bookmarkEnd w:id="32"/>
-    <w:bookmarkStart w:id="33" w:name="sec-acceptance"/>
+        <w:t xml:space="preserve">The work runs in four phases, in order: qualification of the scale-down system under</w:t>
+      </w:r>
+      <w:r>
+        <w:t xml:space="preserve"> </w:t>
+      </w:r>
+      <w:r>
+        <w:t xml:space="preserve">SOP-1001; execution of the runs listed in Appendix A; analysis and classification under</w:t>
+      </w:r>
+      <w:r>
+        <w:t xml:space="preserve"> </w:t>
+      </w:r>
+      <w:r>
+        <w:t xml:space="preserve">SOP-4001; and issue of PCR-010 for approval. No calendar dates are given here. The study is</w:t>
+      </w:r>
+      <w:r>
+        <w:t xml:space="preserve"> </w:t>
+      </w:r>
+      <w:r>
+        <w:t xml:space="preserve">scheduled within the campaign covered by PCMP-001, and the only sequence constraint that</w:t>
+      </w:r>
+      <w:r>
+        <w:t xml:space="preserve"> </w:t>
+      </w:r>
+      <w:r>
+        <w:t xml:space="preserve">belongs to this step is that its feed comes from the preceding step (§5.2).</w:t>
+      </w:r>
+    </w:p>
+    <w:bookmarkEnd w:id="39"/>
+    <w:bookmarkStart w:id="40" w:name="risks-and-assumptions"/>
     <w:p>
       <w:pPr>
         <w:pStyle w:val="Heading1"/>
       </w:pPr>
       <w:r>
-        <w:t xml:space="preserve">7. Acceptance and decision criteria</w:t>
+        <w:t xml:space="preserve">12. Risks and assumptions</w:t>
       </w:r>
     </w:p>
     <w:p>
@@ -4674,291 +5605,162 @@
         <w:pStyle w:val="FirstParagraph"/>
       </w:pPr>
       <w:r>
-        <w:t xml:space="preserve">The study passes when the scale-down model is qualified, when the four process</w:t>
-      </w:r>
-      <w:r>
-        <w:t xml:space="preserve"> </w:t>
-      </w:r>
-      <w:r>
-        <w:t xml:space="preserve">performance criteria below are met across the characterization ranges, and when the two</w:t>
-      </w:r>
-      <w:r>
-        <w:t xml:space="preserve"> </w:t>
-      </w:r>
-      <w:r>
-        <w:t xml:space="preserve">monitored attributes are unchanged across the step and within the drug substance</w:t>
-      </w:r>
-      <w:r>
-        <w:t xml:space="preserve"> </w:t>
-      </w:r>
-      <w:r>
-        <w:t xml:space="preserve">criteria of</w:t>
-      </w:r>
-      <w:r>
-        <w:t xml:space="preserve"> </w:t>
-      </w:r>
-      <w:hyperlink w:anchor="tbl-cqa">
+        <w:t xml:space="preserve">Three risks could affect the conclusions of this study, and each has a defined response.</w:t>
+      </w:r>
+    </w:p>
+    <w:p>
+      <w:pPr>
+        <w:pStyle w:val="BodyText"/>
+      </w:pPr>
+      <w:r>
+        <w:t xml:space="preserve">The scale-down system may not represent the commercial system in recovery. Hold-up volume is</w:t>
+      </w:r>
+      <w:r>
+        <w:t xml:space="preserve"> </w:t>
+      </w:r>
+      <w:r>
+        <w:t xml:space="preserve">proportionally larger at small scale, and it acts directly on the step yield. The response is</w:t>
+      </w:r>
+      <w:r>
+        <w:t xml:space="preserve"> </w:t>
+      </w:r>
+      <w:r>
+        <w:t xml:space="preserve">in §5.1: yield at small scale is reported as an indicator of consistent operation and is not</w:t>
+      </w:r>
+      <w:r>
+        <w:t xml:space="preserve"> </w:t>
+      </w:r>
+      <w:r>
+        <w:t xml:space="preserve">used to set the commercial expectation.</w:t>
+      </w:r>
+    </w:p>
+    <w:p>
+      <w:pPr>
+        <w:pStyle w:val="BodyText"/>
+      </w:pPr>
+      <w:r>
+        <w:t xml:space="preserve">The feed may not be representative. If the material available for the study differs from</w:t>
+      </w:r>
+      <w:r>
+        <w:t xml:space="preserve"> </w:t>
+      </w:r>
+      <w:r>
+        <w:t xml:space="preserve">routine post-filtration pool in its aggregate content, the comparison of pool against feed</w:t>
+      </w:r>
+      <w:r>
+        <w:t xml:space="preserve"> </w:t>
+      </w:r>
+      <w:r>
+        <w:t xml:space="preserve">within a run remains valid, but the absolute levels reported are not those of a routine batch.</w:t>
+      </w:r>
+      <w:r>
+        <w:t xml:space="preserve"> </w:t>
+      </w:r>
+      <w:r>
+        <w:t xml:space="preserve">The response is to draw the feed from set-point runs of the preceding steps (§5.2) and to</w:t>
+      </w:r>
+      <w:r>
+        <w:t xml:space="preserve"> </w:t>
+      </w:r>
+      <w:r>
+        <w:t xml:space="preserve">report the measured feed state for every run.</w:t>
+      </w:r>
+    </w:p>
+    <w:p>
+      <w:pPr>
+        <w:pStyle w:val="BodyText"/>
+      </w:pPr>
+      <w:r>
+        <w:t xml:space="preserve">Assay variability may mask a small change. The intermediate precision of a method sets the</w:t>
+      </w:r>
+      <w:r>
+        <w:t xml:space="preserve"> </w:t>
+      </w:r>
+      <w:r>
+        <w:t xml:space="preserve">smallest change that can be attributed to a parameter, and a change smaller than that is</w:t>
+      </w:r>
+      <w:r>
+        <w:t xml:space="preserve"> </w:t>
+      </w:r>
+      <w:r>
+        <w:t xml:space="preserve">reported as lying within assay variability and not as an effect (§5.5). This risk is greatest</w:t>
+      </w:r>
+      <w:r>
+        <w:t xml:space="preserve"> </w:t>
+      </w:r>
+      <w:r>
+        <w:t xml:space="preserve">for aggregate, which is the attribute the study is most concerned with and which is present at</w:t>
+      </w:r>
+      <w:r>
+        <w:t xml:space="preserve"> </w:t>
+      </w:r>
+      <w:r>
+        <w:t xml:space="preserve">low levels.</w:t>
+      </w:r>
+    </w:p>
+    <w:p>
+      <w:pPr>
+        <w:pStyle w:val="BodyText"/>
+      </w:pPr>
+      <w:r>
+        <w:t xml:space="preserve">The plan makes three assumptions. Platform behaviour transfers from the earlier antibodies</w:t>
+      </w:r>
+      <w:r>
+        <w:t xml:space="preserve"> </w:t>
+      </w:r>
+      <w:r>
+        <w:t xml:space="preserve">(X-Mab, Y-Mab and Z-Mab) to A-Mab, because the membrane chemistry, the operating sequence and</w:t>
+      </w:r>
+      <w:r>
+        <w:t xml:space="preserve"> </w:t>
+      </w:r>
+      <w:r>
+        <w:t xml:space="preserve">the molecule class are the same. The parameter list in</w:t>
+      </w:r>
+      <w:r>
+        <w:t xml:space="preserve"> </w:t>
+      </w:r>
+      <w:hyperlink w:anchor="tbl-params">
         <w:r>
           <w:rPr>
             <w:rStyle w:val="Hyperlink"/>
           </w:rPr>
-          <w:t xml:space="preserve">Table 4</w:t>
+          <w:t xml:space="preserve">Table 7</w:t>
         </w:r>
       </w:hyperlink>
       <w:r>
-        <w:t xml:space="preserve">. Each criterion is stated here, before any data exist.</w:t>
-      </w:r>
-    </w:p>
-    <w:p>
-      <w:pPr>
-        <w:pStyle w:val="BodyText"/>
-      </w:pPr>
-      <w:r>
-        <w:t xml:space="preserve">Buffer exchange is the first criterion. Retentate conductivity and osmolality at the</w:t>
-      </w:r>
-      <w:r>
-        <w:t xml:space="preserve"> </w:t>
-      </w:r>
-      <w:r>
-        <w:t xml:space="preserve">end of diafiltration must lie inside the control range of the formulation buffer</w:t>
-      </w:r>
-      <w:r>
-        <w:t xml:space="preserve"> </w:t>
-      </w:r>
-      <w:r>
-        <w:t xml:space="preserve">(SOP-2013) at every diavolume level studied. Under ideal constant-volume diafiltration with complete</w:t>
-      </w:r>
-      <w:r>
-        <w:t xml:space="preserve"> </w:t>
-      </w:r>
-      <w:r>
-        <w:t xml:space="preserve">mixing, the residual fraction of a freely permeating feed-buffer species falls</w:t>
-      </w:r>
-      <w:r>
-        <w:t xml:space="preserve"> </w:t>
-      </w:r>
-      <w:r>
-        <w:t xml:space="preserve">exponentially with the number of diavolumes, so that at the low edge of the</w:t>
-      </w:r>
-      <w:r>
-        <w:t xml:space="preserve"> </w:t>
-      </w:r>
-      <w:r>
-        <w:t xml:space="preserve">characterization range the ideal residual is</w:t>
-      </w:r>
-      <w:r>
-        <w:t xml:space="preserve"> </w:t>
-      </w:r>
-      <w:r>
-        <w:t xml:space="preserve">0.09 % of its starting value and at the set-point it is</w:t>
-      </w:r>
-      <w:r>
-        <w:t xml:space="preserve"> </w:t>
-      </w:r>
-      <w:r>
-        <w:t xml:space="preserve">0.03 %. Those values are the basis on which the low edge</w:t>
-      </w:r>
-      <w:r>
-        <w:t xml:space="preserve"> </w:t>
-      </w:r>
-      <w:r>
-        <w:t xml:space="preserve">of the range was set. The study will measure the actual approach to the formulation</w:t>
-      </w:r>
-      <w:r>
-        <w:t xml:space="preserve"> </w:t>
-      </w:r>
-      <w:r>
-        <w:t xml:space="preserve">buffer and will not assume it.</w:t>
-      </w:r>
-    </w:p>
-    <w:p>
-      <w:pPr>
-        <w:pStyle w:val="BodyText"/>
-      </w:pPr>
-      <w:r>
-        <w:t xml:space="preserve">Final concentration is the second criterion. The concentration of the pooled drug</w:t>
-      </w:r>
-      <w:r>
-        <w:t xml:space="preserve"> </w:t>
-      </w:r>
-      <w:r>
-        <w:t xml:space="preserve">substance must lie inside the normal operating range of the final concentration</w:t>
-      </w:r>
-      <w:r>
-        <w:t xml:space="preserve"> </w:t>
-      </w:r>
-      <w:r>
-        <w:t xml:space="preserve">parameter, which is 70–80 g/L, when the</w:t>
-      </w:r>
-      <w:r>
-        <w:t xml:space="preserve"> </w:t>
-      </w:r>
-      <w:r>
-        <w:t xml:space="preserve">step is run at its set-point. At the edge conditions the requirement is that the target</w:t>
-      </w:r>
-      <w:r>
-        <w:t xml:space="preserve"> </w:t>
-      </w:r>
-      <w:r>
-        <w:t xml:space="preserve">set for the run is achieved within the precision of AMV-3019.</w:t>
-      </w:r>
-    </w:p>
-    <w:p>
-      <w:pPr>
-        <w:pStyle w:val="BodyText"/>
-      </w:pPr>
-      <w:r>
-        <w:t xml:space="preserve">Step yield and mass balance are the third criterion. Yield at each condition will be</w:t>
-      </w:r>
-      <w:r>
-        <w:t xml:space="preserve"> </w:t>
-      </w:r>
-      <w:r>
-        <w:t xml:space="preserve">compared with the platform expectation of 96.0%, whose batch-to-batch</w:t>
-      </w:r>
-      <w:r>
-        <w:t xml:space="preserve"> </w:t>
-      </w:r>
-      <w:r>
-        <w:t xml:space="preserve">coefficient of variation is 1.5%. A condition at which yield falls</w:t>
-      </w:r>
-      <w:r>
-        <w:t xml:space="preserve"> </w:t>
-      </w:r>
-      <w:r>
-        <w:t xml:space="preserve">short of that expectation by more than the set-point reproducibility will be</w:t>
-      </w:r>
-      <w:r>
-        <w:t xml:space="preserve"> </w:t>
-      </w:r>
-      <w:r>
-        <w:t xml:space="preserve">investigated before its range is accepted. The mass balance of every run must close,</w:t>
-      </w:r>
-      <w:r>
-        <w:t xml:space="preserve"> </w:t>
-      </w:r>
-      <w:r>
-        <w:t xml:space="preserve">with the product mass in the retentate, the permeate and the flush accounting for the</w:t>
-      </w:r>
-      <w:r>
-        <w:t xml:space="preserve"> </w:t>
-      </w:r>
-      <w:r>
-        <w:t xml:space="preserve">mass in the feed within the precision of AMV-3019.</w:t>
-      </w:r>
-    </w:p>
-    <w:p>
-      <w:pPr>
-        <w:pStyle w:val="BodyText"/>
-      </w:pPr>
-      <w:r>
-        <w:t xml:space="preserve">Product quality is the fourth criterion. Aggregate content and charge variant</w:t>
-      </w:r>
-      <w:r>
-        <w:t xml:space="preserve"> </w:t>
-      </w:r>
-      <w:r>
-        <w:t xml:space="preserve">distribution of the pooled drug substance must meet the criteria of</w:t>
-      </w:r>
-      <w:r>
-        <w:t xml:space="preserve"> </w:t>
-      </w:r>
-      <w:hyperlink w:anchor="tbl-cqa">
-        <w:r>
-          <w:rPr>
-            <w:rStyle w:val="Hyperlink"/>
-          </w:rPr>
-          <w:t xml:space="preserve">Table 4</w:t>
-        </w:r>
-      </w:hyperlink>
-      <w:r>
-        <w:t xml:space="preserve"> </w:t>
-      </w:r>
-      <w:r>
-        <w:t xml:space="preserve">at every</w:t>
-      </w:r>
-      <w:r>
-        <w:t xml:space="preserve"> </w:t>
-      </w:r>
-      <w:r>
-        <w:t xml:space="preserve">condition, and the change across the step must not exceed the precision of AMV-3011 and</w:t>
-      </w:r>
-      <w:r>
-        <w:t xml:space="preserve"> </w:t>
-      </w:r>
-      <w:r>
-        <w:t xml:space="preserve">AMV-3013 respectively, measured between the feed pool and the final pool of the same</w:t>
-      </w:r>
-      <w:r>
-        <w:t xml:space="preserve"> </w:t>
-      </w:r>
-      <w:r>
-        <w:t xml:space="preserve">run. A larger change at any condition will be treated as an effect of the step and</w:t>
-      </w:r>
-      <w:r>
-        <w:t xml:space="preserve"> </w:t>
-      </w:r>
-      <w:r>
-        <w:t xml:space="preserve">investigated, whether or not the pool still meets the drug substance criterion.</w:t>
-      </w:r>
-    </w:p>
-    <w:p>
-      <w:pPr>
-        <w:pStyle w:val="BodyText"/>
-      </w:pPr>
-      <w:r>
-        <w:t xml:space="preserve">A condition that fails one of these criteria does not fail the study. It bounds the</w:t>
-      </w:r>
-      <w:r>
-        <w:t xml:space="preserve"> </w:t>
-      </w:r>
-      <w:r>
-        <w:t xml:space="preserve">parameter, and the proven acceptable range is then reported as the part of the</w:t>
-      </w:r>
-      <w:r>
-        <w:t xml:space="preserve"> </w:t>
-      </w:r>
-      <w:r>
-        <w:t xml:space="preserve">characterization range over which the criteria are met (</w:t>
-      </w:r>
-      <w:hyperlink w:anchor="sec-par">
-        <w:r>
-          <w:rPr>
-            <w:rStyle w:val="Hyperlink"/>
-          </w:rPr>
-          <w:t xml:space="preserve">Section 8</w:t>
-        </w:r>
-      </w:hyperlink>
-      <w:r>
-        <w:t xml:space="preserve">). A failure at the</w:t>
-      </w:r>
-      <w:r>
-        <w:t xml:space="preserve"> </w:t>
-      </w:r>
-      <w:r>
-        <w:t xml:space="preserve">set-point condition is different, and so is a failure of the scale-down model</w:t>
-      </w:r>
-      <w:r>
-        <w:t xml:space="preserve"> </w:t>
-      </w:r>
-      <w:r>
-        <w:t xml:space="preserve">qualification. Either one stops the study, and both are handled as deviations under the</w:t>
-      </w:r>
-      <w:r>
-        <w:t xml:space="preserve"> </w:t>
-      </w:r>
-      <w:r>
-        <w:t xml:space="preserve">campaign procedures of PCMP-001.</w:t>
-      </w:r>
-    </w:p>
-    <w:bookmarkEnd w:id="33"/>
-    <w:bookmarkStart w:id="34" w:name="sec-par"/>
+        <w:t xml:space="preserve"> </w:t>
+      </w:r>
+      <w:r>
+        <w:t xml:space="preserve">is complete for this step, which is the position</w:t>
+      </w:r>
+      <w:r>
+        <w:t xml:space="preserve"> </w:t>
+      </w:r>
+      <w:r>
+        <w:t xml:space="preserve">RA-001 reached. The attributes carried into the step are within their acceptance criteria when</w:t>
+      </w:r>
+      <w:r>
+        <w:t xml:space="preserve"> </w:t>
+      </w:r>
+      <w:r>
+        <w:t xml:space="preserve">it begins, which is established by the plans and reports for the steps before it and not by</w:t>
+      </w:r>
+      <w:r>
+        <w:t xml:space="preserve"> </w:t>
+      </w:r>
+      <w:r>
+        <w:t xml:space="preserve">this study.</w:t>
+      </w:r>
+    </w:p>
+    <w:bookmarkEnd w:id="40"/>
+    <w:bookmarkStart w:id="41" w:name="approvals-1"/>
     <w:p>
       <w:pPr>
         <w:pStyle w:val="Heading1"/>
       </w:pPr>
       <w:r>
-        <w:t xml:space="preserve">8. Proven acceptable ranges (planned analysis)</w:t>
+        <w:t xml:space="preserve">13. Approvals</w:t>
       </w:r>
     </w:p>
     <w:p>
@@ -4966,202 +5768,41 @@
         <w:pStyle w:val="FirstParagraph"/>
       </w:pPr>
       <w:r>
-        <w:t xml:space="preserve">The acceptance basis is stated before the analysis, and it differs by response. For the</w:t>
-      </w:r>
-      <w:r>
-        <w:t xml:space="preserve"> </w:t>
-      </w:r>
-      <w:r>
-        <w:t xml:space="preserve">two monitored attributes the basis is the drug substance acceptance criterion in</w:t>
-      </w:r>
-      <w:r>
-        <w:t xml:space="preserve"> </w:t>
-      </w:r>
-      <w:hyperlink w:anchor="tbl-cqa">
-        <w:r>
-          <w:rPr>
-            <w:rStyle w:val="Hyperlink"/>
-          </w:rPr>
-          <w:t xml:space="preserve">Table 4</w:t>
-        </w:r>
-      </w:hyperlink>
-      <w:r>
-        <w:t xml:space="preserve">. For buffer exchange, final concentration, yield and mass balance the basis is</w:t>
-      </w:r>
-      <w:r>
-        <w:t xml:space="preserve"> </w:t>
-      </w:r>
-      <w:r>
-        <w:t xml:space="preserve">the process performance criteria of</w:t>
-      </w:r>
-      <w:r>
-        <w:t xml:space="preserve"> </w:t>
-      </w:r>
-      <w:hyperlink w:anchor="sec-acceptance">
-        <w:r>
-          <w:rPr>
-            <w:rStyle w:val="Hyperlink"/>
-          </w:rPr>
-          <w:t xml:space="preserve">Section 7</w:t>
-        </w:r>
-      </w:hyperlink>
-      <w:r>
-        <w:t xml:space="preserve">, because those responses are not</w:t>
-      </w:r>
-      <w:r>
-        <w:t xml:space="preserve"> </w:t>
-      </w:r>
-      <w:r>
-        <w:t xml:space="preserve">quality attributes and carry no specification of their own. No step-level clearance</w:t>
-      </w:r>
-      <w:r>
-        <w:t xml:space="preserve"> </w:t>
-      </w:r>
-      <w:r>
-        <w:t xml:space="preserve">requirement is back-calculated for this step, since it makes no clearance claim.</w:t>
-      </w:r>
-    </w:p>
-    <w:p>
-      <w:pPr>
-        <w:pStyle w:val="BodyText"/>
-      </w:pPr>
-      <w:r>
-        <w:t xml:space="preserve">One analysis will be run per parameter. Each parameter will be assessed across its</w:t>
-      </w:r>
-      <w:r>
-        <w:t xml:space="preserve"> </w:t>
-      </w:r>
-      <w:r>
-        <w:t xml:space="preserve">characterization range at the levels given in</w:t>
-      </w:r>
-      <w:r>
-        <w:t xml:space="preserve"> </w:t>
-      </w:r>
-      <w:hyperlink w:anchor="tbl-design">
-        <w:r>
-          <w:rPr>
-            <w:rStyle w:val="Hyperlink"/>
-          </w:rPr>
-          <w:t xml:space="preserve">Table 6</w:t>
-        </w:r>
-      </w:hyperlink>
-      <w:r>
-        <w:t xml:space="preserve">, with the other two held at</w:t>
-      </w:r>
-      <w:r>
-        <w:t xml:space="preserve"> </w:t>
-      </w:r>
-      <w:r>
-        <w:t xml:space="preserve">their set-points, and its proven acceptable range will be reported as the widest</w:t>
-      </w:r>
-      <w:r>
-        <w:t xml:space="preserve"> </w:t>
-      </w:r>
-      <w:r>
-        <w:t xml:space="preserve">continuous part of that range over which every criterion is met. Where the whole</w:t>
-      </w:r>
-      <w:r>
-        <w:t xml:space="preserve"> </w:t>
-      </w:r>
-      <w:r>
-        <w:t xml:space="preserve">characterization range is acceptable, the report will say so, and the proven acceptable</w:t>
-      </w:r>
-      <w:r>
-        <w:t xml:space="preserve"> </w:t>
-      </w:r>
-      <w:r>
-        <w:t xml:space="preserve">range of that parameter is then its full studied range.</w:t>
-      </w:r>
-    </w:p>
-    <w:p>
-      <w:pPr>
-        <w:pStyle w:val="BodyText"/>
-      </w:pPr>
-      <w:r>
-        <w:t xml:space="preserve">The NOR-propagated analysis used at the multivariate steps will not be run here. That</w:t>
-      </w:r>
-      <w:r>
-        <w:t xml:space="preserve"> </w:t>
-      </w:r>
-      <w:r>
-        <w:t xml:space="preserve">analysis varies the other factors within their normal operating ranges by Monte-Carlo</w:t>
-      </w:r>
-      <w:r>
-        <w:t xml:space="preserve"> </w:t>
-      </w:r>
-      <w:r>
-        <w:t xml:space="preserve">simulation of a fitted response-surface model, and no such model will exist for this</w:t>
-      </w:r>
-      <w:r>
-        <w:t xml:space="preserve"> </w:t>
-      </w:r>
-      <w:r>
-        <w:t xml:space="preserve">step. The combined worst-case run of</w:t>
-      </w:r>
-      <w:r>
-        <w:t xml:space="preserve"> </w:t>
-      </w:r>
-      <w:hyperlink w:anchor="sec-design">
-        <w:r>
-          <w:rPr>
-            <w:rStyle w:val="Hyperlink"/>
-          </w:rPr>
-          <w:t xml:space="preserve">Section 6</w:t>
-        </w:r>
-      </w:hyperlink>
-      <w:r>
-        <w:t xml:space="preserve"> </w:t>
-      </w:r>
-      <w:r>
-        <w:t xml:space="preserve">is what this plan offers in its place.</w:t>
-      </w:r>
-    </w:p>
-    <w:p>
-      <w:pPr>
-        <w:pStyle w:val="BodyText"/>
-      </w:pPr>
-      <w:r>
-        <w:t xml:space="preserve">Each proven acceptable range will be presented as a table of the measured response at</w:t>
-      </w:r>
-      <w:r>
-        <w:t xml:space="preserve"> </w:t>
-      </w:r>
-      <w:r>
-        <w:t xml:space="preserve">every level studied against its acceptance limit, with the acceptable region marked. No</w:t>
-      </w:r>
-      <w:r>
-        <w:t xml:space="preserve"> </w:t>
-      </w:r>
-      <w:r>
-        <w:t xml:space="preserve">fitted curve will be shown, because none will be fitted. The report must state the two</w:t>
-      </w:r>
-      <w:r>
-        <w:t xml:space="preserve"> </w:t>
-      </w:r>
-      <w:r>
-        <w:t xml:space="preserve">bounds on these ranges. They hold with the other two parameters at their set-points,</w:t>
-      </w:r>
-      <w:r>
-        <w:t xml:space="preserve"> </w:t>
-      </w:r>
-      <w:r>
-        <w:t xml:space="preserve">and they hold on the qualified scale-down model, whose hold-up volume fraction differs</w:t>
-      </w:r>
-      <w:r>
-        <w:t xml:space="preserve"> </w:t>
-      </w:r>
-      <w:r>
-        <w:t xml:space="preserve">from that of the commercial system.</w:t>
-      </w:r>
-    </w:p>
-    <w:bookmarkEnd w:id="34"/>
-    <w:bookmarkStart w:id="35" w:name="sec-data"/>
+        <w:t xml:space="preserve">This plan takes effect when the functions listed in the approval record at the front of the</w:t>
+      </w:r>
+      <w:r>
+        <w:t xml:space="preserve"> </w:t>
+      </w:r>
+      <w:r>
+        <w:t xml:space="preserve">document have approved it. Approval signifies agreement with the study design in §6, the</w:t>
+      </w:r>
+      <w:r>
+        <w:t xml:space="preserve"> </w:t>
+      </w:r>
+      <w:r>
+        <w:t xml:space="preserve">acceptance and decision criteria in §7 and the planned analysis in §8. A change to any of</w:t>
+      </w:r>
+      <w:r>
+        <w:t xml:space="preserve"> </w:t>
+      </w:r>
+      <w:r>
+        <w:t xml:space="preserve">these after approval requires a revision of this plan, or a documented departure reported in</w:t>
+      </w:r>
+      <w:r>
+        <w:t xml:space="preserve"> </w:t>
+      </w:r>
+      <w:r>
+        <w:t xml:space="preserve">PCR-010.</w:t>
+      </w:r>
+    </w:p>
+    <w:bookmarkEnd w:id="41"/>
+    <w:bookmarkStart w:id="43" w:name="Xce476876e20de3e1e74f902c0005b1f6e56d665"/>
     <w:p>
       <w:pPr>
         <w:pStyle w:val="Heading1"/>
       </w:pPr>
       <w:r>
-        <w:t xml:space="preserve">9. Data management and integrity</w:t>
+        <w:t xml:space="preserve">14. Appendix A — Planned univariate evaluation schedule</w:t>
       </w:r>
     </w:p>
     <w:p>
@@ -5169,447 +5810,422 @@
         <w:pStyle w:val="FirstParagraph"/>
       </w:pPr>
       <w:r>
-        <w:t xml:space="preserve">Raw data will be recorded contemporaneously in the validated electronic laboratory</w:t>
-      </w:r>
-      <w:r>
-        <w:t xml:space="preserve"> </w:t>
-      </w:r>
-      <w:r>
-        <w:t xml:space="preserve">notebook, and analytical results in the chromatography data system and the laboratory</w:t>
-      </w:r>
-      <w:r>
-        <w:t xml:space="preserve"> </w:t>
-      </w:r>
-      <w:r>
-        <w:t xml:space="preserve">information management system. Records will meet the ALCOA+ expectations (attributable,</w:t>
-      </w:r>
-      <w:r>
-        <w:t xml:space="preserve"> </w:t>
-      </w:r>
-      <w:r>
-        <w:t xml:space="preserve">legible, contemporaneous, original and accurate) set out in the site data integrity</w:t>
-      </w:r>
-      <w:r>
-        <w:t xml:space="preserve"> </w:t>
-      </w:r>
-      <w:r>
-        <w:t xml:space="preserve">procedures. Instrument audit trails will be enabled and reviewed as part of the data</w:t>
-      </w:r>
-      <w:r>
-        <w:t xml:space="preserve"> </w:t>
-      </w:r>
-      <w:r>
-        <w:t xml:space="preserve">review.</w:t>
-      </w:r>
-    </w:p>
-    <w:p>
-      <w:pPr>
-        <w:pStyle w:val="BodyText"/>
-      </w:pPr>
-      <w:r>
-        <w:t xml:space="preserve">Analysis scripts and their inputs will be version controlled and archived with the</w:t>
-      </w:r>
-      <w:r>
-        <w:t xml:space="preserve"> </w:t>
-      </w:r>
-      <w:r>
-        <w:t xml:space="preserve">report, so that every table in PCR-010 can be regenerated from the raw data. A second</w:t>
-      </w:r>
-      <w:r>
-        <w:t xml:space="preserve"> </w:t>
-      </w:r>
-      <w:r>
-        <w:t xml:space="preserve">person will review every calculation before the report is issued.</w:t>
-      </w:r>
-    </w:p>
-    <w:bookmarkEnd w:id="35"/>
-    <w:bookmarkStart w:id="36" w:name="sec-roles"/>
+        <w:t xml:space="preserve">The schedule below gives the levels at which each parameter will be run. The other parameters</w:t>
+      </w:r>
+      <w:r>
+        <w:t xml:space="preserve"> </w:t>
+      </w:r>
+      <w:r>
+        <w:t xml:space="preserve">are held at their set-points for every level of the parameter under study, and the reference</w:t>
+      </w:r>
+      <w:r>
+        <w:t xml:space="preserve"> </w:t>
+      </w:r>
+      <w:r>
+        <w:t xml:space="preserve">column is the condition against which the levels of that parameter are compared. That</w:t>
+      </w:r>
+      <w:r>
+        <w:t xml:space="preserve"> </w:t>
+      </w:r>
+      <w:r>
+        <w:t xml:space="preserve">reference condition is the same for every row, and it is executed once for each of them, so</w:t>
+      </w:r>
+      <w:r>
+        <w:t xml:space="preserve"> </w:t>
+      </w:r>
+      <w:r>
+        <w:t xml:space="preserve">those runs are replicates of a single condition and the resulting run count is given in §6.2.</w:t>
+      </w:r>
+      <w:r>
+        <w:t xml:space="preserve"> </w:t>
+      </w:r>
+      <w:r>
+        <w:t xml:space="preserve">The table contains no results.</w:t>
+      </w:r>
+    </w:p>
+    <w:tbl>
+      <w:tblPr>
+        <w:tblStyle w:val="Table"/>
+        <w:tblW w:type="pct" w:w="5000"/>
+        <w:tblLayout w:type="fixed"/>
+        <w:tblLook w:firstRow="0" w:lastRow="0" w:firstColumn="0" w:lastColumn="0" w:noHBand="0" w:noVBand="0" w:val="0000"/>
+      </w:tblPr>
+      <w:tblGrid>
+        <w:gridCol w:w="7920"/>
+      </w:tblGrid>
+      <w:tr>
+        <w:tc>
+          <w:tcPr/>
+          <w:bookmarkStart w:id="42" w:name="tbl-schedule"/>
+          <w:p>
+            <w:pPr>
+              <w:jc w:val="center"/>
+            </w:pPr>
+            <w:pPr>
+              <w:jc w:val="left"/>
+              <w:spacing w:before="200"/>
+              <w:pStyle w:val="ImageCaption"/>
+            </w:pPr>
+            <w:r>
+              <w:t xml:space="preserve">Table 9: Planned evaluation levels, with the reference condition and the normal operating range.</w:t>
+            </w:r>
+          </w:p>
+          <w:tbl>
+            <w:tblPr>
+              <w:tblStyle w:val="Table"/>
+              <w:tblW w:type="pct" w:w="5000"/>
+              <w:tblLayout w:type="fixed"/>
+              <w:tblLook w:firstRow="1" w:lastRow="0" w:firstColumn="0" w:lastColumn="0" w:noHBand="0" w:noVBand="0" w:val="0020"/>
+            </w:tblPr>
+            <w:tblGrid>
+              <w:gridCol w:w="2088"/>
+              <w:gridCol w:w="696"/>
+              <w:gridCol w:w="1131"/>
+              <w:gridCol w:w="2175"/>
+              <w:gridCol w:w="1218"/>
+              <w:gridCol w:w="609"/>
+            </w:tblGrid>
+            <w:tr>
+              <w:trPr>
+                <w:tblHeader w:val="on"/>
+              </w:trPr>
+              <w:tc>
+                <w:tcPr/>
+                <w:p>
+                  <w:pPr>
+                    <w:pStyle w:val="Compact"/>
+                    <w:jc w:val="left"/>
+                    <w:jc w:val="center"/>
+                  </w:pPr>
+                  <w:r>
+                    <w:t xml:space="preserve">Parameter</w:t>
+                  </w:r>
+                </w:p>
+              </w:tc>
+              <w:tc>
+                <w:tcPr/>
+                <w:p>
+                  <w:pPr>
+                    <w:pStyle w:val="Compact"/>
+                    <w:jc w:val="left"/>
+                    <w:jc w:val="center"/>
+                  </w:pPr>
+                  <w:r>
+                    <w:t xml:space="preserve">Unit</w:t>
+                  </w:r>
+                </w:p>
+              </w:tc>
+              <w:tc>
+                <w:tcPr/>
+                <w:p>
+                  <w:pPr>
+                    <w:pStyle w:val="Compact"/>
+                    <w:jc w:val="right"/>
+                    <w:jc w:val="center"/>
+                  </w:pPr>
+                  <w:r>
+                    <w:t xml:space="preserve">Low level</w:t>
+                  </w:r>
+                </w:p>
+              </w:tc>
+              <w:tc>
+                <w:tcPr/>
+                <w:p>
+                  <w:pPr>
+                    <w:pStyle w:val="Compact"/>
+                    <w:jc w:val="right"/>
+                    <w:jc w:val="center"/>
+                  </w:pPr>
+                  <w:r>
+                    <w:t xml:space="preserve">Reference (set-point)</w:t>
+                  </w:r>
+                </w:p>
+              </w:tc>
+              <w:tc>
+                <w:tcPr/>
+                <w:p>
+                  <w:pPr>
+                    <w:pStyle w:val="Compact"/>
+                    <w:jc w:val="right"/>
+                    <w:jc w:val="center"/>
+                  </w:pPr>
+                  <w:r>
+                    <w:t xml:space="preserve">High level</w:t>
+                  </w:r>
+                </w:p>
+              </w:tc>
+              <w:tc>
+                <w:tcPr/>
+                <w:p>
+                  <w:pPr>
+                    <w:pStyle w:val="Compact"/>
+                    <w:jc w:val="left"/>
+                    <w:jc w:val="center"/>
+                  </w:pPr>
+                  <w:r>
+                    <w:t xml:space="preserve">NOR</w:t>
+                  </w:r>
+                </w:p>
+              </w:tc>
+            </w:tr>
+            <w:tr>
+              <w:tc>
+                <w:tcPr/>
+                <w:p>
+                  <w:pPr>
+                    <w:pStyle w:val="Compact"/>
+                    <w:jc w:val="left"/>
+                    <w:jc w:val="center"/>
+                  </w:pPr>
+                  <w:r>
+                    <w:t xml:space="preserve">Number of diavolumes</w:t>
+                  </w:r>
+                </w:p>
+              </w:tc>
+              <w:tc>
+                <w:tcPr/>
+                <w:p>
+                  <w:pPr>
+                    <w:pStyle w:val="Compact"/>
+                    <w:jc w:val="left"/>
+                    <w:jc w:val="center"/>
+                  </w:pPr>
+                  <w:r>
+                    <w:t xml:space="preserve">DV</w:t>
+                  </w:r>
+                </w:p>
+              </w:tc>
+              <w:tc>
+                <w:tcPr/>
+                <w:p>
+                  <w:pPr>
+                    <w:pStyle w:val="Compact"/>
+                    <w:jc w:val="right"/>
+                    <w:jc w:val="center"/>
+                  </w:pPr>
+                  <w:r>
+                    <w:t xml:space="preserve">7</w:t>
+                  </w:r>
+                </w:p>
+              </w:tc>
+              <w:tc>
+                <w:tcPr/>
+                <w:p>
+                  <w:pPr>
+                    <w:pStyle w:val="Compact"/>
+                    <w:jc w:val="right"/>
+                    <w:jc w:val="center"/>
+                  </w:pPr>
+                  <w:r>
+                    <w:t xml:space="preserve">8</w:t>
+                  </w:r>
+                </w:p>
+              </w:tc>
+              <w:tc>
+                <w:tcPr/>
+                <w:p>
+                  <w:pPr>
+                    <w:pStyle w:val="Compact"/>
+                    <w:jc w:val="right"/>
+                    <w:jc w:val="center"/>
+                  </w:pPr>
+                  <w:r>
+                    <w:t xml:space="preserve">10</w:t>
+                  </w:r>
+                </w:p>
+              </w:tc>
+              <w:tc>
+                <w:tcPr/>
+                <w:p>
+                  <w:pPr>
+                    <w:pStyle w:val="Compact"/>
+                    <w:jc w:val="left"/>
+                    <w:jc w:val="center"/>
+                  </w:pPr>
+                  <w:r>
+                    <w:t xml:space="preserve">7–9</w:t>
+                  </w:r>
+                </w:p>
+              </w:tc>
+            </w:tr>
+            <w:tr>
+              <w:tc>
+                <w:tcPr/>
+                <w:p>
+                  <w:pPr>
+                    <w:pStyle w:val="Compact"/>
+                    <w:jc w:val="left"/>
+                    <w:jc w:val="center"/>
+                  </w:pPr>
+                  <w:r>
+                    <w:t xml:space="preserve">Transmembrane pressure</w:t>
+                  </w:r>
+                </w:p>
+              </w:tc>
+              <w:tc>
+                <w:tcPr/>
+                <w:p>
+                  <w:pPr>
+                    <w:pStyle w:val="Compact"/>
+                    <w:jc w:val="left"/>
+                    <w:jc w:val="center"/>
+                  </w:pPr>
+                  <w:r>
+                    <w:t xml:space="preserve">psi</w:t>
+                  </w:r>
+                </w:p>
+              </w:tc>
+              <w:tc>
+                <w:tcPr/>
+                <w:p>
+                  <w:pPr>
+                    <w:pStyle w:val="Compact"/>
+                    <w:jc w:val="right"/>
+                    <w:jc w:val="center"/>
+                  </w:pPr>
+                  <w:r>
+                    <w:t xml:space="preserve">10</w:t>
+                  </w:r>
+                </w:p>
+              </w:tc>
+              <w:tc>
+                <w:tcPr/>
+                <w:p>
+                  <w:pPr>
+                    <w:pStyle w:val="Compact"/>
+                    <w:jc w:val="right"/>
+                    <w:jc w:val="center"/>
+                  </w:pPr>
+                  <w:r>
+                    <w:t xml:space="preserve">12</w:t>
+                  </w:r>
+                </w:p>
+              </w:tc>
+              <w:tc>
+                <w:tcPr/>
+                <w:p>
+                  <w:pPr>
+                    <w:pStyle w:val="Compact"/>
+                    <w:jc w:val="right"/>
+                    <w:jc w:val="center"/>
+                  </w:pPr>
+                  <w:r>
+                    <w:t xml:space="preserve">15</w:t>
+                  </w:r>
+                </w:p>
+              </w:tc>
+              <w:tc>
+                <w:tcPr/>
+                <w:p>
+                  <w:pPr>
+                    <w:pStyle w:val="Compact"/>
+                    <w:jc w:val="left"/>
+                    <w:jc w:val="center"/>
+                  </w:pPr>
+                  <w:r>
+                    <w:t xml:space="preserve">10–14</w:t>
+                  </w:r>
+                </w:p>
+              </w:tc>
+            </w:tr>
+            <w:tr>
+              <w:tc>
+                <w:tcPr/>
+                <w:p>
+                  <w:pPr>
+                    <w:pStyle w:val="Compact"/>
+                    <w:jc w:val="left"/>
+                    <w:jc w:val="center"/>
+                  </w:pPr>
+                  <w:r>
+                    <w:t xml:space="preserve">Final DS concentration</w:t>
+                  </w:r>
+                </w:p>
+              </w:tc>
+              <w:tc>
+                <w:tcPr/>
+                <w:p>
+                  <w:pPr>
+                    <w:pStyle w:val="Compact"/>
+                    <w:jc w:val="left"/>
+                    <w:jc w:val="center"/>
+                  </w:pPr>
+                  <w:r>
+                    <w:t xml:space="preserve">g/L</w:t>
+                  </w:r>
+                </w:p>
+              </w:tc>
+              <w:tc>
+                <w:tcPr/>
+                <w:p>
+                  <w:pPr>
+                    <w:pStyle w:val="Compact"/>
+                    <w:jc w:val="right"/>
+                    <w:jc w:val="center"/>
+                  </w:pPr>
+                  <w:r>
+                    <w:t xml:space="preserve">65</w:t>
+                  </w:r>
+                </w:p>
+              </w:tc>
+              <w:tc>
+                <w:tcPr/>
+                <w:p>
+                  <w:pPr>
+                    <w:pStyle w:val="Compact"/>
+                    <w:jc w:val="right"/>
+                    <w:jc w:val="center"/>
+                  </w:pPr>
+                  <w:r>
+                    <w:t xml:space="preserve">75</w:t>
+                  </w:r>
+                </w:p>
+              </w:tc>
+              <w:tc>
+                <w:tcPr/>
+                <w:p>
+                  <w:pPr>
+                    <w:pStyle w:val="Compact"/>
+                    <w:jc w:val="right"/>
+                    <w:jc w:val="center"/>
+                  </w:pPr>
+                  <w:r>
+                    <w:t xml:space="preserve">85</w:t>
+                  </w:r>
+                </w:p>
+              </w:tc>
+              <w:tc>
+                <w:tcPr/>
+                <w:p>
+                  <w:pPr>
+                    <w:pStyle w:val="Compact"/>
+                    <w:jc w:val="left"/>
+                    <w:jc w:val="center"/>
+                  </w:pPr>
+                  <w:r>
+                    <w:t xml:space="preserve">70–80</w:t>
+                  </w:r>
+                </w:p>
+              </w:tc>
+            </w:tr>
+          </w:tbl>
+          <w:bookmarkEnd w:id="42"/>
+          <w:p/>
+        </w:tc>
+      </w:tr>
+    </w:tbl>
+    <w:bookmarkEnd w:id="43"/>
+    <w:bookmarkStart w:id="51" w:name="references"/>
     <w:p>
       <w:pPr>
         <w:pStyle w:val="Heading1"/>
       </w:pPr>
       <w:r>
-        <w:t xml:space="preserve">10. Roles and responsibilities</w:t>
-      </w:r>
-    </w:p>
-    <w:p>
-      <w:pPr>
-        <w:pStyle w:val="FirstParagraph"/>
-      </w:pPr>
-      <w:r>
-        <w:t xml:space="preserve">Process Development and MSAT own this plan, execute the runs and author PCR-010.</w:t>
-      </w:r>
-      <w:r>
-        <w:t xml:space="preserve"> </w:t>
-      </w:r>
-      <w:r>
-        <w:t xml:space="preserve">Analytical Development performs the assays and owns the method performance data that</w:t>
-      </w:r>
-      <w:r>
-        <w:t xml:space="preserve"> </w:t>
-      </w:r>
-      <w:r>
-        <w:t xml:space="preserve">the acceptance criteria of</w:t>
-      </w:r>
-      <w:r>
-        <w:t xml:space="preserve"> </w:t>
-      </w:r>
-      <w:hyperlink w:anchor="sec-acceptance">
-        <w:r>
-          <w:rPr>
-            <w:rStyle w:val="Hyperlink"/>
-          </w:rPr>
-          <w:t xml:space="preserve">Section 7</w:t>
-        </w:r>
-      </w:hyperlink>
-      <w:r>
-        <w:t xml:space="preserve"> </w:t>
-      </w:r>
-      <w:r>
-        <w:t xml:space="preserve">depend on. Manufacturing Science reviews the</w:t>
-      </w:r>
-      <w:r>
-        <w:t xml:space="preserve"> </w:t>
-      </w:r>
-      <w:r>
-        <w:t xml:space="preserve">scale-down model and the applicability of the resulting ranges to the receiving site.</w:t>
-      </w:r>
-      <w:r>
-        <w:t xml:space="preserve"> </w:t>
-      </w:r>
-      <w:r>
-        <w:t xml:space="preserve">Statistics reviews the reproducibility estimate and the analysis. Quality Assurance</w:t>
-      </w:r>
-      <w:r>
-        <w:t xml:space="preserve"> </w:t>
-      </w:r>
-      <w:r>
-        <w:t xml:space="preserve">approves the plan and the report and dispositions any deviation. The approval record is</w:t>
-      </w:r>
-      <w:r>
-        <w:t xml:space="preserve"> </w:t>
-      </w:r>
-      <w:hyperlink w:anchor="tbl-appr">
-        <w:r>
-          <w:rPr>
-            <w:rStyle w:val="Hyperlink"/>
-          </w:rPr>
-          <w:t xml:space="preserve">Table 1</w:t>
-        </w:r>
-      </w:hyperlink>
-      <w:r>
-        <w:t xml:space="preserve">.</w:t>
-      </w:r>
-    </w:p>
-    <w:bookmarkEnd w:id="36"/>
-    <w:bookmarkStart w:id="37" w:name="sec-deliverables"/>
-    <w:p>
-      <w:pPr>
-        <w:pStyle w:val="Heading1"/>
-      </w:pPr>
-      <w:r>
-        <w:t xml:space="preserve">11. Deliverables and schedule</w:t>
-      </w:r>
-    </w:p>
-    <w:p>
-      <w:pPr>
-        <w:pStyle w:val="FirstParagraph"/>
-      </w:pPr>
-      <w:r>
-        <w:t xml:space="preserve">The deliverable of this plan is PCR-010. It will report the qualification of the</w:t>
-      </w:r>
-      <w:r>
-        <w:t xml:space="preserve"> </w:t>
-      </w:r>
-      <w:r>
-        <w:t xml:space="preserve">scale-down model, the results of the 10 planned runs, the proven</w:t>
-      </w:r>
-      <w:r>
-        <w:t xml:space="preserve"> </w:t>
-      </w:r>
-      <w:r>
-        <w:t xml:space="preserve">acceptable range of each parameter, the confirmed classification of all</w:t>
-      </w:r>
-      <w:r>
-        <w:t xml:space="preserve"> </w:t>
-      </w:r>
-      <w:r>
-        <w:t xml:space="preserve">3 parameters (KPP), and the contribution this step makes to the</w:t>
-      </w:r>
-      <w:r>
-        <w:t xml:space="preserve"> </w:t>
-      </w:r>
-      <w:r>
-        <w:t xml:space="preserve">control strategy.</w:t>
-      </w:r>
-    </w:p>
-    <w:p>
-      <w:pPr>
-        <w:pStyle w:val="BodyText"/>
-      </w:pPr>
-      <w:r>
-        <w:t xml:space="preserve">The work runs in four phases. The scale-down model is qualified first, the runs are</w:t>
-      </w:r>
-      <w:r>
-        <w:t xml:space="preserve"> </w:t>
-      </w:r>
-      <w:r>
-        <w:t xml:space="preserve">then executed, the analysis follows, and PCR-010 is issued last. PCR-010 must be</w:t>
-      </w:r>
-      <w:r>
-        <w:t xml:space="preserve"> </w:t>
-      </w:r>
-      <w:r>
-        <w:t xml:space="preserve">approved before the ranges of this step are carried into the commercial batch record</w:t>
-      </w:r>
-      <w:r>
-        <w:t xml:space="preserve"> </w:t>
-      </w:r>
-      <w:r>
-        <w:t xml:space="preserve">and before the qualification batches described in PTP-001 are executed. No dates are</w:t>
-      </w:r>
-      <w:r>
-        <w:t xml:space="preserve"> </w:t>
-      </w:r>
-      <w:r>
-        <w:t xml:space="preserve">given here, and the campaign schedule is held in PCMP-001.</w:t>
-      </w:r>
-    </w:p>
-    <w:bookmarkEnd w:id="37"/>
-    <w:bookmarkStart w:id="38" w:name="sec-risks"/>
-    <w:p>
-      <w:pPr>
-        <w:pStyle w:val="Heading1"/>
-      </w:pPr>
-      <w:r>
-        <w:t xml:space="preserve">12. Risks and assumptions</w:t>
-      </w:r>
-    </w:p>
-    <w:p>
-      <w:pPr>
-        <w:pStyle w:val="FirstParagraph"/>
-      </w:pPr>
-      <w:r>
-        <w:t xml:space="preserve">The principal risk to the study is the representativeness of the scale-down model, and</w:t>
-      </w:r>
-      <w:r>
-        <w:t xml:space="preserve"> </w:t>
-      </w:r>
-      <w:r>
-        <w:t xml:space="preserve">it comes from one quantity. The fraction of the batch held in the system hold-up volume</w:t>
-      </w:r>
-      <w:r>
-        <w:t xml:space="preserve"> </w:t>
-      </w:r>
-      <w:r>
-        <w:t xml:space="preserve">is larger at small scale than at commercial scale, so the scale-down step yield is</w:t>
-      </w:r>
-      <w:r>
-        <w:t xml:space="preserve"> </w:t>
-      </w:r>
-      <w:r>
-        <w:t xml:space="preserve">expected to be lower than the commercial yield and to be more sensitive to the recovery</w:t>
-      </w:r>
-      <w:r>
-        <w:t xml:space="preserve"> </w:t>
-      </w:r>
-      <w:r>
-        <w:t xml:space="preserve">flush than the commercial step is. Yield will therefore be assessed as a difference</w:t>
-      </w:r>
-      <w:r>
-        <w:t xml:space="preserve"> </w:t>
-      </w:r>
-      <w:r>
-        <w:t xml:space="preserve">from the scale-down set-point condition and not as an absolute value transferred to</w:t>
-      </w:r>
-      <w:r>
-        <w:t xml:space="preserve"> </w:t>
-      </w:r>
-      <w:r>
-        <w:t xml:space="preserve">commercial scale. The qualification runs of</w:t>
-      </w:r>
-      <w:r>
-        <w:t xml:space="preserve"> </w:t>
-      </w:r>
-      <w:hyperlink w:anchor="sec-sdm">
-        <w:r>
-          <w:rPr>
-            <w:rStyle w:val="Hyperlink"/>
-          </w:rPr>
-          <w:t xml:space="preserve">Section 5.1</w:t>
-        </w:r>
-      </w:hyperlink>
-      <w:r>
-        <w:t xml:space="preserve"> </w:t>
-      </w:r>
-      <w:r>
-        <w:t xml:space="preserve">are what establish that this</w:t>
-      </w:r>
-      <w:r>
-        <w:t xml:space="preserve"> </w:t>
-      </w:r>
-      <w:r>
-        <w:t xml:space="preserve">difference is stable.</w:t>
-      </w:r>
-    </w:p>
-    <w:p>
-      <w:pPr>
-        <w:pStyle w:val="BodyText"/>
-      </w:pPr>
-      <w:r>
-        <w:t xml:space="preserve">Two further risks are recorded. The feed for the study is the pool of the small virus</w:t>
-      </w:r>
-      <w:r>
-        <w:t xml:space="preserve"> </w:t>
-      </w:r>
-      <w:r>
-        <w:t xml:space="preserve">retentive filtration step, so the study depends on the upstream campaign for</w:t>
-      </w:r>
-      <w:r>
-        <w:t xml:space="preserve"> </w:t>
-      </w:r>
-      <w:r>
-        <w:t xml:space="preserve">representative feed material, and any substituted feed would have to be qualified</w:t>
-      </w:r>
-      <w:r>
-        <w:t xml:space="preserve"> </w:t>
-      </w:r>
-      <w:r>
-        <w:t xml:space="preserve">before use. Membrane lot variability is not studied here, and it is controlled by the</w:t>
-      </w:r>
-      <w:r>
-        <w:t xml:space="preserve"> </w:t>
-      </w:r>
-      <w:r>
-        <w:t xml:space="preserve">incoming specification held under SOP-2013.</w:t>
-      </w:r>
-    </w:p>
-    <w:p>
-      <w:pPr>
-        <w:pStyle w:val="BodyText"/>
-      </w:pPr>
-      <w:r>
-        <w:t xml:space="preserve">The plan makes three assumptions. Platform behaviour of the membrane is assumed to</w:t>
-      </w:r>
-      <w:r>
-        <w:t xml:space="preserve"> </w:t>
-      </w:r>
-      <w:r>
-        <w:t xml:space="preserve">transfer to A-Mab, which the prior products and A-Mab clinical manufacture support but</w:t>
-      </w:r>
-      <w:r>
-        <w:t xml:space="preserve"> </w:t>
-      </w:r>
-      <w:r>
-        <w:t xml:space="preserve">which no product-specific study at this step has yet confirmed. Diafiltration is</w:t>
-      </w:r>
-      <w:r>
-        <w:t xml:space="preserve"> </w:t>
-      </w:r>
-      <w:r>
-        <w:t xml:space="preserve">assumed to be well mixed and at constant volume, which is the basis of the residual</w:t>
-      </w:r>
-      <w:r>
-        <w:t xml:space="preserve"> </w:t>
-      </w:r>
-      <w:r>
-        <w:t xml:space="preserve">calculation in</w:t>
-      </w:r>
-      <w:r>
-        <w:t xml:space="preserve"> </w:t>
-      </w:r>
-      <w:hyperlink w:anchor="sec-acceptance">
-        <w:r>
-          <w:rPr>
-            <w:rStyle w:val="Hyperlink"/>
-          </w:rPr>
-          <w:t xml:space="preserve">Section 7</w:t>
-        </w:r>
-      </w:hyperlink>
-      <w:r>
-        <w:t xml:space="preserve"> </w:t>
-      </w:r>
-      <w:r>
-        <w:t xml:space="preserve">and will be checked against the measured conductivity</w:t>
-      </w:r>
-      <w:r>
-        <w:t xml:space="preserve"> </w:t>
-      </w:r>
-      <w:r>
-        <w:t xml:space="preserve">profile. The formulation composition is assumed fixed, and it is not a variable of this</w:t>
-      </w:r>
-      <w:r>
-        <w:t xml:space="preserve"> </w:t>
-      </w:r>
-      <w:r>
-        <w:t xml:space="preserve">study.</w:t>
-      </w:r>
-    </w:p>
-    <w:bookmarkEnd w:id="38"/>
-    <w:bookmarkStart w:id="39" w:name="sec-approvals"/>
-    <w:p>
-      <w:pPr>
-        <w:pStyle w:val="Heading1"/>
-      </w:pPr>
-      <w:r>
-        <w:t xml:space="preserve">13. Approvals</w:t>
-      </w:r>
-    </w:p>
-    <w:p>
-      <w:pPr>
-        <w:pStyle w:val="FirstParagraph"/>
-      </w:pPr>
-      <w:r>
-        <w:t xml:space="preserve">This plan becomes effective when it is approved by the functions listed in</w:t>
-      </w:r>
-      <w:r>
-        <w:t xml:space="preserve"> </w:t>
-      </w:r>
-      <w:hyperlink w:anchor="tbl-appr">
-        <w:r>
-          <w:rPr>
-            <w:rStyle w:val="Hyperlink"/>
-          </w:rPr>
-          <w:t xml:space="preserve">Table 1</w:t>
-        </w:r>
-      </w:hyperlink>
-      <w:r>
-        <w:t xml:space="preserve">.</w:t>
-      </w:r>
-      <w:r>
-        <w:t xml:space="preserve"> </w:t>
-      </w:r>
-      <w:r>
-        <w:t xml:space="preserve">Any change to the study design after approval will be recorded as an amendment to this</w:t>
-      </w:r>
-      <w:r>
-        <w:t xml:space="preserve"> </w:t>
-      </w:r>
-      <w:r>
-        <w:t xml:space="preserve">plan and reported in PCR-010</w:t>
-      </w:r>
-      <w:r>
-        <w:t xml:space="preserve"> </w:t>
-      </w:r>
-      <w:r>
-        <w:t xml:space="preserve">(U.S. Food and Drug Administration 2011)</w:t>
-      </w:r>
-      <w:r>
-        <w:t xml:space="preserve">.</w:t>
-      </w:r>
-    </w:p>
-    <w:bookmarkEnd w:id="39"/>
-    <w:bookmarkStart w:id="44" w:name="references"/>
-    <w:p>
-      <w:pPr>
-        <w:pStyle w:val="Heading1"/>
-      </w:pPr>
-      <w:r>
         <w:t xml:space="preserve">References</w:t>
       </w:r>
     </w:p>
-    <w:bookmarkStart w:id="43" w:name="refs"/>
-    <w:bookmarkStart w:id="40" w:name="ref-amab2009"/>
+    <w:bookmarkStart w:id="50" w:name="refs"/>
+    <w:bookmarkStart w:id="44" w:name="ref-amab2009"/>
     <w:p>
       <w:pPr>
         <w:pStyle w:val="Bibliography"/>
@@ -5631,14 +6247,60 @@
         <w:t xml:space="preserve">. CASSS.</w:t>
       </w:r>
     </w:p>
-    <w:bookmarkEnd w:id="40"/>
-    <w:bookmarkStart w:id="41" w:name="ref-ichq5a"/>
+    <w:bookmarkEnd w:id="44"/>
+    <w:bookmarkStart w:id="45" w:name="ref-ichq8"/>
     <w:p>
       <w:pPr>
         <w:pStyle w:val="Bibliography"/>
       </w:pPr>
       <w:r>
-        <w:t xml:space="preserve">International Council for Harmonisation. 2023.</w:t>
+        <w:t xml:space="preserve">International Council for Harmonisation. 2009.</w:t>
+      </w:r>
+      <w:r>
+        <w:t xml:space="preserve"> </w:t>
+      </w:r>
+      <w:r>
+        <w:rPr>
+          <w:i/>
+          <w:iCs/>
+        </w:rPr>
+        <w:t xml:space="preserve">ICH Q8(R2): Pharmaceutical Development</w:t>
+      </w:r>
+      <w:r>
+        <w:t xml:space="preserve">. ICH.</w:t>
+      </w:r>
+    </w:p>
+    <w:bookmarkEnd w:id="45"/>
+    <w:bookmarkStart w:id="46" w:name="ref-ichq11"/>
+    <w:p>
+      <w:pPr>
+        <w:pStyle w:val="Bibliography"/>
+      </w:pPr>
+      <w:r>
+        <w:t xml:space="preserve">International Council for Harmonisation. 2012.</w:t>
+      </w:r>
+      <w:r>
+        <w:t xml:space="preserve"> </w:t>
+      </w:r>
+      <w:r>
+        <w:rPr>
+          <w:i/>
+          <w:iCs/>
+        </w:rPr>
+        <w:t xml:space="preserve">ICH Q11: Development and Manufacture of Drug Substances</w:t>
+      </w:r>
+      <w:r>
+        <w:t xml:space="preserve">. ICH.</w:t>
+      </w:r>
+    </w:p>
+    <w:bookmarkEnd w:id="46"/>
+    <w:bookmarkStart w:id="47" w:name="ref-ichq5a"/>
+    <w:p>
+      <w:pPr>
+        <w:pStyle w:val="Bibliography"/>
+      </w:pPr>
+      <w:r>
+        <w:t xml:space="preserve">International Council for Harmonisation. 2023a.</w:t>
       </w:r>
       <w:r>
         <w:t xml:space="preserve"> </w:t>
@@ -5654,8 +6316,31 @@
         <w:t xml:space="preserve">. ICH.</w:t>
       </w:r>
     </w:p>
-    <w:bookmarkEnd w:id="41"/>
-    <w:bookmarkStart w:id="42" w:name="ref-fda2011"/>
+    <w:bookmarkEnd w:id="47"/>
+    <w:bookmarkStart w:id="48" w:name="ref-ichq9"/>
+    <w:p>
+      <w:pPr>
+        <w:pStyle w:val="Bibliography"/>
+      </w:pPr>
+      <w:r>
+        <w:t xml:space="preserve">International Council for Harmonisation. 2023b.</w:t>
+      </w:r>
+      <w:r>
+        <w:t xml:space="preserve"> </w:t>
+      </w:r>
+      <w:r>
+        <w:rPr>
+          <w:i/>
+          <w:iCs/>
+        </w:rPr>
+        <w:t xml:space="preserve">ICH Q9(R1): Quality Risk Management</w:t>
+      </w:r>
+      <w:r>
+        <w:t xml:space="preserve">. ICH.</w:t>
+      </w:r>
+    </w:p>
+    <w:bookmarkEnd w:id="48"/>
+    <w:bookmarkStart w:id="49" w:name="ref-fda2011"/>
     <w:p>
       <w:pPr>
         <w:pStyle w:val="Bibliography"/>
@@ -5677,9 +6362,9 @@
         <w:t xml:space="preserve">. FDA.</w:t>
       </w:r>
     </w:p>
-    <w:bookmarkEnd w:id="42"/>
-    <w:bookmarkEnd w:id="43"/>
-    <w:bookmarkEnd w:id="44"/>
+    <w:bookmarkEnd w:id="49"/>
+    <w:bookmarkEnd w:id="50"/>
+    <w:bookmarkEnd w:id="51"/>
     <w:sectPr>
       <w:footnotePr>
         <w:numRestart w:val="eachSect"/>

--- a/pc_package/PCP-010_ufdf.docx
+++ b/pc_package/PCP-010_ufdf.docx
@@ -814,49 +814,55 @@
         <w:pStyle w:val="FirstParagraph"/>
       </w:pPr>
       <w:r>
-        <w:t xml:space="preserve">ALCOA+, attributable, legible, contemporaneous, original, accurate, and complete,</w:t>
-      </w:r>
-      <w:r>
-        <w:t xml:space="preserve"> </w:t>
-      </w:r>
-      <w:r>
-        <w:t xml:space="preserve">consistent, enduring, available; AMV, analytical method validation; CEX, cation</w:t>
-      </w:r>
-      <w:r>
-        <w:t xml:space="preserve"> </w:t>
-      </w:r>
-      <w:r>
-        <w:t xml:space="preserve">exchange chromatography; CQA, critical quality attribute; DS, drug substance; DV,</w:t>
-      </w:r>
-      <w:r>
-        <w:t xml:space="preserve"> </w:t>
-      </w:r>
-      <w:r>
-        <w:t xml:space="preserve">diavolume; HMW, high molecular weight species; icIEF, imaged capillary isoelectric</w:t>
-      </w:r>
-      <w:r>
-        <w:t xml:space="preserve"> </w:t>
-      </w:r>
-      <w:r>
-        <w:t xml:space="preserve">focusing; KPP, key process parameter; MSAT, Manufacturing Science and Technology; NOR,</w:t>
-      </w:r>
-      <w:r>
-        <w:t xml:space="preserve"> </w:t>
-      </w:r>
-      <w:r>
-        <w:t xml:space="preserve">normal operating range; PAR, proven acceptable range; PCP, Process Characterization</w:t>
-      </w:r>
-      <w:r>
-        <w:t xml:space="preserve"> </w:t>
-      </w:r>
-      <w:r>
-        <w:t xml:space="preserve">Plan; PCR, Process Characterization Report; SEC, size exclusion chromatography; SOP,</w:t>
-      </w:r>
-      <w:r>
-        <w:t xml:space="preserve"> </w:t>
-      </w:r>
-      <w:r>
-        <w:t xml:space="preserve">standard operating procedure.</w:t>
+        <w:t xml:space="preserve">A280, protein concentration measured by ultraviolet absorbance. ALCOA+, the data</w:t>
+      </w:r>
+      <w:r>
+        <w:t xml:space="preserve"> </w:t>
+      </w:r>
+      <w:r>
+        <w:t xml:space="preserve">integrity attributes (attributable, legible, contemporaneous, original, accurate, and</w:t>
+      </w:r>
+      <w:r>
+        <w:t xml:space="preserve"> </w:t>
+      </w:r>
+      <w:r>
+        <w:t xml:space="preserve">complete, consistent, enduring and available). AMV, analytical method validation. BLA,</w:t>
+      </w:r>
+      <w:r>
+        <w:t xml:space="preserve"> </w:t>
+      </w:r>
+      <w:r>
+        <w:t xml:space="preserve">Biologics License Application. CQA, critical quality attribute. DS, drug substance. DV,</w:t>
+      </w:r>
+      <w:r>
+        <w:t xml:space="preserve"> </w:t>
+      </w:r>
+      <w:r>
+        <w:t xml:space="preserve">diavolume. HMW, high molecular weight. icIEF, imaged capillary isoelectric focusing.</w:t>
+      </w:r>
+      <w:r>
+        <w:t xml:space="preserve"> </w:t>
+      </w:r>
+      <w:r>
+        <w:t xml:space="preserve">MSAT, Manufacturing Science and Technology. NOR, normal operating range. PAR, proven</w:t>
+      </w:r>
+      <w:r>
+        <w:t xml:space="preserve"> </w:t>
+      </w:r>
+      <w:r>
+        <w:t xml:space="preserve">acceptable range. PD, Process Development. QA, Quality Assurance. SDM, scale-down model.</w:t>
+      </w:r>
+      <w:r>
+        <w:t xml:space="preserve"> </w:t>
+      </w:r>
+      <w:r>
+        <w:t xml:space="preserve">SEC, size exclusion chromatography. SOP, standard operating procedure. TFF, tangential</w:t>
+      </w:r>
+      <w:r>
+        <w:t xml:space="preserve"> </w:t>
+      </w:r>
+      <w:r>
+        <w:t xml:space="preserve">flow filtration. TMP, transmembrane pressure. UF/DF, ultrafiltration and diafiltration.</w:t>
       </w:r>
     </w:p>
     <w:p>
@@ -865,7 +871,7 @@
       </w:r>
     </w:p>
     <w:bookmarkEnd w:id="11"/>
-    <w:bookmarkStart w:id="12" w:name="sec-purpose"/>
+    <w:bookmarkStart w:id="12" w:name="purpose-and-scope"/>
     <w:p>
       <w:pPr>
         <w:pStyle w:val="Heading1"/>
@@ -879,37 +885,58 @@
         <w:pStyle w:val="FirstParagraph"/>
       </w:pPr>
       <w:r>
-        <w:t xml:space="preserve">This plan defines the process characterization study for the ultrafiltration and</w:t>
-      </w:r>
-      <w:r>
-        <w:t xml:space="preserve"> </w:t>
-      </w:r>
-      <w:r>
-        <w:t xml:space="preserve">diafiltration step of the A-Mab drug substance process. The step concentrates the</w:t>
-      </w:r>
-      <w:r>
-        <w:t xml:space="preserve"> </w:t>
-      </w:r>
-      <w:r>
-        <w:t xml:space="preserve">virus-filtered pool, exchanges it into the formulation buffer, and delivers the drug</w:t>
-      </w:r>
-      <w:r>
-        <w:t xml:space="preserve"> </w:t>
-      </w:r>
-      <w:r>
-        <w:t xml:space="preserve">substance at its target concentration of 75 g/L. It</w:t>
-      </w:r>
-      <w:r>
-        <w:t xml:space="preserve"> </w:t>
-      </w:r>
-      <w:r>
-        <w:t xml:space="preserve">is the last unit operation of the drug substance process, and the material it delivers</w:t>
-      </w:r>
-      <w:r>
-        <w:t xml:space="preserve"> </w:t>
-      </w:r>
-      <w:r>
-        <w:t xml:space="preserve">is the material that is filled and released.</w:t>
+        <w:t xml:space="preserve">This plan defines the process characterization studies for the ultrafiltration and</w:t>
+      </w:r>
+      <w:r>
+        <w:t xml:space="preserve"> </w:t>
+      </w:r>
+      <w:r>
+        <w:t xml:space="preserve">diafiltration step of the A-Mab drug substance process, which is Step 10</w:t>
+      </w:r>
+      <w:r>
+        <w:t xml:space="preserve"> </w:t>
+      </w:r>
+      <w:r>
+        <w:t xml:space="preserve">and the last step of the drug substance train. The process is being transferred from</w:t>
+      </w:r>
+      <w:r>
+        <w:t xml:space="preserve"> </w:t>
+      </w:r>
+      <w:r>
+        <w:t xml:space="preserve">development in Cambridge to the commercial drug substance facility in Grafton, and the</w:t>
+      </w:r>
+      <w:r>
+        <w:t xml:space="preserve"> </w:t>
+      </w:r>
+      <w:r>
+        <w:t xml:space="preserve">studies described here form part of the Stage 1 process design record that supports the</w:t>
+      </w:r>
+      <w:r>
+        <w:t xml:space="preserve"> </w:t>
+      </w:r>
+      <w:r>
+        <w:t xml:space="preserve">transfer and the Biologics License Application</w:t>
+      </w:r>
+      <w:r>
+        <w:t xml:space="preserve"> </w:t>
+      </w:r>
+      <w:r>
+        <w:t xml:space="preserve">(U.S. Food and Drug Administration 2011; International Council for Harmonisation 2008)</w:t>
+      </w:r>
+      <w:r>
+        <w:t xml:space="preserve">. The commercial</w:t>
+      </w:r>
+      <w:r>
+        <w:t xml:space="preserve"> </w:t>
+      </w:r>
+      <w:r>
+        <w:t xml:space="preserve">process is operated at a production bioreactor working volume of 15,000 L</w:t>
+      </w:r>
+      <w:r>
+        <w:t xml:space="preserve"> </w:t>
+      </w:r>
+      <w:r>
+        <w:t xml:space="preserve">and the step delivers drug substance at 75 g/L.</w:t>
       </w:r>
     </w:p>
     <w:p>
@@ -917,43 +944,43 @@
         <w:pStyle w:val="BodyText"/>
       </w:pPr>
       <w:r>
-        <w:t xml:space="preserve">The step forms no critical quality attribute, and no clearance claim is made for it.</w:t>
-      </w:r>
-      <w:r>
-        <w:t xml:space="preserve"> </w:t>
-      </w:r>
-      <w:r>
-        <w:t xml:space="preserve">Its parameters are key process parameters (KPP), and the purpose of characterizing them</w:t>
-      </w:r>
-      <w:r>
-        <w:t xml:space="preserve"> </w:t>
-      </w:r>
-      <w:r>
-        <w:t xml:space="preserve">is to bound process performance and batch consistency and not to control a quality</w:t>
-      </w:r>
-      <w:r>
-        <w:t xml:space="preserve"> </w:t>
-      </w:r>
-      <w:r>
-        <w:t xml:space="preserve">attribute. That changes what this study has to establish, because everything it has to</w:t>
-      </w:r>
-      <w:r>
-        <w:t xml:space="preserve"> </w:t>
-      </w:r>
-      <w:r>
-        <w:t xml:space="preserve">establish is a property of the operation itself. Buffer exchange must be complete, the</w:t>
-      </w:r>
-      <w:r>
-        <w:t xml:space="preserve"> </w:t>
-      </w:r>
-      <w:r>
-        <w:t xml:space="preserve">target concentration must be met, the product mass must be accounted for, and the</w:t>
-      </w:r>
-      <w:r>
-        <w:t xml:space="preserve"> </w:t>
-      </w:r>
-      <w:r>
-        <w:t xml:space="preserve">product must leave the step in the state in which it entered.</w:t>
+        <w:t xml:space="preserve">The plan covers the three process parameters listed in §6.1, the scale-down model on</w:t>
+      </w:r>
+      <w:r>
+        <w:t xml:space="preserve"> </w:t>
+      </w:r>
+      <w:r>
+        <w:t xml:space="preserve">which they will be studied, the analytical methods and sampling, the acceptance and</w:t>
+      </w:r>
+      <w:r>
+        <w:t xml:space="preserve"> </w:t>
+      </w:r>
+      <w:r>
+        <w:t xml:space="preserve">decision criteria, and the analysis by which a proven acceptable range will be assigned</w:t>
+      </w:r>
+      <w:r>
+        <w:t xml:space="preserve"> </w:t>
+      </w:r>
+      <w:r>
+        <w:t xml:space="preserve">to each parameter. It applies to the drug substance process only. Drug product</w:t>
+      </w:r>
+      <w:r>
+        <w:t xml:space="preserve"> </w:t>
+      </w:r>
+      <w:r>
+        <w:t xml:space="preserve">manufacture and the development of the formulation itself are covered by the drug product</w:t>
+      </w:r>
+      <w:r>
+        <w:t xml:space="preserve"> </w:t>
+      </w:r>
+      <w:r>
+        <w:t xml:space="preserve">programme and are not in scope here. The composition of the formulation buffer is fixed by</w:t>
+      </w:r>
+      <w:r>
+        <w:t xml:space="preserve"> </w:t>
+      </w:r>
+      <w:r>
+        <w:t xml:space="preserve">that programme and is treated in these studies as a constant.</w:t>
       </w:r>
     </w:p>
     <w:p>
@@ -961,105 +988,56 @@
         <w:pStyle w:val="BodyText"/>
       </w:pPr>
       <w:r>
-        <w:t xml:space="preserve">The plan covers the scale-down system, the 3 parameters listed in</w:t>
-      </w:r>
-      <w:r>
-        <w:t xml:space="preserve"> </w:t>
-      </w:r>
-      <w:hyperlink w:anchor="tbl-params">
-        <w:r>
-          <w:rPr>
-            <w:rStyle w:val="Hyperlink"/>
-          </w:rPr>
-          <w:t xml:space="preserve">Table 5</w:t>
-        </w:r>
-      </w:hyperlink>
-      <w:r>
-        <w:t xml:space="preserve">, the process performance responses associated with them, and the</w:t>
-      </w:r>
-      <w:r>
-        <w:t xml:space="preserve"> </w:t>
-      </w:r>
-      <w:r>
-        <w:t xml:space="preserve">confirmatory monitoring of the two drug substance attributes (aggregate content and</w:t>
-      </w:r>
-      <w:r>
-        <w:t xml:space="preserve"> </w:t>
-      </w:r>
-      <w:r>
-        <w:t xml:space="preserve">charge variants) that a concentration operation could plausibly affect. The study will</w:t>
-      </w:r>
-      <w:r>
-        <w:t xml:space="preserve"> </w:t>
-      </w:r>
-      <w:r>
-        <w:t xml:space="preserve">be executed at Novacyte Biologics on a</w:t>
-      </w:r>
-      <w:r>
-        <w:t xml:space="preserve"> </w:t>
-      </w:r>
-      <w:r>
-        <w:t xml:space="preserve">qualified scale-down model, under the operating procedure for the step (SOP-2013) and</w:t>
-      </w:r>
-      <w:r>
-        <w:t xml:space="preserve"> </w:t>
-      </w:r>
-      <w:r>
-        <w:t xml:space="preserve">the scale-down qualification procedure (SOP-1001), in support of the technology</w:t>
-      </w:r>
-      <w:r>
-        <w:t xml:space="preserve"> </w:t>
-      </w:r>
-      <w:r>
-        <w:t xml:space="preserve">transfer described in PTP-001.</w:t>
-      </w:r>
-    </w:p>
-    <w:p>
-      <w:pPr>
-        <w:pStyle w:val="BodyText"/>
-      </w:pPr>
-      <w:r>
-        <w:t xml:space="preserve">Formulation characterization is out of scope. The identity and composition of the</w:t>
-      </w:r>
-      <w:r>
-        <w:t xml:space="preserve"> </w:t>
-      </w:r>
-      <w:r>
-        <w:t xml:space="preserve">diafiltration buffer are set by the drug product development programme, and they are</w:t>
-      </w:r>
-      <w:r>
-        <w:t xml:space="preserve"> </w:t>
-      </w:r>
-      <w:r>
-        <w:t xml:space="preserve">controlled at this step by SOP-2013. Excipient levels, pH, viscosity and the stability</w:t>
-      </w:r>
-      <w:r>
-        <w:t xml:space="preserve"> </w:t>
-      </w:r>
-      <w:r>
-        <w:t xml:space="preserve">of the formulated drug substance are characterized and reported in the drug product</w:t>
-      </w:r>
-      <w:r>
-        <w:t xml:space="preserve"> </w:t>
-      </w:r>
-      <w:r>
-        <w:t xml:space="preserve">package, and this plan takes the formulation as given. Commercial-scale process</w:t>
-      </w:r>
-      <w:r>
-        <w:t xml:space="preserve"> </w:t>
-      </w:r>
-      <w:r>
-        <w:t xml:space="preserve">performance qualification is also out of scope, and the 5</w:t>
-      </w:r>
-      <w:r>
-        <w:t xml:space="preserve"> </w:t>
-      </w:r>
-      <w:r>
-        <w:t xml:space="preserve">qualification batches are planned separately under PTP-001.</w:t>
+        <w:t xml:space="preserve">The step is not where the quality attributes of A-Mab are formed. Concentration and buffer</w:t>
+      </w:r>
+      <w:r>
+        <w:t xml:space="preserve"> </w:t>
+      </w:r>
+      <w:r>
+        <w:t xml:space="preserve">exchange neither create nor remove the glycan and impurity attributes. What the step can</w:t>
+      </w:r>
+      <w:r>
+        <w:t xml:space="preserve"> </w:t>
+      </w:r>
+      <w:r>
+        <w:t xml:space="preserve">add to the size variants and to the charge variants is described in §4.1, and the studies</w:t>
+      </w:r>
+      <w:r>
+        <w:t xml:space="preserve"> </w:t>
+      </w:r>
+      <w:r>
+        <w:t xml:space="preserve">measure that increment against the material Step 9 delivers. No viral clearance is claimed</w:t>
+      </w:r>
+      <w:r>
+        <w:t xml:space="preserve"> </w:t>
+      </w:r>
+      <w:r>
+        <w:t xml:space="preserve">for this step. Clearance is credited to the low pH hold, the</w:t>
+      </w:r>
+      <w:r>
+        <w:t xml:space="preserve"> </w:t>
+      </w:r>
+      <w:r>
+        <w:t xml:space="preserve">anion exchange step and the small virus retentive filtration step, and the cumulative</w:t>
+      </w:r>
+      <w:r>
+        <w:t xml:space="preserve"> </w:t>
+      </w:r>
+      <w:r>
+        <w:t xml:space="preserve">claim is consolidated in PCMR-001</w:t>
+      </w:r>
+      <w:r>
+        <w:t xml:space="preserve"> </w:t>
+      </w:r>
+      <w:r>
+        <w:t xml:space="preserve">(International Council for Harmonisation 2023a)</w:t>
+      </w:r>
+      <w:r>
+        <w:t xml:space="preserve">.</w:t>
       </w:r>
     </w:p>
     <w:bookmarkEnd w:id="12"/>
-    <w:bookmarkStart w:id="13" w:name="sec-objectives"/>
+    <w:bookmarkStart w:id="13" w:name="objectives"/>
     <w:p>
       <w:pPr>
         <w:pStyle w:val="Heading1"/>
@@ -1073,156 +1051,114 @@
         <w:pStyle w:val="FirstParagraph"/>
       </w:pPr>
       <w:r>
-        <w:t xml:space="preserve">The study has five objectives.</w:t>
-      </w:r>
-    </w:p>
-    <w:p>
-      <w:pPr>
-        <w:pStyle w:val="Compact"/>
+        <w:t xml:space="preserve">The studies described in this plan will meet five objectives.</w:t>
+      </w:r>
+    </w:p>
+    <w:p>
+      <w:pPr>
         <w:numPr>
           <w:ilvl w:val="0"/>
           <w:numId w:val="1001"/>
         </w:numPr>
       </w:pPr>
       <w:r>
-        <w:t xml:space="preserve">Qualify the scale-down ultrafiltration and diafiltration system against</w:t>
-      </w:r>
-      <w:r>
-        <w:t xml:space="preserve"> </w:t>
-      </w:r>
-      <w:r>
-        <w:t xml:space="preserve">commercial-scale performance, so that ranges established on it can be applied to the</w:t>
-      </w:r>
-      <w:r>
-        <w:t xml:space="preserve"> </w:t>
-      </w:r>
-      <w:r>
-        <w:t xml:space="preserve">commercial process.</w:t>
-      </w:r>
-    </w:p>
-    <w:p>
-      <w:pPr>
-        <w:pStyle w:val="Compact"/>
+        <w:t xml:space="preserve">Qualify a bench scale TFF model of the commercial skid and demonstrate that it</w:t>
+      </w:r>
+      <w:r>
+        <w:t xml:space="preserve"> </w:t>
+      </w:r>
+      <w:r>
+        <w:t xml:space="preserve">represents the commercial step for the responses this plan measures.</w:t>
+      </w:r>
+    </w:p>
+    <w:p>
+      <w:pPr>
         <w:numPr>
           <w:ilvl w:val="0"/>
           <w:numId w:val="1001"/>
         </w:numPr>
       </w:pPr>
       <w:r>
-        <w:t xml:space="preserve">Quantify the effect of each parameter in</w:t>
-      </w:r>
-      <w:r>
-        <w:t xml:space="preserve"> </w:t>
-      </w:r>
-      <w:hyperlink w:anchor="tbl-params">
-        <w:r>
-          <w:rPr>
-            <w:rStyle w:val="Hyperlink"/>
-          </w:rPr>
-          <w:t xml:space="preserve">Table 5</w:t>
-        </w:r>
-      </w:hyperlink>
-      <w:r>
-        <w:t xml:space="preserve"> </w:t>
-      </w:r>
-      <w:r>
-        <w:t xml:space="preserve">on the process performance</w:t>
-      </w:r>
-      <w:r>
-        <w:t xml:space="preserve"> </w:t>
-      </w:r>
-      <w:r>
-        <w:t xml:space="preserve">responses (buffer exchange, final concentration, step yield and mass balance) across</w:t>
-      </w:r>
-      <w:r>
-        <w:t xml:space="preserve"> </w:t>
-      </w:r>
-      <w:r>
-        <w:t xml:space="preserve">the characterization ranges.</w:t>
-      </w:r>
-    </w:p>
-    <w:p>
-      <w:pPr>
-        <w:pStyle w:val="Compact"/>
+        <w:t xml:space="preserve">Determine the effect of the number of diavolumes, the transmembrane pressure and</w:t>
+      </w:r>
+      <w:r>
+        <w:t xml:space="preserve"> </w:t>
+      </w:r>
+      <w:r>
+        <w:t xml:space="preserve">the final DS concentration on the aggregate content and the charge variant distribution</w:t>
+      </w:r>
+      <w:r>
+        <w:t xml:space="preserve"> </w:t>
+      </w:r>
+      <w:r>
+        <w:t xml:space="preserve">of the drug substance, over the characterization ranges given in §6.1.</w:t>
+      </w:r>
+    </w:p>
+    <w:p>
+      <w:pPr>
         <w:numPr>
           <w:ilvl w:val="0"/>
           <w:numId w:val="1001"/>
         </w:numPr>
       </w:pPr>
       <w:r>
-        <w:t xml:space="preserve">Establish a proven acceptable range for each parameter against the acceptance</w:t>
-      </w:r>
-      <w:r>
-        <w:t xml:space="preserve"> </w:t>
-      </w:r>
-      <w:r>
-        <w:t xml:space="preserve">criteria of</w:t>
-      </w:r>
-      <w:r>
-        <w:t xml:space="preserve"> </w:t>
-      </w:r>
-      <w:hyperlink w:anchor="sec-acceptance">
-        <w:r>
-          <w:rPr>
-            <w:rStyle w:val="Hyperlink"/>
-          </w:rPr>
-          <w:t xml:space="preserve">Section 7</w:t>
-        </w:r>
-      </w:hyperlink>
-      <w:r>
-        <w:t xml:space="preserve">.</w:t>
-      </w:r>
-    </w:p>
-    <w:p>
-      <w:pPr>
-        <w:pStyle w:val="Compact"/>
+        <w:t xml:space="preserve">Establish the number of diavolumes at which the retentate reaches the formulation</w:t>
+      </w:r>
+      <w:r>
+        <w:t xml:space="preserve"> </w:t>
+      </w:r>
+      <w:r>
+        <w:t xml:space="preserve">buffer, so that the lower edge of the operating range rests on data for A-Mab rather than</w:t>
+      </w:r>
+      <w:r>
+        <w:t xml:space="preserve"> </w:t>
+      </w:r>
+      <w:r>
+        <w:t xml:space="preserve">on platform practice alone.</w:t>
+      </w:r>
+    </w:p>
+    <w:p>
+      <w:pPr>
         <w:numPr>
           <w:ilvl w:val="0"/>
           <w:numId w:val="1001"/>
         </w:numPr>
       </w:pPr>
       <w:r>
-        <w:t xml:space="preserve">Confirm that aggregate content and charge variant distribution are unchanged across</w:t>
-      </w:r>
-      <w:r>
-        <w:t xml:space="preserve"> </w:t>
-      </w:r>
-      <w:r>
-        <w:t xml:space="preserve">the step, within the precision of the methods used to measure them (AMV-3011 and</w:t>
-      </w:r>
-      <w:r>
-        <w:t xml:space="preserve"> </w:t>
-      </w:r>
-      <w:r>
-        <w:t xml:space="preserve">AMV-3013).</w:t>
-      </w:r>
-    </w:p>
-    <w:p>
-      <w:pPr>
-        <w:pStyle w:val="Compact"/>
+        <w:t xml:space="preserve">Establish a PAR for each of the three parameters against the drug substance</w:t>
+      </w:r>
+      <w:r>
+        <w:t xml:space="preserve"> </w:t>
+      </w:r>
+      <w:r>
+        <w:t xml:space="preserve">acceptance criteria in §4.2, by the analysis described in §8.</w:t>
+      </w:r>
+    </w:p>
+    <w:p>
+      <w:pPr>
         <w:numPr>
           <w:ilvl w:val="0"/>
           <w:numId w:val="1001"/>
         </w:numPr>
       </w:pPr>
       <w:r>
-        <w:t xml:space="preserve">Confirm the key process parameter classification of all 3</w:t>
-      </w:r>
-      <w:r>
-        <w:t xml:space="preserve"> </w:t>
-      </w:r>
-      <w:r>
-        <w:t xml:space="preserve">parameters, and provide the operating ranges that the control strategy will carry</w:t>
-      </w:r>
-      <w:r>
-        <w:t xml:space="preserve"> </w:t>
-      </w:r>
-      <w:r>
-        <w:t xml:space="preserve">into Stage 2.</w:t>
+        <w:t xml:space="preserve">Provide the evidence on which the three parameters will be classified under</w:t>
+      </w:r>
+      <w:r>
+        <w:t xml:space="preserve"> </w:t>
+      </w:r>
+      <w:r>
+        <w:t xml:space="preserve">SOP-4001, and deliver that classification to the control strategy through PCR-010 and</w:t>
+      </w:r>
+      <w:r>
+        <w:t xml:space="preserve"> </w:t>
+      </w:r>
+      <w:r>
+        <w:t xml:space="preserve">PCMR-001.</w:t>
       </w:r>
     </w:p>
     <w:bookmarkEnd w:id="13"/>
-    <w:bookmarkStart w:id="16" w:name="sec-related"/>
+    <w:bookmarkStart w:id="16" w:name="related-documents"/>
     <w:p>
       <w:pPr>
         <w:pStyle w:val="Heading1"/>
@@ -1236,39 +1172,13 @@
         <w:pStyle w:val="FirstParagraph"/>
       </w:pPr>
       <w:r>
-        <w:t xml:space="preserve">This plan sits inside the characterization package summarized in</w:t>
-      </w:r>
-      <w:r>
-        <w:t xml:space="preserve"> </w:t>
-      </w:r>
-      <w:hyperlink w:anchor="tbl-related">
-        <w:r>
-          <w:rPr>
-            <w:rStyle w:val="Hyperlink"/>
-          </w:rPr>
-          <w:t xml:space="preserve">Table 2</w:t>
-        </w:r>
-      </w:hyperlink>
-      <w:r>
-        <w:t xml:space="preserve">. Its</w:t>
-      </w:r>
-      <w:r>
-        <w:t xml:space="preserve"> </w:t>
-      </w:r>
-      <w:r>
-        <w:t xml:space="preserve">parents define the transfer scope (PTP-001), the risk basis for the study scope</w:t>
-      </w:r>
-      <w:r>
-        <w:t xml:space="preserve"> </w:t>
-      </w:r>
-      <w:r>
-        <w:t xml:space="preserve">(RA-001) and the campaign-level approach (PCMP-001). The executed study will be</w:t>
-      </w:r>
-      <w:r>
-        <w:t xml:space="preserve"> </w:t>
-      </w:r>
-      <w:r>
-        <w:t xml:space="preserve">reported in PCR-010 and will roll up into PCMR-001.</w:t>
+        <w:t xml:space="preserve">This plan sits under the transfer plan and the master plan, takes its study scope from</w:t>
+      </w:r>
+      <w:r>
+        <w:t xml:space="preserve"> </w:t>
+      </w:r>
+      <w:r>
+        <w:t xml:space="preserve">the pre-characterization risk assessment, and is executed and reported by PCR-010.</w:t>
       </w:r>
     </w:p>
     <w:tbl>
@@ -1295,7 +1205,7 @@
               <w:pStyle w:val="ImageCaption"/>
             </w:pPr>
             <w:r>
-              <w:t xml:space="preserve">Table 2: Related documents in the A-Mab characterization package.</w:t>
+              <w:t xml:space="preserve">Table 2: Related documents in the characterization package.</w:t>
             </w:r>
           </w:p>
           <w:tbl>
@@ -1570,13 +1480,7 @@
         <w:pStyle w:val="BodyText"/>
       </w:pPr>
       <w:r>
-        <w:t xml:space="preserve">The controlled procedures and validated analytical methods that govern the study are</w:t>
-      </w:r>
-      <w:r>
-        <w:t xml:space="preserve"> </w:t>
-      </w:r>
-      <w:r>
-        <w:t xml:space="preserve">listed in</w:t>
+        <w:t xml:space="preserve">The procedures and validated methods that apply to the studies are listed in</w:t>
       </w:r>
       <w:r>
         <w:t xml:space="preserve"> </w:t>
@@ -1590,13 +1494,19 @@
         </w:r>
       </w:hyperlink>
       <w:r>
-        <w:t xml:space="preserve">. All numbers in that table are placeholders for a synthetic</w:t>
-      </w:r>
-      <w:r>
-        <w:t xml:space="preserve"> </w:t>
-      </w:r>
-      <w:r>
-        <w:t xml:space="preserve">document set.</w:t>
+        <w:t xml:space="preserve">. Operation of the step follows SOP-2013, qualification of the scale-down model</w:t>
+      </w:r>
+      <w:r>
+        <w:t xml:space="preserve"> </w:t>
+      </w:r>
+      <w:r>
+        <w:t xml:space="preserve">follows SOP-1001, and the classification of the parameters after the studies follows</w:t>
+      </w:r>
+      <w:r>
+        <w:t xml:space="preserve"> </w:t>
+      </w:r>
+      <w:r>
+        <w:t xml:space="preserve">SOP-4001.</w:t>
       </w:r>
     </w:p>
     <w:tbl>
@@ -1623,7 +1533,7 @@
               <w:pStyle w:val="ImageCaption"/>
             </w:pPr>
             <w:r>
-              <w:t xml:space="preserve">Table 3: Controlled procedures and validated methods for the step.</w:t>
+              <w:t xml:space="preserve">Table 3: Controlled procedures and validated analytical methods for the step.</w:t>
             </w:r>
           </w:p>
           <w:tbl>
@@ -1935,7 +1845,7 @@
       </w:tr>
     </w:tbl>
     <w:bookmarkEnd w:id="16"/>
-    <w:bookmarkStart w:id="21" w:name="sec-prior"/>
+    <w:bookmarkStart w:id="21" w:name="prior-knowledge-and-quality-risk-basis"/>
     <w:p>
       <w:pPr>
         <w:pStyle w:val="Heading1"/>
@@ -1958,31 +1868,55 @@
         <w:pStyle w:val="FirstParagraph"/>
       </w:pPr>
       <w:r>
-        <w:t xml:space="preserve">The step is operated as tangential flow filtration in three phases. The virus-filtered</w:t>
-      </w:r>
-      <w:r>
-        <w:t xml:space="preserve"> </w:t>
-      </w:r>
-      <w:r>
-        <w:t xml:space="preserve">pool is first concentrated against a retentive membrane, then diafiltered at constant</w:t>
-      </w:r>
-      <w:r>
-        <w:t xml:space="preserve"> </w:t>
-      </w:r>
-      <w:r>
-        <w:t xml:space="preserve">volume against the formulation buffer, and finally concentrated to the target before</w:t>
-      </w:r>
-      <w:r>
-        <w:t xml:space="preserve"> </w:t>
-      </w:r>
-      <w:r>
-        <w:t xml:space="preserve">the system hold-up volume is recovered by a buffer flush. Product is retained by the</w:t>
-      </w:r>
-      <w:r>
-        <w:t xml:space="preserve"> </w:t>
-      </w:r>
-      <w:r>
-        <w:t xml:space="preserve">membrane throughout, and buffer species pass into the permeate.</w:t>
+        <w:t xml:space="preserve">The UF/DF step concentrates the antibody and exchanges the process buffer for the</w:t>
+      </w:r>
+      <w:r>
+        <w:t xml:space="preserve"> </w:t>
+      </w:r>
+      <w:r>
+        <w:t xml:space="preserve">formulation buffer. Both operations run across a tangential flow membrane whose pores</w:t>
+      </w:r>
+      <w:r>
+        <w:t xml:space="preserve"> </w:t>
+      </w:r>
+      <w:r>
+        <w:t xml:space="preserve">pass buffer salts and retain the antibody. Ultrafiltration removes permeate at constant</w:t>
+      </w:r>
+      <w:r>
+        <w:t xml:space="preserve"> </w:t>
+      </w:r>
+      <w:r>
+        <w:t xml:space="preserve">membrane area and raises the antibody concentration in the retentate. Diafiltration adds</w:t>
+      </w:r>
+      <w:r>
+        <w:t xml:space="preserve"> </w:t>
+      </w:r>
+      <w:r>
+        <w:t xml:space="preserve">formulation buffer at the rate at which permeate leaves, so the volume is constant and</w:t>
+      </w:r>
+      <w:r>
+        <w:t xml:space="preserve"> </w:t>
+      </w:r>
+      <w:r>
+        <w:t xml:space="preserve">the permeable species are washed out. Each diavolume removes a fixed fraction of the</w:t>
+      </w:r>
+      <w:r>
+        <w:t xml:space="preserve"> </w:t>
+      </w:r>
+      <w:r>
+        <w:t xml:space="preserve">permeable species that remain, and the residual process buffer components therefore fall</w:t>
+      </w:r>
+      <w:r>
+        <w:t xml:space="preserve"> </w:t>
+      </w:r>
+      <w:r>
+        <w:t xml:space="preserve">exponentially with the number of diavolumes. The step ends with a second concentration to</w:t>
+      </w:r>
+      <w:r>
+        <w:t xml:space="preserve"> </w:t>
+      </w:r>
+      <w:r>
+        <w:t xml:space="preserve">the DS target of 75 g/L and a buffer flush that recovers the retentate.</w:t>
       </w:r>
     </w:p>
     <w:p>
@@ -1990,31 +1924,43 @@
         <w:pStyle w:val="BodyText"/>
       </w:pPr>
       <w:r>
-        <w:t xml:space="preserve">Retention is by size, and for an antibody it is close to quantitative. Monomer,</w:t>
-      </w:r>
-      <w:r>
-        <w:t xml:space="preserve"> </w:t>
-      </w:r>
-      <w:r>
-        <w:t xml:space="preserve">aggregate, charge variants and glycoforms are retained together, so the step</w:t>
-      </w:r>
-      <w:r>
-        <w:t xml:space="preserve"> </w:t>
-      </w:r>
-      <w:r>
-        <w:t xml:space="preserve">concentrates the product without fractionating it. This is the mechanistic reason that</w:t>
-      </w:r>
-      <w:r>
-        <w:t xml:space="preserve"> </w:t>
-      </w:r>
-      <w:r>
-        <w:t xml:space="preserve">the step forms and clears no quality attribute, and it is why the parameters of the</w:t>
-      </w:r>
-      <w:r>
-        <w:t xml:space="preserve"> </w:t>
-      </w:r>
-      <w:r>
-        <w:t xml:space="preserve">step are classified for process performance.</w:t>
+        <w:t xml:space="preserve">The principal route from the step to the product is mechanical. The antibody the membrane</w:t>
+      </w:r>
+      <w:r>
+        <w:t xml:space="preserve"> </w:t>
+      </w:r>
+      <w:r>
+        <w:t xml:space="preserve">retains accumulates at the membrane wall in a polarisation layer, where its concentration is</w:t>
+      </w:r>
+      <w:r>
+        <w:t xml:space="preserve"> </w:t>
+      </w:r>
+      <w:r>
+        <w:t xml:space="preserve">higher than in the bulk retentate, and the whole retentate passes repeatedly through the</w:t>
+      </w:r>
+      <w:r>
+        <w:t xml:space="preserve"> </w:t>
+      </w:r>
+      <w:r>
+        <w:t xml:space="preserve">recirculation pump. Aggregate can form in both places. The risk rises with the final</w:t>
+      </w:r>
+      <w:r>
+        <w:t xml:space="preserve"> </w:t>
+      </w:r>
+      <w:r>
+        <w:t xml:space="preserve">concentration, with the transmembrane pressure that raises the antibody concentration at</w:t>
+      </w:r>
+      <w:r>
+        <w:t xml:space="preserve"> </w:t>
+      </w:r>
+      <w:r>
+        <w:t xml:space="preserve">the wall, and with the number of passes through the pump. Within the normal operating</w:t>
+      </w:r>
+      <w:r>
+        <w:t xml:space="preserve"> </w:t>
+      </w:r>
+      <w:r>
+        <w:t xml:space="preserve">ranges the exposure is short and the effect is expected to be small.</w:t>
       </w:r>
     </w:p>
     <w:p>
@@ -2022,52 +1968,37 @@
         <w:pStyle w:val="BodyText"/>
       </w:pPr>
       <w:r>
-        <w:t xml:space="preserve">Some low molecular weight species pass into the permeate. No impurity clearance is</w:t>
-      </w:r>
-      <w:r>
-        <w:t xml:space="preserve"> </w:t>
-      </w:r>
-      <w:r>
-        <w:t xml:space="preserve">claimed for this step, because the clearance that matters is delivered upstream and is</w:t>
-      </w:r>
-      <w:r>
-        <w:t xml:space="preserve"> </w:t>
-      </w:r>
-      <w:r>
-        <w:t xml:space="preserve">credited there. Host cell protein, residual DNA and leached Protein A are cleared by</w:t>
-      </w:r>
-      <w:r>
-        <w:t xml:space="preserve"> </w:t>
-      </w:r>
-      <w:r>
-        <w:t xml:space="preserve">the chromatographic steps and are reported in PCR-005, PCR-007 and PCR-008. No viral</w:t>
-      </w:r>
-      <w:r>
-        <w:t xml:space="preserve"> </w:t>
-      </w:r>
-      <w:r>
-        <w:t xml:space="preserve">clearance claim is made for this step either. The modular clearance claim rests on the</w:t>
-      </w:r>
-      <w:r>
-        <w:t xml:space="preserve"> </w:t>
-      </w:r>
-      <w:r>
-        <w:t xml:space="preserve">low-pH hold, the anion exchange step and the small virus retentive filtration step</w:t>
-      </w:r>
-      <w:r>
-        <w:t xml:space="preserve"> </w:t>
-      </w:r>
-      <w:r>
-        <w:t xml:space="preserve">(PCR-006, PCR-008 and PCR-009), and it is consolidated in PCMR-001</w:t>
-      </w:r>
-      <w:r>
-        <w:t xml:space="preserve"> </w:t>
-      </w:r>
-      <w:r>
-        <w:t xml:space="preserve">(International Council for Harmonisation 2023)</w:t>
-      </w:r>
-      <w:r>
-        <w:t xml:space="preserve">.</w:t>
+        <w:t xml:space="preserve">The step also holds the antibody in the formulation buffer for the length of the</w:t>
+      </w:r>
+      <w:r>
+        <w:t xml:space="preserve"> </w:t>
+      </w:r>
+      <w:r>
+        <w:t xml:space="preserve">operation, and the chemical routes that run in solution continue during that hold.</w:t>
+      </w:r>
+      <w:r>
+        <w:t xml:space="preserve"> </w:t>
+      </w:r>
+      <w:r>
+        <w:t xml:space="preserve">Deamidation of asparagine residues is the one that bears on a measured attribute, and it</w:t>
+      </w:r>
+      <w:r>
+        <w:t xml:space="preserve"> </w:t>
+      </w:r>
+      <w:r>
+        <w:t xml:space="preserve">raises the acidic charge variants at a rate that rises with pH and with the length of the</w:t>
+      </w:r>
+      <w:r>
+        <w:t xml:space="preserve"> </w:t>
+      </w:r>
+      <w:r>
+        <w:t xml:space="preserve">hold. The number of diavolumes sets how long the hold lasts, which is why the diavolume</w:t>
+      </w:r>
+      <w:r>
+        <w:t xml:space="preserve"> </w:t>
+      </w:r>
+      <w:r>
+        <w:t xml:space="preserve">series is assayed for charge variants as well as for aggregate.</w:t>
       </w:r>
     </w:p>
     <w:p>
@@ -2075,43 +2006,19 @@
         <w:pStyle w:val="BodyText"/>
       </w:pPr>
       <w:r>
-        <w:t xml:space="preserve">Ultrafiltration and diafiltration is a platform operation at Novacyte Biologics. The</w:t>
-      </w:r>
-      <w:r>
-        <w:t xml:space="preserve"> </w:t>
-      </w:r>
-      <w:r>
-        <w:t xml:space="preserve">same membrane chemistry, the same crossflow and pressure window, and the same</w:t>
-      </w:r>
-      <w:r>
-        <w:t xml:space="preserve"> </w:t>
-      </w:r>
-      <w:r>
-        <w:t xml:space="preserve">diafiltration strategy have been used for three earlier humanized IgG1 antibodies</w:t>
-      </w:r>
-      <w:r>
-        <w:t xml:space="preserve"> </w:t>
-      </w:r>
-      <w:r>
-        <w:t xml:space="preserve">(X-Mab, Y-Mab and Z-Mab) and throughout A-Mab clinical manufacture, and the membrane</w:t>
-      </w:r>
-      <w:r>
-        <w:t xml:space="preserve"> </w:t>
-      </w:r>
-      <w:r>
-        <w:t xml:space="preserve">retained all of those products quantitatively, so no product-specific difference in</w:t>
-      </w:r>
-      <w:r>
-        <w:t xml:space="preserve"> </w:t>
-      </w:r>
-      <w:r>
-        <w:t xml:space="preserve">retention is expected for A-Mab. This prior knowledge is why the step is characterized</w:t>
-      </w:r>
-      <w:r>
-        <w:t xml:space="preserve"> </w:t>
-      </w:r>
-      <w:r>
-        <w:t xml:space="preserve">univariately and at a smaller scale of effort than the chromatographic steps</w:t>
+        <w:t xml:space="preserve">The step has been operated on the Novacyte humanized IgG1 platform for X-Mab, Y-Mab and</w:t>
+      </w:r>
+      <w:r>
+        <w:t xml:space="preserve"> </w:t>
+      </w:r>
+      <w:r>
+        <w:t xml:space="preserve">Z-Mab, with the same membrane chemistry and the same mode of operation as is proposed for</w:t>
+      </w:r>
+      <w:r>
+        <w:t xml:space="preserve"> </w:t>
+      </w:r>
+      <w:r>
+        <w:t xml:space="preserve">A-Mab</w:t>
       </w:r>
       <w:r>
         <w:t xml:space="preserve"> </w:t>
@@ -2120,81 +2027,43 @@
         <w:t xml:space="preserve">(CMC Biotech Working Group 2009)</w:t>
       </w:r>
       <w:r>
-        <w:t xml:space="preserve">.</w:t>
-      </w:r>
-    </w:p>
-    <w:p>
-      <w:pPr>
-        <w:pStyle w:val="BodyText"/>
-      </w:pPr>
-      <w:r>
-        <w:t xml:space="preserve">Three mechanisms are known from that platform experience to matter, and the study is</w:t>
-      </w:r>
-      <w:r>
-        <w:t xml:space="preserve"> </w:t>
-      </w:r>
-      <w:r>
-        <w:t xml:space="preserve">designed around them. Incomplete buffer exchange at a low number of diavolumes leaves</w:t>
-      </w:r>
-      <w:r>
-        <w:t xml:space="preserve"> </w:t>
-      </w:r>
-      <w:r>
-        <w:t xml:space="preserve">residual feed buffer in the drug substance, which shifts the conductivity and osmolality</w:t>
-      </w:r>
-      <w:r>
-        <w:t xml:space="preserve"> </w:t>
-      </w:r>
-      <w:r>
-        <w:t xml:space="preserve">of the final pool away from the values of the formulation buffer and is seen in process</w:t>
-      </w:r>
-      <w:r>
-        <w:t xml:space="preserve"> </w:t>
-      </w:r>
-      <w:r>
-        <w:t xml:space="preserve">before the batch is filtered into its container. High transmembrane pressure raises the</w:t>
-      </w:r>
-      <w:r>
-        <w:t xml:space="preserve"> </w:t>
-      </w:r>
-      <w:r>
-        <w:t xml:space="preserve">protein concentration at the membrane surface, which is the condition under which</w:t>
-      </w:r>
-      <w:r>
-        <w:t xml:space="preserve"> </w:t>
-      </w:r>
-      <w:r>
-        <w:t xml:space="preserve">aggregation is most likely during a concentration operation (the size-variant assay</w:t>
-      </w:r>
-      <w:r>
-        <w:t xml:space="preserve"> </w:t>
-      </w:r>
-      <w:r>
-        <w:t xml:space="preserve">AMV-3011 is the readout). A high final concentration raises viscosity, lengthens the</w:t>
-      </w:r>
-      <w:r>
-        <w:t xml:space="preserve"> </w:t>
-      </w:r>
-      <w:r>
-        <w:t xml:space="preserve">final concentration phase, and increases both the shear history of the product and the</w:t>
-      </w:r>
-      <w:r>
-        <w:t xml:space="preserve"> </w:t>
-      </w:r>
-      <w:r>
-        <w:t xml:space="preserve">fraction of the batch retained in the system. Each of these acts through hydraulics and</w:t>
-      </w:r>
-      <w:r>
-        <w:t xml:space="preserve"> </w:t>
-      </w:r>
-      <w:r>
-        <w:t xml:space="preserve">mass balance, and none of them acts through the chemistry that forms a quality</w:t>
-      </w:r>
-      <w:r>
-        <w:t xml:space="preserve"> </w:t>
-      </w:r>
-      <w:r>
-        <w:t xml:space="preserve">attribute.</w:t>
+        <w:t xml:space="preserve">. The mechanisms above do not depend on the sequence of the antibody, so</w:t>
+      </w:r>
+      <w:r>
+        <w:t xml:space="preserve"> </w:t>
+      </w:r>
+      <w:r>
+        <w:t xml:space="preserve">the platform experience applies directly to the qualitative behaviour of the step. The</w:t>
+      </w:r>
+      <w:r>
+        <w:t xml:space="preserve"> </w:t>
+      </w:r>
+      <w:r>
+        <w:t xml:space="preserve">viscosity of the retentate does depend on the product, and it rises steeply as the</w:t>
+      </w:r>
+      <w:r>
+        <w:t xml:space="preserve"> </w:t>
+      </w:r>
+      <w:r>
+        <w:t xml:space="preserve">antibody concentration approaches the DS target. A higher viscosity raises the pressure</w:t>
+      </w:r>
+      <w:r>
+        <w:t xml:space="preserve"> </w:t>
+      </w:r>
+      <w:r>
+        <w:t xml:space="preserve">drop along the feed channel and the shear the antibody sees near the end of the</w:t>
+      </w:r>
+      <w:r>
+        <w:t xml:space="preserve"> </w:t>
+      </w:r>
+      <w:r>
+        <w:t xml:space="preserve">concentration. For this reason the final DS concentration is studied here rather than</w:t>
+      </w:r>
+      <w:r>
+        <w:t xml:space="preserve"> </w:t>
+      </w:r>
+      <w:r>
+        <w:t xml:space="preserve">carried over from the platform.</w:t>
       </w:r>
     </w:p>
     <w:bookmarkEnd w:id="17"/>
@@ -2212,19 +2081,7 @@
         <w:pStyle w:val="FirstParagraph"/>
       </w:pPr>
       <w:r>
-        <w:t xml:space="preserve">No drug substance attribute is formed or cleared at this step, so the step is assigned</w:t>
-      </w:r>
-      <w:r>
-        <w:t xml:space="preserve"> </w:t>
-      </w:r>
-      <w:r>
-        <w:t xml:space="preserve">none in the quality attribute register. Two attributes are nevertheless monitored</w:t>
-      </w:r>
-      <w:r>
-        <w:t xml:space="preserve"> </w:t>
-      </w:r>
-      <w:r>
-        <w:t xml:space="preserve">across it, and they are given in</w:t>
+        <w:t xml:space="preserve">Two drug substance attributes are measured across the step, and they are listed in</w:t>
       </w:r>
       <w:r>
         <w:t xml:space="preserve"> </w:t>
@@ -2238,31 +2095,49 @@
         </w:r>
       </w:hyperlink>
       <w:r>
-        <w:t xml:space="preserve">. Aggregate content is monitored because</w:t>
-      </w:r>
-      <w:r>
-        <w:t xml:space="preserve"> </w:t>
-      </w:r>
-      <w:r>
-        <w:t xml:space="preserve">concentration and shear are the plausible routes by which a size variant could be</w:t>
-      </w:r>
-      <w:r>
-        <w:t xml:space="preserve"> </w:t>
-      </w:r>
-      <w:r>
-        <w:t xml:space="preserve">generated this late in the process. Charge variants are monitored because the product</w:t>
-      </w:r>
-      <w:r>
-        <w:t xml:space="preserve"> </w:t>
-      </w:r>
-      <w:r>
-        <w:t xml:space="preserve">is held in the formulation buffer at the end of the step, and deamidation is a pH-</w:t>
-      </w:r>
-      <w:r>
-        <w:t xml:space="preserve"> </w:t>
-      </w:r>
-      <w:r>
-        <w:t xml:space="preserve">and time-dependent reaction.</w:t>
+        <w:t xml:space="preserve"> </w:t>
+      </w:r>
+      <w:r>
+        <w:t xml:space="preserve">with their acceptance criteria and their criticality from the A-Mab attribute</w:t>
+      </w:r>
+      <w:r>
+        <w:t xml:space="preserve"> </w:t>
+      </w:r>
+      <w:r>
+        <w:t xml:space="preserve">assessment</w:t>
+      </w:r>
+      <w:r>
+        <w:t xml:space="preserve"> </w:t>
+      </w:r>
+      <w:r>
+        <w:t xml:space="preserve">(CMC Biotech Working Group 2009; International Council for Harmonisation 2023b)</w:t>
+      </w:r>
+      <w:r>
+        <w:t xml:space="preserve">. The Tool #1 column carries the score of the first</w:t>
+      </w:r>
+      <w:r>
+        <w:t xml:space="preserve"> </w:t>
+      </w:r>
+      <w:r>
+        <w:t xml:space="preserve">criticality tool of that assessment, which is the impact of the attribute on safety and</w:t>
+      </w:r>
+      <w:r>
+        <w:t xml:space="preserve"> </w:t>
+      </w:r>
+      <w:r>
+        <w:t xml:space="preserve">efficacy multiplied by the uncertainty in that impact. The criticality level is assigned</w:t>
+      </w:r>
+      <w:r>
+        <w:t xml:space="preserve"> </w:t>
+      </w:r>
+      <w:r>
+        <w:t xml:space="preserve">separately and is not read off that score. An attribute whose impact is well established</w:t>
+      </w:r>
+      <w:r>
+        <w:t xml:space="preserve"> </w:t>
+      </w:r>
+      <w:r>
+        <w:t xml:space="preserve">carries a low uncertainty factor, so a low score can sit against a high level.</w:t>
       </w:r>
     </w:p>
     <w:tbl>
@@ -2289,7 +2164,7 @@
               <w:pStyle w:val="ImageCaption"/>
             </w:pPr>
             <w:r>
-              <w:t xml:space="preserve">Table 4: Drug substance attributes monitored across the step. Neither is set nor cleared here; both are measured to confirm that the step does not change them.</w:t>
+              <w:t xml:space="preserve">Table 4: Quality attributes measured across the step, with drug substance acceptance criteria.</w:t>
             </w:r>
           </w:p>
           <w:tbl>
@@ -2521,54 +2396,61 @@
         <w:pStyle w:val="BodyText"/>
       </w:pPr>
       <w:r>
-        <w:t xml:space="preserve">Both attributes are set upstream. Aggregate is formed in the production bioreactor</w:t>
-      </w:r>
-      <w:r>
-        <w:t xml:space="preserve"> </w:t>
-      </w:r>
-      <w:r>
-        <w:t xml:space="preserve">(PCR-003) and reduced principally by cation exchange (PCR-007), and it carries high</w:t>
-      </w:r>
-      <w:r>
-        <w:t xml:space="preserve"> </w:t>
-      </w:r>
-      <w:r>
-        <w:t xml:space="preserve">criticality. Acidic charge variants are also formed upstream and are of very low</w:t>
-      </w:r>
-      <w:r>
-        <w:t xml:space="preserve"> </w:t>
-      </w:r>
-      <w:r>
-        <w:t xml:space="preserve">criticality. The acceptance criteria in</w:t>
-      </w:r>
-      <w:r>
-        <w:t xml:space="preserve"> </w:t>
-      </w:r>
-      <w:hyperlink w:anchor="tbl-cqa">
-        <w:r>
-          <w:rPr>
-            <w:rStyle w:val="Hyperlink"/>
-          </w:rPr>
-          <w:t xml:space="preserve">Table 4</w:t>
-        </w:r>
-      </w:hyperlink>
-      <w:r>
-        <w:t xml:space="preserve"> </w:t>
-      </w:r>
-      <w:r>
-        <w:t xml:space="preserve">are the drug substance criteria that</w:t>
-      </w:r>
-      <w:r>
-        <w:t xml:space="preserve"> </w:t>
-      </w:r>
-      <w:r>
-        <w:t xml:space="preserve">the final pool has to meet in any case, so the study measures a change across the step</w:t>
-      </w:r>
-      <w:r>
-        <w:t xml:space="preserve"> </w:t>
-      </w:r>
-      <w:r>
-        <w:t xml:space="preserve">against them and does not set a limit of its own.</w:t>
+        <w:t xml:space="preserve">Aggregates are the attribute most at risk at this step, by the mechanical route described</w:t>
+      </w:r>
+      <w:r>
+        <w:t xml:space="preserve"> </w:t>
+      </w:r>
+      <w:r>
+        <w:t xml:space="preserve">in §4.1, and they carry a criticality of H. The acceptance criterion is</w:t>
+      </w:r>
+      <w:r>
+        <w:t xml:space="preserve"> </w:t>
+      </w:r>
+      <w:r>
+        <w:t xml:space="preserve">0–5 % HMW (SEC). Acidic charge variants carry a criticality of VL and</w:t>
+      </w:r>
+      <w:r>
+        <w:t xml:space="preserve"> </w:t>
+      </w:r>
+      <w:r>
+        <w:t xml:space="preserve">a criterion of 18–40 % (CEX/icIEF). They are measured because deamidation of asparagine</w:t>
+      </w:r>
+      <w:r>
+        <w:t xml:space="preserve"> </w:t>
+      </w:r>
+      <w:r>
+        <w:t xml:space="preserve">residues continues while the antibody is held in the formulation buffer, and the rate of</w:t>
+      </w:r>
+      <w:r>
+        <w:t xml:space="preserve"> </w:t>
+      </w:r>
+      <w:r>
+        <w:t xml:space="preserve">deamidation rises with pH and with the length of the hold. A rise in acidic species across</w:t>
+      </w:r>
+      <w:r>
+        <w:t xml:space="preserve"> </w:t>
+      </w:r>
+      <w:r>
+        <w:t xml:space="preserve">the step would show that the hold has altered the molecule. Both attributes arrive with</w:t>
+      </w:r>
+      <w:r>
+        <w:t xml:space="preserve"> </w:t>
+      </w:r>
+      <w:r>
+        <w:t xml:space="preserve">the load. Aggregate and the acidic charge variants are formed in the production bioreactor,</w:t>
+      </w:r>
+      <w:r>
+        <w:t xml:space="preserve"> </w:t>
+      </w:r>
+      <w:r>
+        <w:t xml:space="preserve">and aggregate is reduced again at the cation exchange step. The study measures what this</w:t>
+      </w:r>
+      <w:r>
+        <w:t xml:space="preserve"> </w:t>
+      </w:r>
+      <w:r>
+        <w:t xml:space="preserve">step adds to each, against what Step 9 delivers.</w:t>
       </w:r>
     </w:p>
     <w:p>
@@ -2576,31 +2458,49 @@
         <w:pStyle w:val="BodyText"/>
       </w:pPr>
       <w:r>
-        <w:t xml:space="preserve">Glycosylation, host cell protein, residual DNA, leached Protein A and viral clearance</w:t>
-      </w:r>
-      <w:r>
-        <w:t xml:space="preserve"> </w:t>
-      </w:r>
-      <w:r>
-        <w:t xml:space="preserve">are not measured across this step, because a size-based concentration and buffer</w:t>
-      </w:r>
-      <w:r>
-        <w:t xml:space="preserve"> </w:t>
-      </w:r>
-      <w:r>
-        <w:t xml:space="preserve">exchange operation has no mechanism by which it could alter them. Each of them is</w:t>
-      </w:r>
-      <w:r>
-        <w:t xml:space="preserve"> </w:t>
-      </w:r>
-      <w:r>
-        <w:t xml:space="preserve">already characterized in the report of the step that governs it (PCR-003 for the</w:t>
-      </w:r>
-      <w:r>
-        <w:t xml:space="preserve"> </w:t>
-      </w:r>
-      <w:r>
-        <w:t xml:space="preserve">glycans, PCR-005 to PCR-009 for the impurities and the viral clearance).</w:t>
+        <w:t xml:space="preserve">The remaining attributes of the register are not measured across the step. The glycan</w:t>
+      </w:r>
+      <w:r>
+        <w:t xml:space="preserve"> </w:t>
+      </w:r>
+      <w:r>
+        <w:t xml:space="preserve">attributes and high mannose are formed in the production bioreactor and are not modified</w:t>
+      </w:r>
+      <w:r>
+        <w:t xml:space="preserve"> </w:t>
+      </w:r>
+      <w:r>
+        <w:t xml:space="preserve">by downstream processing, so no measurement at this step would inform them. Host cell</w:t>
+      </w:r>
+      <w:r>
+        <w:t xml:space="preserve"> </w:t>
+      </w:r>
+      <w:r>
+        <w:t xml:space="preserve">protein, DNA and leached Protein A are cleared upstream. The membrane retains these</w:t>
+      </w:r>
+      <w:r>
+        <w:t xml:space="preserve"> </w:t>
+      </w:r>
+      <w:r>
+        <w:t xml:space="preserve">impurities with the antibody, so the impurity to product ratio that Step 9 delivers</w:t>
+      </w:r>
+      <w:r>
+        <w:t xml:space="preserve"> </w:t>
+      </w:r>
+      <w:r>
+        <w:t xml:space="preserve">carries through the step unchanged and the step neither clears nor concentrates them</w:t>
+      </w:r>
+      <w:r>
+        <w:t xml:space="preserve"> </w:t>
+      </w:r>
+      <w:r>
+        <w:t xml:space="preserve">relative to the antibody. Viral clearance is not measured here, for the reason given in</w:t>
+      </w:r>
+      <w:r>
+        <w:t xml:space="preserve"> </w:t>
+      </w:r>
+      <w:r>
+        <w:t xml:space="preserve">§1.</w:t>
       </w:r>
     </w:p>
     <w:bookmarkEnd w:id="19"/>
@@ -2618,52 +2518,76 @@
         <w:pStyle w:val="FirstParagraph"/>
       </w:pPr>
       <w:r>
-        <w:t xml:space="preserve">RA-001 ranked the parameters of this step before the study was designed and assigned</w:t>
-      </w:r>
-      <w:r>
-        <w:t xml:space="preserve"> </w:t>
-      </w:r>
-      <w:r>
-        <w:t xml:space="preserve">all of them to univariate assessment. The ranking is driven by its severity axis.</w:t>
-      </w:r>
-      <w:r>
-        <w:t xml:space="preserve"> </w:t>
-      </w:r>
-      <w:r>
-        <w:t xml:space="preserve">Because no critical quality attribute is at risk here, no parameter of the step scores</w:t>
-      </w:r>
-      <w:r>
-        <w:t xml:space="preserve"> </w:t>
-      </w:r>
-      <w:r>
-        <w:t xml:space="preserve">high enough to require a multivariate design, and the interaction ranking that would</w:t>
-      </w:r>
-      <w:r>
-        <w:t xml:space="preserve"> </w:t>
-      </w:r>
-      <w:r>
-        <w:t xml:space="preserve">otherwise justify one is low as well. The risk these parameters carry is to process</w:t>
-      </w:r>
-      <w:r>
-        <w:t xml:space="preserve"> </w:t>
-      </w:r>
-      <w:r>
-        <w:t xml:space="preserve">performance and to batch-to-batch consistency, which is what makes them key process</w:t>
-      </w:r>
-      <w:r>
-        <w:t xml:space="preserve"> </w:t>
-      </w:r>
-      <w:r>
-        <w:t xml:space="preserve">parameters and not critical process parameters</w:t>
-      </w:r>
-      <w:r>
-        <w:t xml:space="preserve"> </w:t>
-      </w:r>
-      <w:r>
-        <w:t xml:space="preserve">(CMC Biotech Working Group 2009)</w:t>
-      </w:r>
-      <w:r>
-        <w:t xml:space="preserve">.</w:t>
+        <w:t xml:space="preserve">RA-001 ranked the parameters of every step of the drug substance process for their</w:t>
+      </w:r>
+      <w:r>
+        <w:t xml:space="preserve"> </w:t>
+      </w:r>
+      <w:r>
+        <w:t xml:space="preserve">potential impact on the CQAs and for their potential to interact with other parameters</w:t>
+      </w:r>
+      <w:r>
+        <w:t xml:space="preserve"> </w:t>
+      </w:r>
+      <w:r>
+        <w:t xml:space="preserve">(International Council for Harmonisation 2023b)</w:t>
+      </w:r>
+      <w:r>
+        <w:t xml:space="preserve">. The study type of each parameter was assigned from that ranking. For this step</w:t>
+      </w:r>
+      <w:r>
+        <w:t xml:space="preserve"> </w:t>
+      </w:r>
+      <w:r>
+        <w:t xml:space="preserve">the assessment placed all 3 parameters below the threshold that warrants</w:t>
+      </w:r>
+      <w:r>
+        <w:t xml:space="preserve"> </w:t>
+      </w:r>
+      <w:r>
+        <w:t xml:space="preserve">a multivariate design, because the step sets no CQA of its own and the three parameters</w:t>
+      </w:r>
+      <w:r>
+        <w:t xml:space="preserve"> </w:t>
+      </w:r>
+      <w:r>
+        <w:t xml:space="preserve">reach the product by different routes. More diavolumes wash more of the permeable process buffer</w:t>
+      </w:r>
+      <w:r>
+        <w:t xml:space="preserve"> </w:t>
+      </w:r>
+      <w:r>
+        <w:t xml:space="preserve">components out of the retentate, and they add time on the skid and passes through the</w:t>
+      </w:r>
+      <w:r>
+        <w:t xml:space="preserve"> </w:t>
+      </w:r>
+      <w:r>
+        <w:t xml:space="preserve">pump. Higher transmembrane pressure raises the permeate flux until the polarisation layer</w:t>
+      </w:r>
+      <w:r>
+        <w:t xml:space="preserve"> </w:t>
+      </w:r>
+      <w:r>
+        <w:t xml:space="preserve">limits it, and beyond that point it raises the antibody concentration at the membrane wall</w:t>
+      </w:r>
+      <w:r>
+        <w:t xml:space="preserve"> </w:t>
+      </w:r>
+      <w:r>
+        <w:t xml:space="preserve">without raising throughput. A higher final DS concentration raises the bulk concentration</w:t>
+      </w:r>
+      <w:r>
+        <w:t xml:space="preserve"> </w:t>
+      </w:r>
+      <w:r>
+        <w:t xml:space="preserve">of the retentate, and with it the viscosity, the pressure drop along the feed channel and</w:t>
+      </w:r>
+      <w:r>
+        <w:t xml:space="preserve"> </w:t>
+      </w:r>
+      <w:r>
+        <w:t xml:space="preserve">the antibody concentration at the membrane wall.</w:t>
       </w:r>
     </w:p>
     <w:p>
@@ -2671,83 +2595,60 @@
         <w:pStyle w:val="BodyText"/>
       </w:pPr>
       <w:r>
-        <w:t xml:space="preserve">The characterization ranges in</w:t>
-      </w:r>
-      <w:r>
-        <w:t xml:space="preserve"> </w:t>
-      </w:r>
-      <w:hyperlink w:anchor="tbl-params">
-        <w:r>
-          <w:rPr>
-            <w:rStyle w:val="Hyperlink"/>
-          </w:rPr>
-          <w:t xml:space="preserve">Table 5</w:t>
-        </w:r>
-      </w:hyperlink>
-      <w:r>
-        <w:t xml:space="preserve"> </w:t>
-      </w:r>
-      <w:r>
-        <w:t xml:space="preserve">are wider than the normal operating ranges,</w:t>
-      </w:r>
-      <w:r>
-        <w:t xml:space="preserve"> </w:t>
-      </w:r>
-      <w:r>
-        <w:t xml:space="preserve">so that the study bounds excursions as well as routine operation. The diavolume and</w:t>
-      </w:r>
-      <w:r>
-        <w:t xml:space="preserve"> </w:t>
-      </w:r>
-      <w:r>
-        <w:t xml:space="preserve">pressure ranges extend above the normal operating range and share its lower edge, and</w:t>
-      </w:r>
-      <w:r>
-        <w:t xml:space="preserve"> </w:t>
-      </w:r>
-      <w:r>
-        <w:t xml:space="preserve">the final concentration range extends beyond the normal operating range in both</w:t>
-      </w:r>
-      <w:r>
-        <w:t xml:space="preserve"> </w:t>
-      </w:r>
-      <w:r>
-        <w:t xml:space="preserve">directions. The low edge of the diavolume range is the edge at which buffer exchange</w:t>
-      </w:r>
-      <w:r>
-        <w:t xml:space="preserve"> </w:t>
-      </w:r>
-      <w:r>
-        <w:t xml:space="preserve">becomes measurably incomplete, and it is included for that reason. The pressure range</w:t>
-      </w:r>
-      <w:r>
-        <w:t xml:space="preserve"> </w:t>
-      </w:r>
-      <w:r>
-        <w:t xml:space="preserve">is extended upward because that is the direction in which concentration polarization</w:t>
-      </w:r>
-      <w:r>
-        <w:t xml:space="preserve"> </w:t>
-      </w:r>
-      <w:r>
-        <w:t xml:space="preserve">and aggregation risk increase, and the final concentration range is challenged on both</w:t>
-      </w:r>
-      <w:r>
-        <w:t xml:space="preserve"> </w:t>
-      </w:r>
-      <w:r>
-        <w:t xml:space="preserve">sides, because its low edge carries a fill volume consequence and its high edge carries</w:t>
-      </w:r>
-      <w:r>
-        <w:t xml:space="preserve"> </w:t>
-      </w:r>
-      <w:r>
-        <w:t xml:space="preserve">the viscosity and aggregation consequence.</w:t>
+        <w:t xml:space="preserve">Both the transmembrane pressure and the final DS concentration raise the antibody</w:t>
+      </w:r>
+      <w:r>
+        <w:t xml:space="preserve"> </w:t>
+      </w:r>
+      <w:r>
+        <w:t xml:space="preserve">concentration at the membrane wall, the first by driving more permeate through the layer</w:t>
+      </w:r>
+      <w:r>
+        <w:t xml:space="preserve"> </w:t>
+      </w:r>
+      <w:r>
+        <w:t xml:space="preserve">and the second by raising the bulk concentration that supplies it. An interaction between</w:t>
+      </w:r>
+      <w:r>
+        <w:t xml:space="preserve"> </w:t>
+      </w:r>
+      <w:r>
+        <w:t xml:space="preserve">them is therefore possible. A study that varies one factor at a time cannot resolve such</w:t>
+      </w:r>
+      <w:r>
+        <w:t xml:space="preserve"> </w:t>
+      </w:r>
+      <w:r>
+        <w:t xml:space="preserve">an interaction. What the design does bound is the effect of each parameter at</w:t>
+      </w:r>
+      <w:r>
+        <w:t xml:space="preserve"> </w:t>
+      </w:r>
+      <w:r>
+        <w:t xml:space="preserve">the edge of its characterization range with the other parameters at the values the</w:t>
+      </w:r>
+      <w:r>
+        <w:t xml:space="preserve"> </w:t>
+      </w:r>
+      <w:r>
+        <w:t xml:space="preserve">commercial step will hold. Where a measured attribute approaches its acceptance criterion</w:t>
+      </w:r>
+      <w:r>
+        <w:t xml:space="preserve"> </w:t>
+      </w:r>
+      <w:r>
+        <w:t xml:space="preserve">at an edge, the study should be extended to the combination of edges before a range is</w:t>
+      </w:r>
+      <w:r>
+        <w:t xml:space="preserve"> </w:t>
+      </w:r>
+      <w:r>
+        <w:t xml:space="preserve">claimed, and the extension should be agreed with Statistics and QA before it is executed.</w:t>
       </w:r>
     </w:p>
     <w:bookmarkEnd w:id="20"/>
     <w:bookmarkEnd w:id="21"/>
-    <w:bookmarkStart w:id="27" w:name="sec-mm"/>
+    <w:bookmarkStart w:id="28" w:name="materials-and-methods"/>
     <w:p>
       <w:pPr>
         <w:pStyle w:val="Heading1"/>
@@ -2756,7 +2657,7 @@
         <w:t xml:space="preserve">5. Materials and methods</w:t>
       </w:r>
     </w:p>
-    <w:bookmarkStart w:id="22" w:name="sec-sdm"/>
+    <w:bookmarkStart w:id="22" w:name="scale-down-model-and-its-qualification"/>
     <w:p>
       <w:pPr>
         <w:pStyle w:val="Heading2"/>
@@ -2770,57 +2671,19 @@
         <w:pStyle w:val="FirstParagraph"/>
       </w:pPr>
       <w:r>
-        <w:t xml:space="preserve">The study will be run on a scale-down tangential flow filtration system that reproduces</w:t>
-      </w:r>
-      <w:r>
-        <w:t xml:space="preserve"> </w:t>
-      </w:r>
-      <w:r>
-        <w:t xml:space="preserve">the commercial step on the variables that govern its performance. The model uses the</w:t>
-      </w:r>
-      <w:r>
-        <w:t xml:space="preserve"> </w:t>
-      </w:r>
-      <w:r>
-        <w:t xml:space="preserve">same membrane chemistry and channel geometry as the commercial cassettes, and it is</w:t>
-      </w:r>
-      <w:r>
-        <w:t xml:space="preserve"> </w:t>
-      </w:r>
-      <w:r>
-        <w:t xml:space="preserve">operated at the same membrane loading, the same crossflow per unit channel height, the</w:t>
-      </w:r>
-      <w:r>
-        <w:t xml:space="preserve"> </w:t>
-      </w:r>
-      <w:r>
-        <w:t xml:space="preserve">same transmembrane pressure and the same number of diavolumes. One scale-dependent</w:t>
-      </w:r>
-      <w:r>
-        <w:t xml:space="preserve"> </w:t>
-      </w:r>
-      <w:r>
-        <w:t xml:space="preserve">quantity cannot be matched. The ratio of system hold-up volume to batch volume is</w:t>
-      </w:r>
-      <w:r>
-        <w:t xml:space="preserve"> </w:t>
-      </w:r>
-      <w:r>
-        <w:t xml:space="preserve">larger at small scale, and its consequence for the study is stated in</w:t>
-      </w:r>
-      <w:r>
-        <w:t xml:space="preserve"> </w:t>
-      </w:r>
-      <w:hyperlink w:anchor="sec-risks">
-        <w:r>
-          <w:rPr>
-            <w:rStyle w:val="Hyperlink"/>
-          </w:rPr>
-          <w:t xml:space="preserve">Section 12</w:t>
-        </w:r>
-      </w:hyperlink>
-      <w:r>
-        <w:t xml:space="preserve">.</w:t>
+        <w:t xml:space="preserve">The studies will be run on the bench scale TFF skid EQ-TFF-142, which is</w:t>
+      </w:r>
+      <w:r>
+        <w:t xml:space="preserve"> </w:t>
+      </w:r>
+      <w:r>
+        <w:t xml:space="preserve">registered as the ultrafiltration / diafiltration TFF skid and is held under calibration and change</w:t>
+      </w:r>
+      <w:r>
+        <w:t xml:space="preserve"> </w:t>
+      </w:r>
+      <w:r>
+        <w:t xml:space="preserve">control. Its calibration status at execution will be recorded in the study record.</w:t>
       </w:r>
     </w:p>
     <w:p>
@@ -2828,43 +2691,119 @@
         <w:pStyle w:val="BodyText"/>
       </w:pPr>
       <w:r>
-        <w:t xml:space="preserve">Qualification will follow SOP-1001. The set-point condition will be run in</w:t>
-      </w:r>
-      <w:r>
-        <w:t xml:space="preserve"> </w:t>
-      </w:r>
-      <w:r>
-        <w:t xml:space="preserve">3 replicates, and the flux profile, the step yield, the final</w:t>
-      </w:r>
-      <w:r>
-        <w:t xml:space="preserve"> </w:t>
-      </w:r>
-      <w:r>
-        <w:t xml:space="preserve">concentration and the two monitored attributes will be compared with the corresponding</w:t>
-      </w:r>
-      <w:r>
-        <w:t xml:space="preserve"> </w:t>
-      </w:r>
-      <w:r>
-        <w:t xml:space="preserve">commercial-scale records. The model will be accepted as qualified when the scale-down</w:t>
-      </w:r>
-      <w:r>
-        <w:t xml:space="preserve"> </w:t>
-      </w:r>
-      <w:r>
-        <w:t xml:space="preserve">values agree with the commercial-scale values within the reproducibility band</w:t>
-      </w:r>
-      <w:r>
-        <w:t xml:space="preserve"> </w:t>
-      </w:r>
-      <w:r>
-        <w:t xml:space="preserve">established by those replicates, and when the flux profile has the same shape. The</w:t>
-      </w:r>
-      <w:r>
-        <w:t xml:space="preserve"> </w:t>
-      </w:r>
-      <w:r>
-        <w:t xml:space="preserve">qualification data will be reported in PCR-010 alongside the study results.</w:t>
+        <w:t xml:space="preserve">Two quantities decide what the antibody experiences in the step, and the model holds both</w:t>
+      </w:r>
+      <w:r>
+        <w:t xml:space="preserve"> </w:t>
+      </w:r>
+      <w:r>
+        <w:t xml:space="preserve">at their commercial values. The membrane loading in grams of antibody per square metre</w:t>
+      </w:r>
+      <w:r>
+        <w:t xml:space="preserve"> </w:t>
+      </w:r>
+      <w:r>
+        <w:t xml:space="preserve">fixes the bulk concentration the step reaches and the time the antibody spends on the</w:t>
+      </w:r>
+      <w:r>
+        <w:t xml:space="preserve"> </w:t>
+      </w:r>
+      <w:r>
+        <w:t xml:space="preserve">skid. The crossflow per unit membrane area sweeps retained antibody from the membrane wall</w:t>
+      </w:r>
+      <w:r>
+        <w:t xml:space="preserve"> </w:t>
+      </w:r>
+      <w:r>
+        <w:t xml:space="preserve">back into the bulk, so a higher crossflow lowers the antibody concentration in the</w:t>
+      </w:r>
+      <w:r>
+        <w:t xml:space="preserve"> </w:t>
+      </w:r>
+      <w:r>
+        <w:t xml:space="preserve">polarisation layer. The membrane chemistry, the nominal molecular weight cut-off and the</w:t>
+      </w:r>
+      <w:r>
+        <w:t xml:space="preserve"> </w:t>
+      </w:r>
+      <w:r>
+        <w:t xml:space="preserve">feed channel geometry are the same as on the commercial skid. Transmembrane pressure and</w:t>
+      </w:r>
+      <w:r>
+        <w:t xml:space="preserve"> </w:t>
+      </w:r>
+      <w:r>
+        <w:t xml:space="preserve">the number of diavolumes are scale independent and are set at the values under study.</w:t>
+      </w:r>
+    </w:p>
+    <w:p>
+      <w:pPr>
+        <w:pStyle w:val="BodyText"/>
+      </w:pPr>
+      <w:r>
+        <w:t xml:space="preserve">One quantity cannot be matched. The ratio of pump displacement to system hold up volume is</w:t>
+      </w:r>
+      <w:r>
+        <w:t xml:space="preserve"> </w:t>
+      </w:r>
+      <w:r>
+        <w:t xml:space="preserve">larger at bench scale, so the antibody passes through the pump more often per gram</w:t>
+      </w:r>
+      <w:r>
+        <w:t xml:space="preserve"> </w:t>
+      </w:r>
+      <w:r>
+        <w:t xml:space="preserve">processed than it does at commercial scale. The bench model is therefore conservative for</w:t>
+      </w:r>
+      <w:r>
+        <w:t xml:space="preserve"> </w:t>
+      </w:r>
+      <w:r>
+        <w:t xml:space="preserve">aggregate formation by shear.</w:t>
+      </w:r>
+    </w:p>
+    <w:p>
+      <w:pPr>
+        <w:pStyle w:val="BodyText"/>
+      </w:pPr>
+      <w:r>
+        <w:t xml:space="preserve">Qualification follows SOP-1001. Triplicate runs at the set-point condition will be</w:t>
+      </w:r>
+      <w:r>
+        <w:t xml:space="preserve"> </w:t>
+      </w:r>
+      <w:r>
+        <w:t xml:space="preserve">compared with the pilot and commercial record on step yield, on permeate flux at the</w:t>
+      </w:r>
+      <w:r>
+        <w:t xml:space="preserve"> </w:t>
+      </w:r>
+      <w:r>
+        <w:t xml:space="preserve">set-point transmembrane pressure, on the final concentration achieved, and on the change</w:t>
+      </w:r>
+      <w:r>
+        <w:t xml:space="preserve"> </w:t>
+      </w:r>
+      <w:r>
+        <w:t xml:space="preserve">in aggregate content across the step. The acceptance criteria for the comparison are given</w:t>
+      </w:r>
+      <w:r>
+        <w:t xml:space="preserve"> </w:t>
+      </w:r>
+      <w:r>
+        <w:t xml:space="preserve">in §7.1. No characterization run will be executed until the model has been accepted. If</w:t>
+      </w:r>
+      <w:r>
+        <w:t xml:space="preserve"> </w:t>
+      </w:r>
+      <w:r>
+        <w:t xml:space="preserve">the comparison does not meet its criteria, the cause should be investigated and the model</w:t>
+      </w:r>
+      <w:r>
+        <w:t xml:space="preserve"> </w:t>
+      </w:r>
+      <w:r>
+        <w:t xml:space="preserve">modified before the exercise is repeated.</w:t>
       </w:r>
     </w:p>
     <w:bookmarkEnd w:id="22"/>
@@ -2882,60 +2821,43 @@
         <w:pStyle w:val="FirstParagraph"/>
       </w:pPr>
       <w:r>
-        <w:t xml:space="preserve">The feed to the step is the filtrate of the small virus retentive filtration step</w:t>
-      </w:r>
-      <w:r>
-        <w:t xml:space="preserve"> </w:t>
-      </w:r>
-      <w:r>
-        <w:t xml:space="preserve">(Step 9, PCR-009). Every run will follow SOP-2013, with only the parameter under study</w:t>
-      </w:r>
-      <w:r>
-        <w:t xml:space="preserve"> </w:t>
-      </w:r>
-      <w:r>
-        <w:t xml:space="preserve">moved away from its set-point. The pool is concentrated to an intermediate</w:t>
-      </w:r>
-      <w:r>
-        <w:t xml:space="preserve"> </w:t>
-      </w:r>
-      <w:r>
-        <w:t xml:space="preserve">concentration, diafiltered at constant volume against the formulation buffer for the</w:t>
-      </w:r>
-      <w:r>
-        <w:t xml:space="preserve"> </w:t>
-      </w:r>
-      <w:r>
-        <w:t xml:space="preserve">number of diavolumes set for the run (</w:t>
-      </w:r>
-      <w:hyperlink w:anchor="tbl-design">
-        <w:r>
-          <w:rPr>
-            <w:rStyle w:val="Hyperlink"/>
-          </w:rPr>
-          <w:t xml:space="preserve">Table 6</w:t>
-        </w:r>
-      </w:hyperlink>
-      <w:r>
-        <w:t xml:space="preserve">), and then concentrated to the final</w:t>
-      </w:r>
-      <w:r>
-        <w:t xml:space="preserve"> </w:t>
-      </w:r>
-      <w:r>
-        <w:t xml:space="preserve">target, after which the system is flushed with formulation buffer to recover the</w:t>
-      </w:r>
-      <w:r>
-        <w:t xml:space="preserve"> </w:t>
-      </w:r>
-      <w:r>
-        <w:t xml:space="preserve">hold-up volume. The recovered material is pooled with the retentate and filtered into</w:t>
-      </w:r>
-      <w:r>
-        <w:t xml:space="preserve"> </w:t>
-      </w:r>
-      <w:r>
-        <w:t xml:space="preserve">the drug substance container.</w:t>
+        <w:t xml:space="preserve">The step receives the filtrate pool from the small virus retentive filtration step. The</w:t>
+      </w:r>
+      <w:r>
+        <w:t xml:space="preserve"> </w:t>
+      </w:r>
+      <w:r>
+        <w:t xml:space="preserve">pool is concentrated by ultrafiltration, diafiltered at constant volume against</w:t>
+      </w:r>
+      <w:r>
+        <w:t xml:space="preserve"> </w:t>
+      </w:r>
+      <w:r>
+        <w:t xml:space="preserve">formulation buffer for the planned number of diavolumes, concentrated a second time to the</w:t>
+      </w:r>
+      <w:r>
+        <w:t xml:space="preserve"> </w:t>
+      </w:r>
+      <w:r>
+        <w:t xml:space="preserve">final target, and recovered with a buffer flush. Operation follows SOP-2013. At the</w:t>
+      </w:r>
+      <w:r>
+        <w:t xml:space="preserve"> </w:t>
+      </w:r>
+      <w:r>
+        <w:t xml:space="preserve">set-point condition the step runs 8 DV at a transmembrane</w:t>
+      </w:r>
+      <w:r>
+        <w:t xml:space="preserve"> </w:t>
+      </w:r>
+      <w:r>
+        <w:t xml:space="preserve">pressure of 12 psi to a final concentration of</w:t>
+      </w:r>
+      <w:r>
+        <w:t xml:space="preserve"> </w:t>
+      </w:r>
+      <w:r>
+        <w:t xml:space="preserve">75 g/L.</w:t>
       </w:r>
     </w:p>
     <w:p>
@@ -2943,19 +2865,19 @@
         <w:pStyle w:val="BodyText"/>
       </w:pPr>
       <w:r>
-        <w:t xml:space="preserve">Membrane lot, buffer lots and system hold-up volume are controlled to platform</w:t>
-      </w:r>
-      <w:r>
-        <w:t xml:space="preserve"> </w:t>
-      </w:r>
-      <w:r>
-        <w:t xml:space="preserve">specification under SOP-2013. They are identity and quality controlled inputs to the</w:t>
-      </w:r>
-      <w:r>
-        <w:t xml:space="preserve"> </w:t>
-      </w:r>
-      <w:r>
-        <w:t xml:space="preserve">study, and they are not characterized by it.</w:t>
+        <w:t xml:space="preserve">All runs in the study will be loaded from a single Step 9 pool, so that the variability of</w:t>
+      </w:r>
+      <w:r>
+        <w:t xml:space="preserve"> </w:t>
+      </w:r>
+      <w:r>
+        <w:t xml:space="preserve">the load does not confound the comparison between levels of a parameter. The bridging rule</w:t>
+      </w:r>
+      <w:r>
+        <w:t xml:space="preserve"> </w:t>
+      </w:r>
+      <w:r>
+        <w:t xml:space="preserve">that applies if one pool is not sufficient is given in §12.</w:t>
       </w:r>
     </w:p>
     <w:bookmarkEnd w:id="23"/>
@@ -2972,6 +2894,12 @@
       <w:pPr>
         <w:pStyle w:val="FirstParagraph"/>
       </w:pPr>
+      <w:r>
+        <w:t xml:space="preserve">The validated methods are listed in</w:t>
+      </w:r>
+      <w:r>
+        <w:t xml:space="preserve"> </w:t>
+      </w:r>
       <w:hyperlink w:anchor="tbl-sop">
         <w:r>
           <w:rPr>
@@ -2981,40 +2909,49 @@
         </w:r>
       </w:hyperlink>
       <w:r>
-        <w:t xml:space="preserve"> </w:t>
-      </w:r>
-      <w:r>
-        <w:t xml:space="preserve">lists the validated methods. Protein concentration is measured by absorbance</w:t>
-      </w:r>
-      <w:r>
-        <w:t xml:space="preserve"> </w:t>
-      </w:r>
-      <w:r>
-        <w:t xml:space="preserve">at 280 nm (AMV-3019), and it is the basis of both the final concentration result and</w:t>
-      </w:r>
-      <w:r>
-        <w:t xml:space="preserve"> </w:t>
-      </w:r>
-      <w:r>
-        <w:t xml:space="preserve">the mass balance. Size variants are measured by size exclusion chromatography</w:t>
-      </w:r>
-      <w:r>
-        <w:t xml:space="preserve"> </w:t>
-      </w:r>
-      <w:r>
-        <w:t xml:space="preserve">(AMV-3011), and charge variants by imaged capillary isoelectric focusing (AMV-3013).</w:t>
-      </w:r>
-      <w:r>
-        <w:t xml:space="preserve"> </w:t>
-      </w:r>
-      <w:r>
-        <w:t xml:space="preserve">Conductivity and osmolality are in-process measurements taken under SOP-2013, and they</w:t>
-      </w:r>
-      <w:r>
-        <w:t xml:space="preserve"> </w:t>
-      </w:r>
-      <w:r>
-        <w:t xml:space="preserve">are the direct readout of buffer exchange.</w:t>
+        <w:t xml:space="preserve">. Aggregate is measured by SEC under AMV-3011</w:t>
+      </w:r>
+      <w:r>
+        <w:t xml:space="preserve"> </w:t>
+      </w:r>
+      <w:r>
+        <w:t xml:space="preserve">and reported as the percentage of high molecular weight species. Protein concentration is</w:t>
+      </w:r>
+      <w:r>
+        <w:t xml:space="preserve"> </w:t>
+      </w:r>
+      <w:r>
+        <w:t xml:space="preserve">measured by A280 under AMV-3019, and it is the measurement on which the mass balance and</w:t>
+      </w:r>
+      <w:r>
+        <w:t xml:space="preserve"> </w:t>
+      </w:r>
+      <w:r>
+        <w:t xml:space="preserve">the final concentration decision rest. Charge variants are measured by icIEF under</w:t>
+      </w:r>
+      <w:r>
+        <w:t xml:space="preserve"> </w:t>
+      </w:r>
+      <w:r>
+        <w:t xml:space="preserve">AMV-3013 and reported as the percentage of acidic species. The completeness of the buffer</w:t>
+      </w:r>
+      <w:r>
+        <w:t xml:space="preserve"> </w:t>
+      </w:r>
+      <w:r>
+        <w:t xml:space="preserve">exchange is followed by the conductivity and the pH of the retentate. These are in-process</w:t>
+      </w:r>
+      <w:r>
+        <w:t xml:space="preserve"> </w:t>
+      </w:r>
+      <w:r>
+        <w:t xml:space="preserve">measurements read from the skid instrumentation and are not validated assays, so they are</w:t>
+      </w:r>
+      <w:r>
+        <w:t xml:space="preserve"> </w:t>
+      </w:r>
+      <w:r>
+        <w:t xml:space="preserve">used to characterize the exchange curve and not to release a run.</w:t>
       </w:r>
     </w:p>
     <w:p>
@@ -3022,35 +2959,35 @@
         <w:pStyle w:val="BodyText"/>
       </w:pPr>
       <w:r>
-        <w:t xml:space="preserve">Method performance is defined in the validation reports and is not restated here. The</w:t>
-      </w:r>
-      <w:r>
-        <w:t xml:space="preserve"> </w:t>
-      </w:r>
-      <w:r>
-        <w:t xml:space="preserve">intermediate precision of AMV-3019 is 1.2 % relative</w:t>
-      </w:r>
-      <w:r>
-        <w:t xml:space="preserve"> </w:t>
-      </w:r>
-      <w:r>
-        <w:t xml:space="preserve">standard deviation, which sets the resolution at which a difference in final</w:t>
-      </w:r>
-      <w:r>
-        <w:t xml:space="preserve"> </w:t>
-      </w:r>
-      <w:r>
-        <w:t xml:space="preserve">concentration or in recovered mass can be claimed. The corresponding figures for the</w:t>
-      </w:r>
-      <w:r>
-        <w:t xml:space="preserve"> </w:t>
-      </w:r>
-      <w:r>
-        <w:t xml:space="preserve">size-variant and charge-variant methods are given in AMV-3011 and AMV-3013.</w:t>
+        <w:t xml:space="preserve">The aggregate content of A-Mab drug substance is low, and a change across this step may be</w:t>
+      </w:r>
+      <w:r>
+        <w:t xml:space="preserve"> </w:t>
+      </w:r>
+      <w:r>
+        <w:t xml:space="preserve">of the same size as the repeatability of the SEC method. Analytical Development will report</w:t>
+      </w:r>
+      <w:r>
+        <w:t xml:space="preserve"> </w:t>
+      </w:r>
+      <w:r>
+        <w:t xml:space="preserve">the method variability that applies over the range in which the samples fall. A measured</w:t>
+      </w:r>
+      <w:r>
+        <w:t xml:space="preserve"> </w:t>
+      </w:r>
+      <w:r>
+        <w:t xml:space="preserve">change is judged against the pure error estimate described in §5.5 rather than against the</w:t>
+      </w:r>
+      <w:r>
+        <w:t xml:space="preserve"> </w:t>
+      </w:r>
+      <w:r>
+        <w:t xml:space="preserve">nominal precision of the method.</w:t>
       </w:r>
     </w:p>
     <w:bookmarkEnd w:id="24"/>
-    <w:bookmarkStart w:id="25" w:name="sampling-plan"/>
+    <w:bookmarkStart w:id="26" w:name="sampling-plan"/>
     <w:p>
       <w:pPr>
         <w:pStyle w:val="Heading2"/>
@@ -3064,243 +3001,12 @@
         <w:pStyle w:val="FirstParagraph"/>
       </w:pPr>
       <w:r>
-        <w:t xml:space="preserve">Samples will be taken at five points in every run. These are the feed pool, the end of</w:t>
-      </w:r>
-      <w:r>
-        <w:t xml:space="preserve"> </w:t>
-      </w:r>
-      <w:r>
-        <w:t xml:space="preserve">the concentration phase, each whole diavolume of the diafiltration, the final</w:t>
-      </w:r>
-      <w:r>
-        <w:t xml:space="preserve"> </w:t>
-      </w:r>
-      <w:r>
-        <w:t xml:space="preserve">concentrate before the recovery flush, and the pooled drug substance after it.</w:t>
-      </w:r>
-    </w:p>
-    <w:p>
-      <w:pPr>
-        <w:pStyle w:val="BodyText"/>
-      </w:pPr>
-      <w:r>
-        <w:t xml:space="preserve">Conductivity and osmolality will be measured on every diavolume sample, so that the</w:t>
-      </w:r>
-      <w:r>
-        <w:t xml:space="preserve"> </w:t>
-      </w:r>
-      <w:r>
-        <w:t xml:space="preserve">approach of the retentate to the formulation buffer is followed across the whole</w:t>
-      </w:r>
-      <w:r>
-        <w:t xml:space="preserve"> </w:t>
-      </w:r>
-      <w:r>
-        <w:t xml:space="preserve">diafiltration and not read off its endpoint alone. Protein concentration (AMV-3019)</w:t>
-      </w:r>
-      <w:r>
-        <w:t xml:space="preserve"> </w:t>
-      </w:r>
-      <w:r>
-        <w:t xml:space="preserve">will be measured on every sample and on the pooled permeate and flush volumes, which is</w:t>
-      </w:r>
-      <w:r>
-        <w:t xml:space="preserve"> </w:t>
-      </w:r>
-      <w:r>
-        <w:t xml:space="preserve">what closes the mass balance, while size variants (AMV-3011) and charge variants</w:t>
-      </w:r>
-      <w:r>
-        <w:t xml:space="preserve"> </w:t>
-      </w:r>
-      <w:r>
-        <w:t xml:space="preserve">(AMV-3013) are measured on the feed pool and on the pooled drug substance of every run.</w:t>
-      </w:r>
-      <w:r>
-        <w:t xml:space="preserve"> </w:t>
-      </w:r>
-      <w:r>
-        <w:t xml:space="preserve">The intermediate samples of the worst-case run are analysed as well.</w:t>
-      </w:r>
-    </w:p>
-    <w:bookmarkEnd w:id="25"/>
-    <w:bookmarkStart w:id="26" w:name="statistical-methods"/>
-    <w:p>
-      <w:pPr>
-        <w:pStyle w:val="Heading2"/>
-      </w:pPr>
-      <w:r>
-        <w:t xml:space="preserve">5.5 Statistical methods</w:t>
-      </w:r>
-    </w:p>
-    <w:p>
-      <w:pPr>
-        <w:pStyle w:val="FirstParagraph"/>
-      </w:pPr>
-      <w:r>
-        <w:t xml:space="preserve">The planned analysis is descriptive, because no response model will be fitted at this</w:t>
-      </w:r>
-      <w:r>
-        <w:t xml:space="preserve"> </w:t>
-      </w:r>
-      <w:r>
-        <w:t xml:space="preserve">step. Each parameter is varied one at a time with the other two at their set-points, so</w:t>
-      </w:r>
-      <w:r>
-        <w:t xml:space="preserve"> </w:t>
-      </w:r>
-      <w:r>
-        <w:t xml:space="preserve">the design supports a statement about each parameter on its own but not about</w:t>
-      </w:r>
-      <w:r>
-        <w:t xml:space="preserve"> </w:t>
-      </w:r>
-      <w:r>
-        <w:t xml:space="preserve">interactions between them, and the combined run of</w:t>
-      </w:r>
-      <w:r>
-        <w:t xml:space="preserve"> </w:t>
-      </w:r>
-      <w:hyperlink w:anchor="sec-design">
-        <w:r>
-          <w:rPr>
-            <w:rStyle w:val="Hyperlink"/>
-          </w:rPr>
-          <w:t xml:space="preserve">Section 6</w:t>
-        </w:r>
-      </w:hyperlink>
-      <w:r>
-        <w:t xml:space="preserve"> </w:t>
-      </w:r>
-      <w:r>
-        <w:t xml:space="preserve">is the only condition at</w:t>
-      </w:r>
-      <w:r>
-        <w:t xml:space="preserve"> </w:t>
-      </w:r>
-      <w:r>
-        <w:t xml:space="preserve">which more than one parameter moves. The set-point replicates give the reproducibility</w:t>
-      </w:r>
-      <w:r>
-        <w:t xml:space="preserve"> </w:t>
-      </w:r>
-      <w:r>
-        <w:t xml:space="preserve">of every response as a mean and a coefficient of variation, and that band is the</w:t>
-      </w:r>
-      <w:r>
-        <w:t xml:space="preserve"> </w:t>
-      </w:r>
-      <w:r>
-        <w:t xml:space="preserve">reference against which each edge condition is judged.</w:t>
-      </w:r>
-    </w:p>
-    <w:p>
-      <w:pPr>
-        <w:pStyle w:val="BodyText"/>
-      </w:pPr>
-      <w:r>
-        <w:t xml:space="preserve">A parameter will be reported as having an effect on a response when the value at the</w:t>
-      </w:r>
-      <w:r>
-        <w:t xml:space="preserve"> </w:t>
-      </w:r>
-      <w:r>
-        <w:t xml:space="preserve">edge condition falls outside the set-point band and the difference is larger than the</w:t>
-      </w:r>
-      <w:r>
-        <w:t xml:space="preserve"> </w:t>
-      </w:r>
-      <w:r>
-        <w:t xml:space="preserve">precision of the method used to measure it. Change in a monitored attribute across the</w:t>
-      </w:r>
-      <w:r>
-        <w:t xml:space="preserve"> </w:t>
-      </w:r>
-      <w:r>
-        <w:t xml:space="preserve">step will be judged the same way. With 3 replicates the</w:t>
-      </w:r>
-      <w:r>
-        <w:t xml:space="preserve"> </w:t>
-      </w:r>
-      <w:r>
-        <w:t xml:space="preserve">reproducibility estimate is itself imprecise, and the study is not powered to detect a</w:t>
-      </w:r>
-      <w:r>
-        <w:t xml:space="preserve"> </w:t>
-      </w:r>
-      <w:r>
-        <w:t xml:space="preserve">small effect. It is powered to detect the effects that matter here, which are</w:t>
-      </w:r>
-      <w:r>
-        <w:t xml:space="preserve"> </w:t>
-      </w:r>
-      <w:r>
-        <w:t xml:space="preserve">incomplete buffer exchange and a loss of product mass, and both of those are large when</w:t>
-      </w:r>
-      <w:r>
-        <w:t xml:space="preserve"> </w:t>
-      </w:r>
-      <w:r>
-        <w:t xml:space="preserve">they occur.</w:t>
-      </w:r>
-    </w:p>
-    <w:p>
-      <w:pPr>
-        <w:pStyle w:val="BodyText"/>
-      </w:pPr>
-      <w:r>
-        <w:t xml:space="preserve">No commercial-scale capability estimate will be produced for this step. Capability is</w:t>
-      </w:r>
-      <w:r>
-        <w:t xml:space="preserve"> </w:t>
-      </w:r>
-      <w:r>
-        <w:t xml:space="preserve">estimated for the attributes that a step governs, and this step governs none. The</w:t>
-      </w:r>
-      <w:r>
-        <w:t xml:space="preserve"> </w:t>
-      </w:r>
-      <w:r>
-        <w:t xml:space="preserve">Monte-Carlo estimates over 2,000 simulated batches are</w:t>
-      </w:r>
-      <w:r>
-        <w:t xml:space="preserve"> </w:t>
-      </w:r>
-      <w:r>
-        <w:t xml:space="preserve">reported in the documents of the steps that set each attribute, and they are</w:t>
-      </w:r>
-      <w:r>
-        <w:t xml:space="preserve"> </w:t>
-      </w:r>
-      <w:r>
-        <w:t xml:space="preserve">consolidated in PCMR-001.</w:t>
-      </w:r>
-    </w:p>
-    <w:bookmarkEnd w:id="26"/>
-    <w:bookmarkEnd w:id="27"/>
-    <w:bookmarkStart w:id="32" w:name="sec-design"/>
-    <w:p>
-      <w:pPr>
-        <w:pStyle w:val="Heading1"/>
-      </w:pPr>
-      <w:r>
-        <w:t xml:space="preserve">6. Study design</w:t>
-      </w:r>
-    </w:p>
-    <w:bookmarkStart w:id="29" w:name="factors-ranges-and-study-type"/>
-    <w:p>
-      <w:pPr>
-        <w:pStyle w:val="Heading2"/>
-      </w:pPr>
-      <w:r>
-        <w:t xml:space="preserve">6.1 Factors, ranges and study type</w:t>
-      </w:r>
-    </w:p>
-    <w:p>
-      <w:pPr>
-        <w:pStyle w:val="FirstParagraph"/>
-      </w:pPr>
-      <w:hyperlink w:anchor="tbl-params">
+        <w:t xml:space="preserve">Samples will be taken at the points listed in</w:t>
+      </w:r>
+      <w:r>
+        <w:t xml:space="preserve"> </w:t>
+      </w:r>
+      <w:hyperlink w:anchor="tbl-sampling">
         <w:r>
           <w:rPr>
             <w:rStyle w:val="Hyperlink"/>
@@ -3309,28 +3015,19 @@
         </w:r>
       </w:hyperlink>
       <w:r>
-        <w:t xml:space="preserve"> </w:t>
-      </w:r>
-      <w:r>
-        <w:t xml:space="preserve">gives the parameters, their set-points, the ranges to be studied, the</w:t>
-      </w:r>
-      <w:r>
-        <w:t xml:space="preserve"> </w:t>
-      </w:r>
-      <w:r>
-        <w:t xml:space="preserve">normal operating ranges and the study type assigned to each. All of them are assigned</w:t>
-      </w:r>
-      <w:r>
-        <w:t xml:space="preserve"> </w:t>
-      </w:r>
-      <w:r>
-        <w:t xml:space="preserve">to univariate assessment, and no parameter of this step is carried into a multivariate</w:t>
-      </w:r>
-      <w:r>
-        <w:t xml:space="preserve"> </w:t>
-      </w:r>
-      <w:r>
-        <w:t xml:space="preserve">design.</w:t>
+        <w:t xml:space="preserve">. The acceptance criteria of</w:t>
+      </w:r>
+      <w:r>
+        <w:t xml:space="preserve"> </w:t>
+      </w:r>
+      <w:r>
+        <w:t xml:space="preserve">§7.2 apply to the final retentate. The other samples support the mass balance, the buffer</w:t>
+      </w:r>
+      <w:r>
+        <w:t xml:space="preserve"> </w:t>
+      </w:r>
+      <w:r>
+        <w:t xml:space="preserve">exchange curve and the confirmation that the membrane retains the antibody.</w:t>
       </w:r>
     </w:p>
     <w:tbl>
@@ -3346,7 +3043,7 @@
       <w:tr>
         <w:tc>
           <w:tcPr/>
-          <w:bookmarkStart w:id="28" w:name="tbl-params"/>
+          <w:bookmarkStart w:id="25" w:name="tbl-sampling"/>
           <w:p>
             <w:pPr>
               <w:jc w:val="center"/>
@@ -3357,7 +3054,572 @@
               <w:pStyle w:val="ImageCaption"/>
             </w:pPr>
             <w:r>
-              <w:t xml:space="preserve">Table 5: Parameters to be studied, with set-points, characterization ranges and normal operating ranges.</w:t>
+              <w:t xml:space="preserve">Table 5: Sampling plan for each characterization run.</w:t>
+            </w:r>
+          </w:p>
+          <w:tbl>
+            <w:tblPr>
+              <w:tblStyle w:val="Table"/>
+              <w:tblW w:type="pct" w:w="5000"/>
+              <w:tblLayout w:type="fixed"/>
+              <w:tblLook w:firstRow="1" w:lastRow="0" w:firstColumn="0" w:lastColumn="0" w:noHBand="0" w:noVBand="0" w:val="0020"/>
+            </w:tblPr>
+            <w:tblGrid>
+              <w:gridCol w:w="1462"/>
+              <w:gridCol w:w="2522"/>
+              <w:gridCol w:w="908"/>
+              <w:gridCol w:w="3026"/>
+            </w:tblGrid>
+            <w:tr>
+              <w:trPr>
+                <w:tblHeader w:val="on"/>
+              </w:trPr>
+              <w:tc>
+                <w:tcPr/>
+                <w:p>
+                  <w:pPr>
+                    <w:pStyle w:val="Compact"/>
+                    <w:jc w:val="left"/>
+                    <w:jc w:val="center"/>
+                  </w:pPr>
+                  <w:r>
+                    <w:t xml:space="preserve">Sample</w:t>
+                  </w:r>
+                </w:p>
+              </w:tc>
+              <w:tc>
+                <w:tcPr/>
+                <w:p>
+                  <w:pPr>
+                    <w:pStyle w:val="Compact"/>
+                    <w:jc w:val="left"/>
+                    <w:jc w:val="center"/>
+                  </w:pPr>
+                  <w:r>
+                    <w:t xml:space="preserve">Point in the step</w:t>
+                  </w:r>
+                </w:p>
+              </w:tc>
+              <w:tc>
+                <w:tcPr/>
+                <w:p>
+                  <w:pPr>
+                    <w:pStyle w:val="Compact"/>
+                    <w:jc w:val="left"/>
+                    <w:jc w:val="center"/>
+                  </w:pPr>
+                  <w:r>
+                    <w:t xml:space="preserve">Tests</w:t>
+                  </w:r>
+                </w:p>
+              </w:tc>
+              <w:tc>
+                <w:tcPr/>
+                <w:p>
+                  <w:pPr>
+                    <w:pStyle w:val="Compact"/>
+                    <w:jc w:val="left"/>
+                    <w:jc w:val="center"/>
+                  </w:pPr>
+                  <w:r>
+                    <w:t xml:space="preserve">Purpose</w:t>
+                  </w:r>
+                </w:p>
+              </w:tc>
+            </w:tr>
+            <w:tr>
+              <w:tc>
+                <w:tcPr/>
+                <w:p>
+                  <w:pPr>
+                    <w:pStyle w:val="Compact"/>
+                    <w:jc w:val="left"/>
+                    <w:jc w:val="center"/>
+                  </w:pPr>
+                  <w:r>
+                    <w:t xml:space="preserve">Load pool</w:t>
+                  </w:r>
+                </w:p>
+              </w:tc>
+              <w:tc>
+                <w:tcPr/>
+                <w:p>
+                  <w:pPr>
+                    <w:pStyle w:val="Compact"/>
+                    <w:jc w:val="left"/>
+                    <w:jc w:val="center"/>
+                  </w:pPr>
+                  <w:r>
+                    <w:t xml:space="preserve">Step 9 filtrate, before ultrafiltration</w:t>
+                  </w:r>
+                </w:p>
+              </w:tc>
+              <w:tc>
+                <w:tcPr/>
+                <w:p>
+                  <w:pPr>
+                    <w:pStyle w:val="Compact"/>
+                    <w:jc w:val="left"/>
+                    <w:jc w:val="center"/>
+                  </w:pPr>
+                  <w:r>
+                    <w:t xml:space="preserve">A280, SEC, icIEF</w:t>
+                  </w:r>
+                </w:p>
+              </w:tc>
+              <w:tc>
+                <w:tcPr/>
+                <w:p>
+                  <w:pPr>
+                    <w:pStyle w:val="Compact"/>
+                    <w:jc w:val="left"/>
+                    <w:jc w:val="center"/>
+                  </w:pPr>
+                  <w:r>
+                    <w:t xml:space="preserve">Fixes the input to every run in the study</w:t>
+                  </w:r>
+                </w:p>
+              </w:tc>
+            </w:tr>
+            <w:tr>
+              <w:tc>
+                <w:tcPr/>
+                <w:p>
+                  <w:pPr>
+                    <w:pStyle w:val="Compact"/>
+                    <w:jc w:val="left"/>
+                    <w:jc w:val="center"/>
+                  </w:pPr>
+                  <w:r>
+                    <w:t xml:space="preserve">Pre-diafiltration retentate</w:t>
+                  </w:r>
+                </w:p>
+              </w:tc>
+              <w:tc>
+                <w:tcPr/>
+                <w:p>
+                  <w:pPr>
+                    <w:pStyle w:val="Compact"/>
+                    <w:jc w:val="left"/>
+                    <w:jc w:val="center"/>
+                  </w:pPr>
+                  <w:r>
+                    <w:t xml:space="preserve">End of the first concentration</w:t>
+                  </w:r>
+                </w:p>
+              </w:tc>
+              <w:tc>
+                <w:tcPr/>
+                <w:p>
+                  <w:pPr>
+                    <w:pStyle w:val="Compact"/>
+                    <w:jc w:val="left"/>
+                    <w:jc w:val="center"/>
+                  </w:pPr>
+                  <w:r>
+                    <w:t xml:space="preserve">A280</w:t>
+                  </w:r>
+                </w:p>
+              </w:tc>
+              <w:tc>
+                <w:tcPr/>
+                <w:p>
+                  <w:pPr>
+                    <w:pStyle w:val="Compact"/>
+                    <w:jc w:val="left"/>
+                    <w:jc w:val="center"/>
+                  </w:pPr>
+                  <w:r>
+                    <w:t xml:space="preserve">Confirms the concentration at which diafiltration starts</w:t>
+                  </w:r>
+                </w:p>
+              </w:tc>
+            </w:tr>
+            <w:tr>
+              <w:tc>
+                <w:tcPr/>
+                <w:p>
+                  <w:pPr>
+                    <w:pStyle w:val="Compact"/>
+                    <w:jc w:val="left"/>
+                    <w:jc w:val="center"/>
+                  </w:pPr>
+                  <w:r>
+                    <w:t xml:space="preserve">Diafiltration series</w:t>
+                  </w:r>
+                </w:p>
+              </w:tc>
+              <w:tc>
+                <w:tcPr/>
+                <w:p>
+                  <w:pPr>
+                    <w:pStyle w:val="Compact"/>
+                    <w:jc w:val="left"/>
+                    <w:jc w:val="center"/>
+                  </w:pPr>
+                  <w:r>
+                    <w:t xml:space="preserve">After each diavolume</w:t>
+                  </w:r>
+                </w:p>
+              </w:tc>
+              <w:tc>
+                <w:tcPr/>
+                <w:p>
+                  <w:pPr>
+                    <w:pStyle w:val="Compact"/>
+                    <w:jc w:val="left"/>
+                    <w:jc w:val="center"/>
+                  </w:pPr>
+                  <w:r>
+                    <w:t xml:space="preserve">Conductivity, pH</w:t>
+                  </w:r>
+                </w:p>
+              </w:tc>
+              <w:tc>
+                <w:tcPr/>
+                <w:p>
+                  <w:pPr>
+                    <w:pStyle w:val="Compact"/>
+                    <w:jc w:val="left"/>
+                    <w:jc w:val="center"/>
+                  </w:pPr>
+                  <w:r>
+                    <w:t xml:space="preserve">Builds the buffer exchange curve</w:t>
+                  </w:r>
+                </w:p>
+              </w:tc>
+            </w:tr>
+            <w:tr>
+              <w:tc>
+                <w:tcPr/>
+                <w:p>
+                  <w:pPr>
+                    <w:pStyle w:val="Compact"/>
+                    <w:jc w:val="left"/>
+                    <w:jc w:val="center"/>
+                  </w:pPr>
+                  <w:r>
+                    <w:t xml:space="preserve">Final retentate</w:t>
+                  </w:r>
+                </w:p>
+              </w:tc>
+              <w:tc>
+                <w:tcPr/>
+                <w:p>
+                  <w:pPr>
+                    <w:pStyle w:val="Compact"/>
+                    <w:jc w:val="left"/>
+                    <w:jc w:val="center"/>
+                  </w:pPr>
+                  <w:r>
+                    <w:t xml:space="preserve">After the final concentration and recovery flush</w:t>
+                  </w:r>
+                </w:p>
+              </w:tc>
+              <w:tc>
+                <w:tcPr/>
+                <w:p>
+                  <w:pPr>
+                    <w:pStyle w:val="Compact"/>
+                    <w:jc w:val="left"/>
+                    <w:jc w:val="center"/>
+                  </w:pPr>
+                  <w:r>
+                    <w:t xml:space="preserve">A280, SEC, icIEF</w:t>
+                  </w:r>
+                </w:p>
+              </w:tc>
+              <w:tc>
+                <w:tcPr/>
+                <w:p>
+                  <w:pPr>
+                    <w:pStyle w:val="Compact"/>
+                    <w:jc w:val="left"/>
+                    <w:jc w:val="center"/>
+                  </w:pPr>
+                  <w:r>
+                    <w:t xml:space="preserve">The drug substance sample the acceptance criteria apply to</w:t>
+                  </w:r>
+                </w:p>
+              </w:tc>
+            </w:tr>
+            <w:tr>
+              <w:tc>
+                <w:tcPr/>
+                <w:p>
+                  <w:pPr>
+                    <w:pStyle w:val="Compact"/>
+                    <w:jc w:val="left"/>
+                    <w:jc w:val="center"/>
+                  </w:pPr>
+                  <w:r>
+                    <w:t xml:space="preserve">Permeate</w:t>
+                  </w:r>
+                </w:p>
+              </w:tc>
+              <w:tc>
+                <w:tcPr/>
+                <w:p>
+                  <w:pPr>
+                    <w:pStyle w:val="Compact"/>
+                    <w:jc w:val="left"/>
+                    <w:jc w:val="center"/>
+                  </w:pPr>
+                  <w:r>
+                    <w:t xml:space="preserve">Composite over the run</w:t>
+                  </w:r>
+                </w:p>
+              </w:tc>
+              <w:tc>
+                <w:tcPr/>
+                <w:p>
+                  <w:pPr>
+                    <w:pStyle w:val="Compact"/>
+                    <w:jc w:val="left"/>
+                    <w:jc w:val="center"/>
+                  </w:pPr>
+                  <w:r>
+                    <w:t xml:space="preserve">A280</w:t>
+                  </w:r>
+                </w:p>
+              </w:tc>
+              <w:tc>
+                <w:tcPr/>
+                <w:p>
+                  <w:pPr>
+                    <w:pStyle w:val="Compact"/>
+                    <w:jc w:val="left"/>
+                    <w:jc w:val="center"/>
+                  </w:pPr>
+                  <w:r>
+                    <w:t xml:space="preserve">Confirms that the membrane retains the antibody</w:t>
+                  </w:r>
+                </w:p>
+              </w:tc>
+            </w:tr>
+          </w:tbl>
+          <w:bookmarkEnd w:id="25"/>
+          <w:p/>
+        </w:tc>
+      </w:tr>
+    </w:tbl>
+    <w:p>
+      <w:pPr>
+        <w:pStyle w:val="BodyText"/>
+      </w:pPr>
+      <w:r>
+        <w:t xml:space="preserve">Every sample will be assayed within the stability period established for the matrix, and</w:t>
+      </w:r>
+      <w:r>
+        <w:t xml:space="preserve"> </w:t>
+      </w:r>
+      <w:r>
+        <w:t xml:space="preserve">the load pool sample will be assayed once for the whole study rather than once per run.</w:t>
+      </w:r>
+      <w:r>
+        <w:t xml:space="preserve"> </w:t>
+      </w:r>
+      <w:r>
+        <w:t xml:space="preserve">Where a run is repeated, the repeat carries its own sample set.</w:t>
+      </w:r>
+    </w:p>
+    <w:bookmarkEnd w:id="26"/>
+    <w:bookmarkStart w:id="27" w:name="statistical-methods"/>
+    <w:p>
+      <w:pPr>
+        <w:pStyle w:val="Heading2"/>
+      </w:pPr>
+      <w:r>
+        <w:t xml:space="preserve">5.5 Statistical methods</w:t>
+      </w:r>
+    </w:p>
+    <w:p>
+      <w:pPr>
+        <w:pStyle w:val="FirstParagraph"/>
+      </w:pPr>
+      <w:r>
+        <w:t xml:space="preserve">For each parameter and each response, the measured values will be regressed on the level</w:t>
+      </w:r>
+      <w:r>
+        <w:t xml:space="preserve"> </w:t>
+      </w:r>
+      <w:r>
+        <w:t xml:space="preserve">of the parameter over the characterization range, and the slope will be tested against</w:t>
+      </w:r>
+      <w:r>
+        <w:t xml:space="preserve"> </w:t>
+      </w:r>
+      <w:r>
+        <w:t xml:space="preserve">zero at α = 0.05. The set-point condition is shared by the three series and will be run</w:t>
+      </w:r>
+      <w:r>
+        <w:t xml:space="preserve"> </w:t>
+      </w:r>
+      <w:r>
+        <w:t xml:space="preserve">3 times. Those replicates give the pure error estimate of the</w:t>
+      </w:r>
+      <w:r>
+        <w:t xml:space="preserve"> </w:t>
+      </w:r>
+      <w:r>
+        <w:t xml:space="preserve">combined process and assay variability, which is the band against which a change across a</w:t>
+      </w:r>
+      <w:r>
+        <w:t xml:space="preserve"> </w:t>
+      </w:r>
+      <w:r>
+        <w:t xml:space="preserve">range is read.</w:t>
+      </w:r>
+    </w:p>
+    <w:p>
+      <w:pPr>
+        <w:pStyle w:val="BodyText"/>
+      </w:pPr>
+      <w:r>
+        <w:t xml:space="preserve">Statistical significance and practical significance will be reported separately. A slope</w:t>
+      </w:r>
+      <w:r>
+        <w:t xml:space="preserve"> </w:t>
+      </w:r>
+      <w:r>
+        <w:t xml:space="preserve">that is significant at α = 0.05 but predicts a change across the range that is small</w:t>
+      </w:r>
+      <w:r>
+        <w:t xml:space="preserve"> </w:t>
+      </w:r>
+      <w:r>
+        <w:t xml:space="preserve">against the acceptance criterion will be described in those terms, and the criterion rather</w:t>
+      </w:r>
+      <w:r>
+        <w:t xml:space="preserve"> </w:t>
+      </w:r>
+      <w:r>
+        <w:t xml:space="preserve">than the p-value decides whether the range is acceptable. No response surface model will be</w:t>
+      </w:r>
+      <w:r>
+        <w:t xml:space="preserve"> </w:t>
+      </w:r>
+      <w:r>
+        <w:t xml:space="preserve">fitted for this step, because the design carries no factorial structure and no interaction</w:t>
+      </w:r>
+      <w:r>
+        <w:t xml:space="preserve"> </w:t>
+      </w:r>
+      <w:r>
+        <w:t xml:space="preserve">or curvature term can be estimated from it.</w:t>
+      </w:r>
+    </w:p>
+    <w:p>
+      <w:pPr>
+        <w:pStyle w:val="BodyText"/>
+      </w:pPr>
+      <w:r>
+        <w:t xml:space="preserve">The buffer exchange will be analysed separately. The conductivity of the retentate will be</w:t>
+      </w:r>
+      <w:r>
+        <w:t xml:space="preserve"> </w:t>
+      </w:r>
+      <w:r>
+        <w:t xml:space="preserve">plotted against the number of diavolumes, and the exponential decay expected from §4.1</w:t>
+      </w:r>
+      <w:r>
+        <w:t xml:space="preserve"> </w:t>
+      </w:r>
+      <w:r>
+        <w:t xml:space="preserve">will be fitted to the series. The analysis reports the number of diavolumes at which the</w:t>
+      </w:r>
+      <w:r>
+        <w:t xml:space="preserve"> </w:t>
+      </w:r>
+      <w:r>
+        <w:t xml:space="preserve">conductivity of the retentate has reached the plateau set by the formulation buffer and no</w:t>
+      </w:r>
+      <w:r>
+        <w:t xml:space="preserve"> </w:t>
+      </w:r>
+      <w:r>
+        <w:t xml:space="preserve">further change is measured over the following diavolume.</w:t>
+      </w:r>
+    </w:p>
+    <w:bookmarkEnd w:id="27"/>
+    <w:bookmarkEnd w:id="28"/>
+    <w:bookmarkStart w:id="32" w:name="study-design"/>
+    <w:p>
+      <w:pPr>
+        <w:pStyle w:val="Heading1"/>
+      </w:pPr>
+      <w:r>
+        <w:t xml:space="preserve">6. Study design</w:t>
+      </w:r>
+    </w:p>
+    <w:bookmarkStart w:id="30" w:name="factors-ranges-and-study-type"/>
+    <w:p>
+      <w:pPr>
+        <w:pStyle w:val="Heading2"/>
+      </w:pPr>
+      <w:r>
+        <w:t xml:space="preserve">6.1 Factors, ranges and study type</w:t>
+      </w:r>
+    </w:p>
+    <w:p>
+      <w:pPr>
+        <w:pStyle w:val="FirstParagraph"/>
+      </w:pPr>
+      <w:r>
+        <w:t xml:space="preserve">The parameters to be studied, their set-points, the ranges to be characterized and the</w:t>
+      </w:r>
+      <w:r>
+        <w:t xml:space="preserve"> </w:t>
+      </w:r>
+      <w:r>
+        <w:t xml:space="preserve">normal operating ranges are given in</w:t>
+      </w:r>
+      <w:r>
+        <w:t xml:space="preserve"> </w:t>
+      </w:r>
+      <w:hyperlink w:anchor="tbl-params">
+        <w:r>
+          <w:rPr>
+            <w:rStyle w:val="Hyperlink"/>
+          </w:rPr>
+          <w:t xml:space="preserve">Table 6</w:t>
+        </w:r>
+      </w:hyperlink>
+      <w:r>
+        <w:t xml:space="preserve">. All three are studied one at a time, for</w:t>
+      </w:r>
+      <w:r>
+        <w:t xml:space="preserve"> </w:t>
+      </w:r>
+      <w:r>
+        <w:t xml:space="preserve">the reasons given in §4.3.</w:t>
+      </w:r>
+    </w:p>
+    <w:tbl>
+      <w:tblPr>
+        <w:tblStyle w:val="Table"/>
+        <w:tblW w:type="pct" w:w="5000"/>
+        <w:tblLayout w:type="fixed"/>
+        <w:tblLook w:firstRow="0" w:lastRow="0" w:firstColumn="0" w:lastColumn="0" w:noHBand="0" w:noVBand="0" w:val="0000"/>
+      </w:tblPr>
+      <w:tblGrid>
+        <w:gridCol w:w="7920"/>
+      </w:tblGrid>
+      <w:tr>
+        <w:tc>
+          <w:tcPr/>
+          <w:bookmarkStart w:id="29" w:name="tbl-params"/>
+          <w:p>
+            <w:pPr>
+              <w:jc w:val="center"/>
+            </w:pPr>
+            <w:pPr>
+              <w:jc w:val="left"/>
+              <w:spacing w:before="200"/>
+              <w:pStyle w:val="ImageCaption"/>
+            </w:pPr>
+            <w:r>
+              <w:t xml:space="preserve">Table 6: Parameters, characterization ranges and study type for the step.</w:t>
             </w:r>
           </w:p>
           <w:tbl>
@@ -3699,12 +3961,120 @@
               </w:tc>
             </w:tr>
           </w:tbl>
-          <w:bookmarkEnd w:id="28"/>
+          <w:bookmarkEnd w:id="29"/>
           <w:p/>
         </w:tc>
       </w:tr>
     </w:tbl>
-    <w:bookmarkEnd w:id="29"/>
+    <w:p>
+      <w:pPr>
+        <w:pStyle w:val="BodyText"/>
+      </w:pPr>
+      <w:r>
+        <w:t xml:space="preserve">Each characterization range is wider than the corresponding NOR, and it is extended in the</w:t>
+      </w:r>
+      <w:r>
+        <w:t xml:space="preserve"> </w:t>
+      </w:r>
+      <w:r>
+        <w:t xml:space="preserve">direction in which the mechanism of §4.1 places the risk. The number of diavolumes is</w:t>
+      </w:r>
+      <w:r>
+        <w:t xml:space="preserve"> </w:t>
+      </w:r>
+      <w:r>
+        <w:t xml:space="preserve">studied from 7 to 10 DV against a NOR of 7 to 9 DV.</w:t>
+      </w:r>
+      <w:r>
+        <w:t xml:space="preserve"> </w:t>
+      </w:r>
+      <w:r>
+        <w:t xml:space="preserve">The range is extended above the NOR because more diavolumes mean more time on the skid and</w:t>
+      </w:r>
+      <w:r>
+        <w:t xml:space="preserve"> </w:t>
+      </w:r>
+      <w:r>
+        <w:t xml:space="preserve">more passes through the pump. Its lower edge coincides with the lower edge of the NOR,</w:t>
+      </w:r>
+      <w:r>
+        <w:t xml:space="preserve"> </w:t>
+      </w:r>
+      <w:r>
+        <w:t xml:space="preserve">which is the lowest count the commercial step will run, and the buffer exchange curve</w:t>
+      </w:r>
+      <w:r>
+        <w:t xml:space="preserve"> </w:t>
+      </w:r>
+      <w:r>
+        <w:t xml:space="preserve">characterizes the step at that value. Transmembrane pressure is studied from</w:t>
+      </w:r>
+      <w:r>
+        <w:t xml:space="preserve"> </w:t>
+      </w:r>
+      <w:r>
+        <w:t xml:space="preserve">10 to 15 psi against a NOR of 10 to 14 psi, and the range</w:t>
+      </w:r>
+      <w:r>
+        <w:t xml:space="preserve"> </w:t>
+      </w:r>
+      <w:r>
+        <w:t xml:space="preserve">is extended above the NOR because pressure above the flux limit compresses the polarisation</w:t>
+      </w:r>
+      <w:r>
+        <w:t xml:space="preserve"> </w:t>
+      </w:r>
+      <w:r>
+        <w:t xml:space="preserve">layer without raising throughput.</w:t>
+      </w:r>
+    </w:p>
+    <w:p>
+      <w:pPr>
+        <w:pStyle w:val="BodyText"/>
+      </w:pPr>
+      <w:r>
+        <w:t xml:space="preserve">The final DS concentration is studied from 65 to 85 g/L against a NOR</w:t>
+      </w:r>
+      <w:r>
+        <w:t xml:space="preserve"> </w:t>
+      </w:r>
+      <w:r>
+        <w:t xml:space="preserve">of 70 to 80 g/L, and the range is extended on both sides. An</w:t>
+      </w:r>
+      <w:r>
+        <w:t xml:space="preserve"> </w:t>
+      </w:r>
+      <w:r>
+        <w:t xml:space="preserve">excursion above the target carries the aggregation risk described in §4.1. An excursion</w:t>
+      </w:r>
+      <w:r>
+        <w:t xml:space="preserve"> </w:t>
+      </w:r>
+      <w:r>
+        <w:t xml:space="preserve">below the target leaves the drug substance below the concentration the drug product</w:t>
+      </w:r>
+      <w:r>
+        <w:t xml:space="preserve"> </w:t>
+      </w:r>
+      <w:r>
+        <w:t xml:space="preserve">programme expects, and it has to be dispositioned as readily as an excursion above it.</w:t>
+      </w:r>
+    </w:p>
+    <w:p>
+      <w:pPr>
+        <w:pStyle w:val="BodyText"/>
+      </w:pPr>
+      <w:r>
+        <w:t xml:space="preserve">The step will not be characterized outside these ranges, and no range wider than the</w:t>
+      </w:r>
+      <w:r>
+        <w:t xml:space="preserve"> </w:t>
+      </w:r>
+      <w:r>
+        <w:t xml:space="preserve">range studied will be proposed in PCR-010.</w:t>
+      </w:r>
+    </w:p>
+    <w:bookmarkEnd w:id="30"/>
     <w:bookmarkStart w:id="31" w:name="univariate-assessment"/>
     <w:p>
       <w:pPr>
@@ -3719,55 +4089,31 @@
         <w:pStyle w:val="FirstParagraph"/>
       </w:pPr>
       <w:r>
-        <w:t xml:space="preserve">No screening design and no response-surface design is planned for this step. There is</w:t>
-      </w:r>
-      <w:r>
-        <w:t xml:space="preserve"> </w:t>
-      </w:r>
-      <w:r>
-        <w:t xml:space="preserve">no quality attribute response to model, and the 3 parameters act</w:t>
-      </w:r>
-      <w:r>
-        <w:t xml:space="preserve"> </w:t>
-      </w:r>
-      <w:r>
-        <w:t xml:space="preserve">through hydraulics and mass balance and not through a reaction whose rate they could</w:t>
-      </w:r>
-      <w:r>
-        <w:t xml:space="preserve"> </w:t>
-      </w:r>
-      <w:r>
-        <w:t xml:space="preserve">jointly control,</w:t>
-      </w:r>
-      <w:r>
-        <w:t xml:space="preserve"> </w:t>
-      </w:r>
-      <w:r>
-        <w:t xml:space="preserve">which is the condition under which a multivariate design earns its cost. The designs</w:t>
-      </w:r>
-      <w:r>
-        <w:t xml:space="preserve"> </w:t>
-      </w:r>
-      <w:r>
-        <w:t xml:space="preserve">used at the bioreactor and at the chromatographic and filtration steps (PCP-003,</w:t>
-      </w:r>
-      <w:r>
-        <w:t xml:space="preserve"> </w:t>
-      </w:r>
-      <w:r>
-        <w:t xml:space="preserve">PCP-005 to PCP-009) are therefore not applied here, and no design space will be claimed</w:t>
-      </w:r>
-      <w:r>
-        <w:t xml:space="preserve"> </w:t>
-      </w:r>
-      <w:r>
-        <w:t xml:space="preserve">for this step. The outcome of the study is a set of proven acceptable ranges (PAR) and</w:t>
-      </w:r>
-      <w:r>
-        <w:t xml:space="preserve"> </w:t>
-      </w:r>
-      <w:r>
-        <w:t xml:space="preserve">a confirmed classification, which is what a key process parameter needs.</w:t>
+        <w:t xml:space="preserve">Each parameter will be run at 3 levels, which are the two edges of its</w:t>
+      </w:r>
+      <w:r>
+        <w:t xml:space="preserve"> </w:t>
+      </w:r>
+      <w:r>
+        <w:t xml:space="preserve">characterization range and the set-point, with the other two parameters held at their</w:t>
+      </w:r>
+      <w:r>
+        <w:t xml:space="preserve"> </w:t>
+      </w:r>
+      <w:r>
+        <w:t xml:space="preserve">set-points. The set-point condition is common to all three series, so the study consists of</w:t>
+      </w:r>
+      <w:r>
+        <w:t xml:space="preserve"> </w:t>
+      </w:r>
+      <w:r>
+        <w:t xml:space="preserve">6 edge runs and 3 replicates of the set-point</w:t>
+      </w:r>
+      <w:r>
+        <w:t xml:space="preserve"> </w:t>
+      </w:r>
+      <w:r>
+        <w:t xml:space="preserve">condition, which is 9 runs in total. The planned levels are listed in §14.</w:t>
       </w:r>
     </w:p>
     <w:p>
@@ -3775,12 +4121,430 @@
         <w:pStyle w:val="BodyText"/>
       </w:pPr>
       <w:r>
-        <w:t xml:space="preserve">The planned run list is given in</w:t>
-      </w:r>
-      <w:r>
-        <w:t xml:space="preserve"> </w:t>
-      </w:r>
-      <w:hyperlink w:anchor="tbl-design">
+        <w:t xml:space="preserve">The order of execution will be randomized across the whole study, subject to the constraint</w:t>
+      </w:r>
+      <w:r>
+        <w:t xml:space="preserve"> </w:t>
+      </w:r>
+      <w:r>
+        <w:t xml:space="preserve">that all runs draw from the load pool of §5.2. Each run will be sampled as described in</w:t>
+      </w:r>
+      <w:r>
+        <w:t xml:space="preserve"> </w:t>
+      </w:r>
+      <w:r>
+        <w:t xml:space="preserve">§5.4 and the final retentate will be assayed for the panel of §5.3. The diavolume series</w:t>
+      </w:r>
+      <w:r>
+        <w:t xml:space="preserve"> </w:t>
+      </w:r>
+      <w:r>
+        <w:t xml:space="preserve">carries the additional in-process sampling that builds the buffer exchange curve.</w:t>
+      </w:r>
+    </w:p>
+    <w:p>
+      <w:pPr>
+        <w:pStyle w:val="BodyText"/>
+      </w:pPr>
+      <w:r>
+        <w:t xml:space="preserve">The design gives no estimate of an interaction between parameters.</w:t>
+      </w:r>
+    </w:p>
+    <w:bookmarkEnd w:id="31"/>
+    <w:bookmarkEnd w:id="32"/>
+    <w:bookmarkStart w:id="37" w:name="acceptance-and-decision-criteria"/>
+    <w:p>
+      <w:pPr>
+        <w:pStyle w:val="Heading1"/>
+      </w:pPr>
+      <w:r>
+        <w:t xml:space="preserve">7. Acceptance and decision criteria</w:t>
+      </w:r>
+    </w:p>
+    <w:bookmarkStart w:id="33" w:name="scale-down-model"/>
+    <w:p>
+      <w:pPr>
+        <w:pStyle w:val="Heading2"/>
+      </w:pPr>
+      <w:r>
+        <w:t xml:space="preserve">7.1 Scale-down model</w:t>
+      </w:r>
+    </w:p>
+    <w:p>
+      <w:pPr>
+        <w:pStyle w:val="FirstParagraph"/>
+      </w:pPr>
+      <w:r>
+        <w:t xml:space="preserve">The model will be accepted when the mean step yield, the permeate flux and the change in</w:t>
+      </w:r>
+      <w:r>
+        <w:t xml:space="preserve"> </w:t>
+      </w:r>
+      <w:r>
+        <w:t xml:space="preserve">aggregate content across the step do not differ from the pilot and commercial record at</w:t>
+      </w:r>
+      <w:r>
+        <w:t xml:space="preserve"> </w:t>
+      </w:r>
+      <w:r>
+        <w:t xml:space="preserve">α = 0.05, and when the final concentration achieved is within the reported variability of</w:t>
+      </w:r>
+      <w:r>
+        <w:t xml:space="preserve"> </w:t>
+      </w:r>
+      <w:r>
+        <w:t xml:space="preserve">the A280 method. A difference that is statistically significant will be assessed for its</w:t>
+      </w:r>
+      <w:r>
+        <w:t xml:space="preserve"> </w:t>
+      </w:r>
+      <w:r>
+        <w:t xml:space="preserve">size against the acceptance criteria of §7.2 before the model is rejected, because a small</w:t>
+      </w:r>
+      <w:r>
+        <w:t xml:space="preserve"> </w:t>
+      </w:r>
+      <w:r>
+        <w:t xml:space="preserve">and well understood offset may still support a conservative model. Any such judgement will</w:t>
+      </w:r>
+      <w:r>
+        <w:t xml:space="preserve"> </w:t>
+      </w:r>
+      <w:r>
+        <w:t xml:space="preserve">be documented in the qualification record and approved by Statistics and QA.</w:t>
+      </w:r>
+    </w:p>
+    <w:bookmarkEnd w:id="33"/>
+    <w:bookmarkStart w:id="34" w:name="product-quality"/>
+    <w:p>
+      <w:pPr>
+        <w:pStyle w:val="Heading2"/>
+      </w:pPr>
+      <w:r>
+        <w:t xml:space="preserve">7.2 Product quality</w:t>
+      </w:r>
+    </w:p>
+    <w:p>
+      <w:pPr>
+        <w:pStyle w:val="FirstParagraph"/>
+      </w:pPr>
+      <w:r>
+        <w:t xml:space="preserve">The acceptance criteria applied to the final retentate are the drug substance criteria of</w:t>
+      </w:r>
+      <w:r>
+        <w:t xml:space="preserve"> </w:t>
+      </w:r>
+      <w:hyperlink w:anchor="tbl-cqa">
+        <w:r>
+          <w:rPr>
+            <w:rStyle w:val="Hyperlink"/>
+          </w:rPr>
+          <w:t xml:space="preserve">Table 4</w:t>
+        </w:r>
+      </w:hyperlink>
+      <w:r>
+        <w:t xml:space="preserve">. Aggregate must fall within 0–5 % HMW (SEC) and acidic charge variants within</w:t>
+      </w:r>
+      <w:r>
+        <w:t xml:space="preserve"> </w:t>
+      </w:r>
+      <w:r>
+        <w:t xml:space="preserve">18–40 % (CEX/icIEF). These criteria apply directly at this step and are not reduced to an</w:t>
+      </w:r>
+      <w:r>
+        <w:t xml:space="preserve"> </w:t>
+      </w:r>
+      <w:r>
+        <w:t xml:space="preserve">in-process limit. The step is the last of the drug substance process, and no step</w:t>
+      </w:r>
+      <w:r>
+        <w:t xml:space="preserve"> </w:t>
+      </w:r>
+      <w:r>
+        <w:t xml:space="preserve">downstream of it clears or modifies either attribute, so there is no clearance chain</w:t>
+      </w:r>
+      <w:r>
+        <w:t xml:space="preserve"> </w:t>
+      </w:r>
+      <w:r>
+        <w:t xml:space="preserve">through which a tighter in-process limit could be calculated backwards.</w:t>
+      </w:r>
+    </w:p>
+    <w:p>
+      <w:pPr>
+        <w:pStyle w:val="BodyText"/>
+      </w:pPr>
+      <w:r>
+        <w:t xml:space="preserve">The buffer exchange is accepted when the conductivity and the pH of the retentate have</w:t>
+      </w:r>
+      <w:r>
+        <w:t xml:space="preserve"> </w:t>
+      </w:r>
+      <w:r>
+        <w:t xml:space="preserve">reached the plateau of the formulation buffer, by the analysis of §5.5, at or below the</w:t>
+      </w:r>
+      <w:r>
+        <w:t xml:space="preserve"> </w:t>
+      </w:r>
+      <w:r>
+        <w:t xml:space="preserve">lower edge of the diavolume NOR of 7 DV.</w:t>
+      </w:r>
+    </w:p>
+    <w:bookmarkEnd w:id="34"/>
+    <w:bookmarkStart w:id="35" w:name="decision-rules"/>
+    <w:p>
+      <w:pPr>
+        <w:pStyle w:val="Heading2"/>
+      </w:pPr>
+      <w:r>
+        <w:t xml:space="preserve">7.3 Decision rules</w:t>
+      </w:r>
+    </w:p>
+    <w:p>
+      <w:pPr>
+        <w:pStyle w:val="FirstParagraph"/>
+      </w:pPr>
+      <w:r>
+        <w:t xml:space="preserve">A level of a parameter is acceptable when every attribute measured on the final retentate</w:t>
+      </w:r>
+      <w:r>
+        <w:t xml:space="preserve"> </w:t>
+      </w:r>
+      <w:r>
+        <w:t xml:space="preserve">of that run meets its criterion. A parameter passes over its characterization range when</w:t>
+      </w:r>
+      <w:r>
+        <w:t xml:space="preserve"> </w:t>
+      </w:r>
+      <w:r>
+        <w:t xml:space="preserve">every level in the range is acceptable and the change measured across the range is small</w:t>
+      </w:r>
+      <w:r>
+        <w:t xml:space="preserve"> </w:t>
+      </w:r>
+      <w:r>
+        <w:t xml:space="preserve">against the criterion.</w:t>
+      </w:r>
+    </w:p>
+    <w:p>
+      <w:pPr>
+        <w:pStyle w:val="BodyText"/>
+      </w:pPr>
+      <w:r>
+        <w:t xml:space="preserve">Where a level fails, the range is truncated at the last acceptable level and the failing</w:t>
+      </w:r>
+      <w:r>
+        <w:t xml:space="preserve"> </w:t>
+      </w:r>
+      <w:r>
+        <w:t xml:space="preserve">level is reported as an edge of failure. Where a failure occurs at a level inside the NOR,</w:t>
+      </w:r>
+      <w:r>
+        <w:t xml:space="preserve"> </w:t>
+      </w:r>
+      <w:r>
+        <w:t xml:space="preserve">execution will stop and the operating range will be reviewed with the receiving site and</w:t>
+      </w:r>
+      <w:r>
+        <w:t xml:space="preserve"> </w:t>
+      </w:r>
+      <w:r>
+        <w:t xml:space="preserve">with QA before the study continues. Where a run fails for a reason attributable to the</w:t>
+      </w:r>
+      <w:r>
+        <w:t xml:space="preserve"> </w:t>
+      </w:r>
+      <w:r>
+        <w:t xml:space="preserve">equipment or to the method rather than to the parameter under study, the run may be</w:t>
+      </w:r>
+      <w:r>
+        <w:t xml:space="preserve"> </w:t>
+      </w:r>
+      <w:r>
+        <w:t xml:space="preserve">repeated once, and both the original and the repeat will be reported in PCR-010.</w:t>
+      </w:r>
+    </w:p>
+    <w:bookmarkEnd w:id="35"/>
+    <w:bookmarkStart w:id="36" w:name="classification"/>
+    <w:p>
+      <w:pPr>
+        <w:pStyle w:val="Heading2"/>
+      </w:pPr>
+      <w:r>
+        <w:t xml:space="preserve">7.4 Classification</w:t>
+      </w:r>
+    </w:p>
+    <w:p>
+      <w:pPr>
+        <w:pStyle w:val="FirstParagraph"/>
+      </w:pPr>
+      <w:r>
+        <w:t xml:space="preserve">Each parameter will be classified under SOP-4001 from the outcome of these studies</w:t>
+      </w:r>
+      <w:r>
+        <w:t xml:space="preserve"> </w:t>
+      </w:r>
+      <w:r>
+        <w:t xml:space="preserve">(International Council for Harmonisation 2009, 2012)</w:t>
+      </w:r>
+      <w:r>
+        <w:t xml:space="preserve">. A parameter whose variation over the characterized range affects no</w:t>
+      </w:r>
+      <w:r>
+        <w:t xml:space="preserve"> </w:t>
+      </w:r>
+      <w:r>
+        <w:t xml:space="preserve">quality attribute, but whose control is needed for the step to perform consistently, is</w:t>
+      </w:r>
+      <w:r>
+        <w:t xml:space="preserve"> </w:t>
+      </w:r>
+      <w:r>
+        <w:t xml:space="preserve">classified as a key process parameter. A parameter whose variation affects a quality</w:t>
+      </w:r>
+      <w:r>
+        <w:t xml:space="preserve"> </w:t>
+      </w:r>
+      <w:r>
+        <w:t xml:space="preserve">attribute is classified as critical, or as well controlled critical where the risk of</w:t>
+      </w:r>
+      <w:r>
+        <w:t xml:space="preserve"> </w:t>
+      </w:r>
+      <w:r>
+        <w:t xml:space="preserve">falling outside the design space is low. The classification is an outcome of the studies</w:t>
+      </w:r>
+      <w:r>
+        <w:t xml:space="preserve"> </w:t>
+      </w:r>
+      <w:r>
+        <w:t xml:space="preserve">and is reported in PCR-010.</w:t>
+      </w:r>
+    </w:p>
+    <w:bookmarkEnd w:id="36"/>
+    <w:bookmarkEnd w:id="37"/>
+    <w:bookmarkStart w:id="38" w:name="X6e399b04be57e9d5f909b4238f9408193405dfd"/>
+    <w:p>
+      <w:pPr>
+        <w:pStyle w:val="Heading1"/>
+      </w:pPr>
+      <w:r>
+        <w:t xml:space="preserve">8. Proven acceptable ranges (planned analysis)</w:t>
+      </w:r>
+    </w:p>
+    <w:p>
+      <w:pPr>
+        <w:pStyle w:val="FirstParagraph"/>
+      </w:pPr>
+      <w:r>
+        <w:t xml:space="preserve">A PAR will be assigned to each parameter from its univariate series. The acceptance basis</w:t>
+      </w:r>
+      <w:r>
+        <w:t xml:space="preserve"> </w:t>
+      </w:r>
+      <w:r>
+        <w:t xml:space="preserve">is the drug substance criteria of</w:t>
+      </w:r>
+      <w:r>
+        <w:t xml:space="preserve"> </w:t>
+      </w:r>
+      <w:hyperlink w:anchor="tbl-cqa">
+        <w:r>
+          <w:rPr>
+            <w:rStyle w:val="Hyperlink"/>
+          </w:rPr>
+          <w:t xml:space="preserve">Table 4</w:t>
+        </w:r>
+      </w:hyperlink>
+      <w:r>
+        <w:t xml:space="preserve">, for the reason given in §7.2. The PAR of a</w:t>
+      </w:r>
+      <w:r>
+        <w:t xml:space="preserve"> </w:t>
+      </w:r>
+      <w:r>
+        <w:t xml:space="preserve">parameter is the contiguous span of levels over which every attribute measured on the</w:t>
+      </w:r>
+      <w:r>
+        <w:t xml:space="preserve"> </w:t>
+      </w:r>
+      <w:r>
+        <w:t xml:space="preserve">final retentate met its criterion, with the other parameters at their set-points. Each PAR</w:t>
+      </w:r>
+      <w:r>
+        <w:t xml:space="preserve"> </w:t>
+      </w:r>
+      <w:r>
+        <w:t xml:space="preserve">will be reported in PCR-010 together with the measured series and the criterion against</w:t>
+      </w:r>
+      <w:r>
+        <w:t xml:space="preserve"> </w:t>
+      </w:r>
+      <w:r>
+        <w:t xml:space="preserve">which it was read.</w:t>
+      </w:r>
+    </w:p>
+    <w:p>
+      <w:pPr>
+        <w:pStyle w:val="BodyText"/>
+      </w:pPr>
+      <w:r>
+        <w:t xml:space="preserve">Three bounds apply to a PAR determined this way, and PCR-010 will state them where it</w:t>
+      </w:r>
+      <w:r>
+        <w:t xml:space="preserve"> </w:t>
+      </w:r>
+      <w:r>
+        <w:t xml:space="preserve">states the ranges.</w:t>
+      </w:r>
+    </w:p>
+    <w:p>
+      <w:pPr>
+        <w:pStyle w:val="BodyText"/>
+      </w:pPr>
+      <w:r>
+        <w:t xml:space="preserve">First, a univariate PAR holds with the other parameters at their set-points. It does not</w:t>
+      </w:r>
+      <w:r>
+        <w:t xml:space="preserve"> </w:t>
+      </w:r>
+      <w:r>
+        <w:t xml:space="preserve">describe the step when two parameters sit at their range edges at the same time. Second,</w:t>
+      </w:r>
+      <w:r>
+        <w:t xml:space="preserve"> </w:t>
+      </w:r>
+      <w:r>
+        <w:t xml:space="preserve">no Monte Carlo propagation of the other parameters within their normal operating ranges</w:t>
+      </w:r>
+      <w:r>
+        <w:t xml:space="preserve"> </w:t>
+      </w:r>
+      <w:r>
+        <w:t xml:space="preserve">will be performed. That analysis predicts a response at settings the design did not run,</w:t>
+      </w:r>
+      <w:r>
+        <w:t xml:space="preserve"> </w:t>
+      </w:r>
+      <w:r>
+        <w:t xml:space="preserve">which requires a fitted multivariate model, and no such model exists for this step. Third,</w:t>
+      </w:r>
+      <w:r>
+        <w:t xml:space="preserve"> </w:t>
+      </w:r>
+      <w:r>
+        <w:t xml:space="preserve">a PAR cannot be wider than the range studied. Where every level in a range is acceptable,</w:t>
+      </w:r>
+      <w:r>
+        <w:t xml:space="preserve"> </w:t>
+      </w:r>
+      <w:r>
+        <w:t xml:space="preserve">the claimed PAR is the characterization range of</w:t>
+      </w:r>
+      <w:r>
+        <w:t xml:space="preserve"> </w:t>
+      </w:r>
+      <w:hyperlink w:anchor="tbl-params">
         <w:r>
           <w:rPr>
             <w:rStyle w:val="Hyperlink"/>
@@ -3792,25 +4556,177 @@
         <w:t xml:space="preserve"> </w:t>
       </w:r>
       <w:r>
-        <w:t xml:space="preserve">and contains 10 runs. Each</w:t>
-      </w:r>
-      <w:r>
-        <w:t xml:space="preserve"> </w:t>
-      </w:r>
-      <w:r>
-        <w:t xml:space="preserve">parameter is run at both edges of its characterization range with the other two at</w:t>
-      </w:r>
-      <w:r>
-        <w:t xml:space="preserve"> </w:t>
-      </w:r>
-      <w:r>
-        <w:t xml:space="preserve">their set-points, the set-point condition is run in 3 replicates, and</w:t>
-      </w:r>
-      <w:r>
-        <w:t xml:space="preserve"> </w:t>
-      </w:r>
-      <w:r>
-        <w:t xml:space="preserve">one further run combines the worst case of all 3 parameters.</w:t>
+        <w:t xml:space="preserve">and nothing beyond it.</w:t>
+      </w:r>
+    </w:p>
+    <w:p>
+      <w:pPr>
+        <w:pStyle w:val="BodyText"/>
+      </w:pPr>
+      <w:r>
+        <w:t xml:space="preserve">The ranges reported under this analysis become the basis of the operating ranges the</w:t>
+      </w:r>
+      <w:r>
+        <w:t xml:space="preserve"> </w:t>
+      </w:r>
+      <w:r>
+        <w:t xml:space="preserve">receiving site runs to, together with the classification of §7.4. Where a PAR is wider</w:t>
+      </w:r>
+      <w:r>
+        <w:t xml:space="preserve"> </w:t>
+      </w:r>
+      <w:r>
+        <w:t xml:space="preserve">than the NOR, the margin between them is what a deviation is dispositioned against. Where</w:t>
+      </w:r>
+      <w:r>
+        <w:t xml:space="preserve"> </w:t>
+      </w:r>
+      <w:r>
+        <w:t xml:space="preserve">a PAR is truncated at an edge of failure, the NOR should be reviewed against the truncated</w:t>
+      </w:r>
+      <w:r>
+        <w:t xml:space="preserve"> </w:t>
+      </w:r>
+      <w:r>
+        <w:t xml:space="preserve">range before the step is transferred.</w:t>
+      </w:r>
+    </w:p>
+    <w:bookmarkEnd w:id="38"/>
+    <w:bookmarkStart w:id="39" w:name="data-management-and-integrity"/>
+    <w:p>
+      <w:pPr>
+        <w:pStyle w:val="Heading1"/>
+      </w:pPr>
+      <w:r>
+        <w:t xml:space="preserve">9. Data management and integrity</w:t>
+      </w:r>
+    </w:p>
+    <w:p>
+      <w:pPr>
+        <w:pStyle w:val="FirstParagraph"/>
+      </w:pPr>
+      <w:r>
+        <w:t xml:space="preserve">Data generated under this plan will be recorded so that they are attributable, legible,</w:t>
+      </w:r>
+      <w:r>
+        <w:t xml:space="preserve"> </w:t>
+      </w:r>
+      <w:r>
+        <w:t xml:space="preserve">contemporaneous, original and accurate, and so that they remain complete, consistent,</w:t>
+      </w:r>
+      <w:r>
+        <w:t xml:space="preserve"> </w:t>
+      </w:r>
+      <w:r>
+        <w:t xml:space="preserve">enduring and available. Run records will be captured in the electronic notebook under the</w:t>
+      </w:r>
+      <w:r>
+        <w:t xml:space="preserve"> </w:t>
+      </w:r>
+      <w:r>
+        <w:t xml:space="preserve">study number. Analytical results will be captured in the laboratory information management</w:t>
+      </w:r>
+      <w:r>
+        <w:t xml:space="preserve"> </w:t>
+      </w:r>
+      <w:r>
+        <w:t xml:space="preserve">system and reported against the sample identifiers of</w:t>
+      </w:r>
+      <w:r>
+        <w:t xml:space="preserve"> </w:t>
+      </w:r>
+      <w:hyperlink w:anchor="tbl-sampling">
+        <w:r>
+          <w:rPr>
+            <w:rStyle w:val="Hyperlink"/>
+          </w:rPr>
+          <w:t xml:space="preserve">Table 5</w:t>
+        </w:r>
+      </w:hyperlink>
+      <w:r>
+        <w:t xml:space="preserve">.</w:t>
+      </w:r>
+    </w:p>
+    <w:p>
+      <w:pPr>
+        <w:pStyle w:val="BodyText"/>
+      </w:pPr>
+      <w:r>
+        <w:t xml:space="preserve">The statistical analysis of §5.5 will be scripted and held under version control, so that</w:t>
+      </w:r>
+      <w:r>
+        <w:t xml:space="preserve"> </w:t>
+      </w:r>
+      <w:r>
+        <w:t xml:space="preserve">it can be re-executed on the retained raw data and return the same result. Every</w:t>
+      </w:r>
+      <w:r>
+        <w:t xml:space="preserve"> </w:t>
+      </w:r>
+      <w:r>
+        <w:t xml:space="preserve">calculation will be reviewed by a second qualified person. A change to a record after it</w:t>
+      </w:r>
+      <w:r>
+        <w:t xml:space="preserve"> </w:t>
+      </w:r>
+      <w:r>
+        <w:t xml:space="preserve">has been made carries an audit trail with the reason for the change. Values quoted in</w:t>
+      </w:r>
+      <w:r>
+        <w:t xml:space="preserve"> </w:t>
+      </w:r>
+      <w:r>
+        <w:t xml:space="preserve">PCR-010 will be read from the retained data set rather than re-entered by hand. Records</w:t>
+      </w:r>
+      <w:r>
+        <w:t xml:space="preserve"> </w:t>
+      </w:r>
+      <w:r>
+        <w:t xml:space="preserve">will be retained under the sponsor’s record retention procedure for the life of the</w:t>
+      </w:r>
+      <w:r>
+        <w:t xml:space="preserve"> </w:t>
+      </w:r>
+      <w:r>
+        <w:t xml:space="preserve">product.</w:t>
+      </w:r>
+    </w:p>
+    <w:bookmarkEnd w:id="39"/>
+    <w:bookmarkStart w:id="41" w:name="roles-and-responsibilities"/>
+    <w:p>
+      <w:pPr>
+        <w:pStyle w:val="Heading1"/>
+      </w:pPr>
+      <w:r>
+        <w:t xml:space="preserve">10. Roles and responsibilities</w:t>
+      </w:r>
+    </w:p>
+    <w:p>
+      <w:pPr>
+        <w:pStyle w:val="FirstParagraph"/>
+      </w:pPr>
+      <w:r>
+        <w:t xml:space="preserve">The functions responsible for the study and their responsibilities are listed in</w:t>
+      </w:r>
+      <w:r>
+        <w:t xml:space="preserve"> </w:t>
+      </w:r>
+      <w:hyperlink w:anchor="tbl-roles">
+        <w:r>
+          <w:rPr>
+            <w:rStyle w:val="Hyperlink"/>
+          </w:rPr>
+          <w:t xml:space="preserve">Table 7</w:t>
+        </w:r>
+      </w:hyperlink>
+      <w:r>
+        <w:t xml:space="preserve">. Process Development owns the study. Quality Assurance approves this plan</w:t>
+      </w:r>
+      <w:r>
+        <w:t xml:space="preserve"> </w:t>
+      </w:r>
+      <w:r>
+        <w:t xml:space="preserve">before any run is executed.</w:t>
       </w:r>
     </w:p>
     <w:tbl>
@@ -3826,7 +4742,7 @@
       <w:tr>
         <w:tc>
           <w:tcPr/>
-          <w:bookmarkStart w:id="30" w:name="tbl-design"/>
+          <w:bookmarkStart w:id="40" w:name="tbl-roles"/>
           <w:p>
             <w:pPr>
               <w:jc w:val="center"/>
@@ -3837,21 +4753,7 @@
               <w:pStyle w:val="ImageCaption"/>
             </w:pPr>
             <w:r>
-              <w:t xml:space="preserve">Table 6: Planned univariate run list. Levels are the set-points and the characterization-range edges of</w:t>
-            </w:r>
-            <w:r>
-              <w:t xml:space="preserve"> </w:t>
-            </w:r>
-            <w:hyperlink w:anchor="tbl-params">
-              <w:r>
-                <w:rPr>
-                  <w:rStyle w:val="Hyperlink"/>
-                </w:rPr>
-                <w:t xml:space="preserve">Table 5</w:t>
-              </w:r>
-            </w:hyperlink>
-            <w:r>
-              <w:t xml:space="preserve">.</w:t>
+              <w:t xml:space="preserve">Table 7: Functions responsible for the study.</w:t>
             </w:r>
           </w:p>
           <w:tbl>
@@ -3862,11 +4764,8 @@
               <w:tblLook w:firstRow="1" w:lastRow="0" w:firstColumn="0" w:lastColumn="0" w:noHBand="0" w:noVBand="0" w:val="0020"/>
             </w:tblPr>
             <w:tblGrid>
-              <w:gridCol w:w="413"/>
-              <w:gridCol w:w="1714"/>
-              <w:gridCol w:w="1891"/>
-              <w:gridCol w:w="1891"/>
-              <w:gridCol w:w="2009"/>
+              <w:gridCol w:w="2315"/>
+              <w:gridCol w:w="5604"/>
             </w:tblGrid>
             <w:tr>
               <w:trPr>
@@ -3877,63 +4776,24 @@
                 <w:p>
                   <w:pPr>
                     <w:pStyle w:val="Compact"/>
-                    <w:jc w:val="right"/>
-                    <w:jc w:val="center"/>
-                  </w:pPr>
-                  <w:r>
-                    <w:t xml:space="preserve">Run</w:t>
-                  </w:r>
-                </w:p>
-              </w:tc>
-              <w:tc>
-                <w:tcPr/>
-                <w:p>
-                  <w:pPr>
-                    <w:pStyle w:val="Compact"/>
-                    <w:jc w:val="right"/>
-                    <w:jc w:val="center"/>
-                  </w:pPr>
-                  <w:r>
-                    <w:t xml:space="preserve">Number of diavolumes (DV)</w:t>
-                  </w:r>
-                </w:p>
-              </w:tc>
-              <w:tc>
-                <w:tcPr/>
-                <w:p>
-                  <w:pPr>
-                    <w:pStyle w:val="Compact"/>
-                    <w:jc w:val="right"/>
-                    <w:jc w:val="center"/>
-                  </w:pPr>
-                  <w:r>
-                    <w:t xml:space="preserve">Transmembrane pressure (psi)</w:t>
-                  </w:r>
-                </w:p>
-              </w:tc>
-              <w:tc>
-                <w:tcPr/>
-                <w:p>
-                  <w:pPr>
-                    <w:pStyle w:val="Compact"/>
-                    <w:jc w:val="right"/>
-                    <w:jc w:val="center"/>
-                  </w:pPr>
-                  <w:r>
-                    <w:t xml:space="preserve">Final DS concentration (g/L)</w:t>
-                  </w:r>
-                </w:p>
-              </w:tc>
-              <w:tc>
-                <w:tcPr/>
-                <w:p>
-                  <w:pPr>
-                    <w:pStyle w:val="Compact"/>
-                    <w:jc w:val="left"/>
-                    <w:jc w:val="center"/>
-                  </w:pPr>
-                  <w:r>
-                    <w:t xml:space="preserve">Condition</w:t>
+                    <w:jc w:val="left"/>
+                    <w:jc w:val="center"/>
+                  </w:pPr>
+                  <w:r>
+                    <w:t xml:space="preserve">Function</w:t>
+                  </w:r>
+                </w:p>
+              </w:tc>
+              <w:tc>
+                <w:tcPr/>
+                <w:p>
+                  <w:pPr>
+                    <w:pStyle w:val="Compact"/>
+                    <w:jc w:val="left"/>
+                    <w:jc w:val="center"/>
+                  </w:pPr>
+                  <w:r>
+                    <w:t xml:space="preserve">Responsibility</w:t>
                   </w:r>
                 </w:p>
               </w:tc>
@@ -3944,63 +4804,24 @@
                 <w:p>
                   <w:pPr>
                     <w:pStyle w:val="Compact"/>
-                    <w:jc w:val="right"/>
-                    <w:jc w:val="center"/>
-                  </w:pPr>
-                  <w:r>
-                    <w:t xml:space="preserve">1</w:t>
-                  </w:r>
-                </w:p>
-              </w:tc>
-              <w:tc>
-                <w:tcPr/>
-                <w:p>
-                  <w:pPr>
-                    <w:pStyle w:val="Compact"/>
-                    <w:jc w:val="right"/>
-                    <w:jc w:val="center"/>
-                  </w:pPr>
-                  <w:r>
-                    <w:t xml:space="preserve">7</w:t>
-                  </w:r>
-                </w:p>
-              </w:tc>
-              <w:tc>
-                <w:tcPr/>
-                <w:p>
-                  <w:pPr>
-                    <w:pStyle w:val="Compact"/>
-                    <w:jc w:val="right"/>
-                    <w:jc w:val="center"/>
-                  </w:pPr>
-                  <w:r>
-                    <w:t xml:space="preserve">12</w:t>
-                  </w:r>
-                </w:p>
-              </w:tc>
-              <w:tc>
-                <w:tcPr/>
-                <w:p>
-                  <w:pPr>
-                    <w:pStyle w:val="Compact"/>
-                    <w:jc w:val="right"/>
-                    <w:jc w:val="center"/>
-                  </w:pPr>
-                  <w:r>
-                    <w:t xml:space="preserve">75</w:t>
-                  </w:r>
-                </w:p>
-              </w:tc>
-              <w:tc>
-                <w:tcPr/>
-                <w:p>
-                  <w:pPr>
-                    <w:pStyle w:val="Compact"/>
-                    <w:jc w:val="left"/>
-                    <w:jc w:val="center"/>
-                  </w:pPr>
-                  <w:r>
-                    <w:t xml:space="preserve">Number of diavolumes low edge</w:t>
+                    <w:jc w:val="left"/>
+                    <w:jc w:val="center"/>
+                  </w:pPr>
+                  <w:r>
+                    <w:t xml:space="preserve">Process Development</w:t>
+                  </w:r>
+                </w:p>
+              </w:tc>
+              <w:tc>
+                <w:tcPr/>
+                <w:p>
+                  <w:pPr>
+                    <w:pStyle w:val="Compact"/>
+                    <w:jc w:val="left"/>
+                    <w:jc w:val="center"/>
+                  </w:pPr>
+                  <w:r>
+                    <w:t xml:space="preserve">Designs the study, executes the runs, analyses the data and drafts PCR-010</w:t>
                   </w:r>
                 </w:p>
               </w:tc>
@@ -4011,63 +4832,24 @@
                 <w:p>
                   <w:pPr>
                     <w:pStyle w:val="Compact"/>
-                    <w:jc w:val="right"/>
-                    <w:jc w:val="center"/>
-                  </w:pPr>
-                  <w:r>
-                    <w:t xml:space="preserve">2</w:t>
-                  </w:r>
-                </w:p>
-              </w:tc>
-              <w:tc>
-                <w:tcPr/>
-                <w:p>
-                  <w:pPr>
-                    <w:pStyle w:val="Compact"/>
-                    <w:jc w:val="right"/>
-                    <w:jc w:val="center"/>
-                  </w:pPr>
-                  <w:r>
-                    <w:t xml:space="preserve">10</w:t>
-                  </w:r>
-                </w:p>
-              </w:tc>
-              <w:tc>
-                <w:tcPr/>
-                <w:p>
-                  <w:pPr>
-                    <w:pStyle w:val="Compact"/>
-                    <w:jc w:val="right"/>
-                    <w:jc w:val="center"/>
-                  </w:pPr>
-                  <w:r>
-                    <w:t xml:space="preserve">12</w:t>
-                  </w:r>
-                </w:p>
-              </w:tc>
-              <w:tc>
-                <w:tcPr/>
-                <w:p>
-                  <w:pPr>
-                    <w:pStyle w:val="Compact"/>
-                    <w:jc w:val="right"/>
-                    <w:jc w:val="center"/>
-                  </w:pPr>
-                  <w:r>
-                    <w:t xml:space="preserve">75</w:t>
-                  </w:r>
-                </w:p>
-              </w:tc>
-              <w:tc>
-                <w:tcPr/>
-                <w:p>
-                  <w:pPr>
-                    <w:pStyle w:val="Compact"/>
-                    <w:jc w:val="left"/>
-                    <w:jc w:val="center"/>
-                  </w:pPr>
-                  <w:r>
-                    <w:t xml:space="preserve">Number of diavolumes high edge</w:t>
+                    <w:jc w:val="left"/>
+                    <w:jc w:val="center"/>
+                  </w:pPr>
+                  <w:r>
+                    <w:t xml:space="preserve">Manufacturing Science and Technology</w:t>
+                  </w:r>
+                </w:p>
+              </w:tc>
+              <w:tc>
+                <w:tcPr/>
+                <w:p>
+                  <w:pPr>
+                    <w:pStyle w:val="Compact"/>
+                    <w:jc w:val="left"/>
+                    <w:jc w:val="center"/>
+                  </w:pPr>
+                  <w:r>
+                    <w:t xml:space="preserve">Owns the scale-down model and its qualification, and carries the outcome into the transfer</w:t>
                   </w:r>
                 </w:p>
               </w:tc>
@@ -4078,63 +4860,24 @@
                 <w:p>
                   <w:pPr>
                     <w:pStyle w:val="Compact"/>
-                    <w:jc w:val="right"/>
-                    <w:jc w:val="center"/>
-                  </w:pPr>
-                  <w:r>
-                    <w:t xml:space="preserve">3</w:t>
-                  </w:r>
-                </w:p>
-              </w:tc>
-              <w:tc>
-                <w:tcPr/>
-                <w:p>
-                  <w:pPr>
-                    <w:pStyle w:val="Compact"/>
-                    <w:jc w:val="right"/>
-                    <w:jc w:val="center"/>
-                  </w:pPr>
-                  <w:r>
-                    <w:t xml:space="preserve">8</w:t>
-                  </w:r>
-                </w:p>
-              </w:tc>
-              <w:tc>
-                <w:tcPr/>
-                <w:p>
-                  <w:pPr>
-                    <w:pStyle w:val="Compact"/>
-                    <w:jc w:val="right"/>
-                    <w:jc w:val="center"/>
-                  </w:pPr>
-                  <w:r>
-                    <w:t xml:space="preserve">10</w:t>
-                  </w:r>
-                </w:p>
-              </w:tc>
-              <w:tc>
-                <w:tcPr/>
-                <w:p>
-                  <w:pPr>
-                    <w:pStyle w:val="Compact"/>
-                    <w:jc w:val="right"/>
-                    <w:jc w:val="center"/>
-                  </w:pPr>
-                  <w:r>
-                    <w:t xml:space="preserve">75</w:t>
-                  </w:r>
-                </w:p>
-              </w:tc>
-              <w:tc>
-                <w:tcPr/>
-                <w:p>
-                  <w:pPr>
-                    <w:pStyle w:val="Compact"/>
-                    <w:jc w:val="left"/>
-                    <w:jc w:val="center"/>
-                  </w:pPr>
-                  <w:r>
-                    <w:t xml:space="preserve">Transmembrane pressure low edge</w:t>
+                    <w:jc w:val="left"/>
+                    <w:jc w:val="center"/>
+                  </w:pPr>
+                  <w:r>
+                    <w:t xml:space="preserve">Analytical Development</w:t>
+                  </w:r>
+                </w:p>
+              </w:tc>
+              <w:tc>
+                <w:tcPr/>
+                <w:p>
+                  <w:pPr>
+                    <w:pStyle w:val="Compact"/>
+                    <w:jc w:val="left"/>
+                    <w:jc w:val="center"/>
+                  </w:pPr>
+                  <w:r>
+                    <w:t xml:space="preserve">Releases the methods, runs the assays and reports method variability</w:t>
                   </w:r>
                 </w:p>
               </w:tc>
@@ -4145,63 +4888,24 @@
                 <w:p>
                   <w:pPr>
                     <w:pStyle w:val="Compact"/>
-                    <w:jc w:val="right"/>
-                    <w:jc w:val="center"/>
-                  </w:pPr>
-                  <w:r>
-                    <w:t xml:space="preserve">4</w:t>
-                  </w:r>
-                </w:p>
-              </w:tc>
-              <w:tc>
-                <w:tcPr/>
-                <w:p>
-                  <w:pPr>
-                    <w:pStyle w:val="Compact"/>
-                    <w:jc w:val="right"/>
-                    <w:jc w:val="center"/>
-                  </w:pPr>
-                  <w:r>
-                    <w:t xml:space="preserve">8</w:t>
-                  </w:r>
-                </w:p>
-              </w:tc>
-              <w:tc>
-                <w:tcPr/>
-                <w:p>
-                  <w:pPr>
-                    <w:pStyle w:val="Compact"/>
-                    <w:jc w:val="right"/>
-                    <w:jc w:val="center"/>
-                  </w:pPr>
-                  <w:r>
-                    <w:t xml:space="preserve">15</w:t>
-                  </w:r>
-                </w:p>
-              </w:tc>
-              <w:tc>
-                <w:tcPr/>
-                <w:p>
-                  <w:pPr>
-                    <w:pStyle w:val="Compact"/>
-                    <w:jc w:val="right"/>
-                    <w:jc w:val="center"/>
-                  </w:pPr>
-                  <w:r>
-                    <w:t xml:space="preserve">75</w:t>
-                  </w:r>
-                </w:p>
-              </w:tc>
-              <w:tc>
-                <w:tcPr/>
-                <w:p>
-                  <w:pPr>
-                    <w:pStyle w:val="Compact"/>
-                    <w:jc w:val="left"/>
-                    <w:jc w:val="center"/>
-                  </w:pPr>
-                  <w:r>
-                    <w:t xml:space="preserve">Transmembrane pressure high edge</w:t>
+                    <w:jc w:val="left"/>
+                    <w:jc w:val="center"/>
+                  </w:pPr>
+                  <w:r>
+                    <w:t xml:space="preserve">Statistics</w:t>
+                  </w:r>
+                </w:p>
+              </w:tc>
+              <w:tc>
+                <w:tcPr/>
+                <w:p>
+                  <w:pPr>
+                    <w:pStyle w:val="Compact"/>
+                    <w:jc w:val="left"/>
+                    <w:jc w:val="center"/>
+                  </w:pPr>
+                  <w:r>
+                    <w:t xml:space="preserve">Reviews the design before execution and the analysis before report approval</w:t>
                   </w:r>
                 </w:p>
               </w:tc>
@@ -4212,63 +4916,24 @@
                 <w:p>
                   <w:pPr>
                     <w:pStyle w:val="Compact"/>
-                    <w:jc w:val="right"/>
-                    <w:jc w:val="center"/>
-                  </w:pPr>
-                  <w:r>
-                    <w:t xml:space="preserve">5</w:t>
-                  </w:r>
-                </w:p>
-              </w:tc>
-              <w:tc>
-                <w:tcPr/>
-                <w:p>
-                  <w:pPr>
-                    <w:pStyle w:val="Compact"/>
-                    <w:jc w:val="right"/>
-                    <w:jc w:val="center"/>
-                  </w:pPr>
-                  <w:r>
-                    <w:t xml:space="preserve">8</w:t>
-                  </w:r>
-                </w:p>
-              </w:tc>
-              <w:tc>
-                <w:tcPr/>
-                <w:p>
-                  <w:pPr>
-                    <w:pStyle w:val="Compact"/>
-                    <w:jc w:val="right"/>
-                    <w:jc w:val="center"/>
-                  </w:pPr>
-                  <w:r>
-                    <w:t xml:space="preserve">12</w:t>
-                  </w:r>
-                </w:p>
-              </w:tc>
-              <w:tc>
-                <w:tcPr/>
-                <w:p>
-                  <w:pPr>
-                    <w:pStyle w:val="Compact"/>
-                    <w:jc w:val="right"/>
-                    <w:jc w:val="center"/>
-                  </w:pPr>
-                  <w:r>
-                    <w:t xml:space="preserve">65</w:t>
-                  </w:r>
-                </w:p>
-              </w:tc>
-              <w:tc>
-                <w:tcPr/>
-                <w:p>
-                  <w:pPr>
-                    <w:pStyle w:val="Compact"/>
-                    <w:jc w:val="left"/>
-                    <w:jc w:val="center"/>
-                  </w:pPr>
-                  <w:r>
-                    <w:t xml:space="preserve">Final DS concentration low edge</w:t>
+                    <w:jc w:val="left"/>
+                    <w:jc w:val="center"/>
+                  </w:pPr>
+                  <w:r>
+                    <w:t xml:space="preserve">Quality Assurance</w:t>
+                  </w:r>
+                </w:p>
+              </w:tc>
+              <w:tc>
+                <w:tcPr/>
+                <w:p>
+                  <w:pPr>
+                    <w:pStyle w:val="Compact"/>
+                    <w:jc w:val="left"/>
+                    <w:jc w:val="center"/>
+                  </w:pPr>
+                  <w:r>
+                    <w:t xml:space="preserve">Approves this plan and PCR-010, and dispositions any deviation from it</w:t>
                   </w:r>
                 </w:p>
               </w:tc>
@@ -4279,337 +4944,30 @@
                 <w:p>
                   <w:pPr>
                     <w:pStyle w:val="Compact"/>
-                    <w:jc w:val="right"/>
-                    <w:jc w:val="center"/>
-                  </w:pPr>
-                  <w:r>
-                    <w:t xml:space="preserve">6</w:t>
-                  </w:r>
-                </w:p>
-              </w:tc>
-              <w:tc>
-                <w:tcPr/>
-                <w:p>
-                  <w:pPr>
-                    <w:pStyle w:val="Compact"/>
-                    <w:jc w:val="right"/>
-                    <w:jc w:val="center"/>
-                  </w:pPr>
-                  <w:r>
-                    <w:t xml:space="preserve">8</w:t>
-                  </w:r>
-                </w:p>
-              </w:tc>
-              <w:tc>
-                <w:tcPr/>
-                <w:p>
-                  <w:pPr>
-                    <w:pStyle w:val="Compact"/>
-                    <w:jc w:val="right"/>
-                    <w:jc w:val="center"/>
-                  </w:pPr>
-                  <w:r>
-                    <w:t xml:space="preserve">12</w:t>
-                  </w:r>
-                </w:p>
-              </w:tc>
-              <w:tc>
-                <w:tcPr/>
-                <w:p>
-                  <w:pPr>
-                    <w:pStyle w:val="Compact"/>
-                    <w:jc w:val="right"/>
-                    <w:jc w:val="center"/>
-                  </w:pPr>
-                  <w:r>
-                    <w:t xml:space="preserve">85</w:t>
-                  </w:r>
-                </w:p>
-              </w:tc>
-              <w:tc>
-                <w:tcPr/>
-                <w:p>
-                  <w:pPr>
-                    <w:pStyle w:val="Compact"/>
-                    <w:jc w:val="left"/>
-                    <w:jc w:val="center"/>
-                  </w:pPr>
-                  <w:r>
-                    <w:t xml:space="preserve">Final DS concentration high edge</w:t>
-                  </w:r>
-                </w:p>
-              </w:tc>
-            </w:tr>
-            <w:tr>
-              <w:tc>
-                <w:tcPr/>
-                <w:p>
-                  <w:pPr>
-                    <w:pStyle w:val="Compact"/>
-                    <w:jc w:val="right"/>
-                    <w:jc w:val="center"/>
-                  </w:pPr>
-                  <w:r>
-                    <w:t xml:space="preserve">7</w:t>
-                  </w:r>
-                </w:p>
-              </w:tc>
-              <w:tc>
-                <w:tcPr/>
-                <w:p>
-                  <w:pPr>
-                    <w:pStyle w:val="Compact"/>
-                    <w:jc w:val="right"/>
-                    <w:jc w:val="center"/>
-                  </w:pPr>
-                  <w:r>
-                    <w:t xml:space="preserve">8</w:t>
-                  </w:r>
-                </w:p>
-              </w:tc>
-              <w:tc>
-                <w:tcPr/>
-                <w:p>
-                  <w:pPr>
-                    <w:pStyle w:val="Compact"/>
-                    <w:jc w:val="right"/>
-                    <w:jc w:val="center"/>
-                  </w:pPr>
-                  <w:r>
-                    <w:t xml:space="preserve">12</w:t>
-                  </w:r>
-                </w:p>
-              </w:tc>
-              <w:tc>
-                <w:tcPr/>
-                <w:p>
-                  <w:pPr>
-                    <w:pStyle w:val="Compact"/>
-                    <w:jc w:val="right"/>
-                    <w:jc w:val="center"/>
-                  </w:pPr>
-                  <w:r>
-                    <w:t xml:space="preserve">75</w:t>
-                  </w:r>
-                </w:p>
-              </w:tc>
-              <w:tc>
-                <w:tcPr/>
-                <w:p>
-                  <w:pPr>
-                    <w:pStyle w:val="Compact"/>
-                    <w:jc w:val="left"/>
-                    <w:jc w:val="center"/>
-                  </w:pPr>
-                  <w:r>
-                    <w:t xml:space="preserve">Set-point replicate</w:t>
-                  </w:r>
-                </w:p>
-              </w:tc>
-            </w:tr>
-            <w:tr>
-              <w:tc>
-                <w:tcPr/>
-                <w:p>
-                  <w:pPr>
-                    <w:pStyle w:val="Compact"/>
-                    <w:jc w:val="right"/>
-                    <w:jc w:val="center"/>
-                  </w:pPr>
-                  <w:r>
-                    <w:t xml:space="preserve">8</w:t>
-                  </w:r>
-                </w:p>
-              </w:tc>
-              <w:tc>
-                <w:tcPr/>
-                <w:p>
-                  <w:pPr>
-                    <w:pStyle w:val="Compact"/>
-                    <w:jc w:val="right"/>
-                    <w:jc w:val="center"/>
-                  </w:pPr>
-                  <w:r>
-                    <w:t xml:space="preserve">8</w:t>
-                  </w:r>
-                </w:p>
-              </w:tc>
-              <w:tc>
-                <w:tcPr/>
-                <w:p>
-                  <w:pPr>
-                    <w:pStyle w:val="Compact"/>
-                    <w:jc w:val="right"/>
-                    <w:jc w:val="center"/>
-                  </w:pPr>
-                  <w:r>
-                    <w:t xml:space="preserve">12</w:t>
-                  </w:r>
-                </w:p>
-              </w:tc>
-              <w:tc>
-                <w:tcPr/>
-                <w:p>
-                  <w:pPr>
-                    <w:pStyle w:val="Compact"/>
-                    <w:jc w:val="right"/>
-                    <w:jc w:val="center"/>
-                  </w:pPr>
-                  <w:r>
-                    <w:t xml:space="preserve">75</w:t>
-                  </w:r>
-                </w:p>
-              </w:tc>
-              <w:tc>
-                <w:tcPr/>
-                <w:p>
-                  <w:pPr>
-                    <w:pStyle w:val="Compact"/>
-                    <w:jc w:val="left"/>
-                    <w:jc w:val="center"/>
-                  </w:pPr>
-                  <w:r>
-                    <w:t xml:space="preserve">Set-point replicate</w:t>
-                  </w:r>
-                </w:p>
-              </w:tc>
-            </w:tr>
-            <w:tr>
-              <w:tc>
-                <w:tcPr/>
-                <w:p>
-                  <w:pPr>
-                    <w:pStyle w:val="Compact"/>
-                    <w:jc w:val="right"/>
-                    <w:jc w:val="center"/>
-                  </w:pPr>
-                  <w:r>
-                    <w:t xml:space="preserve">9</w:t>
-                  </w:r>
-                </w:p>
-              </w:tc>
-              <w:tc>
-                <w:tcPr/>
-                <w:p>
-                  <w:pPr>
-                    <w:pStyle w:val="Compact"/>
-                    <w:jc w:val="right"/>
-                    <w:jc w:val="center"/>
-                  </w:pPr>
-                  <w:r>
-                    <w:t xml:space="preserve">8</w:t>
-                  </w:r>
-                </w:p>
-              </w:tc>
-              <w:tc>
-                <w:tcPr/>
-                <w:p>
-                  <w:pPr>
-                    <w:pStyle w:val="Compact"/>
-                    <w:jc w:val="right"/>
-                    <w:jc w:val="center"/>
-                  </w:pPr>
-                  <w:r>
-                    <w:t xml:space="preserve">12</w:t>
-                  </w:r>
-                </w:p>
-              </w:tc>
-              <w:tc>
-                <w:tcPr/>
-                <w:p>
-                  <w:pPr>
-                    <w:pStyle w:val="Compact"/>
-                    <w:jc w:val="right"/>
-                    <w:jc w:val="center"/>
-                  </w:pPr>
-                  <w:r>
-                    <w:t xml:space="preserve">75</w:t>
-                  </w:r>
-                </w:p>
-              </w:tc>
-              <w:tc>
-                <w:tcPr/>
-                <w:p>
-                  <w:pPr>
-                    <w:pStyle w:val="Compact"/>
-                    <w:jc w:val="left"/>
-                    <w:jc w:val="center"/>
-                  </w:pPr>
-                  <w:r>
-                    <w:t xml:space="preserve">Set-point replicate</w:t>
-                  </w:r>
-                </w:p>
-              </w:tc>
-            </w:tr>
-            <w:tr>
-              <w:tc>
-                <w:tcPr/>
-                <w:p>
-                  <w:pPr>
-                    <w:pStyle w:val="Compact"/>
-                    <w:jc w:val="right"/>
-                    <w:jc w:val="center"/>
-                  </w:pPr>
-                  <w:r>
-                    <w:t xml:space="preserve">10</w:t>
-                  </w:r>
-                </w:p>
-              </w:tc>
-              <w:tc>
-                <w:tcPr/>
-                <w:p>
-                  <w:pPr>
-                    <w:pStyle w:val="Compact"/>
-                    <w:jc w:val="right"/>
-                    <w:jc w:val="center"/>
-                  </w:pPr>
-                  <w:r>
-                    <w:t xml:space="preserve">7</w:t>
-                  </w:r>
-                </w:p>
-              </w:tc>
-              <w:tc>
-                <w:tcPr/>
-                <w:p>
-                  <w:pPr>
-                    <w:pStyle w:val="Compact"/>
-                    <w:jc w:val="right"/>
-                    <w:jc w:val="center"/>
-                  </w:pPr>
-                  <w:r>
-                    <w:t xml:space="preserve">15</w:t>
-                  </w:r>
-                </w:p>
-              </w:tc>
-              <w:tc>
-                <w:tcPr/>
-                <w:p>
-                  <w:pPr>
-                    <w:pStyle w:val="Compact"/>
-                    <w:jc w:val="right"/>
-                    <w:jc w:val="center"/>
-                  </w:pPr>
-                  <w:r>
-                    <w:t xml:space="preserve">85</w:t>
-                  </w:r>
-                </w:p>
-              </w:tc>
-              <w:tc>
-                <w:tcPr/>
-                <w:p>
-                  <w:pPr>
-                    <w:pStyle w:val="Compact"/>
-                    <w:jc w:val="left"/>
-                    <w:jc w:val="center"/>
-                  </w:pPr>
-                  <w:r>
-                    <w:t xml:space="preserve">Combined worst case</w:t>
+                    <w:jc w:val="left"/>
+                    <w:jc w:val="center"/>
+                  </w:pPr>
+                  <w:r>
+                    <w:t xml:space="preserve">Receiving site process science</w:t>
+                  </w:r>
+                </w:p>
+              </w:tc>
+              <w:tc>
+                <w:tcPr/>
+                <w:p>
+                  <w:pPr>
+                    <w:pStyle w:val="Compact"/>
+                    <w:jc w:val="left"/>
+                    <w:jc w:val="center"/>
+                  </w:pPr>
+                  <w:r>
+                    <w:t xml:space="preserve">Reviews the resulting ranges against the commercial skid and confirms they are achievable</w:t>
                   </w:r>
                 </w:p>
               </w:tc>
             </w:tr>
           </w:tbl>
-          <w:bookmarkEnd w:id="30"/>
+          <w:bookmarkEnd w:id="40"/>
           <w:p/>
         </w:tc>
       </w:tr>
@@ -4619,54 +4977,38 @@
         <w:pStyle w:val="BodyText"/>
       </w:pPr>
       <w:r>
-        <w:t xml:space="preserve">The combined run is the worst case for this step. It sets pressure and final</w:t>
-      </w:r>
-      <w:r>
-        <w:t xml:space="preserve"> </w:t>
-      </w:r>
-      <w:r>
-        <w:t xml:space="preserve">concentration at their high edges and the number of diavolumes at its low edge, so</w:t>
-      </w:r>
-      <w:r>
-        <w:t xml:space="preserve"> </w:t>
-      </w:r>
-      <w:r>
-        <w:t xml:space="preserve">aggregation risk and hold-up losses are at their highest while buffer exchange is at</w:t>
-      </w:r>
-      <w:r>
-        <w:t xml:space="preserve"> </w:t>
-      </w:r>
-      <w:r>
-        <w:t xml:space="preserve">its least complete. Meeting the acceptance criteria at that condition, as well as at</w:t>
-      </w:r>
-      <w:r>
-        <w:t xml:space="preserve"> </w:t>
-      </w:r>
-      <w:r>
-        <w:t xml:space="preserve">every single-parameter edge, is what allows the univariate ranges to be read together</w:t>
-      </w:r>
-      <w:r>
-        <w:t xml:space="preserve"> </w:t>
-      </w:r>
-      <w:r>
-        <w:t xml:space="preserve">with some confidence. It is a check on independence and it is not an interaction</w:t>
-      </w:r>
-      <w:r>
-        <w:t xml:space="preserve"> </w:t>
-      </w:r>
-      <w:r>
-        <w:t xml:space="preserve">estimate.</w:t>
-      </w:r>
-    </w:p>
-    <w:bookmarkEnd w:id="31"/>
-    <w:bookmarkEnd w:id="32"/>
-    <w:bookmarkStart w:id="33" w:name="sec-acceptance"/>
+        <w:t xml:space="preserve">The receiving site is represented in the review of this plan and in the review of PCR-010,</w:t>
+      </w:r>
+      <w:r>
+        <w:t xml:space="preserve"> </w:t>
+      </w:r>
+      <w:r>
+        <w:t xml:space="preserve">so that the ranges the studies support are assessed against the commercial skid before they</w:t>
+      </w:r>
+      <w:r>
+        <w:t xml:space="preserve"> </w:t>
+      </w:r>
+      <w:r>
+        <w:t xml:space="preserve">are written into the control strategy</w:t>
+      </w:r>
+      <w:r>
+        <w:t xml:space="preserve"> </w:t>
+      </w:r>
+      <w:r>
+        <w:t xml:space="preserve">(International Council for Harmonisation 2008)</w:t>
+      </w:r>
+      <w:r>
+        <w:t xml:space="preserve">.</w:t>
+      </w:r>
+    </w:p>
+    <w:bookmarkEnd w:id="41"/>
+    <w:bookmarkStart w:id="42" w:name="deliverables-and-schedule"/>
     <w:p>
       <w:pPr>
         <w:pStyle w:val="Heading1"/>
       </w:pPr>
       <w:r>
-        <w:t xml:space="preserve">7. Acceptance and decision criteria</w:t>
+        <w:t xml:space="preserve">11. Deliverables and schedule</w:t>
       </w:r>
     </w:p>
     <w:p>
@@ -4674,39 +5016,25 @@
         <w:pStyle w:val="FirstParagraph"/>
       </w:pPr>
       <w:r>
-        <w:t xml:space="preserve">The study passes when the scale-down model is qualified, when the four process</w:t>
-      </w:r>
-      <w:r>
-        <w:t xml:space="preserve"> </w:t>
-      </w:r>
-      <w:r>
-        <w:t xml:space="preserve">performance criteria below are met across the characterization ranges, and when the two</w:t>
-      </w:r>
-      <w:r>
-        <w:t xml:space="preserve"> </w:t>
-      </w:r>
-      <w:r>
-        <w:t xml:space="preserve">monitored attributes are unchanged across the step and within the drug substance</w:t>
-      </w:r>
-      <w:r>
-        <w:t xml:space="preserve"> </w:t>
-      </w:r>
-      <w:r>
-        <w:t xml:space="preserve">criteria of</w:t>
-      </w:r>
-      <w:r>
-        <w:t xml:space="preserve"> </w:t>
-      </w:r>
-      <w:hyperlink w:anchor="tbl-cqa">
-        <w:r>
-          <w:rPr>
-            <w:rStyle w:val="Hyperlink"/>
-          </w:rPr>
-          <w:t xml:space="preserve">Table 4</w:t>
-        </w:r>
-      </w:hyperlink>
-      <w:r>
-        <w:t xml:space="preserve">. Each criterion is stated here, before any data exist.</w:t>
+        <w:t xml:space="preserve">The deliverable of this plan is PCR-010, the process characterization report for the step.</w:t>
+      </w:r>
+      <w:r>
+        <w:t xml:space="preserve"> </w:t>
+      </w:r>
+      <w:r>
+        <w:t xml:space="preserve">PCR-010 reports the qualification of the scale-down model, the three univariate series,</w:t>
+      </w:r>
+      <w:r>
+        <w:t xml:space="preserve"> </w:t>
+      </w:r>
+      <w:r>
+        <w:t xml:space="preserve">the buffer exchange curve, the PARs and the parameter classification, and it rolls up into</w:t>
+      </w:r>
+      <w:r>
+        <w:t xml:space="preserve"> </w:t>
+      </w:r>
+      <w:r>
+        <w:t xml:space="preserve">PCMR-001.</w:t>
       </w:r>
     </w:p>
     <w:p>
@@ -4714,61 +5042,91 @@
         <w:pStyle w:val="BodyText"/>
       </w:pPr>
       <w:r>
-        <w:t xml:space="preserve">Buffer exchange is the first criterion. Retentate conductivity and osmolality at the</w:t>
-      </w:r>
-      <w:r>
-        <w:t xml:space="preserve"> </w:t>
-      </w:r>
-      <w:r>
-        <w:t xml:space="preserve">end of diafiltration must lie inside the control range of the formulation buffer</w:t>
-      </w:r>
-      <w:r>
-        <w:t xml:space="preserve"> </w:t>
-      </w:r>
-      <w:r>
-        <w:t xml:space="preserve">(SOP-2013) at every diavolume level studied. Under ideal constant-volume diafiltration with complete</w:t>
-      </w:r>
-      <w:r>
-        <w:t xml:space="preserve"> </w:t>
-      </w:r>
-      <w:r>
-        <w:t xml:space="preserve">mixing, the residual fraction of a freely permeating feed-buffer species falls</w:t>
-      </w:r>
-      <w:r>
-        <w:t xml:space="preserve"> </w:t>
-      </w:r>
-      <w:r>
-        <w:t xml:space="preserve">exponentially with the number of diavolumes, so that at the low edge of the</w:t>
-      </w:r>
-      <w:r>
-        <w:t xml:space="preserve"> </w:t>
-      </w:r>
-      <w:r>
-        <w:t xml:space="preserve">characterization range the ideal residual is</w:t>
-      </w:r>
-      <w:r>
-        <w:t xml:space="preserve"> </w:t>
-      </w:r>
-      <w:r>
-        <w:t xml:space="preserve">0.09 % of its starting value and at the set-point it is</w:t>
-      </w:r>
-      <w:r>
-        <w:t xml:space="preserve"> </w:t>
-      </w:r>
-      <w:r>
-        <w:t xml:space="preserve">0.03 %. Those values are the basis on which the low edge</w:t>
-      </w:r>
-      <w:r>
-        <w:t xml:space="preserve"> </w:t>
-      </w:r>
-      <w:r>
-        <w:t xml:space="preserve">of the range was set. The study will measure the actual approach to the formulation</w:t>
-      </w:r>
-      <w:r>
-        <w:t xml:space="preserve"> </w:t>
-      </w:r>
-      <w:r>
-        <w:t xml:space="preserve">buffer and will not assume it.</w:t>
+        <w:t xml:space="preserve">The work runs in five phases. The scale-down model is qualified first, and it is accepted</w:t>
+      </w:r>
+      <w:r>
+        <w:t xml:space="preserve"> </w:t>
+      </w:r>
+      <w:r>
+        <w:t xml:space="preserve">against §7.1 before any characterization run starts. The characterization runs of §6.2 are</w:t>
+      </w:r>
+      <w:r>
+        <w:t xml:space="preserve"> </w:t>
+      </w:r>
+      <w:r>
+        <w:t xml:space="preserve">executed next, from a single load pool. The analysis of §5.5 and the PAR determination of</w:t>
+      </w:r>
+      <w:r>
+        <w:t xml:space="preserve"> </w:t>
+      </w:r>
+      <w:r>
+        <w:t xml:space="preserve">§8 follow the last run. PCR-010 is then drafted, reviewed and approved. The classification</w:t>
+      </w:r>
+      <w:r>
+        <w:t xml:space="preserve"> </w:t>
+      </w:r>
+      <w:r>
+        <w:t xml:space="preserve">and the ranges are finally carried into the control strategy and into PCMR-001. No calendar</w:t>
+      </w:r>
+      <w:r>
+        <w:t xml:space="preserve"> </w:t>
+      </w:r>
+      <w:r>
+        <w:t xml:space="preserve">dates are given here. The campaign schedule is held in PCMP-001 and the transfer milestones</w:t>
+      </w:r>
+      <w:r>
+        <w:t xml:space="preserve"> </w:t>
+      </w:r>
+      <w:r>
+        <w:t xml:space="preserve">in PTP-001.</w:t>
+      </w:r>
+    </w:p>
+    <w:bookmarkEnd w:id="42"/>
+    <w:bookmarkStart w:id="43" w:name="risks-and-assumptions"/>
+    <w:p>
+      <w:pPr>
+        <w:pStyle w:val="Heading1"/>
+      </w:pPr>
+      <w:r>
+        <w:t xml:space="preserve">12. Risks and assumptions</w:t>
+      </w:r>
+    </w:p>
+    <w:p>
+      <w:pPr>
+        <w:pStyle w:val="FirstParagraph"/>
+      </w:pPr>
+      <w:r>
+        <w:t xml:space="preserve">The scale-down model gives more passes through the pump per gram of antibody than the</w:t>
+      </w:r>
+      <w:r>
+        <w:t xml:space="preserve"> </w:t>
+      </w:r>
+      <w:r>
+        <w:t xml:space="preserve">commercial skid, as stated in §5.1. The model is therefore conservative for aggregate</w:t>
+      </w:r>
+      <w:r>
+        <w:t xml:space="preserve"> </w:t>
+      </w:r>
+      <w:r>
+        <w:t xml:space="preserve">formation, and a result that meets the criterion at bench scale is expected to hold at</w:t>
+      </w:r>
+      <w:r>
+        <w:t xml:space="preserve"> </w:t>
+      </w:r>
+      <w:r>
+        <w:t xml:space="preserve">commercial scale. If aggregate fails its criterion at bench</w:t>
+      </w:r>
+      <w:r>
+        <w:t xml:space="preserve"> </w:t>
+      </w:r>
+      <w:r>
+        <w:t xml:space="preserve">scale, the condition will be repeated at pilot scale before an operating range is narrowed</w:t>
+      </w:r>
+      <w:r>
+        <w:t xml:space="preserve"> </w:t>
+      </w:r>
+      <w:r>
+        <w:t xml:space="preserve">on the strength of the bench result.</w:t>
       </w:r>
     </w:p>
     <w:p>
@@ -4776,31 +5134,31 @@
         <w:pStyle w:val="BodyText"/>
       </w:pPr>
       <w:r>
-        <w:t xml:space="preserve">Final concentration is the second criterion. The concentration of the pooled drug</w:t>
-      </w:r>
-      <w:r>
-        <w:t xml:space="preserve"> </w:t>
-      </w:r>
-      <w:r>
-        <w:t xml:space="preserve">substance must lie inside the normal operating range of the final concentration</w:t>
-      </w:r>
-      <w:r>
-        <w:t xml:space="preserve"> </w:t>
-      </w:r>
-      <w:r>
-        <w:t xml:space="preserve">parameter, which is 70–80 g/L, when the</w:t>
-      </w:r>
-      <w:r>
-        <w:t xml:space="preserve"> </w:t>
-      </w:r>
-      <w:r>
-        <w:t xml:space="preserve">step is run at its set-point. At the edge conditions the requirement is that the target</w:t>
-      </w:r>
-      <w:r>
-        <w:t xml:space="preserve"> </w:t>
-      </w:r>
-      <w:r>
-        <w:t xml:space="preserve">set for the run is achieved within the precision of AMV-3019.</w:t>
+        <w:t xml:space="preserve">The study depends on a single Step 9 pool for its load. If one pool is not sufficient for</w:t>
+      </w:r>
+      <w:r>
+        <w:t xml:space="preserve"> </w:t>
+      </w:r>
+      <w:r>
+        <w:t xml:space="preserve">the whole study, a second pool will be bridged by running the set-point condition on both</w:t>
+      </w:r>
+      <w:r>
+        <w:t xml:space="preserve"> </w:t>
+      </w:r>
+      <w:r>
+        <w:t xml:space="preserve">pools and comparing the responses against the pure error band of §5.5. A difference larger</w:t>
+      </w:r>
+      <w:r>
+        <w:t xml:space="preserve"> </w:t>
+      </w:r>
+      <w:r>
+        <w:t xml:space="preserve">than that band will be investigated before the second pool is used, and the runs executed</w:t>
+      </w:r>
+      <w:r>
+        <w:t xml:space="preserve"> </w:t>
+      </w:r>
+      <w:r>
+        <w:t xml:space="preserve">on each pool will be identified in PCR-010.</w:t>
       </w:r>
     </w:p>
     <w:p>
@@ -4808,43 +5166,31 @@
         <w:pStyle w:val="BodyText"/>
       </w:pPr>
       <w:r>
-        <w:t xml:space="preserve">Step yield and mass balance are the third criterion. Yield at each condition will be</w:t>
-      </w:r>
-      <w:r>
-        <w:t xml:space="preserve"> </w:t>
-      </w:r>
-      <w:r>
-        <w:t xml:space="preserve">compared with the platform expectation of 96.0%, whose batch-to-batch</w:t>
-      </w:r>
-      <w:r>
-        <w:t xml:space="preserve"> </w:t>
-      </w:r>
-      <w:r>
-        <w:t xml:space="preserve">coefficient of variation is 1.5%. A condition at which yield falls</w:t>
-      </w:r>
-      <w:r>
-        <w:t xml:space="preserve"> </w:t>
-      </w:r>
-      <w:r>
-        <w:t xml:space="preserve">short of that expectation by more than the set-point reproducibility will be</w:t>
-      </w:r>
-      <w:r>
-        <w:t xml:space="preserve"> </w:t>
-      </w:r>
-      <w:r>
-        <w:t xml:space="preserve">investigated before its range is accepted. The mass balance of every run must close,</w:t>
-      </w:r>
-      <w:r>
-        <w:t xml:space="preserve"> </w:t>
-      </w:r>
-      <w:r>
-        <w:t xml:space="preserve">with the product mass in the retentate, the permeate and the flush accounting for the</w:t>
-      </w:r>
-      <w:r>
-        <w:t xml:space="preserve"> </w:t>
-      </w:r>
-      <w:r>
-        <w:t xml:space="preserve">mass in the feed within the precision of AMV-3019.</w:t>
+        <w:t xml:space="preserve">Aggregate levels in A-Mab drug substance sit well inside the criterion, and the measured</w:t>
+      </w:r>
+      <w:r>
+        <w:t xml:space="preserve"> </w:t>
+      </w:r>
+      <w:r>
+        <w:t xml:space="preserve">change across the step may be small against the variability of the SEC method. Noise near</w:t>
+      </w:r>
+      <w:r>
+        <w:t xml:space="preserve"> </w:t>
+      </w:r>
+      <w:r>
+        <w:t xml:space="preserve">the low end of the method range will be attributed to the assay rather than to the</w:t>
+      </w:r>
+      <w:r>
+        <w:t xml:space="preserve"> </w:t>
+      </w:r>
+      <w:r>
+        <w:t xml:space="preserve">parameter under study, unless the change measured across the range is larger than the pure</w:t>
+      </w:r>
+      <w:r>
+        <w:t xml:space="preserve"> </w:t>
+      </w:r>
+      <w:r>
+        <w:t xml:space="preserve">error band of §5.5.</w:t>
       </w:r>
     </w:p>
     <w:p>
@@ -4852,113 +5198,53 @@
         <w:pStyle w:val="BodyText"/>
       </w:pPr>
       <w:r>
-        <w:t xml:space="preserve">Product quality is the fourth criterion. Aggregate content and charge variant</w:t>
-      </w:r>
-      <w:r>
-        <w:t xml:space="preserve"> </w:t>
-      </w:r>
-      <w:r>
-        <w:t xml:space="preserve">distribution of the pooled drug substance must meet the criteria of</w:t>
-      </w:r>
-      <w:r>
-        <w:t xml:space="preserve"> </w:t>
-      </w:r>
-      <w:hyperlink w:anchor="tbl-cqa">
-        <w:r>
-          <w:rPr>
-            <w:rStyle w:val="Hyperlink"/>
-          </w:rPr>
-          <w:t xml:space="preserve">Table 4</w:t>
-        </w:r>
-      </w:hyperlink>
-      <w:r>
-        <w:t xml:space="preserve"> </w:t>
-      </w:r>
-      <w:r>
-        <w:t xml:space="preserve">at every</w:t>
-      </w:r>
-      <w:r>
-        <w:t xml:space="preserve"> </w:t>
-      </w:r>
-      <w:r>
-        <w:t xml:space="preserve">condition, and the change across the step must not exceed the precision of AMV-3011 and</w:t>
-      </w:r>
-      <w:r>
-        <w:t xml:space="preserve"> </w:t>
-      </w:r>
-      <w:r>
-        <w:t xml:space="preserve">AMV-3013 respectively, measured between the feed pool and the final pool of the same</w:t>
-      </w:r>
-      <w:r>
-        <w:t xml:space="preserve"> </w:t>
-      </w:r>
-      <w:r>
-        <w:t xml:space="preserve">run. A larger change at any condition will be treated as an effect of the step and</w:t>
-      </w:r>
-      <w:r>
-        <w:t xml:space="preserve"> </w:t>
-      </w:r>
-      <w:r>
-        <w:t xml:space="preserve">investigated, whether or not the pool still meets the drug substance criterion.</w:t>
-      </w:r>
-    </w:p>
-    <w:p>
-      <w:pPr>
-        <w:pStyle w:val="BodyText"/>
-      </w:pPr>
-      <w:r>
-        <w:t xml:space="preserve">A condition that fails one of these criteria does not fail the study. It bounds the</w:t>
-      </w:r>
-      <w:r>
-        <w:t xml:space="preserve"> </w:t>
-      </w:r>
-      <w:r>
-        <w:t xml:space="preserve">parameter, and the proven acceptable range is then reported as the part of the</w:t>
-      </w:r>
-      <w:r>
-        <w:t xml:space="preserve"> </w:t>
-      </w:r>
-      <w:r>
-        <w:t xml:space="preserve">characterization range over which the criteria are met (</w:t>
-      </w:r>
-      <w:hyperlink w:anchor="sec-par">
-        <w:r>
-          <w:rPr>
-            <w:rStyle w:val="Hyperlink"/>
-          </w:rPr>
-          <w:t xml:space="preserve">Section 8</w:t>
-        </w:r>
-      </w:hyperlink>
-      <w:r>
-        <w:t xml:space="preserve">). A failure at the</w:t>
-      </w:r>
-      <w:r>
-        <w:t xml:space="preserve"> </w:t>
-      </w:r>
-      <w:r>
-        <w:t xml:space="preserve">set-point condition is different, and so is a failure of the scale-down model</w:t>
-      </w:r>
-      <w:r>
-        <w:t xml:space="preserve"> </w:t>
-      </w:r>
-      <w:r>
-        <w:t xml:space="preserve">qualification. Either one stops the study, and both are handled as deviations under the</w:t>
-      </w:r>
-      <w:r>
-        <w:t xml:space="preserve"> </w:t>
-      </w:r>
-      <w:r>
-        <w:t xml:space="preserve">campaign procedures of PCMP-001.</w:t>
-      </w:r>
-    </w:p>
-    <w:bookmarkEnd w:id="33"/>
-    <w:bookmarkStart w:id="34" w:name="sec-par"/>
+        <w:t xml:space="preserve">Three assumptions underlie the plan. The composition of the formulation buffer is fixed by</w:t>
+      </w:r>
+      <w:r>
+        <w:t xml:space="preserve"> </w:t>
+      </w:r>
+      <w:r>
+        <w:t xml:space="preserve">the drug product programme. A change to the formulation would change the target of the</w:t>
+      </w:r>
+      <w:r>
+        <w:t xml:space="preserve"> </w:t>
+      </w:r>
+      <w:r>
+        <w:t xml:space="preserve">buffer exchange and would invalidate the diavolume study. The membrane chemistry and the</w:t>
+      </w:r>
+      <w:r>
+        <w:t xml:space="preserve"> </w:t>
+      </w:r>
+      <w:r>
+        <w:t xml:space="preserve">membrane supplier are as qualified, and a change to either requires a new risk assessment</w:t>
+      </w:r>
+      <w:r>
+        <w:t xml:space="preserve"> </w:t>
+      </w:r>
+      <w:r>
+        <w:t xml:space="preserve">before these data are applied. The material entering the step arrives within the</w:t>
+      </w:r>
+      <w:r>
+        <w:t xml:space="preserve"> </w:t>
+      </w:r>
+      <w:r>
+        <w:t xml:space="preserve">in-process limits of Step 9. The study characterizes the step under representative load,</w:t>
+      </w:r>
+      <w:r>
+        <w:t xml:space="preserve"> </w:t>
+      </w:r>
+      <w:r>
+        <w:t xml:space="preserve">and it does not challenge the step with material that is already outside those limits.</w:t>
+      </w:r>
+    </w:p>
+    <w:bookmarkEnd w:id="43"/>
+    <w:bookmarkStart w:id="44" w:name="approvals-1"/>
     <w:p>
       <w:pPr>
         <w:pStyle w:val="Heading1"/>
       </w:pPr>
       <w:r>
-        <w:t xml:space="preserve">8. Proven acceptable ranges (planned analysis)</w:t>
+        <w:t xml:space="preserve">13. Approvals</w:t>
       </w:r>
     </w:p>
     <w:p>
@@ -4966,325 +5252,7 @@
         <w:pStyle w:val="FirstParagraph"/>
       </w:pPr>
       <w:r>
-        <w:t xml:space="preserve">The acceptance basis is stated before the analysis, and it differs by response. For the</w:t>
-      </w:r>
-      <w:r>
-        <w:t xml:space="preserve"> </w:t>
-      </w:r>
-      <w:r>
-        <w:t xml:space="preserve">two monitored attributes the basis is the drug substance acceptance criterion in</w:t>
-      </w:r>
-      <w:r>
-        <w:t xml:space="preserve"> </w:t>
-      </w:r>
-      <w:hyperlink w:anchor="tbl-cqa">
-        <w:r>
-          <w:rPr>
-            <w:rStyle w:val="Hyperlink"/>
-          </w:rPr>
-          <w:t xml:space="preserve">Table 4</w:t>
-        </w:r>
-      </w:hyperlink>
-      <w:r>
-        <w:t xml:space="preserve">. For buffer exchange, final concentration, yield and mass balance the basis is</w:t>
-      </w:r>
-      <w:r>
-        <w:t xml:space="preserve"> </w:t>
-      </w:r>
-      <w:r>
-        <w:t xml:space="preserve">the process performance criteria of</w:t>
-      </w:r>
-      <w:r>
-        <w:t xml:space="preserve"> </w:t>
-      </w:r>
-      <w:hyperlink w:anchor="sec-acceptance">
-        <w:r>
-          <w:rPr>
-            <w:rStyle w:val="Hyperlink"/>
-          </w:rPr>
-          <w:t xml:space="preserve">Section 7</w:t>
-        </w:r>
-      </w:hyperlink>
-      <w:r>
-        <w:t xml:space="preserve">, because those responses are not</w:t>
-      </w:r>
-      <w:r>
-        <w:t xml:space="preserve"> </w:t>
-      </w:r>
-      <w:r>
-        <w:t xml:space="preserve">quality attributes and carry no specification of their own. No step-level clearance</w:t>
-      </w:r>
-      <w:r>
-        <w:t xml:space="preserve"> </w:t>
-      </w:r>
-      <w:r>
-        <w:t xml:space="preserve">requirement is back-calculated for this step, since it makes no clearance claim.</w:t>
-      </w:r>
-    </w:p>
-    <w:p>
-      <w:pPr>
-        <w:pStyle w:val="BodyText"/>
-      </w:pPr>
-      <w:r>
-        <w:t xml:space="preserve">One analysis will be run per parameter. Each parameter will be assessed across its</w:t>
-      </w:r>
-      <w:r>
-        <w:t xml:space="preserve"> </w:t>
-      </w:r>
-      <w:r>
-        <w:t xml:space="preserve">characterization range at the levels given in</w:t>
-      </w:r>
-      <w:r>
-        <w:t xml:space="preserve"> </w:t>
-      </w:r>
-      <w:hyperlink w:anchor="tbl-design">
-        <w:r>
-          <w:rPr>
-            <w:rStyle w:val="Hyperlink"/>
-          </w:rPr>
-          <w:t xml:space="preserve">Table 6</w:t>
-        </w:r>
-      </w:hyperlink>
-      <w:r>
-        <w:t xml:space="preserve">, with the other two held at</w:t>
-      </w:r>
-      <w:r>
-        <w:t xml:space="preserve"> </w:t>
-      </w:r>
-      <w:r>
-        <w:t xml:space="preserve">their set-points, and its proven acceptable range will be reported as the widest</w:t>
-      </w:r>
-      <w:r>
-        <w:t xml:space="preserve"> </w:t>
-      </w:r>
-      <w:r>
-        <w:t xml:space="preserve">continuous part of that range over which every criterion is met. Where the whole</w:t>
-      </w:r>
-      <w:r>
-        <w:t xml:space="preserve"> </w:t>
-      </w:r>
-      <w:r>
-        <w:t xml:space="preserve">characterization range is acceptable, the report will say so, and the proven acceptable</w:t>
-      </w:r>
-      <w:r>
-        <w:t xml:space="preserve"> </w:t>
-      </w:r>
-      <w:r>
-        <w:t xml:space="preserve">range of that parameter is then its full studied range.</w:t>
-      </w:r>
-    </w:p>
-    <w:p>
-      <w:pPr>
-        <w:pStyle w:val="BodyText"/>
-      </w:pPr>
-      <w:r>
-        <w:t xml:space="preserve">The NOR-propagated analysis used at the multivariate steps will not be run here. That</w:t>
-      </w:r>
-      <w:r>
-        <w:t xml:space="preserve"> </w:t>
-      </w:r>
-      <w:r>
-        <w:t xml:space="preserve">analysis varies the other factors within their normal operating ranges by Monte-Carlo</w:t>
-      </w:r>
-      <w:r>
-        <w:t xml:space="preserve"> </w:t>
-      </w:r>
-      <w:r>
-        <w:t xml:space="preserve">simulation of a fitted response-surface model, and no such model will exist for this</w:t>
-      </w:r>
-      <w:r>
-        <w:t xml:space="preserve"> </w:t>
-      </w:r>
-      <w:r>
-        <w:t xml:space="preserve">step. The combined worst-case run of</w:t>
-      </w:r>
-      <w:r>
-        <w:t xml:space="preserve"> </w:t>
-      </w:r>
-      <w:hyperlink w:anchor="sec-design">
-        <w:r>
-          <w:rPr>
-            <w:rStyle w:val="Hyperlink"/>
-          </w:rPr>
-          <w:t xml:space="preserve">Section 6</w:t>
-        </w:r>
-      </w:hyperlink>
-      <w:r>
-        <w:t xml:space="preserve"> </w:t>
-      </w:r>
-      <w:r>
-        <w:t xml:space="preserve">is what this plan offers in its place.</w:t>
-      </w:r>
-    </w:p>
-    <w:p>
-      <w:pPr>
-        <w:pStyle w:val="BodyText"/>
-      </w:pPr>
-      <w:r>
-        <w:t xml:space="preserve">Each proven acceptable range will be presented as a table of the measured response at</w:t>
-      </w:r>
-      <w:r>
-        <w:t xml:space="preserve"> </w:t>
-      </w:r>
-      <w:r>
-        <w:t xml:space="preserve">every level studied against its acceptance limit, with the acceptable region marked. No</w:t>
-      </w:r>
-      <w:r>
-        <w:t xml:space="preserve"> </w:t>
-      </w:r>
-      <w:r>
-        <w:t xml:space="preserve">fitted curve will be shown, because none will be fitted. The report must state the two</w:t>
-      </w:r>
-      <w:r>
-        <w:t xml:space="preserve"> </w:t>
-      </w:r>
-      <w:r>
-        <w:t xml:space="preserve">bounds on these ranges. They hold with the other two parameters at their set-points,</w:t>
-      </w:r>
-      <w:r>
-        <w:t xml:space="preserve"> </w:t>
-      </w:r>
-      <w:r>
-        <w:t xml:space="preserve">and they hold on the qualified scale-down model, whose hold-up volume fraction differs</w:t>
-      </w:r>
-      <w:r>
-        <w:t xml:space="preserve"> </w:t>
-      </w:r>
-      <w:r>
-        <w:t xml:space="preserve">from that of the commercial system.</w:t>
-      </w:r>
-    </w:p>
-    <w:bookmarkEnd w:id="34"/>
-    <w:bookmarkStart w:id="35" w:name="sec-data"/>
-    <w:p>
-      <w:pPr>
-        <w:pStyle w:val="Heading1"/>
-      </w:pPr>
-      <w:r>
-        <w:t xml:space="preserve">9. Data management and integrity</w:t>
-      </w:r>
-    </w:p>
-    <w:p>
-      <w:pPr>
-        <w:pStyle w:val="FirstParagraph"/>
-      </w:pPr>
-      <w:r>
-        <w:t xml:space="preserve">Raw data will be recorded contemporaneously in the validated electronic laboratory</w:t>
-      </w:r>
-      <w:r>
-        <w:t xml:space="preserve"> </w:t>
-      </w:r>
-      <w:r>
-        <w:t xml:space="preserve">notebook, and analytical results in the chromatography data system and the laboratory</w:t>
-      </w:r>
-      <w:r>
-        <w:t xml:space="preserve"> </w:t>
-      </w:r>
-      <w:r>
-        <w:t xml:space="preserve">information management system. Records will meet the ALCOA+ expectations (attributable,</w:t>
-      </w:r>
-      <w:r>
-        <w:t xml:space="preserve"> </w:t>
-      </w:r>
-      <w:r>
-        <w:t xml:space="preserve">legible, contemporaneous, original and accurate) set out in the site data integrity</w:t>
-      </w:r>
-      <w:r>
-        <w:t xml:space="preserve"> </w:t>
-      </w:r>
-      <w:r>
-        <w:t xml:space="preserve">procedures. Instrument audit trails will be enabled and reviewed as part of the data</w:t>
-      </w:r>
-      <w:r>
-        <w:t xml:space="preserve"> </w:t>
-      </w:r>
-      <w:r>
-        <w:t xml:space="preserve">review.</w:t>
-      </w:r>
-    </w:p>
-    <w:p>
-      <w:pPr>
-        <w:pStyle w:val="BodyText"/>
-      </w:pPr>
-      <w:r>
-        <w:t xml:space="preserve">Analysis scripts and their inputs will be version controlled and archived with the</w:t>
-      </w:r>
-      <w:r>
-        <w:t xml:space="preserve"> </w:t>
-      </w:r>
-      <w:r>
-        <w:t xml:space="preserve">report, so that every table in PCR-010 can be regenerated from the raw data. A second</w:t>
-      </w:r>
-      <w:r>
-        <w:t xml:space="preserve"> </w:t>
-      </w:r>
-      <w:r>
-        <w:t xml:space="preserve">person will review every calculation before the report is issued.</w:t>
-      </w:r>
-    </w:p>
-    <w:bookmarkEnd w:id="35"/>
-    <w:bookmarkStart w:id="36" w:name="sec-roles"/>
-    <w:p>
-      <w:pPr>
-        <w:pStyle w:val="Heading1"/>
-      </w:pPr>
-      <w:r>
-        <w:t xml:space="preserve">10. Roles and responsibilities</w:t>
-      </w:r>
-    </w:p>
-    <w:p>
-      <w:pPr>
-        <w:pStyle w:val="FirstParagraph"/>
-      </w:pPr>
-      <w:r>
-        <w:t xml:space="preserve">Process Development and MSAT own this plan, execute the runs and author PCR-010.</w:t>
-      </w:r>
-      <w:r>
-        <w:t xml:space="preserve"> </w:t>
-      </w:r>
-      <w:r>
-        <w:t xml:space="preserve">Analytical Development performs the assays and owns the method performance data that</w:t>
-      </w:r>
-      <w:r>
-        <w:t xml:space="preserve"> </w:t>
-      </w:r>
-      <w:r>
-        <w:t xml:space="preserve">the acceptance criteria of</w:t>
-      </w:r>
-      <w:r>
-        <w:t xml:space="preserve"> </w:t>
-      </w:r>
-      <w:hyperlink w:anchor="sec-acceptance">
-        <w:r>
-          <w:rPr>
-            <w:rStyle w:val="Hyperlink"/>
-          </w:rPr>
-          <w:t xml:space="preserve">Section 7</w:t>
-        </w:r>
-      </w:hyperlink>
-      <w:r>
-        <w:t xml:space="preserve"> </w:t>
-      </w:r>
-      <w:r>
-        <w:t xml:space="preserve">depend on. Manufacturing Science reviews the</w:t>
-      </w:r>
-      <w:r>
-        <w:t xml:space="preserve"> </w:t>
-      </w:r>
-      <w:r>
-        <w:t xml:space="preserve">scale-down model and the applicability of the resulting ranges to the receiving site.</w:t>
-      </w:r>
-      <w:r>
-        <w:t xml:space="preserve"> </w:t>
-      </w:r>
-      <w:r>
-        <w:t xml:space="preserve">Statistics reviews the reproducibility estimate and the analysis. Quality Assurance</w:t>
-      </w:r>
-      <w:r>
-        <w:t xml:space="preserve"> </w:t>
-      </w:r>
-      <w:r>
-        <w:t xml:space="preserve">approves the plan and the report and dispositions any deviation. The approval record is</w:t>
+        <w:t xml:space="preserve">This plan takes effect when it has been approved by the functions recorded in</w:t>
       </w:r>
       <w:r>
         <w:t xml:space="preserve"> </w:t>
@@ -5298,318 +5266,522 @@
         </w:r>
       </w:hyperlink>
       <w:r>
-        <w:t xml:space="preserve">.</w:t>
-      </w:r>
-    </w:p>
-    <w:bookmarkEnd w:id="36"/>
-    <w:bookmarkStart w:id="37" w:name="sec-deliverables"/>
+        <w:t xml:space="preserve">. A</w:t>
+      </w:r>
+      <w:r>
+        <w:t xml:space="preserve"> </w:t>
+      </w:r>
+      <w:r>
+        <w:t xml:space="preserve">change to the design, to the ranges or to the acceptance criteria after approval requires a</w:t>
+      </w:r>
+      <w:r>
+        <w:t xml:space="preserve"> </w:t>
+      </w:r>
+      <w:r>
+        <w:t xml:space="preserve">revision of this plan, approved by the same functions, before the affected runs are</w:t>
+      </w:r>
+      <w:r>
+        <w:t xml:space="preserve"> </w:t>
+      </w:r>
+      <w:r>
+        <w:t xml:space="preserve">executed. A departure from the plan during execution will be recorded as a deviation,</w:t>
+      </w:r>
+      <w:r>
+        <w:t xml:space="preserve"> </w:t>
+      </w:r>
+      <w:r>
+        <w:t xml:space="preserve">dispositioned by QA, and reported with its impact assessment in PCR-010.</w:t>
+      </w:r>
+    </w:p>
+    <w:bookmarkEnd w:id="44"/>
+    <w:bookmarkStart w:id="46" w:name="Xa10ecb1df6e28aa7562baa175bf36288486d86b"/>
     <w:p>
       <w:pPr>
         <w:pStyle w:val="Heading1"/>
       </w:pPr>
       <w:r>
-        <w:t xml:space="preserve">11. Deliverables and schedule</w:t>
+        <w:t xml:space="preserve">14. Appendix A. Planned univariate level schedule</w:t>
       </w:r>
     </w:p>
     <w:p>
       <w:pPr>
         <w:pStyle w:val="FirstParagraph"/>
       </w:pPr>
-      <w:r>
-        <w:t xml:space="preserve">The deliverable of this plan is PCR-010. It will report the qualification of the</w:t>
-      </w:r>
-      <w:r>
-        <w:t xml:space="preserve"> </w:t>
-      </w:r>
-      <w:r>
-        <w:t xml:space="preserve">scale-down model, the results of the 10 planned runs, the proven</w:t>
-      </w:r>
-      <w:r>
-        <w:t xml:space="preserve"> </w:t>
-      </w:r>
-      <w:r>
-        <w:t xml:space="preserve">acceptable range of each parameter, the confirmed classification of all</w:t>
-      </w:r>
-      <w:r>
-        <w:t xml:space="preserve"> </w:t>
-      </w:r>
-      <w:r>
-        <w:t xml:space="preserve">3 parameters (KPP), and the contribution this step makes to the</w:t>
-      </w:r>
-      <w:r>
-        <w:t xml:space="preserve"> </w:t>
-      </w:r>
-      <w:r>
-        <w:t xml:space="preserve">control strategy.</w:t>
-      </w:r>
-    </w:p>
-    <w:p>
-      <w:pPr>
-        <w:pStyle w:val="BodyText"/>
-      </w:pPr>
-      <w:r>
-        <w:t xml:space="preserve">The work runs in four phases. The scale-down model is qualified first, the runs are</w:t>
-      </w:r>
-      <w:r>
-        <w:t xml:space="preserve"> </w:t>
-      </w:r>
-      <w:r>
-        <w:t xml:space="preserve">then executed, the analysis follows, and PCR-010 is issued last. PCR-010 must be</w:t>
-      </w:r>
-      <w:r>
-        <w:t xml:space="preserve"> </w:t>
-      </w:r>
-      <w:r>
-        <w:t xml:space="preserve">approved before the ranges of this step are carried into the commercial batch record</w:t>
-      </w:r>
-      <w:r>
-        <w:t xml:space="preserve"> </w:t>
-      </w:r>
-      <w:r>
-        <w:t xml:space="preserve">and before the qualification batches described in PTP-001 are executed. No dates are</w:t>
-      </w:r>
-      <w:r>
-        <w:t xml:space="preserve"> </w:t>
-      </w:r>
-      <w:r>
-        <w:t xml:space="preserve">given here, and the campaign schedule is held in PCMP-001.</w:t>
-      </w:r>
-    </w:p>
-    <w:bookmarkEnd w:id="37"/>
-    <w:bookmarkStart w:id="38" w:name="sec-risks"/>
-    <w:p>
-      <w:pPr>
-        <w:pStyle w:val="Heading1"/>
-      </w:pPr>
-      <w:r>
-        <w:t xml:space="preserve">12. Risks and assumptions</w:t>
-      </w:r>
-    </w:p>
-    <w:p>
-      <w:pPr>
-        <w:pStyle w:val="FirstParagraph"/>
-      </w:pPr>
-      <w:r>
-        <w:t xml:space="preserve">The principal risk to the study is the representativeness of the scale-down model, and</w:t>
-      </w:r>
-      <w:r>
-        <w:t xml:space="preserve"> </w:t>
-      </w:r>
-      <w:r>
-        <w:t xml:space="preserve">it comes from one quantity. The fraction of the batch held in the system hold-up volume</w:t>
-      </w:r>
-      <w:r>
-        <w:t xml:space="preserve"> </w:t>
-      </w:r>
-      <w:r>
-        <w:t xml:space="preserve">is larger at small scale than at commercial scale, so the scale-down step yield is</w:t>
-      </w:r>
-      <w:r>
-        <w:t xml:space="preserve"> </w:t>
-      </w:r>
-      <w:r>
-        <w:t xml:space="preserve">expected to be lower than the commercial yield and to be more sensitive to the recovery</w:t>
-      </w:r>
-      <w:r>
-        <w:t xml:space="preserve"> </w:t>
-      </w:r>
-      <w:r>
-        <w:t xml:space="preserve">flush than the commercial step is. Yield will therefore be assessed as a difference</w:t>
-      </w:r>
-      <w:r>
-        <w:t xml:space="preserve"> </w:t>
-      </w:r>
-      <w:r>
-        <w:t xml:space="preserve">from the scale-down set-point condition and not as an absolute value transferred to</w:t>
-      </w:r>
-      <w:r>
-        <w:t xml:space="preserve"> </w:t>
-      </w:r>
-      <w:r>
-        <w:t xml:space="preserve">commercial scale. The qualification runs of</w:t>
-      </w:r>
-      <w:r>
-        <w:t xml:space="preserve"> </w:t>
-      </w:r>
-      <w:hyperlink w:anchor="sec-sdm">
+      <w:hyperlink w:anchor="tbl-levels">
         <w:r>
           <w:rPr>
             <w:rStyle w:val="Hyperlink"/>
           </w:rPr>
-          <w:t xml:space="preserve">Section 5.1</w:t>
+          <w:t xml:space="preserve">Table 8</w:t>
         </w:r>
       </w:hyperlink>
       <w:r>
         <w:t xml:space="preserve"> </w:t>
       </w:r>
       <w:r>
-        <w:t xml:space="preserve">are what establish that this</w:t>
-      </w:r>
-      <w:r>
-        <w:t xml:space="preserve"> </w:t>
-      </w:r>
-      <w:r>
-        <w:t xml:space="preserve">difference is stable.</w:t>
-      </w:r>
-    </w:p>
-    <w:p>
-      <w:pPr>
-        <w:pStyle w:val="BodyText"/>
-      </w:pPr>
-      <w:r>
-        <w:t xml:space="preserve">Two further risks are recorded. The feed for the study is the pool of the small virus</w:t>
-      </w:r>
-      <w:r>
-        <w:t xml:space="preserve"> </w:t>
-      </w:r>
-      <w:r>
-        <w:t xml:space="preserve">retentive filtration step, so the study depends on the upstream campaign for</w:t>
-      </w:r>
-      <w:r>
-        <w:t xml:space="preserve"> </w:t>
-      </w:r>
-      <w:r>
-        <w:t xml:space="preserve">representative feed material, and any substituted feed would have to be qualified</w:t>
-      </w:r>
-      <w:r>
-        <w:t xml:space="preserve"> </w:t>
-      </w:r>
-      <w:r>
-        <w:t xml:space="preserve">before use. Membrane lot variability is not studied here, and it is controlled by the</w:t>
-      </w:r>
-      <w:r>
-        <w:t xml:space="preserve"> </w:t>
-      </w:r>
-      <w:r>
-        <w:t xml:space="preserve">incoming specification held under SOP-2013.</w:t>
-      </w:r>
-    </w:p>
-    <w:p>
-      <w:pPr>
-        <w:pStyle w:val="BodyText"/>
-      </w:pPr>
-      <w:r>
-        <w:t xml:space="preserve">The plan makes three assumptions. Platform behaviour of the membrane is assumed to</w:t>
-      </w:r>
-      <w:r>
-        <w:t xml:space="preserve"> </w:t>
-      </w:r>
-      <w:r>
-        <w:t xml:space="preserve">transfer to A-Mab, which the prior products and A-Mab clinical manufacture support but</w:t>
-      </w:r>
-      <w:r>
-        <w:t xml:space="preserve"> </w:t>
-      </w:r>
-      <w:r>
-        <w:t xml:space="preserve">which no product-specific study at this step has yet confirmed. Diafiltration is</w:t>
-      </w:r>
-      <w:r>
-        <w:t xml:space="preserve"> </w:t>
-      </w:r>
-      <w:r>
-        <w:t xml:space="preserve">assumed to be well mixed and at constant volume, which is the basis of the residual</w:t>
-      </w:r>
-      <w:r>
-        <w:t xml:space="preserve"> </w:t>
-      </w:r>
-      <w:r>
-        <w:t xml:space="preserve">calculation in</w:t>
-      </w:r>
-      <w:r>
-        <w:t xml:space="preserve"> </w:t>
-      </w:r>
-      <w:hyperlink w:anchor="sec-acceptance">
-        <w:r>
-          <w:rPr>
-            <w:rStyle w:val="Hyperlink"/>
-          </w:rPr>
-          <w:t xml:space="preserve">Section 7</w:t>
-        </w:r>
-      </w:hyperlink>
-      <w:r>
-        <w:t xml:space="preserve"> </w:t>
-      </w:r>
-      <w:r>
-        <w:t xml:space="preserve">and will be checked against the measured conductivity</w:t>
-      </w:r>
-      <w:r>
-        <w:t xml:space="preserve"> </w:t>
-      </w:r>
-      <w:r>
-        <w:t xml:space="preserve">profile. The formulation composition is assumed fixed, and it is not a variable of this</w:t>
-      </w:r>
-      <w:r>
-        <w:t xml:space="preserve"> </w:t>
-      </w:r>
-      <w:r>
-        <w:t xml:space="preserve">study.</w:t>
-      </w:r>
-    </w:p>
-    <w:bookmarkEnd w:id="38"/>
-    <w:bookmarkStart w:id="39" w:name="sec-approvals"/>
+        <w:t xml:space="preserve">lists the levels at which each parameter will be run. The low and high levels</w:t>
+      </w:r>
+      <w:r>
+        <w:t xml:space="preserve"> </w:t>
+      </w:r>
+      <w:r>
+        <w:t xml:space="preserve">are the edges of the characterization range and the set-point level is common to all three</w:t>
+      </w:r>
+      <w:r>
+        <w:t xml:space="preserve"> </w:t>
+      </w:r>
+      <w:r>
+        <w:t xml:space="preserve">series. No coded design matrix is given for this step, because the study carries no</w:t>
+      </w:r>
+      <w:r>
+        <w:t xml:space="preserve"> </w:t>
+      </w:r>
+      <w:r>
+        <w:t xml:space="preserve">factorial design. The design matrices of the multivariate steps are held in their own</w:t>
+      </w:r>
+      <w:r>
+        <w:t xml:space="preserve"> </w:t>
+      </w:r>
+      <w:r>
+        <w:t xml:space="preserve">plans.</w:t>
+      </w:r>
+    </w:p>
+    <w:tbl>
+      <w:tblPr>
+        <w:tblStyle w:val="Table"/>
+        <w:tblW w:type="pct" w:w="5000"/>
+        <w:tblLayout w:type="fixed"/>
+        <w:tblLook w:firstRow="0" w:lastRow="0" w:firstColumn="0" w:lastColumn="0" w:noHBand="0" w:noVBand="0" w:val="0000"/>
+      </w:tblPr>
+      <w:tblGrid>
+        <w:gridCol w:w="7920"/>
+      </w:tblGrid>
+      <w:tr>
+        <w:tc>
+          <w:tcPr/>
+          <w:bookmarkStart w:id="45" w:name="tbl-levels"/>
+          <w:p>
+            <w:pPr>
+              <w:jc w:val="center"/>
+            </w:pPr>
+            <w:pPr>
+              <w:jc w:val="left"/>
+              <w:spacing w:before="200"/>
+              <w:pStyle w:val="ImageCaption"/>
+            </w:pPr>
+            <w:r>
+              <w:t xml:space="preserve">Table 8: Planned levels for the univariate studies.</w:t>
+            </w:r>
+          </w:p>
+          <w:tbl>
+            <w:tblPr>
+              <w:tblStyle w:val="Table"/>
+              <w:tblW w:type="pct" w:w="5000"/>
+              <w:tblLayout w:type="fixed"/>
+              <w:tblLook w:firstRow="1" w:lastRow="0" w:firstColumn="0" w:lastColumn="0" w:noHBand="0" w:noVBand="0" w:val="0020"/>
+            </w:tblPr>
+            <w:tblGrid>
+              <w:gridCol w:w="1980"/>
+              <w:gridCol w:w="660"/>
+              <w:gridCol w:w="1072"/>
+              <w:gridCol w:w="1072"/>
+              <w:gridCol w:w="1155"/>
+              <w:gridCol w:w="825"/>
+              <w:gridCol w:w="1155"/>
+            </w:tblGrid>
+            <w:tr>
+              <w:trPr>
+                <w:tblHeader w:val="on"/>
+              </w:trPr>
+              <w:tc>
+                <w:tcPr/>
+                <w:p>
+                  <w:pPr>
+                    <w:pStyle w:val="Compact"/>
+                    <w:jc w:val="left"/>
+                    <w:jc w:val="center"/>
+                  </w:pPr>
+                  <w:r>
+                    <w:t xml:space="preserve">Parameter</w:t>
+                  </w:r>
+                </w:p>
+              </w:tc>
+              <w:tc>
+                <w:tcPr/>
+                <w:p>
+                  <w:pPr>
+                    <w:pStyle w:val="Compact"/>
+                    <w:jc w:val="left"/>
+                    <w:jc w:val="center"/>
+                  </w:pPr>
+                  <w:r>
+                    <w:t xml:space="preserve">Unit</w:t>
+                  </w:r>
+                </w:p>
+              </w:tc>
+              <w:tc>
+                <w:tcPr/>
+                <w:p>
+                  <w:pPr>
+                    <w:pStyle w:val="Compact"/>
+                    <w:jc w:val="right"/>
+                    <w:jc w:val="center"/>
+                  </w:pPr>
+                  <w:r>
+                    <w:t xml:space="preserve">Low level</w:t>
+                  </w:r>
+                </w:p>
+              </w:tc>
+              <w:tc>
+                <w:tcPr/>
+                <w:p>
+                  <w:pPr>
+                    <w:pStyle w:val="Compact"/>
+                    <w:jc w:val="right"/>
+                    <w:jc w:val="center"/>
+                  </w:pPr>
+                  <w:r>
+                    <w:t xml:space="preserve">Set-point</w:t>
+                  </w:r>
+                </w:p>
+              </w:tc>
+              <w:tc>
+                <w:tcPr/>
+                <w:p>
+                  <w:pPr>
+                    <w:pStyle w:val="Compact"/>
+                    <w:jc w:val="right"/>
+                    <w:jc w:val="center"/>
+                  </w:pPr>
+                  <w:r>
+                    <w:t xml:space="preserve">High level</w:t>
+                  </w:r>
+                </w:p>
+              </w:tc>
+              <w:tc>
+                <w:tcPr/>
+                <w:p>
+                  <w:pPr>
+                    <w:pStyle w:val="Compact"/>
+                    <w:jc w:val="left"/>
+                    <w:jc w:val="center"/>
+                  </w:pPr>
+                  <w:r>
+                    <w:t xml:space="preserve">NOR</w:t>
+                  </w:r>
+                </w:p>
+              </w:tc>
+              <w:tc>
+                <w:tcPr/>
+                <w:p>
+                  <w:pPr>
+                    <w:pStyle w:val="Compact"/>
+                    <w:jc w:val="left"/>
+                    <w:jc w:val="center"/>
+                  </w:pPr>
+                  <w:r>
+                    <w:t xml:space="preserve">Study type</w:t>
+                  </w:r>
+                </w:p>
+              </w:tc>
+            </w:tr>
+            <w:tr>
+              <w:tc>
+                <w:tcPr/>
+                <w:p>
+                  <w:pPr>
+                    <w:pStyle w:val="Compact"/>
+                    <w:jc w:val="left"/>
+                    <w:jc w:val="center"/>
+                  </w:pPr>
+                  <w:r>
+                    <w:t xml:space="preserve">Number of diavolumes</w:t>
+                  </w:r>
+                </w:p>
+              </w:tc>
+              <w:tc>
+                <w:tcPr/>
+                <w:p>
+                  <w:pPr>
+                    <w:pStyle w:val="Compact"/>
+                    <w:jc w:val="left"/>
+                    <w:jc w:val="center"/>
+                  </w:pPr>
+                  <w:r>
+                    <w:t xml:space="preserve">DV</w:t>
+                  </w:r>
+                </w:p>
+              </w:tc>
+              <w:tc>
+                <w:tcPr/>
+                <w:p>
+                  <w:pPr>
+                    <w:pStyle w:val="Compact"/>
+                    <w:jc w:val="right"/>
+                    <w:jc w:val="center"/>
+                  </w:pPr>
+                  <w:r>
+                    <w:t xml:space="preserve">7</w:t>
+                  </w:r>
+                </w:p>
+              </w:tc>
+              <w:tc>
+                <w:tcPr/>
+                <w:p>
+                  <w:pPr>
+                    <w:pStyle w:val="Compact"/>
+                    <w:jc w:val="right"/>
+                    <w:jc w:val="center"/>
+                  </w:pPr>
+                  <w:r>
+                    <w:t xml:space="preserve">8</w:t>
+                  </w:r>
+                </w:p>
+              </w:tc>
+              <w:tc>
+                <w:tcPr/>
+                <w:p>
+                  <w:pPr>
+                    <w:pStyle w:val="Compact"/>
+                    <w:jc w:val="right"/>
+                    <w:jc w:val="center"/>
+                  </w:pPr>
+                  <w:r>
+                    <w:t xml:space="preserve">10</w:t>
+                  </w:r>
+                </w:p>
+              </w:tc>
+              <w:tc>
+                <w:tcPr/>
+                <w:p>
+                  <w:pPr>
+                    <w:pStyle w:val="Compact"/>
+                    <w:jc w:val="left"/>
+                    <w:jc w:val="center"/>
+                  </w:pPr>
+                  <w:r>
+                    <w:t xml:space="preserve">7 to 9</w:t>
+                  </w:r>
+                </w:p>
+              </w:tc>
+              <w:tc>
+                <w:tcPr/>
+                <w:p>
+                  <w:pPr>
+                    <w:pStyle w:val="Compact"/>
+                    <w:jc w:val="left"/>
+                    <w:jc w:val="center"/>
+                  </w:pPr>
+                  <w:r>
+                    <w:t xml:space="preserve">univariate</w:t>
+                  </w:r>
+                </w:p>
+              </w:tc>
+            </w:tr>
+            <w:tr>
+              <w:tc>
+                <w:tcPr/>
+                <w:p>
+                  <w:pPr>
+                    <w:pStyle w:val="Compact"/>
+                    <w:jc w:val="left"/>
+                    <w:jc w:val="center"/>
+                  </w:pPr>
+                  <w:r>
+                    <w:t xml:space="preserve">Transmembrane pressure</w:t>
+                  </w:r>
+                </w:p>
+              </w:tc>
+              <w:tc>
+                <w:tcPr/>
+                <w:p>
+                  <w:pPr>
+                    <w:pStyle w:val="Compact"/>
+                    <w:jc w:val="left"/>
+                    <w:jc w:val="center"/>
+                  </w:pPr>
+                  <w:r>
+                    <w:t xml:space="preserve">psi</w:t>
+                  </w:r>
+                </w:p>
+              </w:tc>
+              <w:tc>
+                <w:tcPr/>
+                <w:p>
+                  <w:pPr>
+                    <w:pStyle w:val="Compact"/>
+                    <w:jc w:val="right"/>
+                    <w:jc w:val="center"/>
+                  </w:pPr>
+                  <w:r>
+                    <w:t xml:space="preserve">10</w:t>
+                  </w:r>
+                </w:p>
+              </w:tc>
+              <w:tc>
+                <w:tcPr/>
+                <w:p>
+                  <w:pPr>
+                    <w:pStyle w:val="Compact"/>
+                    <w:jc w:val="right"/>
+                    <w:jc w:val="center"/>
+                  </w:pPr>
+                  <w:r>
+                    <w:t xml:space="preserve">12</w:t>
+                  </w:r>
+                </w:p>
+              </w:tc>
+              <w:tc>
+                <w:tcPr/>
+                <w:p>
+                  <w:pPr>
+                    <w:pStyle w:val="Compact"/>
+                    <w:jc w:val="right"/>
+                    <w:jc w:val="center"/>
+                  </w:pPr>
+                  <w:r>
+                    <w:t xml:space="preserve">15</w:t>
+                  </w:r>
+                </w:p>
+              </w:tc>
+              <w:tc>
+                <w:tcPr/>
+                <w:p>
+                  <w:pPr>
+                    <w:pStyle w:val="Compact"/>
+                    <w:jc w:val="left"/>
+                    <w:jc w:val="center"/>
+                  </w:pPr>
+                  <w:r>
+                    <w:t xml:space="preserve">10 to 14</w:t>
+                  </w:r>
+                </w:p>
+              </w:tc>
+              <w:tc>
+                <w:tcPr/>
+                <w:p>
+                  <w:pPr>
+                    <w:pStyle w:val="Compact"/>
+                    <w:jc w:val="left"/>
+                    <w:jc w:val="center"/>
+                  </w:pPr>
+                  <w:r>
+                    <w:t xml:space="preserve">univariate</w:t>
+                  </w:r>
+                </w:p>
+              </w:tc>
+            </w:tr>
+            <w:tr>
+              <w:tc>
+                <w:tcPr/>
+                <w:p>
+                  <w:pPr>
+                    <w:pStyle w:val="Compact"/>
+                    <w:jc w:val="left"/>
+                    <w:jc w:val="center"/>
+                  </w:pPr>
+                  <w:r>
+                    <w:t xml:space="preserve">Final DS concentration</w:t>
+                  </w:r>
+                </w:p>
+              </w:tc>
+              <w:tc>
+                <w:tcPr/>
+                <w:p>
+                  <w:pPr>
+                    <w:pStyle w:val="Compact"/>
+                    <w:jc w:val="left"/>
+                    <w:jc w:val="center"/>
+                  </w:pPr>
+                  <w:r>
+                    <w:t xml:space="preserve">g/L</w:t>
+                  </w:r>
+                </w:p>
+              </w:tc>
+              <w:tc>
+                <w:tcPr/>
+                <w:p>
+                  <w:pPr>
+                    <w:pStyle w:val="Compact"/>
+                    <w:jc w:val="right"/>
+                    <w:jc w:val="center"/>
+                  </w:pPr>
+                  <w:r>
+                    <w:t xml:space="preserve">65</w:t>
+                  </w:r>
+                </w:p>
+              </w:tc>
+              <w:tc>
+                <w:tcPr/>
+                <w:p>
+                  <w:pPr>
+                    <w:pStyle w:val="Compact"/>
+                    <w:jc w:val="right"/>
+                    <w:jc w:val="center"/>
+                  </w:pPr>
+                  <w:r>
+                    <w:t xml:space="preserve">75</w:t>
+                  </w:r>
+                </w:p>
+              </w:tc>
+              <w:tc>
+                <w:tcPr/>
+                <w:p>
+                  <w:pPr>
+                    <w:pStyle w:val="Compact"/>
+                    <w:jc w:val="right"/>
+                    <w:jc w:val="center"/>
+                  </w:pPr>
+                  <w:r>
+                    <w:t xml:space="preserve">85</w:t>
+                  </w:r>
+                </w:p>
+              </w:tc>
+              <w:tc>
+                <w:tcPr/>
+                <w:p>
+                  <w:pPr>
+                    <w:pStyle w:val="Compact"/>
+                    <w:jc w:val="left"/>
+                    <w:jc w:val="center"/>
+                  </w:pPr>
+                  <w:r>
+                    <w:t xml:space="preserve">70 to 80</w:t>
+                  </w:r>
+                </w:p>
+              </w:tc>
+              <w:tc>
+                <w:tcPr/>
+                <w:p>
+                  <w:pPr>
+                    <w:pStyle w:val="Compact"/>
+                    <w:jc w:val="left"/>
+                    <w:jc w:val="center"/>
+                  </w:pPr>
+                  <w:r>
+                    <w:t xml:space="preserve">univariate</w:t>
+                  </w:r>
+                </w:p>
+              </w:tc>
+            </w:tr>
+          </w:tbl>
+          <w:bookmarkEnd w:id="45"/>
+          <w:p/>
+        </w:tc>
+      </w:tr>
+    </w:tbl>
+    <w:bookmarkEnd w:id="46"/>
+    <w:bookmarkStart w:id="55" w:name="references"/>
     <w:p>
       <w:pPr>
         <w:pStyle w:val="Heading1"/>
       </w:pPr>
       <w:r>
-        <w:t xml:space="preserve">13. Approvals</w:t>
-      </w:r>
-    </w:p>
-    <w:p>
-      <w:pPr>
-        <w:pStyle w:val="FirstParagraph"/>
-      </w:pPr>
-      <w:r>
-        <w:t xml:space="preserve">This plan becomes effective when it is approved by the functions listed in</w:t>
-      </w:r>
-      <w:r>
-        <w:t xml:space="preserve"> </w:t>
-      </w:r>
-      <w:hyperlink w:anchor="tbl-appr">
-        <w:r>
-          <w:rPr>
-            <w:rStyle w:val="Hyperlink"/>
-          </w:rPr>
-          <w:t xml:space="preserve">Table 1</w:t>
-        </w:r>
-      </w:hyperlink>
-      <w:r>
-        <w:t xml:space="preserve">.</w:t>
-      </w:r>
-      <w:r>
-        <w:t xml:space="preserve"> </w:t>
-      </w:r>
-      <w:r>
-        <w:t xml:space="preserve">Any change to the study design after approval will be recorded as an amendment to this</w:t>
-      </w:r>
-      <w:r>
-        <w:t xml:space="preserve"> </w:t>
-      </w:r>
-      <w:r>
-        <w:t xml:space="preserve">plan and reported in PCR-010</w:t>
-      </w:r>
-      <w:r>
-        <w:t xml:space="preserve"> </w:t>
-      </w:r>
-      <w:r>
-        <w:t xml:space="preserve">(U.S. Food and Drug Administration 2011)</w:t>
-      </w:r>
-      <w:r>
-        <w:t xml:space="preserve">.</w:t>
-      </w:r>
-    </w:p>
-    <w:bookmarkEnd w:id="39"/>
-    <w:bookmarkStart w:id="44" w:name="references"/>
-    <w:p>
-      <w:pPr>
-        <w:pStyle w:val="Heading1"/>
-      </w:pPr>
-      <w:r>
         <w:t xml:space="preserve">References</w:t>
       </w:r>
     </w:p>
-    <w:bookmarkStart w:id="43" w:name="refs"/>
-    <w:bookmarkStart w:id="40" w:name="ref-amab2009"/>
+    <w:bookmarkStart w:id="54" w:name="refs"/>
+    <w:bookmarkStart w:id="47" w:name="ref-amab2009"/>
     <w:p>
       <w:pPr>
         <w:pStyle w:val="Bibliography"/>
@@ -5631,14 +5803,83 @@
         <w:t xml:space="preserve">. CASSS.</w:t>
       </w:r>
     </w:p>
-    <w:bookmarkEnd w:id="40"/>
-    <w:bookmarkStart w:id="41" w:name="ref-ichq5a"/>
+    <w:bookmarkEnd w:id="47"/>
+    <w:bookmarkStart w:id="48" w:name="ref-ichq10"/>
     <w:p>
       <w:pPr>
         <w:pStyle w:val="Bibliography"/>
       </w:pPr>
       <w:r>
-        <w:t xml:space="preserve">International Council for Harmonisation. 2023.</w:t>
+        <w:t xml:space="preserve">International Council for Harmonisation. 2008.</w:t>
+      </w:r>
+      <w:r>
+        <w:t xml:space="preserve"> </w:t>
+      </w:r>
+      <w:r>
+        <w:rPr>
+          <w:i/>
+          <w:iCs/>
+        </w:rPr>
+        <w:t xml:space="preserve">ICH Q10: Pharmaceutical Quality System</w:t>
+      </w:r>
+      <w:r>
+        <w:t xml:space="preserve">. ICH.</w:t>
+      </w:r>
+    </w:p>
+    <w:bookmarkEnd w:id="48"/>
+    <w:bookmarkStart w:id="49" w:name="ref-ichq8"/>
+    <w:p>
+      <w:pPr>
+        <w:pStyle w:val="Bibliography"/>
+      </w:pPr>
+      <w:r>
+        <w:t xml:space="preserve">International Council for Harmonisation. 2009.</w:t>
+      </w:r>
+      <w:r>
+        <w:t xml:space="preserve"> </w:t>
+      </w:r>
+      <w:r>
+        <w:rPr>
+          <w:i/>
+          <w:iCs/>
+        </w:rPr>
+        <w:t xml:space="preserve">ICH Q8(R2): Pharmaceutical Development</w:t>
+      </w:r>
+      <w:r>
+        <w:t xml:space="preserve">. ICH.</w:t>
+      </w:r>
+    </w:p>
+    <w:bookmarkEnd w:id="49"/>
+    <w:bookmarkStart w:id="50" w:name="ref-ichq11"/>
+    <w:p>
+      <w:pPr>
+        <w:pStyle w:val="Bibliography"/>
+      </w:pPr>
+      <w:r>
+        <w:t xml:space="preserve">International Council for Harmonisation. 2012.</w:t>
+      </w:r>
+      <w:r>
+        <w:t xml:space="preserve"> </w:t>
+      </w:r>
+      <w:r>
+        <w:rPr>
+          <w:i/>
+          <w:iCs/>
+        </w:rPr>
+        <w:t xml:space="preserve">ICH Q11: Development and Manufacture of Drug Substances</w:t>
+      </w:r>
+      <w:r>
+        <w:t xml:space="preserve">. ICH.</w:t>
+      </w:r>
+    </w:p>
+    <w:bookmarkEnd w:id="50"/>
+    <w:bookmarkStart w:id="51" w:name="ref-ichq5a"/>
+    <w:p>
+      <w:pPr>
+        <w:pStyle w:val="Bibliography"/>
+      </w:pPr>
+      <w:r>
+        <w:t xml:space="preserve">International Council for Harmonisation. 2023a.</w:t>
       </w:r>
       <w:r>
         <w:t xml:space="preserve"> </w:t>
@@ -5654,8 +5895,31 @@
         <w:t xml:space="preserve">. ICH.</w:t>
       </w:r>
     </w:p>
-    <w:bookmarkEnd w:id="41"/>
-    <w:bookmarkStart w:id="42" w:name="ref-fda2011"/>
+    <w:bookmarkEnd w:id="51"/>
+    <w:bookmarkStart w:id="52" w:name="ref-ichq9"/>
+    <w:p>
+      <w:pPr>
+        <w:pStyle w:val="Bibliography"/>
+      </w:pPr>
+      <w:r>
+        <w:t xml:space="preserve">International Council for Harmonisation. 2023b.</w:t>
+      </w:r>
+      <w:r>
+        <w:t xml:space="preserve"> </w:t>
+      </w:r>
+      <w:r>
+        <w:rPr>
+          <w:i/>
+          <w:iCs/>
+        </w:rPr>
+        <w:t xml:space="preserve">ICH Q9(R1): Quality Risk Management</w:t>
+      </w:r>
+      <w:r>
+        <w:t xml:space="preserve">. ICH.</w:t>
+      </w:r>
+    </w:p>
+    <w:bookmarkEnd w:id="52"/>
+    <w:bookmarkStart w:id="53" w:name="ref-fda2011"/>
     <w:p>
       <w:pPr>
         <w:pStyle w:val="Bibliography"/>
@@ -5677,9 +5941,9 @@
         <w:t xml:space="preserve">. FDA.</w:t>
       </w:r>
     </w:p>
-    <w:bookmarkEnd w:id="42"/>
-    <w:bookmarkEnd w:id="43"/>
-    <w:bookmarkEnd w:id="44"/>
+    <w:bookmarkEnd w:id="53"/>
+    <w:bookmarkEnd w:id="54"/>
+    <w:bookmarkEnd w:id="55"/>
     <w:sectPr>
       <w:footnotePr>
         <w:numRestart w:val="eachSect"/>
@@ -5790,13 +6054,13 @@
       </w:pPr>
     </w:lvl>
   </w:abstractNum>
-  <w:abstractNum w:abstractNumId="99411">
-    <w:nsid w:val="00A99411"/>
+  <w:abstractNum w:abstractNumId="99531">
+    <w:nsid w:val="00A99531"/>
     <w:multiLevelType w:val="multilevel"/>
     <w:lvl w:ilvl="0">
       <w:start w:val="1"/>
-      <w:numFmt w:val="decimal"/>
-      <w:lvlText w:val="%1."/>
+      <w:numFmt w:val="lowerRoman"/>
+      <w:lvlText w:val="(%1)"/>
       <w:lvlJc w:val="left"/>
       <w:pPr>
         <w:ind w:left="720" w:hanging="360"/>
@@ -5804,8 +6068,8 @@
     </w:lvl>
     <w:lvl w:ilvl="1">
       <w:start w:val="1"/>
-      <w:numFmt w:val="decimal"/>
-      <w:lvlText w:val="%2."/>
+      <w:numFmt w:val="lowerRoman"/>
+      <w:lvlText w:val="(%2)"/>
       <w:lvlJc w:val="left"/>
       <w:pPr>
         <w:ind w:left="1440" w:hanging="360"/>
@@ -5813,8 +6077,8 @@
     </w:lvl>
     <w:lvl w:ilvl="2">
       <w:start w:val="1"/>
-      <w:numFmt w:val="decimal"/>
-      <w:lvlText w:val="%3."/>
+      <w:numFmt w:val="lowerRoman"/>
+      <w:lvlText w:val="(%3)"/>
       <w:lvlJc w:val="left"/>
       <w:pPr>
         <w:ind w:left="2160" w:hanging="360"/>
@@ -5822,8 +6086,8 @@
     </w:lvl>
     <w:lvl w:ilvl="3">
       <w:start w:val="1"/>
-      <w:numFmt w:val="decimal"/>
-      <w:lvlText w:val="%4."/>
+      <w:numFmt w:val="lowerRoman"/>
+      <w:lvlText w:val="(%4)"/>
       <w:lvlJc w:val="left"/>
       <w:pPr>
         <w:ind w:left="2880" w:hanging="360"/>
@@ -5831,8 +6095,8 @@
     </w:lvl>
     <w:lvl w:ilvl="4">
       <w:start w:val="1"/>
-      <w:numFmt w:val="decimal"/>
-      <w:lvlText w:val="%5."/>
+      <w:numFmt w:val="lowerRoman"/>
+      <w:lvlText w:val="(%5)"/>
       <w:lvlJc w:val="left"/>
       <w:pPr>
         <w:ind w:left="3600" w:hanging="360"/>
@@ -5840,8 +6104,8 @@
     </w:lvl>
     <w:lvl w:ilvl="5">
       <w:start w:val="1"/>
-      <w:numFmt w:val="decimal"/>
-      <w:lvlText w:val="%6."/>
+      <w:numFmt w:val="lowerRoman"/>
+      <w:lvlText w:val="(%6)"/>
       <w:lvlJc w:val="left"/>
       <w:pPr>
         <w:ind w:left="4320" w:hanging="360"/>
@@ -5849,8 +6113,8 @@
     </w:lvl>
     <w:lvl w:ilvl="6">
       <w:start w:val="1"/>
-      <w:numFmt w:val="decimal"/>
-      <w:lvlText w:val="%7."/>
+      <w:numFmt w:val="lowerRoman"/>
+      <w:lvlText w:val="(%7)"/>
       <w:lvlJc w:val="left"/>
       <w:pPr>
         <w:ind w:left="5040" w:hanging="360"/>
@@ -5858,8 +6122,8 @@
     </w:lvl>
     <w:lvl w:ilvl="7">
       <w:start w:val="1"/>
-      <w:numFmt w:val="decimal"/>
-      <w:lvlText w:val="%8."/>
+      <w:numFmt w:val="lowerRoman"/>
+      <w:lvlText w:val="(%8)"/>
       <w:lvlJc w:val="left"/>
       <w:pPr>
         <w:ind w:left="5760" w:hanging="360"/>
@@ -5867,8 +6131,8 @@
     </w:lvl>
     <w:lvl w:ilvl="8">
       <w:start w:val="1"/>
-      <w:numFmt w:val="decimal"/>
-      <w:lvlText w:val="%9."/>
+      <w:numFmt w:val="lowerRoman"/>
+      <w:lvlText w:val="(%9)"/>
       <w:lvlJc w:val="left"/>
       <w:pPr>
         <w:ind w:left="6480" w:hanging="360"/>
@@ -5879,7 +6143,7 @@
     <w:abstractNumId w:val="990"/>
   </w:num>
   <w:num w:numId="1001">
-    <w:abstractNumId w:val="99411"/>
+    <w:abstractNumId w:val="99531"/>
     <w:lvlOverride w:ilvl="0">
       <w:startOverride w:val="1"/>
     </w:lvlOverride>
